--- a/插件详细手册/0.问题解答集合（FAQ）/Rmmv中的罕见问题.docx
+++ b/插件详细手册/0.问题解答集合（FAQ）/Rmmv中的罕见问题.docx
@@ -1,11 +1,14 @@
 
 <file path=word/document.xml><?xml version="1.0" encoding="utf-8"?>
-<w:document xmlns:wpc="http://schemas.microsoft.com/office/word/2010/wordprocessingCanvas" xmlns:cx="http://schemas.microsoft.com/office/drawing/2014/chartex" xmlns:cx1="http://schemas.microsoft.com/office/drawing/2015/9/8/chartex" xmlns:cx2="http://schemas.microsoft.com/office/drawing/2015/10/21/chartex" xmlns:cx3="http://schemas.microsoft.com/office/drawing/2016/5/9/chartex" xmlns:cx4="http://schemas.microsoft.com/office/drawing/2016/5/10/chartex" xmlns:cx5="http://schemas.microsoft.com/office/drawing/2016/5/11/chartex" xmlns:cx6="http://schemas.microsoft.com/office/drawing/2016/5/12/chartex" xmlns:cx7="http://schemas.microsoft.com/office/drawing/2016/5/13/chartex" xmlns:cx8="http://schemas.microsoft.com/office/drawing/2016/5/14/chartex" xmlns:mc="http://schemas.openxmlformats.org/markup-compatibility/2006" xmlns:aink="http://schemas.microsoft.com/office/drawing/2016/ink" xmlns:am3d="http://schemas.microsoft.com/office/drawing/2017/model3d" xmlns:o="urn:schemas-microsoft-com:office:office" xmlns:oel="http://schemas.microsoft.com/office/2019/extlst" xmlns:r="http://schemas.openxmlformats.org/officeDocument/2006/relationships" xmlns:m="http://schemas.openxmlformats.org/officeDocument/2006/math" xmlns:v="urn:schemas-microsoft-com:vml" xmlns:wp14="http://schemas.microsoft.com/office/word/2010/wordprocessingDrawing" xmlns:wp="http://schemas.openxmlformats.org/drawingml/2006/wordprocessingDrawing" xmlns:w10="urn:schemas-microsoft-com:office:word" xmlns:w="http://schemas.openxmlformats.org/wordprocessingml/2006/main" xmlns:w14="http://schemas.microsoft.com/office/word/2010/wordml" xmlns:w15="http://schemas.microsoft.com/office/word/2012/wordml" xmlns:w16cex="http://schemas.microsoft.com/office/word/2018/wordml/cex" xmlns:w16cid="http://schemas.microsoft.com/office/word/2016/wordml/cid" xmlns:w16="http://schemas.microsoft.com/office/word/2018/wordml" xmlns:w16sdtdh="http://schemas.microsoft.com/office/word/2020/wordml/sdtdatahash" xmlns:w16se="http://schemas.microsoft.com/office/word/2015/wordml/symex" xmlns:wpg="http://schemas.microsoft.com/office/word/2010/wordprocessingGroup" xmlns:wpi="http://schemas.microsoft.com/office/word/2010/wordprocessingInk" xmlns:wne="http://schemas.microsoft.com/office/word/2006/wordml" xmlns:wps="http://schemas.microsoft.com/office/word/2010/wordprocessingShape" mc:Ignorable="w14 w15 w16se w16cid w16 w16cex w16sdtdh wp14">
+<w:document xmlns:wpc="http://schemas.microsoft.com/office/word/2010/wordprocessingCanvas" xmlns:cx="http://schemas.microsoft.com/office/drawing/2014/chartex" xmlns:cx1="http://schemas.microsoft.com/office/drawing/2015/9/8/chartex" xmlns:cx2="http://schemas.microsoft.com/office/drawing/2015/10/21/chartex" xmlns:cx3="http://schemas.microsoft.com/office/drawing/2016/5/9/chartex" xmlns:cx4="http://schemas.microsoft.com/office/drawing/2016/5/10/chartex" xmlns:cx5="http://schemas.microsoft.com/office/drawing/2016/5/11/chartex" xmlns:cx6="http://schemas.microsoft.com/office/drawing/2016/5/12/chartex" xmlns:cx7="http://schemas.microsoft.com/office/drawing/2016/5/13/chartex" xmlns:cx8="http://schemas.microsoft.com/office/drawing/2016/5/14/chartex" xmlns:mc="http://schemas.openxmlformats.org/markup-compatibility/2006" xmlns:aink="http://schemas.microsoft.com/office/drawing/2016/ink" xmlns:am3d="http://schemas.microsoft.com/office/drawing/2017/model3d" xmlns:o="urn:schemas-microsoft-com:office:office" xmlns:oel="http://schemas.microsoft.com/office/2019/extlst" xmlns:r="http://schemas.openxmlformats.org/officeDocument/2006/relationships" xmlns:m="http://schemas.openxmlformats.org/officeDocument/2006/math" xmlns:v="urn:schemas-microsoft-com:vml" xmlns:wp14="http://schemas.microsoft.com/office/word/2010/wordprocessingDrawing" xmlns:wp="http://schemas.openxmlformats.org/drawingml/2006/wordprocessingDrawing" xmlns:w10="urn:schemas-microsoft-com:office:word" xmlns:w="http://schemas.openxmlformats.org/wordprocessingml/2006/main" xmlns:w14="http://schemas.microsoft.com/office/word/2010/wordml" xmlns:w15="http://schemas.microsoft.com/office/word/2012/wordml" xmlns:w16cex="http://schemas.microsoft.com/office/word/2018/wordml/cex" xmlns:w16cid="http://schemas.microsoft.com/office/word/2016/wordml/cid" xmlns:w16="http://schemas.microsoft.com/office/word/2018/wordml" xmlns:w16du="http://schemas.microsoft.com/office/word/2023/wordml/word16du" xmlns:w16sdtdh="http://schemas.microsoft.com/office/word/2020/wordml/sdtdatahash" xmlns:w16sdtfl="http://schemas.microsoft.com/office/word/2024/wordml/sdtformatlock" xmlns:w16se="http://schemas.microsoft.com/office/word/2015/wordml/symex" xmlns:wpg="http://schemas.microsoft.com/office/word/2010/wordprocessingGroup" xmlns:wpi="http://schemas.microsoft.com/office/word/2010/wordprocessingInk" xmlns:wne="http://schemas.microsoft.com/office/word/2006/wordml" xmlns:wps="http://schemas.microsoft.com/office/word/2010/wordprocessingShape" mc:Ignorable="w14 w15 w16se w16cid w16 w16cex w16sdtdh w16sdtfl w16du wp14">
   <w:body>
     <w:p>
       <w:pPr>
         <w:pStyle w:val="2"/>
         <w:spacing w:line="276" w:lineRule="auto"/>
+        <w:rPr>
+          <w:rFonts w:hint="eastAsia"/>
+        </w:rPr>
       </w:pPr>
       <w:r>
         <w:rPr>
@@ -22,40 +25,27 @@
       <w:r>
         <w:t xml:space="preserve"> </w:t>
       </w:r>
-      <w:proofErr w:type="gramStart"/>
       <w:r>
         <w:rPr>
           <w:rFonts w:hint="eastAsia"/>
         </w:rPr>
-        <w:t>插件报</w:t>
-      </w:r>
-      <w:proofErr w:type="gramEnd"/>
-      <w:r>
-        <w:rPr>
-          <w:rFonts w:hint="eastAsia"/>
-        </w:rPr>
-        <w:t>错</w:t>
+        <w:t>插件报错</w:t>
       </w:r>
     </w:p>
     <w:p>
       <w:pPr>
         <w:pStyle w:val="3"/>
         <w:spacing w:line="276" w:lineRule="auto"/>
+        <w:rPr>
+          <w:rFonts w:hint="eastAsia"/>
+        </w:rPr>
       </w:pPr>
       <w:r>
         <w:rPr>
           <w:rFonts w:hint="eastAsia"/>
         </w:rPr>
-        <w:t>第一次进入鼠标</w:t>
+        <w:t>第一次进入鼠标管理层爆卡</w:t>
       </w:r>
-      <w:proofErr w:type="gramStart"/>
-      <w:r>
-        <w:rPr>
-          <w:rFonts w:hint="eastAsia"/>
-        </w:rPr>
-        <w:t>管理层爆卡</w:t>
-      </w:r>
-      <w:proofErr w:type="gramEnd"/>
     </w:p>
     <w:tbl>
       <w:tblPr>
@@ -129,18 +119,8 @@
                 <w:kern w:val="0"/>
                 <w:sz w:val="22"/>
               </w:rPr>
-              <w:t>第一次进入鼠标</w:t>
-            </w:r>
-            <w:proofErr w:type="gramStart"/>
-            <w:r>
-              <w:rPr>
-                <w:rFonts w:ascii="Tahoma" w:eastAsia="微软雅黑" w:hAnsi="Tahoma" w:hint="eastAsia"/>
-                <w:kern w:val="0"/>
-                <w:sz w:val="22"/>
-              </w:rPr>
-              <w:t>管理层爆卡</w:t>
-            </w:r>
-            <w:proofErr w:type="gramEnd"/>
+              <w:t>第一次进入鼠标管理层爆卡</w:t>
+            </w:r>
           </w:p>
         </w:tc>
       </w:tr>
@@ -185,7 +165,7 @@
               <w:widowControl/>
               <w:jc w:val="left"/>
               <w:rPr>
-                <w:rFonts w:ascii="宋体" w:eastAsia="宋体" w:hAnsi="宋体" w:cs="宋体"/>
+                <w:rFonts w:ascii="宋体" w:eastAsia="宋体" w:hAnsi="宋体" w:cs="宋体" w:hint="eastAsia"/>
                 <w:kern w:val="0"/>
                 <w:sz w:val="24"/>
                 <w:szCs w:val="24"/>
@@ -193,17 +173,13 @@
             </w:pPr>
             <w:r>
               <w:rPr>
-                <w:rFonts w:ascii="宋体" w:eastAsia="宋体" w:hAnsi="宋体" w:cs="宋体"/>
                 <w:noProof/>
-                <w:kern w:val="0"/>
-                <w:sz w:val="24"/>
-                <w:szCs w:val="24"/>
               </w:rPr>
               <w:drawing>
-                <wp:inline distT="0" distB="0" distL="0" distR="0" wp14:anchorId="7960A62A" wp14:editId="0BD397F7">
-                  <wp:extent cx="3177540" cy="1498645"/>
-                  <wp:effectExtent l="0" t="0" r="3810" b="6350"/>
-                  <wp:docPr id="10" name="图片 10"/>
+                <wp:inline distT="0" distB="0" distL="0" distR="0" wp14:anchorId="1EC6D44B" wp14:editId="335F7948">
+                  <wp:extent cx="3819525" cy="1801517"/>
+                  <wp:effectExtent l="0" t="0" r="0" b="8255"/>
+                  <wp:docPr id="1882292963" name="图片 1"/>
                   <wp:cNvGraphicFramePr>
                     <a:graphicFrameLocks xmlns:a="http://schemas.openxmlformats.org/drawingml/2006/main" noChangeAspect="1"/>
                   </wp:cNvGraphicFramePr>
@@ -232,7 +208,7 @@
                         <pic:spPr bwMode="auto">
                           <a:xfrm>
                             <a:off x="0" y="0"/>
-                            <a:ext cx="3187391" cy="1503291"/>
+                            <a:ext cx="3828354" cy="1805681"/>
                           </a:xfrm>
                           <a:prstGeom prst="rect">
                             <a:avLst/>
@@ -344,25 +320,7 @@
                 <w:kern w:val="0"/>
                 <w:sz w:val="22"/>
               </w:rPr>
-              <w:t>但是关掉游戏重新打开后，卡</w:t>
-            </w:r>
-            <w:proofErr w:type="gramStart"/>
-            <w:r>
-              <w:rPr>
-                <w:rFonts w:ascii="Tahoma" w:eastAsia="微软雅黑" w:hAnsi="Tahoma" w:hint="eastAsia"/>
-                <w:kern w:val="0"/>
-                <w:sz w:val="22"/>
-              </w:rPr>
-              <w:t>顿问题</w:t>
-            </w:r>
-            <w:proofErr w:type="gramEnd"/>
-            <w:r>
-              <w:rPr>
-                <w:rFonts w:ascii="Tahoma" w:eastAsia="微软雅黑" w:hAnsi="Tahoma" w:hint="eastAsia"/>
-                <w:kern w:val="0"/>
-                <w:sz w:val="22"/>
-              </w:rPr>
-              <w:t>似乎又消失了。</w:t>
+              <w:t>但是关掉游戏重新打开后，卡顿问题似乎又消失了。</w:t>
             </w:r>
           </w:p>
         </w:tc>
@@ -420,7 +378,69 @@
                 <w:kern w:val="0"/>
                 <w:sz w:val="22"/>
               </w:rPr>
+              <w:t>1.</w:t>
+            </w:r>
+            <w:r>
+              <w:rPr>
+                <w:rFonts w:ascii="Tahoma" w:eastAsia="微软雅黑" w:hAnsi="Tahoma" w:hint="eastAsia"/>
+                <w:kern w:val="0"/>
+                <w:sz w:val="22"/>
+              </w:rPr>
               <w:t>偶尔出现，而且一般是在第一次进入游戏时，出现问题。</w:t>
+            </w:r>
+          </w:p>
+          <w:p>
+            <w:pPr>
+              <w:widowControl/>
+              <w:adjustRightInd w:val="0"/>
+              <w:snapToGrid w:val="0"/>
+              <w:spacing w:line="276" w:lineRule="auto"/>
+              <w:jc w:val="left"/>
+              <w:rPr>
+                <w:rFonts w:ascii="Tahoma" w:eastAsia="微软雅黑" w:hAnsi="Tahoma"/>
+                <w:kern w:val="0"/>
+                <w:sz w:val="22"/>
+              </w:rPr>
+            </w:pPr>
+            <w:r>
+              <w:rPr>
+                <w:rFonts w:ascii="Tahoma" w:eastAsia="微软雅黑" w:hAnsi="Tahoma" w:hint="eastAsia"/>
+                <w:kern w:val="0"/>
+                <w:sz w:val="22"/>
+              </w:rPr>
+              <w:t>2.</w:t>
+            </w:r>
+            <w:r>
+              <w:rPr>
+                <w:rFonts w:ascii="Tahoma" w:eastAsia="微软雅黑" w:hAnsi="Tahoma" w:hint="eastAsia"/>
+                <w:kern w:val="0"/>
+                <w:sz w:val="22"/>
+              </w:rPr>
+              <w:t>问题在版本</w:t>
+            </w:r>
+            <w:r>
+              <w:rPr>
+                <w:rFonts w:ascii="Tahoma" w:eastAsia="微软雅黑" w:hAnsi="Tahoma" w:hint="eastAsia"/>
+                <w:kern w:val="0"/>
+                <w:sz w:val="22"/>
+              </w:rPr>
+              <w:t>v</w:t>
+            </w:r>
+            <w:r>
+              <w:rPr>
+                <w:rFonts w:ascii="Tahoma" w:eastAsia="微软雅黑" w:hAnsi="Tahoma"/>
+                <w:kern w:val="0"/>
+                <w:sz w:val="22"/>
+              </w:rPr>
+              <w:t>2.32</w:t>
+            </w:r>
+            <w:r>
+              <w:rPr>
+                <w:rFonts w:ascii="Tahoma" w:eastAsia="微软雅黑" w:hAnsi="Tahoma" w:hint="eastAsia"/>
+                <w:kern w:val="0"/>
+                <w:sz w:val="22"/>
+              </w:rPr>
+              <w:t>之前会出现。</w:t>
             </w:r>
           </w:p>
         </w:tc>
@@ -550,25 +570,7 @@
                 <w:kern w:val="0"/>
                 <w:sz w:val="22"/>
               </w:rPr>
-              <w:t>镜头</w:t>
-            </w:r>
-            <w:proofErr w:type="gramStart"/>
-            <w:r>
-              <w:rPr>
-                <w:rFonts w:ascii="Tahoma" w:eastAsia="微软雅黑" w:hAnsi="Tahoma" w:hint="eastAsia"/>
-                <w:kern w:val="0"/>
-                <w:sz w:val="22"/>
-              </w:rPr>
-              <w:t>外事件</w:t>
-            </w:r>
-            <w:proofErr w:type="gramEnd"/>
-            <w:r>
-              <w:rPr>
-                <w:rFonts w:ascii="Tahoma" w:eastAsia="微软雅黑" w:hAnsi="Tahoma" w:hint="eastAsia"/>
-                <w:kern w:val="0"/>
-                <w:sz w:val="22"/>
-              </w:rPr>
-              <w:t>保持移动</w:t>
+              <w:t>镜头外事件保持移动</w:t>
             </w:r>
             <w:r>
               <w:rPr>
@@ -624,23 +626,13 @@
               </w:rPr>
               <w:t>核心中的功能</w:t>
             </w:r>
-            <w:proofErr w:type="gramStart"/>
-            <w:r>
-              <w:rPr>
-                <w:rFonts w:ascii="Tahoma" w:eastAsia="微软雅黑" w:hAnsi="Tahoma"/>
-                <w:kern w:val="0"/>
-                <w:sz w:val="22"/>
-              </w:rPr>
-              <w:t>”</w:t>
-            </w:r>
-            <w:proofErr w:type="gramEnd"/>
-            <w:r>
-              <w:rPr>
-                <w:rFonts w:ascii="Tahoma" w:eastAsia="微软雅黑" w:hAnsi="Tahoma"/>
-                <w:kern w:val="0"/>
-                <w:sz w:val="22"/>
-              </w:rPr>
-              <w:t>(</w:t>
+            <w:r>
+              <w:rPr>
+                <w:rFonts w:ascii="Tahoma" w:eastAsia="微软雅黑" w:hAnsi="Tahoma"/>
+                <w:kern w:val="0"/>
+                <w:sz w:val="22"/>
+              </w:rPr>
+              <w:t>”(</w:t>
             </w:r>
             <w:r>
               <w:rPr>
@@ -656,18 +648,8 @@
                 <w:kern w:val="0"/>
                 <w:sz w:val="22"/>
               </w:rPr>
-              <w:t>)</w:t>
-            </w:r>
-            <w:proofErr w:type="gramStart"/>
-            <w:r>
-              <w:rPr>
-                <w:rFonts w:ascii="Tahoma" w:eastAsia="微软雅黑" w:hAnsi="Tahoma"/>
-                <w:kern w:val="0"/>
-                <w:sz w:val="22"/>
-              </w:rPr>
-              <w:t>”</w:t>
-            </w:r>
-            <w:proofErr w:type="gramEnd"/>
+              <w:t>)”</w:t>
+            </w:r>
             <w:r>
               <w:rPr>
                 <w:rFonts w:ascii="Tahoma" w:eastAsia="微软雅黑" w:hAnsi="Tahoma" w:hint="eastAsia"/>
@@ -766,53 +748,7 @@
                 <w:kern w:val="0"/>
                 <w:sz w:val="22"/>
               </w:rPr>
-              <w:t>这个问题在版本</w:t>
-            </w:r>
-            <w:r>
-              <w:rPr>
-                <w:rFonts w:ascii="Tahoma" w:eastAsia="微软雅黑" w:hAnsi="Tahoma" w:hint="eastAsia"/>
-                <w:kern w:val="0"/>
-                <w:sz w:val="22"/>
-              </w:rPr>
-              <w:t>v</w:t>
-            </w:r>
-            <w:r>
-              <w:rPr>
-                <w:rFonts w:ascii="Tahoma" w:eastAsia="微软雅黑" w:hAnsi="Tahoma"/>
-                <w:kern w:val="0"/>
-                <w:sz w:val="22"/>
-              </w:rPr>
-              <w:t>2.32</w:t>
-            </w:r>
-            <w:r>
-              <w:rPr>
-                <w:rFonts w:ascii="Tahoma" w:eastAsia="微软雅黑" w:hAnsi="Tahoma" w:hint="eastAsia"/>
-                <w:kern w:val="0"/>
-                <w:sz w:val="22"/>
-              </w:rPr>
-              <w:t>之前会出现。</w:t>
-            </w:r>
-          </w:p>
-          <w:p>
-            <w:pPr>
-              <w:widowControl/>
-              <w:adjustRightInd w:val="0"/>
-              <w:snapToGrid w:val="0"/>
-              <w:spacing w:line="276" w:lineRule="auto"/>
-              <w:jc w:val="left"/>
-              <w:rPr>
-                <w:rFonts w:ascii="Tahoma" w:eastAsia="微软雅黑" w:hAnsi="Tahoma"/>
-                <w:kern w:val="0"/>
-                <w:sz w:val="22"/>
-              </w:rPr>
-            </w:pPr>
-            <w:r>
-              <w:rPr>
-                <w:rFonts w:ascii="Tahoma" w:eastAsia="微软雅黑" w:hAnsi="Tahoma" w:hint="eastAsia"/>
-                <w:kern w:val="0"/>
-                <w:sz w:val="22"/>
-              </w:rPr>
-              <w:t>更新到最新版本的移动路线核心，以及相关插件。</w:t>
+              <w:t>更新最新版本的移动路线核心，以及相关插件。</w:t>
             </w:r>
           </w:p>
           <w:p>
@@ -880,7 +816,6 @@
               </w:rPr>
               <w:tab/>
             </w:r>
-            <w:proofErr w:type="spellStart"/>
             <w:r>
               <w:rPr>
                 <w:rFonts w:ascii="Tahoma" w:eastAsia="微软雅黑" w:hAnsi="Tahoma"/>
@@ -889,7 +824,6 @@
               </w:rPr>
               <w:t>Drill_CoreOfMoveRoute</w:t>
             </w:r>
-            <w:proofErr w:type="spellEnd"/>
             <w:r>
               <w:rPr>
                 <w:rFonts w:ascii="Tahoma" w:eastAsia="微软雅黑" w:hAnsi="Tahoma"/>
@@ -960,7 +894,6 @@
               </w:rPr>
               <w:tab/>
             </w:r>
-            <w:proofErr w:type="spellStart"/>
             <w:r>
               <w:rPr>
                 <w:rFonts w:ascii="Tahoma" w:eastAsia="微软雅黑" w:hAnsi="Tahoma"/>
@@ -969,7 +902,6 @@
               </w:rPr>
               <w:t>Drill_MoveSpeed</w:t>
             </w:r>
-            <w:proofErr w:type="spellEnd"/>
             <w:r>
               <w:rPr>
                 <w:rFonts w:ascii="Tahoma" w:eastAsia="微软雅黑" w:hAnsi="Tahoma"/>
@@ -1056,7 +988,6 @@
               </w:rPr>
               <w:tab/>
             </w:r>
-            <w:proofErr w:type="spellStart"/>
             <w:r>
               <w:rPr>
                 <w:rFonts w:ascii="Tahoma" w:eastAsia="微软雅黑" w:hAnsi="Tahoma"/>
@@ -1065,7 +996,6 @@
               </w:rPr>
               <w:t>Drill_EventJump</w:t>
             </w:r>
-            <w:proofErr w:type="spellEnd"/>
             <w:r>
               <w:rPr>
                 <w:rFonts w:ascii="Tahoma" w:eastAsia="微软雅黑" w:hAnsi="Tahoma"/>
@@ -1152,7 +1082,6 @@
               </w:rPr>
               <w:tab/>
             </w:r>
-            <w:proofErr w:type="spellStart"/>
             <w:r>
               <w:rPr>
                 <w:rFonts w:ascii="Tahoma" w:eastAsia="微软雅黑" w:hAnsi="Tahoma"/>
@@ -1161,7 +1090,6 @@
               </w:rPr>
               <w:t>Drill_BombCore</w:t>
             </w:r>
-            <w:proofErr w:type="spellEnd"/>
             <w:r>
               <w:rPr>
                 <w:rFonts w:ascii="Tahoma" w:eastAsia="微软雅黑" w:hAnsi="Tahoma"/>
@@ -1267,6 +1195,9 @@
       <w:pPr>
         <w:pStyle w:val="3"/>
         <w:spacing w:line="276" w:lineRule="auto"/>
+        <w:rPr>
+          <w:rFonts w:hint="eastAsia"/>
+        </w:rPr>
       </w:pPr>
       <w:r>
         <w:rPr>
@@ -1397,7 +1328,7 @@
               <w:spacing w:line="276" w:lineRule="auto"/>
               <w:jc w:val="center"/>
               <w:rPr>
-                <w:rFonts w:ascii="宋体" w:eastAsia="宋体" w:hAnsi="宋体" w:cs="宋体"/>
+                <w:rFonts w:ascii="宋体" w:eastAsia="宋体" w:hAnsi="宋体" w:cs="宋体" w:hint="eastAsia"/>
                 <w:kern w:val="0"/>
                 <w:sz w:val="24"/>
                 <w:szCs w:val="24"/>
@@ -1405,17 +1336,13 @@
             </w:pPr>
             <w:r>
               <w:rPr>
-                <w:rFonts w:ascii="宋体" w:eastAsia="宋体" w:hAnsi="宋体" w:cs="宋体"/>
                 <w:noProof/>
-                <w:kern w:val="0"/>
-                <w:sz w:val="24"/>
-                <w:szCs w:val="24"/>
               </w:rPr>
               <w:drawing>
-                <wp:inline distT="0" distB="0" distL="0" distR="0" wp14:anchorId="78CE2A22" wp14:editId="18334534">
-                  <wp:extent cx="1911544" cy="1011268"/>
-                  <wp:effectExtent l="0" t="0" r="0" b="0"/>
-                  <wp:docPr id="2020943989" name="图片 1"/>
+                <wp:inline distT="0" distB="0" distL="0" distR="0" wp14:anchorId="1DCABD02" wp14:editId="5AA8CEB7">
+                  <wp:extent cx="1980977" cy="1049066"/>
+                  <wp:effectExtent l="0" t="0" r="635" b="0"/>
+                  <wp:docPr id="29104653" name="图片 2"/>
                   <wp:cNvGraphicFramePr>
                     <a:graphicFrameLocks xmlns:a="http://schemas.openxmlformats.org/drawingml/2006/main" noChangeAspect="1"/>
                   </wp:cNvGraphicFramePr>
@@ -1423,7 +1350,7 @@
                     <a:graphicData uri="http://schemas.openxmlformats.org/drawingml/2006/picture">
                       <pic:pic xmlns:pic="http://schemas.openxmlformats.org/drawingml/2006/picture">
                         <pic:nvPicPr>
-                          <pic:cNvPr id="0" name="Picture 1"/>
+                          <pic:cNvPr id="0" name="Picture 3"/>
                           <pic:cNvPicPr>
                             <a:picLocks noChangeAspect="1" noChangeArrowheads="1"/>
                           </pic:cNvPicPr>
@@ -1444,7 +1371,7 @@
                         <pic:spPr bwMode="auto">
                           <a:xfrm>
                             <a:off x="0" y="0"/>
-                            <a:ext cx="1927148" cy="1019523"/>
+                            <a:ext cx="1987670" cy="1052611"/>
                           </a:xfrm>
                           <a:prstGeom prst="rect">
                             <a:avLst/>
@@ -1471,17 +1398,13 @@
             </w:r>
             <w:r>
               <w:rPr>
-                <w:rFonts w:ascii="宋体" w:eastAsia="宋体" w:hAnsi="宋体" w:cs="宋体"/>
                 <w:noProof/>
-                <w:kern w:val="0"/>
-                <w:sz w:val="24"/>
-                <w:szCs w:val="24"/>
               </w:rPr>
               <w:drawing>
-                <wp:inline distT="0" distB="0" distL="0" distR="0" wp14:anchorId="01F29045" wp14:editId="51955945">
-                  <wp:extent cx="1922927" cy="1005840"/>
-                  <wp:effectExtent l="0" t="0" r="1270" b="3810"/>
-                  <wp:docPr id="1450368518" name="图片 2"/>
+                <wp:inline distT="0" distB="0" distL="0" distR="0" wp14:anchorId="787F44DA" wp14:editId="0C450479">
+                  <wp:extent cx="2015490" cy="1052041"/>
+                  <wp:effectExtent l="0" t="0" r="3810" b="0"/>
+                  <wp:docPr id="1074893242" name="图片 3"/>
                   <wp:cNvGraphicFramePr>
                     <a:graphicFrameLocks xmlns:a="http://schemas.openxmlformats.org/drawingml/2006/main" noChangeAspect="1"/>
                   </wp:cNvGraphicFramePr>
@@ -1489,7 +1412,7 @@
                     <a:graphicData uri="http://schemas.openxmlformats.org/drawingml/2006/picture">
                       <pic:pic xmlns:pic="http://schemas.openxmlformats.org/drawingml/2006/picture">
                         <pic:nvPicPr>
-                          <pic:cNvPr id="0" name="Picture 3"/>
+                          <pic:cNvPr id="0" name="Picture 5"/>
                           <pic:cNvPicPr>
                             <a:picLocks noChangeAspect="1" noChangeArrowheads="1"/>
                           </pic:cNvPicPr>
@@ -1510,7 +1433,7 @@
                         <pic:spPr bwMode="auto">
                           <a:xfrm>
                             <a:off x="0" y="0"/>
-                            <a:ext cx="1942398" cy="1016025"/>
+                            <a:ext cx="2026474" cy="1057775"/>
                           </a:xfrm>
                           <a:prstGeom prst="rect">
                             <a:avLst/>
@@ -1535,7 +1458,7 @@
               <w:spacing w:line="276" w:lineRule="auto"/>
               <w:jc w:val="center"/>
               <w:rPr>
-                <w:rFonts w:ascii="宋体" w:eastAsia="宋体" w:hAnsi="宋体" w:cs="宋体"/>
+                <w:rFonts w:ascii="宋体" w:eastAsia="宋体" w:hAnsi="宋体" w:cs="宋体" w:hint="eastAsia"/>
                 <w:kern w:val="0"/>
                 <w:sz w:val="24"/>
                 <w:szCs w:val="24"/>
@@ -1543,17 +1466,13 @@
             </w:pPr>
             <w:r>
               <w:rPr>
-                <w:rFonts w:ascii="宋体" w:eastAsia="宋体" w:hAnsi="宋体" w:cs="宋体"/>
                 <w:noProof/>
-                <w:kern w:val="0"/>
-                <w:sz w:val="24"/>
-                <w:szCs w:val="24"/>
               </w:rPr>
               <w:drawing>
-                <wp:inline distT="0" distB="0" distL="0" distR="0" wp14:anchorId="698E7A5E" wp14:editId="19F951E0">
-                  <wp:extent cx="3916680" cy="2254472"/>
-                  <wp:effectExtent l="0" t="0" r="7620" b="0"/>
-                  <wp:docPr id="298309642" name="图片 3"/>
+                <wp:inline distT="0" distB="0" distL="0" distR="0" wp14:anchorId="18AC44CC" wp14:editId="689F6CC5">
+                  <wp:extent cx="4110990" cy="2365328"/>
+                  <wp:effectExtent l="0" t="0" r="3810" b="0"/>
+                  <wp:docPr id="791935748" name="图片 4"/>
                   <wp:cNvGraphicFramePr>
                     <a:graphicFrameLocks xmlns:a="http://schemas.openxmlformats.org/drawingml/2006/main" noChangeAspect="1"/>
                   </wp:cNvGraphicFramePr>
@@ -1561,7 +1480,7 @@
                     <a:graphicData uri="http://schemas.openxmlformats.org/drawingml/2006/picture">
                       <pic:pic xmlns:pic="http://schemas.openxmlformats.org/drawingml/2006/picture">
                         <pic:nvPicPr>
-                          <pic:cNvPr id="0" name="Picture 5"/>
+                          <pic:cNvPr id="0" name="Picture 7"/>
                           <pic:cNvPicPr>
                             <a:picLocks noChangeAspect="1" noChangeArrowheads="1"/>
                           </pic:cNvPicPr>
@@ -1582,7 +1501,7 @@
                         <pic:spPr bwMode="auto">
                           <a:xfrm>
                             <a:off x="0" y="0"/>
-                            <a:ext cx="3931403" cy="2262947"/>
+                            <a:ext cx="4124068" cy="2372853"/>
                           </a:xfrm>
                           <a:prstGeom prst="rect">
                             <a:avLst/>
@@ -1768,25 +1687,7 @@
                 <w:kern w:val="0"/>
                 <w:sz w:val="22"/>
               </w:rPr>
-              <w:t>通常设计游戏都是加事件，</w:t>
-            </w:r>
-            <w:proofErr w:type="gramStart"/>
-            <w:r>
-              <w:rPr>
-                <w:rFonts w:ascii="Tahoma" w:eastAsia="微软雅黑" w:hAnsi="Tahoma" w:hint="eastAsia"/>
-                <w:kern w:val="0"/>
-                <w:sz w:val="22"/>
-              </w:rPr>
-              <w:t>删</w:t>
-            </w:r>
-            <w:proofErr w:type="gramEnd"/>
-            <w:r>
-              <w:rPr>
-                <w:rFonts w:ascii="Tahoma" w:eastAsia="微软雅黑" w:hAnsi="Tahoma" w:hint="eastAsia"/>
-                <w:kern w:val="0"/>
-                <w:sz w:val="22"/>
-              </w:rPr>
-              <w:t>事件很少，所以这个问题不容易被发现。</w:t>
+              <w:t>通常设计游戏都是加事件，删事件很少，所以这个问题不容易被发现。</w:t>
             </w:r>
           </w:p>
           <w:p>
@@ -1993,26 +1894,14 @@
                 <w:sz w:val="22"/>
               </w:rPr>
             </w:pPr>
-            <w:proofErr w:type="spellStart"/>
-            <w:r>
-              <w:rPr>
-                <w:rFonts w:ascii="Tahoma" w:eastAsia="微软雅黑" w:hAnsi="Tahoma"/>
-                <w:kern w:val="0"/>
-                <w:sz w:val="22"/>
-              </w:rPr>
-              <w:t>Scene_</w:t>
-            </w:r>
-            <w:proofErr w:type="gramStart"/>
-            <w:r>
-              <w:rPr>
-                <w:rFonts w:ascii="Tahoma" w:eastAsia="微软雅黑" w:hAnsi="Tahoma"/>
-                <w:kern w:val="0"/>
-                <w:sz w:val="22"/>
-              </w:rPr>
-              <w:t>Load.prototype.reloadMapIfUpdated</w:t>
-            </w:r>
-            <w:proofErr w:type="spellEnd"/>
-            <w:proofErr w:type="gramEnd"/>
+            <w:r>
+              <w:rPr>
+                <w:rFonts w:ascii="Tahoma" w:eastAsia="微软雅黑" w:hAnsi="Tahoma"/>
+                <w:kern w:val="0"/>
+                <w:sz w:val="22"/>
+              </w:rPr>
+              <w:t>Scene_Load.prototype.reloadMapIfUpdated</w:t>
+            </w:r>
           </w:p>
           <w:p>
             <w:pPr>
@@ -2235,7 +2124,6 @@
               </w:rPr>
               <w:t>添加插件：</w:t>
             </w:r>
-            <w:proofErr w:type="spellStart"/>
             <w:r>
               <w:rPr>
                 <w:rFonts w:ascii="Tahoma" w:eastAsia="微软雅黑" w:hAnsi="Tahoma"/>
@@ -2244,7 +2132,6 @@
               </w:rPr>
               <w:t>Drill_GlobalStorageManager</w:t>
             </w:r>
-            <w:proofErr w:type="spellEnd"/>
             <w:r>
               <w:rPr>
                 <w:rFonts w:ascii="Tahoma" w:eastAsia="微软雅黑" w:hAnsi="Tahoma"/>
@@ -2308,9 +2195,6 @@
     <w:p>
       <w:pPr>
         <w:widowControl/>
-        <w:adjustRightInd w:val="0"/>
-        <w:snapToGrid w:val="0"/>
-        <w:spacing w:line="276" w:lineRule="auto"/>
         <w:jc w:val="left"/>
         <w:rPr>
           <w:rFonts w:ascii="Tahoma" w:eastAsia="微软雅黑" w:hAnsi="Tahoma"/>
@@ -2370,20 +2254,15 @@
       <w:pPr>
         <w:pStyle w:val="3"/>
         <w:spacing w:line="276" w:lineRule="auto"/>
+        <w:rPr>
+          <w:rFonts w:hint="eastAsia"/>
+        </w:rPr>
       </w:pPr>
-      <w:proofErr w:type="gramStart"/>
       <w:r>
         <w:rPr>
           <w:rFonts w:hint="eastAsia"/>
         </w:rPr>
-        <w:t>瞬间卡屏</w:t>
-      </w:r>
-      <w:proofErr w:type="gramEnd"/>
-      <w:r>
-        <w:rPr>
-          <w:rFonts w:hint="eastAsia"/>
-        </w:rPr>
-        <w:t>问题</w:t>
+        <w:t>瞬间卡屏问题</w:t>
       </w:r>
     </w:p>
     <w:tbl>
@@ -2452,7 +2331,6 @@
                 <w:sz w:val="22"/>
               </w:rPr>
             </w:pPr>
-            <w:proofErr w:type="gramStart"/>
             <w:r>
               <w:rPr>
                 <w:rFonts w:ascii="Tahoma" w:eastAsia="微软雅黑" w:hAnsi="Tahoma" w:hint="eastAsia"/>
@@ -2461,7 +2339,14 @@
               </w:rPr>
               <w:t>瞬间卡屏</w:t>
             </w:r>
-            <w:proofErr w:type="gramEnd"/>
+            <w:r>
+              <w:rPr>
+                <w:rFonts w:ascii="Tahoma" w:eastAsia="微软雅黑" w:hAnsi="Tahoma" w:hint="eastAsia"/>
+                <w:kern w:val="0"/>
+                <w:sz w:val="22"/>
+              </w:rPr>
+              <w:t>问题</w:t>
+            </w:r>
           </w:p>
         </w:tc>
       </w:tr>
@@ -2509,6 +2394,7 @@
               <w:spacing w:line="276" w:lineRule="auto"/>
               <w:jc w:val="left"/>
               <w:rPr>
+                <w:rFonts w:hint="eastAsia"/>
                 <w:noProof/>
               </w:rPr>
             </w:pPr>
@@ -2517,10 +2403,10 @@
                 <w:noProof/>
               </w:rPr>
               <w:drawing>
-                <wp:inline distT="0" distB="0" distL="0" distR="0" wp14:anchorId="276555E0" wp14:editId="7604329C">
-                  <wp:extent cx="2790907" cy="1783080"/>
-                  <wp:effectExtent l="0" t="0" r="9525" b="7620"/>
-                  <wp:docPr id="1" name="图片 1"/>
+                <wp:inline distT="0" distB="0" distL="0" distR="0" wp14:anchorId="598E8658" wp14:editId="6AED27A1">
+                  <wp:extent cx="2743200" cy="1752599"/>
+                  <wp:effectExtent l="0" t="0" r="0" b="635"/>
+                  <wp:docPr id="1147923655" name="图片 15"/>
                   <wp:cNvGraphicFramePr>
                     <a:graphicFrameLocks xmlns:a="http://schemas.openxmlformats.org/drawingml/2006/main" noChangeAspect="1"/>
                   </wp:cNvGraphicFramePr>
@@ -2528,23 +2414,36 @@
                     <a:graphicData uri="http://schemas.openxmlformats.org/drawingml/2006/picture">
                       <pic:pic xmlns:pic="http://schemas.openxmlformats.org/drawingml/2006/picture">
                         <pic:nvPicPr>
-                          <pic:cNvPr id="1" name=""/>
-                          <pic:cNvPicPr/>
+                          <pic:cNvPr id="0" name="Picture 29"/>
+                          <pic:cNvPicPr>
+                            <a:picLocks noChangeAspect="1" noChangeArrowheads="1"/>
+                          </pic:cNvPicPr>
                         </pic:nvPicPr>
                         <pic:blipFill>
-                          <a:blip r:embed="rId12"/>
+                          <a:blip r:embed="rId12">
+                            <a:extLst>
+                              <a:ext uri="{28A0092B-C50C-407E-A947-70E740481C1C}">
+                                <a14:useLocalDpi xmlns:a14="http://schemas.microsoft.com/office/drawing/2010/main" val="0"/>
+                              </a:ext>
+                            </a:extLst>
+                          </a:blip>
+                          <a:srcRect/>
                           <a:stretch>
                             <a:fillRect/>
                           </a:stretch>
                         </pic:blipFill>
-                        <pic:spPr>
+                        <pic:spPr bwMode="auto">
                           <a:xfrm>
                             <a:off x="0" y="0"/>
-                            <a:ext cx="2818877" cy="1800950"/>
+                            <a:ext cx="2751171" cy="1757692"/>
                           </a:xfrm>
                           <a:prstGeom prst="rect">
                             <a:avLst/>
                           </a:prstGeom>
+                          <a:noFill/>
+                          <a:ln>
+                            <a:noFill/>
+                          </a:ln>
                         </pic:spPr>
                       </pic:pic>
                     </a:graphicData>
@@ -2563,10 +2462,10 @@
                 <w:noProof/>
               </w:rPr>
               <w:drawing>
-                <wp:inline distT="0" distB="0" distL="0" distR="0" wp14:anchorId="0405BB1E" wp14:editId="6AE83142">
-                  <wp:extent cx="1204064" cy="617273"/>
-                  <wp:effectExtent l="0" t="0" r="0" b="0"/>
-                  <wp:docPr id="16" name="图片 16"/>
+                <wp:inline distT="0" distB="0" distL="0" distR="0" wp14:anchorId="0EDCC2CD" wp14:editId="647C4BFD">
+                  <wp:extent cx="1504950" cy="771525"/>
+                  <wp:effectExtent l="0" t="0" r="0" b="9525"/>
+                  <wp:docPr id="36845410" name="图片 16"/>
                   <wp:cNvGraphicFramePr>
                     <a:graphicFrameLocks xmlns:a="http://schemas.openxmlformats.org/drawingml/2006/main" noChangeAspect="1"/>
                   </wp:cNvGraphicFramePr>
@@ -2574,23 +2473,36 @@
                     <a:graphicData uri="http://schemas.openxmlformats.org/drawingml/2006/picture">
                       <pic:pic xmlns:pic="http://schemas.openxmlformats.org/drawingml/2006/picture">
                         <pic:nvPicPr>
-                          <pic:cNvPr id="1" name=""/>
-                          <pic:cNvPicPr/>
+                          <pic:cNvPr id="0" name="Picture 31"/>
+                          <pic:cNvPicPr>
+                            <a:picLocks noChangeAspect="1" noChangeArrowheads="1"/>
+                          </pic:cNvPicPr>
                         </pic:nvPicPr>
                         <pic:blipFill>
-                          <a:blip r:embed="rId13"/>
+                          <a:blip r:embed="rId13">
+                            <a:extLst>
+                              <a:ext uri="{28A0092B-C50C-407E-A947-70E740481C1C}">
+                                <a14:useLocalDpi xmlns:a14="http://schemas.microsoft.com/office/drawing/2010/main" val="0"/>
+                              </a:ext>
+                            </a:extLst>
+                          </a:blip>
+                          <a:srcRect/>
                           <a:stretch>
                             <a:fillRect/>
                           </a:stretch>
                         </pic:blipFill>
-                        <pic:spPr>
+                        <pic:spPr bwMode="auto">
                           <a:xfrm>
                             <a:off x="0" y="0"/>
-                            <a:ext cx="1204064" cy="617273"/>
+                            <a:ext cx="1504950" cy="771525"/>
                           </a:xfrm>
                           <a:prstGeom prst="rect">
                             <a:avLst/>
                           </a:prstGeom>
+                          <a:noFill/>
+                          <a:ln>
+                            <a:noFill/>
+                          </a:ln>
                         </pic:spPr>
                       </pic:pic>
                     </a:graphicData>
@@ -2786,7 +2698,6 @@
               </w:rPr>
               <w:t>所有</w:t>
             </w:r>
-            <w:proofErr w:type="spellStart"/>
             <w:r>
               <w:rPr>
                 <w:rFonts w:ascii="Tahoma" w:eastAsia="微软雅黑" w:hAnsi="Tahoma" w:hint="eastAsia"/>
@@ -2795,7 +2706,6 @@
               </w:rPr>
               <w:t>rmmv</w:t>
             </w:r>
-            <w:proofErr w:type="spellEnd"/>
             <w:r>
               <w:rPr>
                 <w:rFonts w:ascii="Tahoma" w:eastAsia="微软雅黑" w:hAnsi="Tahoma" w:hint="eastAsia"/>
@@ -3023,23 +2933,13 @@
               </w:rPr>
               <w:t>render</w:t>
             </w:r>
-            <w:proofErr w:type="gramStart"/>
-            <w:r>
-              <w:rPr>
-                <w:rFonts w:ascii="Tahoma" w:eastAsia="微软雅黑" w:hAnsi="Tahoma"/>
-                <w:kern w:val="0"/>
-                <w:sz w:val="22"/>
-              </w:rPr>
-              <w:t>渲染器</w:t>
-            </w:r>
-            <w:proofErr w:type="gramEnd"/>
-            <w:r>
-              <w:rPr>
-                <w:rFonts w:ascii="Tahoma" w:eastAsia="微软雅黑" w:hAnsi="Tahoma"/>
-                <w:kern w:val="0"/>
-                <w:sz w:val="22"/>
-              </w:rPr>
-              <w:t>没有继续渲染。</w:t>
+            <w:r>
+              <w:rPr>
+                <w:rFonts w:ascii="Tahoma" w:eastAsia="微软雅黑" w:hAnsi="Tahoma"/>
+                <w:kern w:val="0"/>
+                <w:sz w:val="22"/>
+              </w:rPr>
+              <w:t>渲染器没有继续渲染。</w:t>
             </w:r>
           </w:p>
           <w:p>
@@ -3071,7 +2971,6 @@
               </w:rPr>
               <w:t>和</w:t>
             </w:r>
-            <w:proofErr w:type="spellStart"/>
             <w:r>
               <w:rPr>
                 <w:rFonts w:ascii="Tahoma" w:eastAsia="微软雅黑" w:hAnsi="Tahoma"/>
@@ -3080,7 +2979,6 @@
               </w:rPr>
               <w:t>scenemanager</w:t>
             </w:r>
-            <w:proofErr w:type="spellEnd"/>
             <w:r>
               <w:rPr>
                 <w:rFonts w:ascii="Tahoma" w:eastAsia="微软雅黑" w:hAnsi="Tahoma"/>
@@ -3244,10 +3142,10 @@
                 <w:noProof/>
               </w:rPr>
               <w:drawing>
-                <wp:inline distT="0" distB="0" distL="0" distR="0" wp14:anchorId="201715C9" wp14:editId="67DD3693">
-                  <wp:extent cx="2689860" cy="1875751"/>
+                <wp:inline distT="0" distB="0" distL="0" distR="0" wp14:anchorId="731FA5C7" wp14:editId="20D8C0F0">
+                  <wp:extent cx="2924175" cy="2039148"/>
                   <wp:effectExtent l="0" t="0" r="0" b="0"/>
-                  <wp:docPr id="19" name="图片 19"/>
+                  <wp:docPr id="58020955" name="图片 17"/>
                   <wp:cNvGraphicFramePr>
                     <a:graphicFrameLocks xmlns:a="http://schemas.openxmlformats.org/drawingml/2006/main" noChangeAspect="1"/>
                   </wp:cNvGraphicFramePr>
@@ -3255,23 +3153,36 @@
                     <a:graphicData uri="http://schemas.openxmlformats.org/drawingml/2006/picture">
                       <pic:pic xmlns:pic="http://schemas.openxmlformats.org/drawingml/2006/picture">
                         <pic:nvPicPr>
-                          <pic:cNvPr id="1" name=""/>
-                          <pic:cNvPicPr/>
+                          <pic:cNvPr id="0" name="Picture 33"/>
+                          <pic:cNvPicPr>
+                            <a:picLocks noChangeAspect="1" noChangeArrowheads="1"/>
+                          </pic:cNvPicPr>
                         </pic:nvPicPr>
                         <pic:blipFill>
-                          <a:blip r:embed="rId15"/>
+                          <a:blip r:embed="rId15">
+                            <a:extLst>
+                              <a:ext uri="{28A0092B-C50C-407E-A947-70E740481C1C}">
+                                <a14:useLocalDpi xmlns:a14="http://schemas.microsoft.com/office/drawing/2010/main" val="0"/>
+                              </a:ext>
+                            </a:extLst>
+                          </a:blip>
+                          <a:srcRect/>
                           <a:stretch>
                             <a:fillRect/>
                           </a:stretch>
                         </pic:blipFill>
-                        <pic:spPr>
+                        <pic:spPr bwMode="auto">
                           <a:xfrm>
                             <a:off x="0" y="0"/>
-                            <a:ext cx="2737905" cy="1909255"/>
+                            <a:ext cx="2931323" cy="2044132"/>
                           </a:xfrm>
                           <a:prstGeom prst="rect">
                             <a:avLst/>
                           </a:prstGeom>
+                          <a:noFill/>
+                          <a:ln>
+                            <a:noFill/>
+                          </a:ln>
                         </pic:spPr>
                       </pic:pic>
                     </a:graphicData>
@@ -3302,7 +3213,6 @@
               <w:lastRenderedPageBreak/>
               <w:t>这个漏洞在</w:t>
             </w:r>
-            <w:proofErr w:type="spellStart"/>
             <w:r>
               <w:rPr>
                 <w:rFonts w:ascii="Tahoma" w:eastAsia="微软雅黑" w:hAnsi="Tahoma"/>
@@ -3311,7 +3221,6 @@
               </w:rPr>
               <w:t>rpg_core</w:t>
             </w:r>
-            <w:proofErr w:type="spellEnd"/>
             <w:r>
               <w:rPr>
                 <w:rFonts w:ascii="Tahoma" w:eastAsia="微软雅黑" w:hAnsi="Tahoma"/>
@@ -3344,7 +3253,6 @@
               </w:rPr>
               <w:t>的</w:t>
             </w:r>
-            <w:proofErr w:type="spellStart"/>
             <w:r>
               <w:rPr>
                 <w:rFonts w:ascii="Tahoma" w:eastAsia="微软雅黑" w:hAnsi="Tahoma" w:hint="eastAsia"/>
@@ -3369,7 +3277,6 @@
               </w:rPr>
               <w:t>render</w:t>
             </w:r>
-            <w:proofErr w:type="spellEnd"/>
             <w:r>
               <w:rPr>
                 <w:rFonts w:ascii="Tahoma" w:eastAsia="微软雅黑" w:hAnsi="Tahoma" w:hint="eastAsia"/>
@@ -3562,18 +3469,8 @@
                 <w:kern w:val="0"/>
                 <w:sz w:val="22"/>
               </w:rPr>
-              <w:t>_</w:t>
-            </w:r>
-            <w:proofErr w:type="spellStart"/>
-            <w:r>
-              <w:rPr>
-                <w:rFonts w:ascii="Tahoma" w:eastAsia="微软雅黑" w:hAnsi="Tahoma"/>
-                <w:kern w:val="0"/>
-                <w:sz w:val="22"/>
-              </w:rPr>
-              <w:t>skipCount</w:t>
-            </w:r>
-            <w:proofErr w:type="spellEnd"/>
+              <w:t>_skipCount</w:t>
+            </w:r>
             <w:r>
               <w:rPr>
                 <w:rFonts w:ascii="Tahoma" w:eastAsia="微软雅黑" w:hAnsi="Tahoma"/>
@@ -3610,25 +3507,7 @@
                 <w:kern w:val="0"/>
                 <w:sz w:val="22"/>
               </w:rPr>
-              <w:t xml:space="preserve"> _</w:t>
-            </w:r>
-            <w:proofErr w:type="spellStart"/>
-            <w:r>
-              <w:rPr>
-                <w:rFonts w:ascii="Tahoma" w:eastAsia="微软雅黑" w:hAnsi="Tahoma"/>
-                <w:kern w:val="0"/>
-                <w:sz w:val="22"/>
-              </w:rPr>
-              <w:t>skipCount</w:t>
-            </w:r>
-            <w:proofErr w:type="spellEnd"/>
-            <w:r>
-              <w:rPr>
-                <w:rFonts w:ascii="Tahoma" w:eastAsia="微软雅黑" w:hAnsi="Tahoma"/>
-                <w:kern w:val="0"/>
-                <w:sz w:val="22"/>
-              </w:rPr>
-              <w:t xml:space="preserve">-- </w:t>
+              <w:t xml:space="preserve"> _skipCount-- </w:t>
             </w:r>
             <w:r>
               <w:rPr>
@@ -3793,7 +3672,6 @@
               </w:rPr>
               <w:t xml:space="preserve">    </w:t>
             </w:r>
-            <w:proofErr w:type="spellStart"/>
             <w:r>
               <w:rPr>
                 <w:rFonts w:ascii="Tahoma" w:eastAsia="微软雅黑" w:hAnsi="Tahoma"/>
@@ -3802,7 +3680,6 @@
               </w:rPr>
               <w:t>Drill_RmmvCoreFix</w:t>
             </w:r>
-            <w:proofErr w:type="spellEnd"/>
             <w:r>
               <w:rPr>
                 <w:rFonts w:ascii="Tahoma" w:eastAsia="微软雅黑" w:hAnsi="Tahoma"/>
@@ -3833,16 +3710,7 @@
                 <w:kern w:val="0"/>
                 <w:sz w:val="22"/>
               </w:rPr>
-              <w:t xml:space="preserve"> </w:t>
-            </w:r>
-            <w:proofErr w:type="spellStart"/>
-            <w:r>
-              <w:rPr>
-                <w:rFonts w:ascii="Tahoma" w:eastAsia="微软雅黑" w:hAnsi="Tahoma"/>
-                <w:kern w:val="0"/>
-                <w:sz w:val="22"/>
-              </w:rPr>
-              <w:t>r</w:t>
+              <w:t xml:space="preserve"> r</w:t>
             </w:r>
             <w:r>
               <w:rPr>
@@ -3852,7 +3720,6 @@
               </w:rPr>
               <w:t>mmv</w:t>
             </w:r>
-            <w:proofErr w:type="spellEnd"/>
             <w:r>
               <w:rPr>
                 <w:rFonts w:ascii="Tahoma" w:eastAsia="微软雅黑" w:hAnsi="Tahoma" w:hint="eastAsia"/>
@@ -3881,18 +3748,8 @@
                 <w:kern w:val="0"/>
                 <w:sz w:val="22"/>
               </w:rPr>
-              <w:t>可以</w:t>
-            </w:r>
-            <w:proofErr w:type="gramStart"/>
-            <w:r>
-              <w:rPr>
-                <w:rFonts w:ascii="Tahoma" w:eastAsia="微软雅黑" w:hAnsi="Tahoma" w:hint="eastAsia"/>
-                <w:kern w:val="0"/>
-                <w:sz w:val="22"/>
-              </w:rPr>
-              <w:t>修复此</w:t>
-            </w:r>
-            <w:proofErr w:type="gramEnd"/>
+              <w:t>可以修复此</w:t>
+            </w:r>
             <w:r>
               <w:rPr>
                 <w:rFonts w:ascii="Tahoma" w:eastAsia="微软雅黑" w:hAnsi="Tahoma"/>
@@ -3951,6 +3808,9 @@
       <w:pPr>
         <w:pStyle w:val="3"/>
         <w:spacing w:line="276" w:lineRule="auto"/>
+        <w:rPr>
+          <w:rFonts w:hint="eastAsia"/>
+        </w:rPr>
       </w:pPr>
       <w:bookmarkStart w:id="0" w:name="_事件指令执行"/>
       <w:bookmarkEnd w:id="0"/>
@@ -4101,6 +3961,7 @@
               <w:spacing w:line="276" w:lineRule="auto"/>
               <w:jc w:val="left"/>
               <w:rPr>
+                <w:rFonts w:hint="eastAsia"/>
                 <w:noProof/>
               </w:rPr>
             </w:pPr>
@@ -4109,10 +3970,10 @@
                 <w:noProof/>
               </w:rPr>
               <w:drawing>
-                <wp:inline distT="0" distB="0" distL="0" distR="0" wp14:anchorId="0C629617" wp14:editId="3D24973E">
-                  <wp:extent cx="2423160" cy="2079771"/>
-                  <wp:effectExtent l="0" t="0" r="0" b="0"/>
-                  <wp:docPr id="20" name="图片 20"/>
+                <wp:inline distT="0" distB="0" distL="0" distR="0" wp14:anchorId="3777D345" wp14:editId="5D5C0F9C">
+                  <wp:extent cx="2238375" cy="1921172"/>
+                  <wp:effectExtent l="0" t="0" r="0" b="3175"/>
+                  <wp:docPr id="1715136263" name="图片 18"/>
                   <wp:cNvGraphicFramePr>
                     <a:graphicFrameLocks xmlns:a="http://schemas.openxmlformats.org/drawingml/2006/main" noChangeAspect="1"/>
                   </wp:cNvGraphicFramePr>
@@ -4120,723 +3981,13 @@
                     <a:graphicData uri="http://schemas.openxmlformats.org/drawingml/2006/picture">
                       <pic:pic xmlns:pic="http://schemas.openxmlformats.org/drawingml/2006/picture">
                         <pic:nvPicPr>
-                          <pic:cNvPr id="1" name=""/>
-                          <pic:cNvPicPr/>
-                        </pic:nvPicPr>
-                        <pic:blipFill>
-                          <a:blip r:embed="rId16"/>
-                          <a:stretch>
-                            <a:fillRect/>
-                          </a:stretch>
-                        </pic:blipFill>
-                        <pic:spPr>
-                          <a:xfrm>
-                            <a:off x="0" y="0"/>
-                            <a:ext cx="2431697" cy="2087099"/>
-                          </a:xfrm>
-                          <a:prstGeom prst="rect">
-                            <a:avLst/>
-                          </a:prstGeom>
-                        </pic:spPr>
-                      </pic:pic>
-                    </a:graphicData>
-                  </a:graphic>
-                </wp:inline>
-              </w:drawing>
-            </w:r>
-          </w:p>
-        </w:tc>
-      </w:tr>
-      <w:tr>
-        <w:tc>
-          <w:tcPr>
-            <w:tcW w:w="1418" w:type="dxa"/>
-          </w:tcPr>
-          <w:p>
-            <w:pPr>
-              <w:widowControl/>
-              <w:adjustRightInd w:val="0"/>
-              <w:snapToGrid w:val="0"/>
-              <w:spacing w:line="276" w:lineRule="auto"/>
-              <w:jc w:val="left"/>
-              <w:rPr>
-                <w:rFonts w:ascii="Tahoma" w:eastAsia="微软雅黑" w:hAnsi="Tahoma"/>
-                <w:b/>
-                <w:bCs/>
-                <w:kern w:val="0"/>
-                <w:sz w:val="22"/>
-              </w:rPr>
-            </w:pPr>
-            <w:r>
-              <w:rPr>
-                <w:rFonts w:ascii="Tahoma" w:eastAsia="微软雅黑" w:hAnsi="Tahoma" w:hint="eastAsia"/>
-                <w:b/>
-                <w:bCs/>
-                <w:kern w:val="0"/>
-                <w:sz w:val="22"/>
-              </w:rPr>
-              <w:t>问题</w:t>
-            </w:r>
-            <w:r>
-              <w:rPr>
-                <w:rFonts w:ascii="Tahoma" w:eastAsia="微软雅黑" w:hAnsi="Tahoma" w:hint="eastAsia"/>
-                <w:b/>
-                <w:bCs/>
-                <w:kern w:val="0"/>
-                <w:sz w:val="22"/>
-              </w:rPr>
-              <w:t>描述</w:t>
-            </w:r>
-          </w:p>
-        </w:tc>
-        <w:tc>
-          <w:tcPr>
-            <w:tcW w:w="7513" w:type="dxa"/>
-          </w:tcPr>
-          <w:p>
-            <w:pPr>
-              <w:widowControl/>
-              <w:adjustRightInd w:val="0"/>
-              <w:snapToGrid w:val="0"/>
-              <w:spacing w:line="276" w:lineRule="auto"/>
-              <w:jc w:val="left"/>
-              <w:rPr>
-                <w:rFonts w:ascii="Tahoma" w:eastAsia="微软雅黑" w:hAnsi="Tahoma"/>
-                <w:kern w:val="0"/>
-                <w:sz w:val="22"/>
-              </w:rPr>
-            </w:pPr>
-            <w:r>
-              <w:rPr>
-                <w:rFonts w:ascii="Tahoma" w:eastAsia="微软雅黑" w:hAnsi="Tahoma" w:hint="eastAsia"/>
-                <w:kern w:val="0"/>
-                <w:sz w:val="22"/>
-              </w:rPr>
-              <w:t>所有恢复道具只能恢复</w:t>
-            </w:r>
-            <w:r>
-              <w:rPr>
-                <w:rFonts w:ascii="Tahoma" w:eastAsia="微软雅黑" w:hAnsi="Tahoma" w:hint="eastAsia"/>
-                <w:kern w:val="0"/>
-                <w:sz w:val="22"/>
-              </w:rPr>
-              <w:t>百</w:t>
-            </w:r>
-            <w:r>
-              <w:rPr>
-                <w:rFonts w:ascii="Tahoma" w:eastAsia="微软雅黑" w:hAnsi="Tahoma" w:hint="eastAsia"/>
-                <w:kern w:val="0"/>
-                <w:sz w:val="22"/>
-              </w:rPr>
-              <w:t>分之一的生命，不管怎么调都调不回来。</w:t>
-            </w:r>
-          </w:p>
-        </w:tc>
-      </w:tr>
-      <w:tr>
-        <w:tc>
-          <w:tcPr>
-            <w:tcW w:w="1418" w:type="dxa"/>
-          </w:tcPr>
-          <w:p>
-            <w:pPr>
-              <w:widowControl/>
-              <w:adjustRightInd w:val="0"/>
-              <w:snapToGrid w:val="0"/>
-              <w:spacing w:line="276" w:lineRule="auto"/>
-              <w:jc w:val="left"/>
-              <w:rPr>
-                <w:rFonts w:ascii="Tahoma" w:eastAsia="微软雅黑" w:hAnsi="Tahoma"/>
-                <w:kern w:val="0"/>
-                <w:sz w:val="22"/>
-              </w:rPr>
-            </w:pPr>
-            <w:r>
-              <w:rPr>
-                <w:rFonts w:ascii="Tahoma" w:eastAsia="微软雅黑" w:hAnsi="Tahoma" w:hint="eastAsia"/>
-                <w:b/>
-                <w:bCs/>
-                <w:kern w:val="0"/>
-                <w:sz w:val="22"/>
-              </w:rPr>
-              <w:t>发生条件</w:t>
-            </w:r>
-          </w:p>
-        </w:tc>
-        <w:tc>
-          <w:tcPr>
-            <w:tcW w:w="7513" w:type="dxa"/>
-          </w:tcPr>
-          <w:p>
-            <w:pPr>
-              <w:widowControl/>
-              <w:adjustRightInd w:val="0"/>
-              <w:snapToGrid w:val="0"/>
-              <w:spacing w:line="276" w:lineRule="auto"/>
-              <w:jc w:val="left"/>
-              <w:rPr>
-                <w:rFonts w:ascii="Tahoma" w:eastAsia="微软雅黑" w:hAnsi="Tahoma"/>
-                <w:kern w:val="0"/>
-                <w:sz w:val="22"/>
-              </w:rPr>
-            </w:pPr>
-            <w:r>
-              <w:rPr>
-                <w:rFonts w:ascii="Tahoma" w:eastAsia="微软雅黑" w:hAnsi="Tahoma" w:hint="eastAsia"/>
-                <w:kern w:val="0"/>
-                <w:sz w:val="22"/>
-              </w:rPr>
-              <w:t>1</w:t>
-            </w:r>
-            <w:r>
-              <w:rPr>
-                <w:rFonts w:ascii="Tahoma" w:eastAsia="微软雅黑" w:hAnsi="Tahoma"/>
-                <w:kern w:val="0"/>
-                <w:sz w:val="22"/>
-              </w:rPr>
-              <w:t>.</w:t>
-            </w:r>
-            <w:r>
-              <w:rPr>
-                <w:rFonts w:ascii="Tahoma" w:eastAsia="微软雅黑" w:hAnsi="Tahoma" w:hint="eastAsia"/>
-                <w:kern w:val="0"/>
-                <w:sz w:val="22"/>
-              </w:rPr>
-              <w:t>使用</w:t>
-            </w:r>
-            <w:r>
-              <w:rPr>
-                <w:rFonts w:ascii="Tahoma" w:eastAsia="微软雅黑" w:hAnsi="Tahoma" w:hint="eastAsia"/>
-                <w:kern w:val="0"/>
-                <w:sz w:val="22"/>
-              </w:rPr>
-              <w:t xml:space="preserve"> </w:t>
-            </w:r>
-            <w:r>
-              <w:rPr>
-                <w:rFonts w:ascii="Tahoma" w:eastAsia="微软雅黑" w:hAnsi="Tahoma" w:hint="eastAsia"/>
-                <w:kern w:val="0"/>
-                <w:sz w:val="22"/>
-              </w:rPr>
-              <w:t>插件集合示例</w:t>
-            </w:r>
-            <w:r>
-              <w:rPr>
-                <w:rFonts w:ascii="Tahoma" w:eastAsia="微软雅黑" w:hAnsi="Tahoma" w:hint="eastAsia"/>
-                <w:kern w:val="0"/>
-                <w:sz w:val="22"/>
-              </w:rPr>
-              <w:t xml:space="preserve"> </w:t>
-            </w:r>
-            <w:r>
-              <w:rPr>
-                <w:rFonts w:ascii="Tahoma" w:eastAsia="微软雅黑" w:hAnsi="Tahoma" w:hint="eastAsia"/>
-                <w:kern w:val="0"/>
-                <w:sz w:val="22"/>
-              </w:rPr>
-              <w:t>作为模板进行设计。</w:t>
-            </w:r>
-          </w:p>
-          <w:p>
-            <w:pPr>
-              <w:widowControl/>
-              <w:adjustRightInd w:val="0"/>
-              <w:snapToGrid w:val="0"/>
-              <w:spacing w:line="276" w:lineRule="auto"/>
-              <w:jc w:val="left"/>
-              <w:rPr>
-                <w:rFonts w:ascii="Tahoma" w:eastAsia="微软雅黑" w:hAnsi="Tahoma"/>
-                <w:kern w:val="0"/>
-                <w:sz w:val="22"/>
-              </w:rPr>
-            </w:pPr>
-            <w:r>
-              <w:rPr>
-                <w:rFonts w:ascii="Tahoma" w:eastAsia="微软雅黑" w:hAnsi="Tahoma" w:hint="eastAsia"/>
-                <w:kern w:val="0"/>
-                <w:sz w:val="22"/>
-              </w:rPr>
-              <w:t>2</w:t>
-            </w:r>
-            <w:r>
-              <w:rPr>
-                <w:rFonts w:ascii="Tahoma" w:eastAsia="微软雅黑" w:hAnsi="Tahoma"/>
-                <w:kern w:val="0"/>
-                <w:sz w:val="22"/>
-              </w:rPr>
-              <w:t>.</w:t>
-            </w:r>
-            <w:r>
-              <w:rPr>
-                <w:rFonts w:ascii="Tahoma" w:eastAsia="微软雅黑" w:hAnsi="Tahoma" w:hint="eastAsia"/>
-                <w:kern w:val="0"/>
-                <w:sz w:val="22"/>
-              </w:rPr>
-              <w:t>无论测试战斗、正常测试游戏、部署的游戏，都出现该问题。</w:t>
-            </w:r>
-          </w:p>
-          <w:p>
-            <w:pPr>
-              <w:widowControl/>
-              <w:adjustRightInd w:val="0"/>
-              <w:snapToGrid w:val="0"/>
-              <w:spacing w:line="276" w:lineRule="auto"/>
-              <w:jc w:val="left"/>
-              <w:rPr>
-                <w:rFonts w:ascii="Tahoma" w:eastAsia="微软雅黑" w:hAnsi="Tahoma"/>
-                <w:kern w:val="0"/>
-                <w:sz w:val="22"/>
-              </w:rPr>
-            </w:pPr>
-            <w:r>
-              <w:rPr>
-                <w:rFonts w:ascii="Tahoma" w:eastAsia="微软雅黑" w:hAnsi="Tahoma" w:hint="eastAsia"/>
-                <w:kern w:val="0"/>
-                <w:sz w:val="22"/>
-              </w:rPr>
-              <w:t>（</w:t>
-            </w:r>
-            <w:proofErr w:type="gramStart"/>
-            <w:r>
-              <w:rPr>
-                <w:rFonts w:ascii="Tahoma" w:eastAsia="微软雅黑" w:hAnsi="Tahoma" w:hint="eastAsia"/>
-                <w:kern w:val="0"/>
-                <w:sz w:val="22"/>
-              </w:rPr>
-              <w:t>许多萌新使用</w:t>
-            </w:r>
-            <w:proofErr w:type="gramEnd"/>
-            <w:r>
-              <w:rPr>
-                <w:rFonts w:ascii="Tahoma" w:eastAsia="微软雅黑" w:hAnsi="Tahoma" w:hint="eastAsia"/>
-                <w:kern w:val="0"/>
-                <w:sz w:val="22"/>
-              </w:rPr>
-              <w:t>我</w:t>
-            </w:r>
-            <w:proofErr w:type="spellStart"/>
-            <w:r>
-              <w:rPr>
-                <w:rFonts w:ascii="Tahoma" w:eastAsia="微软雅黑" w:hAnsi="Tahoma" w:hint="eastAsia"/>
-                <w:kern w:val="0"/>
-                <w:sz w:val="22"/>
-              </w:rPr>
-              <w:t>drill</w:t>
-            </w:r>
-            <w:r>
-              <w:rPr>
-                <w:rFonts w:ascii="Tahoma" w:eastAsia="微软雅黑" w:hAnsi="Tahoma"/>
-                <w:kern w:val="0"/>
-                <w:sz w:val="22"/>
-              </w:rPr>
-              <w:t>up</w:t>
-            </w:r>
-            <w:proofErr w:type="spellEnd"/>
-            <w:r>
-              <w:rPr>
-                <w:rFonts w:ascii="Tahoma" w:eastAsia="微软雅黑" w:hAnsi="Tahoma" w:hint="eastAsia"/>
-                <w:kern w:val="0"/>
-                <w:sz w:val="22"/>
-              </w:rPr>
-              <w:t>的示例作为</w:t>
-            </w:r>
-            <w:r>
-              <w:rPr>
-                <w:rFonts w:ascii="Tahoma" w:eastAsia="微软雅黑" w:hAnsi="Tahoma" w:hint="eastAsia"/>
-                <w:kern w:val="0"/>
-                <w:sz w:val="22"/>
-              </w:rPr>
-              <w:t xml:space="preserve"> </w:t>
-            </w:r>
-            <w:r>
-              <w:rPr>
-                <w:rFonts w:ascii="Tahoma" w:eastAsia="微软雅黑" w:hAnsi="Tahoma" w:hint="eastAsia"/>
-                <w:kern w:val="0"/>
-                <w:sz w:val="22"/>
-              </w:rPr>
-              <w:t>模板</w:t>
-            </w:r>
-            <w:r>
-              <w:rPr>
-                <w:rFonts w:ascii="Tahoma" w:eastAsia="微软雅黑" w:hAnsi="Tahoma" w:hint="eastAsia"/>
-                <w:kern w:val="0"/>
-                <w:sz w:val="22"/>
-              </w:rPr>
-              <w:t xml:space="preserve"> </w:t>
-            </w:r>
-            <w:r>
-              <w:rPr>
-                <w:rFonts w:ascii="Tahoma" w:eastAsia="微软雅黑" w:hAnsi="Tahoma" w:hint="eastAsia"/>
-                <w:kern w:val="0"/>
-                <w:sz w:val="22"/>
-              </w:rPr>
-              <w:t>进行设计时，都像遇到神秘的诅咒一样。）</w:t>
-            </w:r>
-          </w:p>
-        </w:tc>
-      </w:tr>
-      <w:tr>
-        <w:tc>
-          <w:tcPr>
-            <w:tcW w:w="1418" w:type="dxa"/>
-          </w:tcPr>
-          <w:p>
-            <w:pPr>
-              <w:widowControl/>
-              <w:adjustRightInd w:val="0"/>
-              <w:snapToGrid w:val="0"/>
-              <w:spacing w:line="276" w:lineRule="auto"/>
-              <w:jc w:val="left"/>
-              <w:rPr>
-                <w:rFonts w:ascii="Tahoma" w:eastAsia="微软雅黑" w:hAnsi="Tahoma"/>
-                <w:kern w:val="0"/>
-                <w:sz w:val="22"/>
-              </w:rPr>
-            </w:pPr>
-            <w:r>
-              <w:rPr>
-                <w:rFonts w:ascii="Tahoma" w:eastAsia="微软雅黑" w:hAnsi="Tahoma" w:hint="eastAsia"/>
-                <w:b/>
-                <w:bCs/>
-                <w:kern w:val="0"/>
-                <w:sz w:val="22"/>
-              </w:rPr>
-              <w:t>相关</w:t>
-            </w:r>
-            <w:r>
-              <w:rPr>
-                <w:rFonts w:ascii="Tahoma" w:eastAsia="微软雅黑" w:hAnsi="Tahoma" w:hint="eastAsia"/>
-                <w:b/>
-                <w:bCs/>
-                <w:kern w:val="0"/>
-                <w:sz w:val="22"/>
-              </w:rPr>
-              <w:t>链接</w:t>
-            </w:r>
-          </w:p>
-        </w:tc>
-        <w:tc>
-          <w:tcPr>
-            <w:tcW w:w="7513" w:type="dxa"/>
-          </w:tcPr>
-          <w:p>
-            <w:pPr>
-              <w:widowControl/>
-              <w:adjustRightInd w:val="0"/>
-              <w:snapToGrid w:val="0"/>
-              <w:spacing w:line="276" w:lineRule="auto"/>
-              <w:jc w:val="left"/>
-              <w:rPr>
-                <w:rFonts w:ascii="Tahoma" w:eastAsia="微软雅黑" w:hAnsi="Tahoma"/>
-                <w:kern w:val="0"/>
-                <w:sz w:val="22"/>
-              </w:rPr>
-            </w:pPr>
-            <w:r>
-              <w:rPr>
-                <w:rFonts w:ascii="Tahoma" w:eastAsia="微软雅黑" w:hAnsi="Tahoma" w:hint="eastAsia"/>
-                <w:kern w:val="0"/>
-                <w:sz w:val="22"/>
-              </w:rPr>
-              <w:t>无</w:t>
-            </w:r>
-          </w:p>
-        </w:tc>
-      </w:tr>
-      <w:tr>
-        <w:tc>
-          <w:tcPr>
-            <w:tcW w:w="1418" w:type="dxa"/>
-          </w:tcPr>
-          <w:p>
-            <w:pPr>
-              <w:widowControl/>
-              <w:adjustRightInd w:val="0"/>
-              <w:snapToGrid w:val="0"/>
-              <w:spacing w:line="276" w:lineRule="auto"/>
-              <w:jc w:val="left"/>
-              <w:rPr>
-                <w:rFonts w:ascii="Tahoma" w:eastAsia="微软雅黑" w:hAnsi="Tahoma"/>
-                <w:kern w:val="0"/>
-                <w:sz w:val="22"/>
-              </w:rPr>
-            </w:pPr>
-            <w:r>
-              <w:rPr>
-                <w:rFonts w:ascii="Tahoma" w:eastAsia="微软雅黑" w:hAnsi="Tahoma" w:hint="eastAsia"/>
-                <w:b/>
-                <w:bCs/>
-                <w:kern w:val="0"/>
-                <w:sz w:val="22"/>
-              </w:rPr>
-              <w:t>问题特点</w:t>
-            </w:r>
-          </w:p>
-        </w:tc>
-        <w:tc>
-          <w:tcPr>
-            <w:tcW w:w="7513" w:type="dxa"/>
-          </w:tcPr>
-          <w:p>
-            <w:pPr>
-              <w:pStyle w:val="af1"/>
-              <w:widowControl/>
-              <w:numPr>
-                <w:ilvl w:val="0"/>
-                <w:numId w:val="2"/>
-              </w:numPr>
-              <w:adjustRightInd w:val="0"/>
-              <w:snapToGrid w:val="0"/>
-              <w:spacing w:line="276" w:lineRule="auto"/>
-              <w:ind w:firstLineChars="0"/>
-              <w:jc w:val="left"/>
-              <w:rPr>
-                <w:rFonts w:ascii="Tahoma" w:eastAsia="微软雅黑" w:hAnsi="Tahoma"/>
-                <w:kern w:val="0"/>
-                <w:sz w:val="22"/>
-              </w:rPr>
-            </w:pPr>
-            <w:r>
-              <w:rPr>
-                <w:rFonts w:ascii="Tahoma" w:eastAsia="微软雅黑" w:hAnsi="Tahoma" w:hint="eastAsia"/>
-                <w:kern w:val="0"/>
-                <w:sz w:val="22"/>
-              </w:rPr>
-              <w:t>道具强制加</w:t>
-            </w:r>
-            <w:r>
-              <w:rPr>
-                <w:rFonts w:ascii="Tahoma" w:eastAsia="微软雅黑" w:hAnsi="Tahoma" w:hint="eastAsia"/>
-                <w:kern w:val="0"/>
-                <w:sz w:val="22"/>
-              </w:rPr>
-              <w:t>1</w:t>
-            </w:r>
-            <w:r>
-              <w:rPr>
-                <w:rFonts w:ascii="Tahoma" w:eastAsia="微软雅黑" w:hAnsi="Tahoma"/>
-                <w:kern w:val="0"/>
-                <w:sz w:val="22"/>
-              </w:rPr>
-              <w:t>00</w:t>
-            </w:r>
-            <w:r>
-              <w:rPr>
-                <w:rFonts w:ascii="Tahoma" w:eastAsia="微软雅黑" w:hAnsi="Tahoma" w:hint="eastAsia"/>
-                <w:kern w:val="0"/>
-                <w:sz w:val="22"/>
-              </w:rPr>
-              <w:t>的生命，变成</w:t>
-            </w:r>
-            <w:r>
-              <w:rPr>
-                <w:rFonts w:ascii="Tahoma" w:eastAsia="微软雅黑" w:hAnsi="Tahoma" w:hint="eastAsia"/>
-                <w:kern w:val="0"/>
-                <w:sz w:val="22"/>
-              </w:rPr>
-              <w:t>1</w:t>
-            </w:r>
-            <w:r>
-              <w:rPr>
-                <w:rFonts w:ascii="Tahoma" w:eastAsia="微软雅黑" w:hAnsi="Tahoma" w:hint="eastAsia"/>
-                <w:kern w:val="0"/>
-                <w:sz w:val="22"/>
-              </w:rPr>
-              <w:t>。</w:t>
-            </w:r>
-          </w:p>
-          <w:p>
-            <w:pPr>
-              <w:pStyle w:val="af1"/>
-              <w:widowControl/>
-              <w:numPr>
-                <w:ilvl w:val="0"/>
-                <w:numId w:val="2"/>
-              </w:numPr>
-              <w:adjustRightInd w:val="0"/>
-              <w:snapToGrid w:val="0"/>
-              <w:spacing w:line="276" w:lineRule="auto"/>
-              <w:ind w:firstLineChars="0"/>
-              <w:jc w:val="left"/>
-              <w:rPr>
-                <w:rFonts w:ascii="Tahoma" w:eastAsia="微软雅黑" w:hAnsi="Tahoma"/>
-                <w:kern w:val="0"/>
-                <w:sz w:val="22"/>
-              </w:rPr>
-            </w:pPr>
-            <w:r>
-              <w:rPr>
-                <w:rFonts w:ascii="Tahoma" w:eastAsia="微软雅黑" w:hAnsi="Tahoma" w:hint="eastAsia"/>
-                <w:kern w:val="0"/>
-                <w:sz w:val="22"/>
-              </w:rPr>
-              <w:t>给友军释放治愈魔法，</w:t>
-            </w:r>
-            <w:r>
-              <w:rPr>
-                <w:rFonts w:ascii="Tahoma" w:eastAsia="微软雅黑" w:hAnsi="Tahoma" w:hint="eastAsia"/>
-                <w:kern w:val="0"/>
-                <w:sz w:val="22"/>
-              </w:rPr>
-              <w:t>3</w:t>
-            </w:r>
-            <w:r>
-              <w:rPr>
-                <w:rFonts w:ascii="Tahoma" w:eastAsia="微软雅黑" w:hAnsi="Tahoma"/>
-                <w:kern w:val="0"/>
-                <w:sz w:val="22"/>
-              </w:rPr>
-              <w:t>50</w:t>
-            </w:r>
-            <w:r>
-              <w:rPr>
-                <w:rFonts w:ascii="Tahoma" w:eastAsia="微软雅黑" w:hAnsi="Tahoma" w:hint="eastAsia"/>
-                <w:kern w:val="0"/>
-                <w:sz w:val="22"/>
-              </w:rPr>
-              <w:t>的恢复，变成</w:t>
-            </w:r>
-            <w:r>
-              <w:rPr>
-                <w:rFonts w:ascii="Tahoma" w:eastAsia="微软雅黑" w:hAnsi="Tahoma" w:hint="eastAsia"/>
-                <w:kern w:val="0"/>
-                <w:sz w:val="22"/>
-              </w:rPr>
-              <w:t>3</w:t>
-            </w:r>
-            <w:r>
-              <w:rPr>
-                <w:rFonts w:ascii="Tahoma" w:eastAsia="微软雅黑" w:hAnsi="Tahoma" w:hint="eastAsia"/>
-                <w:kern w:val="0"/>
-                <w:sz w:val="22"/>
-              </w:rPr>
-              <w:t>。</w:t>
-            </w:r>
-          </w:p>
-          <w:p>
-            <w:pPr>
-              <w:pStyle w:val="af1"/>
-              <w:widowControl/>
-              <w:numPr>
-                <w:ilvl w:val="0"/>
-                <w:numId w:val="2"/>
-              </w:numPr>
-              <w:adjustRightInd w:val="0"/>
-              <w:snapToGrid w:val="0"/>
-              <w:spacing w:line="276" w:lineRule="auto"/>
-              <w:ind w:firstLineChars="0"/>
-              <w:jc w:val="left"/>
-              <w:rPr>
-                <w:rFonts w:ascii="Tahoma" w:eastAsia="微软雅黑" w:hAnsi="Tahoma"/>
-                <w:kern w:val="0"/>
-                <w:sz w:val="22"/>
-              </w:rPr>
-            </w:pPr>
-            <w:r>
-              <w:rPr>
-                <w:rFonts w:ascii="Tahoma" w:eastAsia="微软雅黑" w:hAnsi="Tahoma" w:hint="eastAsia"/>
-                <w:kern w:val="0"/>
-                <w:sz w:val="22"/>
-              </w:rPr>
-              <w:t>敌人给自己释放治愈，却能正常恢复。</w:t>
-            </w:r>
-          </w:p>
-        </w:tc>
-      </w:tr>
-      <w:tr>
-        <w:tc>
-          <w:tcPr>
-            <w:tcW w:w="1418" w:type="dxa"/>
-          </w:tcPr>
-          <w:p>
-            <w:pPr>
-              <w:widowControl/>
-              <w:adjustRightInd w:val="0"/>
-              <w:snapToGrid w:val="0"/>
-              <w:spacing w:line="276" w:lineRule="auto"/>
-              <w:jc w:val="left"/>
-              <w:rPr>
-                <w:rFonts w:ascii="Tahoma" w:eastAsia="微软雅黑" w:hAnsi="Tahoma"/>
-                <w:b/>
-                <w:bCs/>
-                <w:kern w:val="0"/>
-                <w:sz w:val="22"/>
-              </w:rPr>
-            </w:pPr>
-            <w:r>
-              <w:rPr>
-                <w:rFonts w:ascii="Tahoma" w:eastAsia="微软雅黑" w:hAnsi="Tahoma" w:hint="eastAsia"/>
-                <w:b/>
-                <w:bCs/>
-                <w:kern w:val="0"/>
-                <w:sz w:val="22"/>
-              </w:rPr>
-              <w:t>原理解析</w:t>
-            </w:r>
-          </w:p>
-        </w:tc>
-        <w:tc>
-          <w:tcPr>
-            <w:tcW w:w="7513" w:type="dxa"/>
-          </w:tcPr>
-          <w:p>
-            <w:pPr>
-              <w:widowControl/>
-              <w:adjustRightInd w:val="0"/>
-              <w:snapToGrid w:val="0"/>
-              <w:spacing w:line="276" w:lineRule="auto"/>
-              <w:jc w:val="left"/>
-              <w:rPr>
-                <w:rFonts w:ascii="Tahoma" w:eastAsia="微软雅黑" w:hAnsi="Tahoma"/>
-                <w:kern w:val="0"/>
-                <w:sz w:val="22"/>
-              </w:rPr>
-            </w:pPr>
-            <w:r>
-              <w:rPr>
-                <w:rFonts w:ascii="Tahoma" w:eastAsia="微软雅黑" w:hAnsi="Tahoma" w:hint="eastAsia"/>
-                <w:kern w:val="0"/>
-                <w:sz w:val="22"/>
-              </w:rPr>
-              <w:t>这个神秘的诅咒，名叫“降智诅咒”。</w:t>
-            </w:r>
-          </w:p>
-          <w:p>
-            <w:pPr>
-              <w:widowControl/>
-              <w:adjustRightInd w:val="0"/>
-              <w:snapToGrid w:val="0"/>
-              <w:spacing w:line="276" w:lineRule="auto"/>
-              <w:jc w:val="left"/>
-              <w:rPr>
-                <w:rFonts w:ascii="Tahoma" w:eastAsia="微软雅黑" w:hAnsi="Tahoma"/>
-                <w:kern w:val="0"/>
-                <w:sz w:val="22"/>
-              </w:rPr>
-            </w:pPr>
-            <w:r>
-              <w:rPr>
-                <w:noProof/>
-              </w:rPr>
-              <w:drawing>
-                <wp:inline distT="0" distB="0" distL="0" distR="0" wp14:anchorId="4357C793" wp14:editId="199018C3">
-                  <wp:extent cx="4349758" cy="1203960"/>
-                  <wp:effectExtent l="0" t="0" r="0" b="0"/>
-                  <wp:docPr id="15" name="图片 15"/>
-                  <wp:cNvGraphicFramePr>
-                    <a:graphicFrameLocks xmlns:a="http://schemas.openxmlformats.org/drawingml/2006/main" noChangeAspect="1"/>
-                  </wp:cNvGraphicFramePr>
-                  <a:graphic xmlns:a="http://schemas.openxmlformats.org/drawingml/2006/main">
-                    <a:graphicData uri="http://schemas.openxmlformats.org/drawingml/2006/picture">
-                      <pic:pic xmlns:pic="http://schemas.openxmlformats.org/drawingml/2006/picture">
-                        <pic:nvPicPr>
-                          <pic:cNvPr id="0" name="Picture 4"/>
+                          <pic:cNvPr id="0" name="Picture 35"/>
                           <pic:cNvPicPr>
                             <a:picLocks noChangeAspect="1" noChangeArrowheads="1"/>
                           </pic:cNvPicPr>
                         </pic:nvPicPr>
                         <pic:blipFill>
-                          <a:blip r:embed="rId17">
+                          <a:blip r:embed="rId16">
                             <a:extLst>
                               <a:ext uri="{28A0092B-C50C-407E-A947-70E740481C1C}">
                                 <a14:useLocalDpi xmlns:a14="http://schemas.microsoft.com/office/drawing/2010/main" val="0"/>
@@ -4851,7 +4002,7 @@
                         <pic:spPr bwMode="auto">
                           <a:xfrm>
                             <a:off x="0" y="0"/>
-                            <a:ext cx="4409263" cy="1220430"/>
+                            <a:ext cx="2241968" cy="1924255"/>
                           </a:xfrm>
                           <a:prstGeom prst="rect">
                             <a:avLst/>
@@ -4868,178 +4019,6 @@
               </w:drawing>
             </w:r>
           </w:p>
-          <w:p>
-            <w:pPr>
-              <w:widowControl/>
-              <w:adjustRightInd w:val="0"/>
-              <w:snapToGrid w:val="0"/>
-              <w:spacing w:line="276" w:lineRule="auto"/>
-              <w:jc w:val="left"/>
-              <w:rPr>
-                <w:rFonts w:ascii="Tahoma" w:eastAsia="微软雅黑" w:hAnsi="Tahoma"/>
-                <w:kern w:val="0"/>
-                <w:sz w:val="22"/>
-              </w:rPr>
-            </w:pPr>
-            <w:r>
-              <w:rPr>
-                <w:rFonts w:ascii="Tahoma" w:eastAsia="微软雅黑" w:hAnsi="Tahoma" w:hint="eastAsia"/>
-                <w:kern w:val="0"/>
-                <w:sz w:val="22"/>
-              </w:rPr>
-              <w:t>从</w:t>
-            </w:r>
-            <w:r>
-              <w:rPr>
-                <w:rFonts w:ascii="Tahoma" w:eastAsia="微软雅黑" w:hAnsi="Tahoma" w:hint="eastAsia"/>
-                <w:kern w:val="0"/>
-                <w:sz w:val="22"/>
-              </w:rPr>
-              <w:t>v</w:t>
-            </w:r>
-            <w:r>
-              <w:rPr>
-                <w:rFonts w:ascii="Tahoma" w:eastAsia="微软雅黑" w:hAnsi="Tahoma" w:hint="eastAsia"/>
-                <w:kern w:val="0"/>
-                <w:sz w:val="22"/>
-              </w:rPr>
-              <w:t>1</w:t>
-            </w:r>
-            <w:r>
-              <w:rPr>
-                <w:rFonts w:ascii="Tahoma" w:eastAsia="微软雅黑" w:hAnsi="Tahoma"/>
-                <w:kern w:val="0"/>
-                <w:sz w:val="22"/>
-              </w:rPr>
-              <w:t>.8</w:t>
-            </w:r>
-            <w:r>
-              <w:rPr>
-                <w:rFonts w:ascii="Tahoma" w:eastAsia="微软雅黑" w:hAnsi="Tahoma"/>
-                <w:kern w:val="0"/>
-                <w:sz w:val="22"/>
-              </w:rPr>
-              <w:t>0</w:t>
-            </w:r>
-            <w:r>
-              <w:rPr>
-                <w:rFonts w:ascii="Tahoma" w:eastAsia="微软雅黑" w:hAnsi="Tahoma" w:hint="eastAsia"/>
-                <w:kern w:val="0"/>
-                <w:sz w:val="22"/>
-              </w:rPr>
-              <w:t>版本开始，为了使用描述面板更好地显示一些武器属性，我不经意间给</w:t>
-            </w:r>
-            <w:r>
-              <w:rPr>
-                <w:rFonts w:ascii="Tahoma" w:eastAsia="微软雅黑" w:hAnsi="Tahoma" w:hint="eastAsia"/>
-                <w:kern w:val="0"/>
-                <w:sz w:val="22"/>
-              </w:rPr>
-              <w:t xml:space="preserve"> </w:t>
-            </w:r>
-            <w:r>
-              <w:rPr>
-                <w:rFonts w:ascii="Tahoma" w:eastAsia="微软雅黑" w:hAnsi="Tahoma" w:hint="eastAsia"/>
-                <w:kern w:val="0"/>
-                <w:sz w:val="22"/>
-              </w:rPr>
-              <w:t>小块碎红宝石</w:t>
-            </w:r>
-            <w:r>
-              <w:rPr>
-                <w:rFonts w:ascii="Tahoma" w:eastAsia="微软雅黑" w:hAnsi="Tahoma" w:hint="eastAsia"/>
-                <w:kern w:val="0"/>
-                <w:sz w:val="22"/>
-              </w:rPr>
-              <w:t xml:space="preserve"> </w:t>
-            </w:r>
-            <w:r>
-              <w:rPr>
-                <w:rFonts w:ascii="Tahoma" w:eastAsia="微软雅黑" w:hAnsi="Tahoma" w:hint="eastAsia"/>
-                <w:kern w:val="0"/>
-                <w:sz w:val="22"/>
-              </w:rPr>
-              <w:t>添加了一个坑人的属性：“恢复效果</w:t>
-            </w:r>
-            <w:r>
-              <w:rPr>
-                <w:rFonts w:ascii="Tahoma" w:eastAsia="微软雅黑" w:hAnsi="Tahoma" w:hint="eastAsia"/>
-                <w:kern w:val="0"/>
-                <w:sz w:val="22"/>
-              </w:rPr>
-              <w:t>*</w:t>
-            </w:r>
-            <w:r>
-              <w:rPr>
-                <w:rFonts w:ascii="Tahoma" w:eastAsia="微软雅黑" w:hAnsi="Tahoma"/>
-                <w:kern w:val="0"/>
-                <w:sz w:val="22"/>
-              </w:rPr>
-              <w:t>1.1%</w:t>
-            </w:r>
-            <w:r>
-              <w:rPr>
-                <w:rFonts w:ascii="Tahoma" w:eastAsia="微软雅黑" w:hAnsi="Tahoma" w:hint="eastAsia"/>
-                <w:kern w:val="0"/>
-                <w:sz w:val="22"/>
-              </w:rPr>
-              <w:t>”，许多</w:t>
-            </w:r>
-            <w:proofErr w:type="gramStart"/>
-            <w:r>
-              <w:rPr>
-                <w:rFonts w:ascii="Tahoma" w:eastAsia="微软雅黑" w:hAnsi="Tahoma" w:hint="eastAsia"/>
-                <w:kern w:val="0"/>
-                <w:sz w:val="22"/>
-              </w:rPr>
-              <w:t>萌</w:t>
-            </w:r>
-            <w:proofErr w:type="gramEnd"/>
-            <w:r>
-              <w:rPr>
-                <w:rFonts w:ascii="Tahoma" w:eastAsia="微软雅黑" w:hAnsi="Tahoma" w:hint="eastAsia"/>
-                <w:kern w:val="0"/>
-                <w:sz w:val="22"/>
-              </w:rPr>
-              <w:t>新都习惯性地将第一个武器复制粘贴，于是，所有武器都被施加了这个神秘的</w:t>
-            </w:r>
-            <w:proofErr w:type="gramStart"/>
-            <w:r>
-              <w:rPr>
-                <w:rFonts w:ascii="Tahoma" w:eastAsia="微软雅黑" w:hAnsi="Tahoma"/>
-                <w:kern w:val="0"/>
-                <w:sz w:val="22"/>
-              </w:rPr>
-              <w:t>”</w:t>
-            </w:r>
-            <w:proofErr w:type="gramEnd"/>
-            <w:r>
-              <w:rPr>
-                <w:rFonts w:ascii="Tahoma" w:eastAsia="微软雅黑" w:hAnsi="Tahoma" w:hint="eastAsia"/>
-                <w:kern w:val="0"/>
-                <w:sz w:val="22"/>
-              </w:rPr>
-              <w:t>诅咒</w:t>
-            </w:r>
-            <w:proofErr w:type="gramStart"/>
-            <w:r>
-              <w:rPr>
-                <w:rFonts w:ascii="Tahoma" w:eastAsia="微软雅黑" w:hAnsi="Tahoma"/>
-                <w:kern w:val="0"/>
-                <w:sz w:val="22"/>
-              </w:rPr>
-              <w:t>”</w:t>
-            </w:r>
-            <w:proofErr w:type="gramEnd"/>
-            <w:r>
-              <w:rPr>
-                <w:rFonts w:ascii="Tahoma" w:eastAsia="微软雅黑" w:hAnsi="Tahoma" w:hint="eastAsia"/>
-                <w:kern w:val="0"/>
-                <w:sz w:val="22"/>
-              </w:rPr>
-              <w:t>，只能恢复百分之一的生命。</w:t>
-            </w:r>
-          </w:p>
         </w:tc>
       </w:tr>
       <w:tr>
@@ -5070,7 +4049,17 @@
                 <w:kern w:val="0"/>
                 <w:sz w:val="22"/>
               </w:rPr>
-              <w:t>解决方案</w:t>
+              <w:t>问题</w:t>
+            </w:r>
+            <w:r>
+              <w:rPr>
+                <w:rFonts w:ascii="Tahoma" w:eastAsia="微软雅黑" w:hAnsi="Tahoma" w:hint="eastAsia"/>
+                <w:b/>
+                <w:bCs/>
+                <w:kern w:val="0"/>
+                <w:sz w:val="22"/>
+              </w:rPr>
+              <w:t>描述</w:t>
             </w:r>
           </w:p>
         </w:tc>
@@ -5097,7 +4086,896 @@
                 <w:kern w:val="0"/>
                 <w:sz w:val="22"/>
               </w:rPr>
-              <w:t>直接去掉就好了，以后复制粘贴的时候，多注意一下是不是多了什么属性或者少了什么属性。</w:t>
+              <w:t>所有恢复道具只能恢复</w:t>
+            </w:r>
+            <w:r>
+              <w:rPr>
+                <w:rFonts w:ascii="Tahoma" w:eastAsia="微软雅黑" w:hAnsi="Tahoma" w:hint="eastAsia"/>
+                <w:kern w:val="0"/>
+                <w:sz w:val="22"/>
+              </w:rPr>
+              <w:t>百</w:t>
+            </w:r>
+            <w:r>
+              <w:rPr>
+                <w:rFonts w:ascii="Tahoma" w:eastAsia="微软雅黑" w:hAnsi="Tahoma" w:hint="eastAsia"/>
+                <w:kern w:val="0"/>
+                <w:sz w:val="22"/>
+              </w:rPr>
+              <w:t>分之一的生命，不管怎么调都调不回来。</w:t>
+            </w:r>
+          </w:p>
+        </w:tc>
+      </w:tr>
+      <w:tr>
+        <w:tc>
+          <w:tcPr>
+            <w:tcW w:w="1418" w:type="dxa"/>
+          </w:tcPr>
+          <w:p>
+            <w:pPr>
+              <w:widowControl/>
+              <w:adjustRightInd w:val="0"/>
+              <w:snapToGrid w:val="0"/>
+              <w:spacing w:line="276" w:lineRule="auto"/>
+              <w:jc w:val="left"/>
+              <w:rPr>
+                <w:rFonts w:ascii="Tahoma" w:eastAsia="微软雅黑" w:hAnsi="Tahoma"/>
+                <w:kern w:val="0"/>
+                <w:sz w:val="22"/>
+              </w:rPr>
+            </w:pPr>
+            <w:r>
+              <w:rPr>
+                <w:rFonts w:ascii="Tahoma" w:eastAsia="微软雅黑" w:hAnsi="Tahoma" w:hint="eastAsia"/>
+                <w:b/>
+                <w:bCs/>
+                <w:kern w:val="0"/>
+                <w:sz w:val="22"/>
+              </w:rPr>
+              <w:t>发生条件</w:t>
+            </w:r>
+          </w:p>
+        </w:tc>
+        <w:tc>
+          <w:tcPr>
+            <w:tcW w:w="7513" w:type="dxa"/>
+          </w:tcPr>
+          <w:p>
+            <w:pPr>
+              <w:widowControl/>
+              <w:adjustRightInd w:val="0"/>
+              <w:snapToGrid w:val="0"/>
+              <w:spacing w:line="276" w:lineRule="auto"/>
+              <w:jc w:val="left"/>
+              <w:rPr>
+                <w:rFonts w:ascii="Tahoma" w:eastAsia="微软雅黑" w:hAnsi="Tahoma"/>
+                <w:kern w:val="0"/>
+                <w:sz w:val="22"/>
+              </w:rPr>
+            </w:pPr>
+            <w:r>
+              <w:rPr>
+                <w:rFonts w:ascii="Tahoma" w:eastAsia="微软雅黑" w:hAnsi="Tahoma" w:hint="eastAsia"/>
+                <w:kern w:val="0"/>
+                <w:sz w:val="22"/>
+              </w:rPr>
+              <w:t>1</w:t>
+            </w:r>
+            <w:r>
+              <w:rPr>
+                <w:rFonts w:ascii="Tahoma" w:eastAsia="微软雅黑" w:hAnsi="Tahoma"/>
+                <w:kern w:val="0"/>
+                <w:sz w:val="22"/>
+              </w:rPr>
+              <w:t>.</w:t>
+            </w:r>
+            <w:r>
+              <w:rPr>
+                <w:rFonts w:ascii="Tahoma" w:eastAsia="微软雅黑" w:hAnsi="Tahoma" w:hint="eastAsia"/>
+                <w:kern w:val="0"/>
+                <w:sz w:val="22"/>
+              </w:rPr>
+              <w:t>使用</w:t>
+            </w:r>
+            <w:r>
+              <w:rPr>
+                <w:rFonts w:ascii="Tahoma" w:eastAsia="微软雅黑" w:hAnsi="Tahoma" w:hint="eastAsia"/>
+                <w:kern w:val="0"/>
+                <w:sz w:val="22"/>
+              </w:rPr>
+              <w:t xml:space="preserve"> </w:t>
+            </w:r>
+            <w:r>
+              <w:rPr>
+                <w:rFonts w:ascii="Tahoma" w:eastAsia="微软雅黑" w:hAnsi="Tahoma" w:hint="eastAsia"/>
+                <w:kern w:val="0"/>
+                <w:sz w:val="22"/>
+              </w:rPr>
+              <w:t>插件集合示例</w:t>
+            </w:r>
+            <w:r>
+              <w:rPr>
+                <w:rFonts w:ascii="Tahoma" w:eastAsia="微软雅黑" w:hAnsi="Tahoma" w:hint="eastAsia"/>
+                <w:kern w:val="0"/>
+                <w:sz w:val="22"/>
+              </w:rPr>
+              <w:t xml:space="preserve"> </w:t>
+            </w:r>
+            <w:r>
+              <w:rPr>
+                <w:rFonts w:ascii="Tahoma" w:eastAsia="微软雅黑" w:hAnsi="Tahoma" w:hint="eastAsia"/>
+                <w:kern w:val="0"/>
+                <w:sz w:val="22"/>
+              </w:rPr>
+              <w:t>作为模板进行设计。</w:t>
+            </w:r>
+          </w:p>
+          <w:p>
+            <w:pPr>
+              <w:widowControl/>
+              <w:adjustRightInd w:val="0"/>
+              <w:snapToGrid w:val="0"/>
+              <w:spacing w:line="276" w:lineRule="auto"/>
+              <w:jc w:val="left"/>
+              <w:rPr>
+                <w:rFonts w:ascii="Tahoma" w:eastAsia="微软雅黑" w:hAnsi="Tahoma"/>
+                <w:kern w:val="0"/>
+                <w:sz w:val="22"/>
+              </w:rPr>
+            </w:pPr>
+            <w:r>
+              <w:rPr>
+                <w:rFonts w:ascii="Tahoma" w:eastAsia="微软雅黑" w:hAnsi="Tahoma" w:hint="eastAsia"/>
+                <w:kern w:val="0"/>
+                <w:sz w:val="22"/>
+              </w:rPr>
+              <w:t>2</w:t>
+            </w:r>
+            <w:r>
+              <w:rPr>
+                <w:rFonts w:ascii="Tahoma" w:eastAsia="微软雅黑" w:hAnsi="Tahoma"/>
+                <w:kern w:val="0"/>
+                <w:sz w:val="22"/>
+              </w:rPr>
+              <w:t>.</w:t>
+            </w:r>
+            <w:r>
+              <w:rPr>
+                <w:rFonts w:ascii="Tahoma" w:eastAsia="微软雅黑" w:hAnsi="Tahoma" w:hint="eastAsia"/>
+                <w:kern w:val="0"/>
+                <w:sz w:val="22"/>
+              </w:rPr>
+              <w:t>无论测试战斗、正常测试游戏、部署的游戏，都出现该问题。</w:t>
+            </w:r>
+          </w:p>
+          <w:p>
+            <w:pPr>
+              <w:widowControl/>
+              <w:adjustRightInd w:val="0"/>
+              <w:snapToGrid w:val="0"/>
+              <w:spacing w:line="276" w:lineRule="auto"/>
+              <w:jc w:val="left"/>
+              <w:rPr>
+                <w:rFonts w:ascii="Tahoma" w:eastAsia="微软雅黑" w:hAnsi="Tahoma"/>
+                <w:kern w:val="0"/>
+                <w:sz w:val="22"/>
+              </w:rPr>
+            </w:pPr>
+            <w:r>
+              <w:rPr>
+                <w:rFonts w:ascii="Tahoma" w:eastAsia="微软雅黑" w:hAnsi="Tahoma" w:hint="eastAsia"/>
+                <w:kern w:val="0"/>
+                <w:sz w:val="22"/>
+              </w:rPr>
+              <w:t>（许多萌新使用我</w:t>
+            </w:r>
+            <w:r>
+              <w:rPr>
+                <w:rFonts w:ascii="Tahoma" w:eastAsia="微软雅黑" w:hAnsi="Tahoma" w:hint="eastAsia"/>
+                <w:kern w:val="0"/>
+                <w:sz w:val="22"/>
+              </w:rPr>
+              <w:t>drill</w:t>
+            </w:r>
+            <w:r>
+              <w:rPr>
+                <w:rFonts w:ascii="Tahoma" w:eastAsia="微软雅黑" w:hAnsi="Tahoma"/>
+                <w:kern w:val="0"/>
+                <w:sz w:val="22"/>
+              </w:rPr>
+              <w:t>up</w:t>
+            </w:r>
+            <w:r>
+              <w:rPr>
+                <w:rFonts w:ascii="Tahoma" w:eastAsia="微软雅黑" w:hAnsi="Tahoma" w:hint="eastAsia"/>
+                <w:kern w:val="0"/>
+                <w:sz w:val="22"/>
+              </w:rPr>
+              <w:t>的示例作为</w:t>
+            </w:r>
+            <w:r>
+              <w:rPr>
+                <w:rFonts w:ascii="Tahoma" w:eastAsia="微软雅黑" w:hAnsi="Tahoma" w:hint="eastAsia"/>
+                <w:kern w:val="0"/>
+                <w:sz w:val="22"/>
+              </w:rPr>
+              <w:t xml:space="preserve"> </w:t>
+            </w:r>
+            <w:r>
+              <w:rPr>
+                <w:rFonts w:ascii="Tahoma" w:eastAsia="微软雅黑" w:hAnsi="Tahoma" w:hint="eastAsia"/>
+                <w:kern w:val="0"/>
+                <w:sz w:val="22"/>
+              </w:rPr>
+              <w:t>模板</w:t>
+            </w:r>
+            <w:r>
+              <w:rPr>
+                <w:rFonts w:ascii="Tahoma" w:eastAsia="微软雅黑" w:hAnsi="Tahoma" w:hint="eastAsia"/>
+                <w:kern w:val="0"/>
+                <w:sz w:val="22"/>
+              </w:rPr>
+              <w:t xml:space="preserve"> </w:t>
+            </w:r>
+            <w:r>
+              <w:rPr>
+                <w:rFonts w:ascii="Tahoma" w:eastAsia="微软雅黑" w:hAnsi="Tahoma" w:hint="eastAsia"/>
+                <w:kern w:val="0"/>
+                <w:sz w:val="22"/>
+              </w:rPr>
+              <w:t>进行设计时，都像遇到神秘的诅咒一样。）</w:t>
+            </w:r>
+          </w:p>
+        </w:tc>
+      </w:tr>
+      <w:tr>
+        <w:tc>
+          <w:tcPr>
+            <w:tcW w:w="1418" w:type="dxa"/>
+          </w:tcPr>
+          <w:p>
+            <w:pPr>
+              <w:widowControl/>
+              <w:adjustRightInd w:val="0"/>
+              <w:snapToGrid w:val="0"/>
+              <w:spacing w:line="276" w:lineRule="auto"/>
+              <w:jc w:val="left"/>
+              <w:rPr>
+                <w:rFonts w:ascii="Tahoma" w:eastAsia="微软雅黑" w:hAnsi="Tahoma"/>
+                <w:kern w:val="0"/>
+                <w:sz w:val="22"/>
+              </w:rPr>
+            </w:pPr>
+            <w:r>
+              <w:rPr>
+                <w:rFonts w:ascii="Tahoma" w:eastAsia="微软雅黑" w:hAnsi="Tahoma" w:hint="eastAsia"/>
+                <w:b/>
+                <w:bCs/>
+                <w:kern w:val="0"/>
+                <w:sz w:val="22"/>
+              </w:rPr>
+              <w:t>相关</w:t>
+            </w:r>
+            <w:r>
+              <w:rPr>
+                <w:rFonts w:ascii="Tahoma" w:eastAsia="微软雅黑" w:hAnsi="Tahoma" w:hint="eastAsia"/>
+                <w:b/>
+                <w:bCs/>
+                <w:kern w:val="0"/>
+                <w:sz w:val="22"/>
+              </w:rPr>
+              <w:t>链接</w:t>
+            </w:r>
+          </w:p>
+        </w:tc>
+        <w:tc>
+          <w:tcPr>
+            <w:tcW w:w="7513" w:type="dxa"/>
+          </w:tcPr>
+          <w:p>
+            <w:pPr>
+              <w:widowControl/>
+              <w:adjustRightInd w:val="0"/>
+              <w:snapToGrid w:val="0"/>
+              <w:spacing w:line="276" w:lineRule="auto"/>
+              <w:jc w:val="left"/>
+              <w:rPr>
+                <w:rFonts w:ascii="Tahoma" w:eastAsia="微软雅黑" w:hAnsi="Tahoma"/>
+                <w:kern w:val="0"/>
+                <w:sz w:val="22"/>
+              </w:rPr>
+            </w:pPr>
+            <w:r>
+              <w:rPr>
+                <w:rFonts w:ascii="Tahoma" w:eastAsia="微软雅黑" w:hAnsi="Tahoma" w:hint="eastAsia"/>
+                <w:kern w:val="0"/>
+                <w:sz w:val="22"/>
+              </w:rPr>
+              <w:t>无</w:t>
+            </w:r>
+          </w:p>
+        </w:tc>
+      </w:tr>
+      <w:tr>
+        <w:tc>
+          <w:tcPr>
+            <w:tcW w:w="1418" w:type="dxa"/>
+          </w:tcPr>
+          <w:p>
+            <w:pPr>
+              <w:widowControl/>
+              <w:adjustRightInd w:val="0"/>
+              <w:snapToGrid w:val="0"/>
+              <w:spacing w:line="276" w:lineRule="auto"/>
+              <w:jc w:val="left"/>
+              <w:rPr>
+                <w:rFonts w:ascii="Tahoma" w:eastAsia="微软雅黑" w:hAnsi="Tahoma"/>
+                <w:kern w:val="0"/>
+                <w:sz w:val="22"/>
+              </w:rPr>
+            </w:pPr>
+            <w:r>
+              <w:rPr>
+                <w:rFonts w:ascii="Tahoma" w:eastAsia="微软雅黑" w:hAnsi="Tahoma" w:hint="eastAsia"/>
+                <w:b/>
+                <w:bCs/>
+                <w:kern w:val="0"/>
+                <w:sz w:val="22"/>
+              </w:rPr>
+              <w:t>问题特点</w:t>
+            </w:r>
+          </w:p>
+        </w:tc>
+        <w:tc>
+          <w:tcPr>
+            <w:tcW w:w="7513" w:type="dxa"/>
+          </w:tcPr>
+          <w:p>
+            <w:pPr>
+              <w:pStyle w:val="af1"/>
+              <w:widowControl/>
+              <w:numPr>
+                <w:ilvl w:val="0"/>
+                <w:numId w:val="2"/>
+              </w:numPr>
+              <w:adjustRightInd w:val="0"/>
+              <w:snapToGrid w:val="0"/>
+              <w:spacing w:line="276" w:lineRule="auto"/>
+              <w:ind w:firstLineChars="0"/>
+              <w:jc w:val="left"/>
+              <w:rPr>
+                <w:rFonts w:ascii="Tahoma" w:eastAsia="微软雅黑" w:hAnsi="Tahoma"/>
+                <w:kern w:val="0"/>
+                <w:sz w:val="22"/>
+              </w:rPr>
+            </w:pPr>
+            <w:r>
+              <w:rPr>
+                <w:rFonts w:ascii="Tahoma" w:eastAsia="微软雅黑" w:hAnsi="Tahoma" w:hint="eastAsia"/>
+                <w:kern w:val="0"/>
+                <w:sz w:val="22"/>
+              </w:rPr>
+              <w:t>道具强制加</w:t>
+            </w:r>
+            <w:r>
+              <w:rPr>
+                <w:rFonts w:ascii="Tahoma" w:eastAsia="微软雅黑" w:hAnsi="Tahoma" w:hint="eastAsia"/>
+                <w:kern w:val="0"/>
+                <w:sz w:val="22"/>
+              </w:rPr>
+              <w:t>1</w:t>
+            </w:r>
+            <w:r>
+              <w:rPr>
+                <w:rFonts w:ascii="Tahoma" w:eastAsia="微软雅黑" w:hAnsi="Tahoma"/>
+                <w:kern w:val="0"/>
+                <w:sz w:val="22"/>
+              </w:rPr>
+              <w:t>00</w:t>
+            </w:r>
+            <w:r>
+              <w:rPr>
+                <w:rFonts w:ascii="Tahoma" w:eastAsia="微软雅黑" w:hAnsi="Tahoma" w:hint="eastAsia"/>
+                <w:kern w:val="0"/>
+                <w:sz w:val="22"/>
+              </w:rPr>
+              <w:t>的生命，变成</w:t>
+            </w:r>
+            <w:r>
+              <w:rPr>
+                <w:rFonts w:ascii="Tahoma" w:eastAsia="微软雅黑" w:hAnsi="Tahoma" w:hint="eastAsia"/>
+                <w:kern w:val="0"/>
+                <w:sz w:val="22"/>
+              </w:rPr>
+              <w:t>1</w:t>
+            </w:r>
+            <w:r>
+              <w:rPr>
+                <w:rFonts w:ascii="Tahoma" w:eastAsia="微软雅黑" w:hAnsi="Tahoma" w:hint="eastAsia"/>
+                <w:kern w:val="0"/>
+                <w:sz w:val="22"/>
+              </w:rPr>
+              <w:t>。</w:t>
+            </w:r>
+          </w:p>
+          <w:p>
+            <w:pPr>
+              <w:pStyle w:val="af1"/>
+              <w:widowControl/>
+              <w:numPr>
+                <w:ilvl w:val="0"/>
+                <w:numId w:val="2"/>
+              </w:numPr>
+              <w:adjustRightInd w:val="0"/>
+              <w:snapToGrid w:val="0"/>
+              <w:spacing w:line="276" w:lineRule="auto"/>
+              <w:ind w:firstLineChars="0"/>
+              <w:jc w:val="left"/>
+              <w:rPr>
+                <w:rFonts w:ascii="Tahoma" w:eastAsia="微软雅黑" w:hAnsi="Tahoma"/>
+                <w:kern w:val="0"/>
+                <w:sz w:val="22"/>
+              </w:rPr>
+            </w:pPr>
+            <w:r>
+              <w:rPr>
+                <w:rFonts w:ascii="Tahoma" w:eastAsia="微软雅黑" w:hAnsi="Tahoma" w:hint="eastAsia"/>
+                <w:kern w:val="0"/>
+                <w:sz w:val="22"/>
+              </w:rPr>
+              <w:t>给友军释放治愈魔法，</w:t>
+            </w:r>
+            <w:r>
+              <w:rPr>
+                <w:rFonts w:ascii="Tahoma" w:eastAsia="微软雅黑" w:hAnsi="Tahoma" w:hint="eastAsia"/>
+                <w:kern w:val="0"/>
+                <w:sz w:val="22"/>
+              </w:rPr>
+              <w:t>3</w:t>
+            </w:r>
+            <w:r>
+              <w:rPr>
+                <w:rFonts w:ascii="Tahoma" w:eastAsia="微软雅黑" w:hAnsi="Tahoma"/>
+                <w:kern w:val="0"/>
+                <w:sz w:val="22"/>
+              </w:rPr>
+              <w:t>50</w:t>
+            </w:r>
+            <w:r>
+              <w:rPr>
+                <w:rFonts w:ascii="Tahoma" w:eastAsia="微软雅黑" w:hAnsi="Tahoma" w:hint="eastAsia"/>
+                <w:kern w:val="0"/>
+                <w:sz w:val="22"/>
+              </w:rPr>
+              <w:t>的恢复，变成</w:t>
+            </w:r>
+            <w:r>
+              <w:rPr>
+                <w:rFonts w:ascii="Tahoma" w:eastAsia="微软雅黑" w:hAnsi="Tahoma" w:hint="eastAsia"/>
+                <w:kern w:val="0"/>
+                <w:sz w:val="22"/>
+              </w:rPr>
+              <w:t>3</w:t>
+            </w:r>
+            <w:r>
+              <w:rPr>
+                <w:rFonts w:ascii="Tahoma" w:eastAsia="微软雅黑" w:hAnsi="Tahoma" w:hint="eastAsia"/>
+                <w:kern w:val="0"/>
+                <w:sz w:val="22"/>
+              </w:rPr>
+              <w:t>。</w:t>
+            </w:r>
+          </w:p>
+          <w:p>
+            <w:pPr>
+              <w:pStyle w:val="af1"/>
+              <w:widowControl/>
+              <w:numPr>
+                <w:ilvl w:val="0"/>
+                <w:numId w:val="2"/>
+              </w:numPr>
+              <w:adjustRightInd w:val="0"/>
+              <w:snapToGrid w:val="0"/>
+              <w:spacing w:line="276" w:lineRule="auto"/>
+              <w:ind w:firstLineChars="0"/>
+              <w:jc w:val="left"/>
+              <w:rPr>
+                <w:rFonts w:ascii="Tahoma" w:eastAsia="微软雅黑" w:hAnsi="Tahoma"/>
+                <w:kern w:val="0"/>
+                <w:sz w:val="22"/>
+              </w:rPr>
+            </w:pPr>
+            <w:r>
+              <w:rPr>
+                <w:rFonts w:ascii="Tahoma" w:eastAsia="微软雅黑" w:hAnsi="Tahoma" w:hint="eastAsia"/>
+                <w:kern w:val="0"/>
+                <w:sz w:val="22"/>
+              </w:rPr>
+              <w:t>敌人给自己释放治愈，却能正常恢复。</w:t>
+            </w:r>
+          </w:p>
+        </w:tc>
+      </w:tr>
+      <w:tr>
+        <w:tc>
+          <w:tcPr>
+            <w:tcW w:w="1418" w:type="dxa"/>
+          </w:tcPr>
+          <w:p>
+            <w:pPr>
+              <w:widowControl/>
+              <w:adjustRightInd w:val="0"/>
+              <w:snapToGrid w:val="0"/>
+              <w:spacing w:line="276" w:lineRule="auto"/>
+              <w:jc w:val="left"/>
+              <w:rPr>
+                <w:rFonts w:ascii="Tahoma" w:eastAsia="微软雅黑" w:hAnsi="Tahoma"/>
+                <w:b/>
+                <w:bCs/>
+                <w:kern w:val="0"/>
+                <w:sz w:val="22"/>
+              </w:rPr>
+            </w:pPr>
+            <w:r>
+              <w:rPr>
+                <w:rFonts w:ascii="Tahoma" w:eastAsia="微软雅黑" w:hAnsi="Tahoma" w:hint="eastAsia"/>
+                <w:b/>
+                <w:bCs/>
+                <w:kern w:val="0"/>
+                <w:sz w:val="22"/>
+              </w:rPr>
+              <w:t>原理解析</w:t>
+            </w:r>
+          </w:p>
+        </w:tc>
+        <w:tc>
+          <w:tcPr>
+            <w:tcW w:w="7513" w:type="dxa"/>
+          </w:tcPr>
+          <w:p>
+            <w:pPr>
+              <w:widowControl/>
+              <w:adjustRightInd w:val="0"/>
+              <w:snapToGrid w:val="0"/>
+              <w:spacing w:line="276" w:lineRule="auto"/>
+              <w:jc w:val="left"/>
+              <w:rPr>
+                <w:rFonts w:ascii="Tahoma" w:eastAsia="微软雅黑" w:hAnsi="Tahoma"/>
+                <w:kern w:val="0"/>
+                <w:sz w:val="22"/>
+              </w:rPr>
+            </w:pPr>
+            <w:r>
+              <w:rPr>
+                <w:rFonts w:ascii="Tahoma" w:eastAsia="微软雅黑" w:hAnsi="Tahoma" w:hint="eastAsia"/>
+                <w:kern w:val="0"/>
+                <w:sz w:val="22"/>
+              </w:rPr>
+              <w:t>这个神秘的诅咒，名叫“降智诅咒”。</w:t>
+            </w:r>
+          </w:p>
+          <w:p>
+            <w:pPr>
+              <w:widowControl/>
+              <w:adjustRightInd w:val="0"/>
+              <w:snapToGrid w:val="0"/>
+              <w:spacing w:line="276" w:lineRule="auto"/>
+              <w:jc w:val="left"/>
+              <w:rPr>
+                <w:rFonts w:ascii="Tahoma" w:eastAsia="微软雅黑" w:hAnsi="Tahoma"/>
+                <w:kern w:val="0"/>
+                <w:sz w:val="22"/>
+              </w:rPr>
+            </w:pPr>
+            <w:r>
+              <w:rPr>
+                <w:noProof/>
+              </w:rPr>
+              <w:drawing>
+                <wp:inline distT="0" distB="0" distL="0" distR="0" wp14:anchorId="2FB90D5C" wp14:editId="77F707BA">
+                  <wp:extent cx="4102735" cy="1136575"/>
+                  <wp:effectExtent l="0" t="0" r="0" b="6985"/>
+                  <wp:docPr id="1945695935" name="图片 19"/>
+                  <wp:cNvGraphicFramePr>
+                    <a:graphicFrameLocks xmlns:a="http://schemas.openxmlformats.org/drawingml/2006/main" noChangeAspect="1"/>
+                  </wp:cNvGraphicFramePr>
+                  <a:graphic xmlns:a="http://schemas.openxmlformats.org/drawingml/2006/main">
+                    <a:graphicData uri="http://schemas.openxmlformats.org/drawingml/2006/picture">
+                      <pic:pic xmlns:pic="http://schemas.openxmlformats.org/drawingml/2006/picture">
+                        <pic:nvPicPr>
+                          <pic:cNvPr id="0" name="Picture 37"/>
+                          <pic:cNvPicPr>
+                            <a:picLocks noChangeAspect="1" noChangeArrowheads="1"/>
+                          </pic:cNvPicPr>
+                        </pic:nvPicPr>
+                        <pic:blipFill>
+                          <a:blip r:embed="rId17" cstate="print">
+                            <a:extLst>
+                              <a:ext uri="{28A0092B-C50C-407E-A947-70E740481C1C}">
+                                <a14:useLocalDpi xmlns:a14="http://schemas.microsoft.com/office/drawing/2010/main" val="0"/>
+                              </a:ext>
+                            </a:extLst>
+                          </a:blip>
+                          <a:srcRect/>
+                          <a:stretch>
+                            <a:fillRect/>
+                          </a:stretch>
+                        </pic:blipFill>
+                        <pic:spPr bwMode="auto">
+                          <a:xfrm>
+                            <a:off x="0" y="0"/>
+                            <a:ext cx="4108466" cy="1138163"/>
+                          </a:xfrm>
+                          <a:prstGeom prst="rect">
+                            <a:avLst/>
+                          </a:prstGeom>
+                          <a:noFill/>
+                          <a:ln>
+                            <a:noFill/>
+                          </a:ln>
+                        </pic:spPr>
+                      </pic:pic>
+                    </a:graphicData>
+                  </a:graphic>
+                </wp:inline>
+              </w:drawing>
+            </w:r>
+          </w:p>
+          <w:p>
+            <w:pPr>
+              <w:widowControl/>
+              <w:adjustRightInd w:val="0"/>
+              <w:snapToGrid w:val="0"/>
+              <w:spacing w:line="276" w:lineRule="auto"/>
+              <w:jc w:val="left"/>
+              <w:rPr>
+                <w:rFonts w:ascii="Tahoma" w:eastAsia="微软雅黑" w:hAnsi="Tahoma"/>
+                <w:kern w:val="0"/>
+                <w:sz w:val="22"/>
+              </w:rPr>
+            </w:pPr>
+            <w:r>
+              <w:rPr>
+                <w:rFonts w:ascii="Tahoma" w:eastAsia="微软雅黑" w:hAnsi="Tahoma" w:hint="eastAsia"/>
+                <w:kern w:val="0"/>
+                <w:sz w:val="22"/>
+              </w:rPr>
+              <w:t>从</w:t>
+            </w:r>
+            <w:r>
+              <w:rPr>
+                <w:rFonts w:ascii="Tahoma" w:eastAsia="微软雅黑" w:hAnsi="Tahoma" w:hint="eastAsia"/>
+                <w:kern w:val="0"/>
+                <w:sz w:val="22"/>
+              </w:rPr>
+              <w:t>v</w:t>
+            </w:r>
+            <w:r>
+              <w:rPr>
+                <w:rFonts w:ascii="Tahoma" w:eastAsia="微软雅黑" w:hAnsi="Tahoma" w:hint="eastAsia"/>
+                <w:kern w:val="0"/>
+                <w:sz w:val="22"/>
+              </w:rPr>
+              <w:t>1</w:t>
+            </w:r>
+            <w:r>
+              <w:rPr>
+                <w:rFonts w:ascii="Tahoma" w:eastAsia="微软雅黑" w:hAnsi="Tahoma"/>
+                <w:kern w:val="0"/>
+                <w:sz w:val="22"/>
+              </w:rPr>
+              <w:t>.8</w:t>
+            </w:r>
+            <w:r>
+              <w:rPr>
+                <w:rFonts w:ascii="Tahoma" w:eastAsia="微软雅黑" w:hAnsi="Tahoma"/>
+                <w:kern w:val="0"/>
+                <w:sz w:val="22"/>
+              </w:rPr>
+              <w:t>0</w:t>
+            </w:r>
+            <w:r>
+              <w:rPr>
+                <w:rFonts w:ascii="Tahoma" w:eastAsia="微软雅黑" w:hAnsi="Tahoma" w:hint="eastAsia"/>
+                <w:kern w:val="0"/>
+                <w:sz w:val="22"/>
+              </w:rPr>
+              <w:t>版本开始，为了使用描述面板更好地显示一些武器属性，我不经意间给</w:t>
+            </w:r>
+            <w:r>
+              <w:rPr>
+                <w:rFonts w:ascii="Tahoma" w:eastAsia="微软雅黑" w:hAnsi="Tahoma" w:hint="eastAsia"/>
+                <w:kern w:val="0"/>
+                <w:sz w:val="22"/>
+              </w:rPr>
+              <w:t xml:space="preserve"> </w:t>
+            </w:r>
+            <w:r>
+              <w:rPr>
+                <w:rFonts w:ascii="Tahoma" w:eastAsia="微软雅黑" w:hAnsi="Tahoma" w:hint="eastAsia"/>
+                <w:kern w:val="0"/>
+                <w:sz w:val="22"/>
+              </w:rPr>
+              <w:t>小块碎红宝石</w:t>
+            </w:r>
+            <w:r>
+              <w:rPr>
+                <w:rFonts w:ascii="Tahoma" w:eastAsia="微软雅黑" w:hAnsi="Tahoma" w:hint="eastAsia"/>
+                <w:kern w:val="0"/>
+                <w:sz w:val="22"/>
+              </w:rPr>
+              <w:t xml:space="preserve"> </w:t>
+            </w:r>
+            <w:r>
+              <w:rPr>
+                <w:rFonts w:ascii="Tahoma" w:eastAsia="微软雅黑" w:hAnsi="Tahoma" w:hint="eastAsia"/>
+                <w:kern w:val="0"/>
+                <w:sz w:val="22"/>
+              </w:rPr>
+              <w:t>添加了一个坑人的属性：“恢复效果</w:t>
+            </w:r>
+            <w:r>
+              <w:rPr>
+                <w:rFonts w:ascii="Tahoma" w:eastAsia="微软雅黑" w:hAnsi="Tahoma" w:hint="eastAsia"/>
+                <w:kern w:val="0"/>
+                <w:sz w:val="22"/>
+              </w:rPr>
+              <w:t>*</w:t>
+            </w:r>
+            <w:r>
+              <w:rPr>
+                <w:rFonts w:ascii="Tahoma" w:eastAsia="微软雅黑" w:hAnsi="Tahoma"/>
+                <w:kern w:val="0"/>
+                <w:sz w:val="22"/>
+              </w:rPr>
+              <w:t>1.1%</w:t>
+            </w:r>
+            <w:r>
+              <w:rPr>
+                <w:rFonts w:ascii="Tahoma" w:eastAsia="微软雅黑" w:hAnsi="Tahoma" w:hint="eastAsia"/>
+                <w:kern w:val="0"/>
+                <w:sz w:val="22"/>
+              </w:rPr>
+              <w:t>”，许多萌新都习惯性地将第一个武器复制粘贴，于是，所有武器都被施加了这个神秘的</w:t>
+            </w:r>
+            <w:r>
+              <w:rPr>
+                <w:rFonts w:ascii="Tahoma" w:eastAsia="微软雅黑" w:hAnsi="Tahoma"/>
+                <w:kern w:val="0"/>
+                <w:sz w:val="22"/>
+              </w:rPr>
+              <w:t>”</w:t>
+            </w:r>
+            <w:r>
+              <w:rPr>
+                <w:rFonts w:ascii="Tahoma" w:eastAsia="微软雅黑" w:hAnsi="Tahoma" w:hint="eastAsia"/>
+                <w:kern w:val="0"/>
+                <w:sz w:val="22"/>
+              </w:rPr>
+              <w:t>诅咒</w:t>
+            </w:r>
+            <w:r>
+              <w:rPr>
+                <w:rFonts w:ascii="Tahoma" w:eastAsia="微软雅黑" w:hAnsi="Tahoma"/>
+                <w:kern w:val="0"/>
+                <w:sz w:val="22"/>
+              </w:rPr>
+              <w:t>”</w:t>
+            </w:r>
+            <w:r>
+              <w:rPr>
+                <w:rFonts w:ascii="Tahoma" w:eastAsia="微软雅黑" w:hAnsi="Tahoma" w:hint="eastAsia"/>
+                <w:kern w:val="0"/>
+                <w:sz w:val="22"/>
+              </w:rPr>
+              <w:t>，只能恢复百分之一的生命。</w:t>
+            </w:r>
+          </w:p>
+        </w:tc>
+      </w:tr>
+      <w:tr>
+        <w:tc>
+          <w:tcPr>
+            <w:tcW w:w="1418" w:type="dxa"/>
+          </w:tcPr>
+          <w:p>
+            <w:pPr>
+              <w:widowControl/>
+              <w:adjustRightInd w:val="0"/>
+              <w:snapToGrid w:val="0"/>
+              <w:spacing w:line="276" w:lineRule="auto"/>
+              <w:jc w:val="left"/>
+              <w:rPr>
+                <w:rFonts w:ascii="Tahoma" w:eastAsia="微软雅黑" w:hAnsi="Tahoma"/>
+                <w:b/>
+                <w:bCs/>
+                <w:kern w:val="0"/>
+                <w:sz w:val="22"/>
+              </w:rPr>
+            </w:pPr>
+            <w:r>
+              <w:rPr>
+                <w:rFonts w:ascii="Tahoma" w:eastAsia="微软雅黑" w:hAnsi="Tahoma" w:hint="eastAsia"/>
+                <w:b/>
+                <w:bCs/>
+                <w:kern w:val="0"/>
+                <w:sz w:val="22"/>
+              </w:rPr>
+              <w:t>解决方案</w:t>
+            </w:r>
+          </w:p>
+        </w:tc>
+        <w:tc>
+          <w:tcPr>
+            <w:tcW w:w="7513" w:type="dxa"/>
+          </w:tcPr>
+          <w:p>
+            <w:pPr>
+              <w:widowControl/>
+              <w:adjustRightInd w:val="0"/>
+              <w:snapToGrid w:val="0"/>
+              <w:spacing w:line="276" w:lineRule="auto"/>
+              <w:jc w:val="left"/>
+              <w:rPr>
+                <w:rFonts w:ascii="Tahoma" w:eastAsia="微软雅黑" w:hAnsi="Tahoma"/>
+                <w:kern w:val="0"/>
+                <w:sz w:val="22"/>
+              </w:rPr>
+            </w:pPr>
+            <w:r>
+              <w:rPr>
+                <w:rFonts w:ascii="Tahoma" w:eastAsia="微软雅黑" w:hAnsi="Tahoma" w:hint="eastAsia"/>
+                <w:kern w:val="0"/>
+                <w:sz w:val="22"/>
+              </w:rPr>
+              <w:t>直接去掉</w:t>
+            </w:r>
+            <w:r>
+              <w:rPr>
+                <w:rFonts w:ascii="Tahoma" w:eastAsia="微软雅黑" w:hAnsi="Tahoma" w:hint="eastAsia"/>
+                <w:kern w:val="0"/>
+                <w:sz w:val="22"/>
+              </w:rPr>
+              <w:t>这条属性</w:t>
+            </w:r>
+            <w:r>
+              <w:rPr>
+                <w:rFonts w:ascii="Tahoma" w:eastAsia="微软雅黑" w:hAnsi="Tahoma" w:hint="eastAsia"/>
+                <w:kern w:val="0"/>
+                <w:sz w:val="22"/>
+              </w:rPr>
+              <w:t>就好了</w:t>
+            </w:r>
+            <w:r>
+              <w:rPr>
+                <w:rFonts w:ascii="Tahoma" w:eastAsia="微软雅黑" w:hAnsi="Tahoma" w:hint="eastAsia"/>
+                <w:kern w:val="0"/>
+                <w:sz w:val="22"/>
+              </w:rPr>
+              <w:t>。</w:t>
+            </w:r>
+          </w:p>
+          <w:p>
+            <w:pPr>
+              <w:widowControl/>
+              <w:adjustRightInd w:val="0"/>
+              <w:snapToGrid w:val="0"/>
+              <w:spacing w:line="276" w:lineRule="auto"/>
+              <w:jc w:val="left"/>
+              <w:rPr>
+                <w:rFonts w:ascii="Tahoma" w:eastAsia="微软雅黑" w:hAnsi="Tahoma"/>
+                <w:kern w:val="0"/>
+                <w:sz w:val="22"/>
+              </w:rPr>
+            </w:pPr>
+            <w:r>
+              <w:rPr>
+                <w:rFonts w:ascii="Tahoma" w:eastAsia="微软雅黑" w:hAnsi="Tahoma" w:hint="eastAsia"/>
+                <w:kern w:val="0"/>
+                <w:sz w:val="22"/>
+              </w:rPr>
+              <w:t>以后复制粘贴的时候，多注意一下是不是多了什么属性或者少了什么属性。</w:t>
             </w:r>
           </w:p>
         </w:tc>
@@ -5121,6 +4999,9 @@
       <w:pPr>
         <w:pStyle w:val="3"/>
         <w:spacing w:line="276" w:lineRule="auto"/>
+        <w:rPr>
+          <w:rFonts w:hint="eastAsia"/>
+        </w:rPr>
       </w:pPr>
       <w:r>
         <w:rPr>
@@ -5286,16 +5167,13 @@
             </w:pPr>
             <w:r>
               <w:rPr>
-                <w:rFonts w:ascii="Tahoma" w:eastAsia="微软雅黑" w:hAnsi="Tahoma"/>
                 <w:noProof/>
-                <w:kern w:val="0"/>
-                <w:sz w:val="22"/>
               </w:rPr>
               <w:drawing>
-                <wp:inline distT="0" distB="0" distL="0" distR="0" wp14:anchorId="5715B272" wp14:editId="0B97D3E7">
-                  <wp:extent cx="4219395" cy="1952625"/>
-                  <wp:effectExtent l="0" t="0" r="0" b="0"/>
-                  <wp:docPr id="3" name="图片 3" descr="F:\rpg mv箱\@6QXWDIT2)KQ(1~A}9JXTWN.png"/>
+                <wp:inline distT="0" distB="0" distL="0" distR="0" wp14:anchorId="0EB56927" wp14:editId="135F1E92">
+                  <wp:extent cx="4276725" cy="1979259"/>
+                  <wp:effectExtent l="0" t="0" r="0" b="2540"/>
+                  <wp:docPr id="1962259518" name="图片 20"/>
                   <wp:cNvGraphicFramePr>
                     <a:graphicFrameLocks xmlns:a="http://schemas.openxmlformats.org/drawingml/2006/main" noChangeAspect="1"/>
                   </wp:cNvGraphicFramePr>
@@ -5303,7 +5181,7 @@
                     <a:graphicData uri="http://schemas.openxmlformats.org/drawingml/2006/picture">
                       <pic:pic xmlns:pic="http://schemas.openxmlformats.org/drawingml/2006/picture">
                         <pic:nvPicPr>
-                          <pic:cNvPr id="0" name="Picture 2" descr="F:\rpg mv箱\@6QXWDIT2)KQ(1~A}9JXTWN.png"/>
+                          <pic:cNvPr id="0" name="Picture 39"/>
                           <pic:cNvPicPr>
                             <a:picLocks noChangeAspect="1" noChangeArrowheads="1"/>
                           </pic:cNvPicPr>
@@ -5324,7 +5202,7 @@
                         <pic:spPr bwMode="auto">
                           <a:xfrm>
                             <a:off x="0" y="0"/>
-                            <a:ext cx="4236685" cy="1960626"/>
+                            <a:ext cx="4291144" cy="1985932"/>
                           </a:xfrm>
                           <a:prstGeom prst="rect">
                             <a:avLst/>
@@ -5356,16 +5234,13 @@
             </w:pPr>
             <w:r>
               <w:rPr>
-                <w:rFonts w:ascii="Tahoma" w:eastAsia="微软雅黑" w:hAnsi="Tahoma"/>
                 <w:noProof/>
-                <w:kern w:val="0"/>
-                <w:sz w:val="22"/>
               </w:rPr>
               <w:drawing>
-                <wp:inline distT="0" distB="0" distL="0" distR="0" wp14:anchorId="0E3FA7F3" wp14:editId="1345FF03">
-                  <wp:extent cx="2676525" cy="1758013"/>
-                  <wp:effectExtent l="0" t="0" r="0" b="0"/>
-                  <wp:docPr id="4" name="图片 4" descr="F:\rpg mv箱\%HEYW8OVD1R%@Q$XYOZOZ}V.png"/>
+                <wp:inline distT="0" distB="0" distL="0" distR="0" wp14:anchorId="7E6BB0A8" wp14:editId="5269573C">
+                  <wp:extent cx="2838450" cy="1864369"/>
+                  <wp:effectExtent l="0" t="0" r="0" b="2540"/>
+                  <wp:docPr id="257183246" name="图片 21"/>
                   <wp:cNvGraphicFramePr>
                     <a:graphicFrameLocks xmlns:a="http://schemas.openxmlformats.org/drawingml/2006/main" noChangeAspect="1"/>
                   </wp:cNvGraphicFramePr>
@@ -5373,7 +5248,7 @@
                     <a:graphicData uri="http://schemas.openxmlformats.org/drawingml/2006/picture">
                       <pic:pic xmlns:pic="http://schemas.openxmlformats.org/drawingml/2006/picture">
                         <pic:nvPicPr>
-                          <pic:cNvPr id="0" name="Picture 3" descr="F:\rpg mv箱\%HEYW8OVD1R%@Q$XYOZOZ}V.png"/>
+                          <pic:cNvPr id="0" name="Picture 41"/>
                           <pic:cNvPicPr>
                             <a:picLocks noChangeAspect="1" noChangeArrowheads="1"/>
                           </pic:cNvPicPr>
@@ -5394,7 +5269,7 @@
                         <pic:spPr bwMode="auto">
                           <a:xfrm>
                             <a:off x="0" y="0"/>
-                            <a:ext cx="2694378" cy="1769739"/>
+                            <a:ext cx="2848721" cy="1871115"/>
                           </a:xfrm>
                           <a:prstGeom prst="rect">
                             <a:avLst/>
@@ -5849,10 +5724,10 @@
                 <w:noProof/>
               </w:rPr>
               <w:drawing>
-                <wp:inline distT="0" distB="0" distL="0" distR="0" wp14:anchorId="145D9D6F" wp14:editId="5E15A0D6">
-                  <wp:extent cx="4160520" cy="1145031"/>
+                <wp:inline distT="0" distB="0" distL="0" distR="0" wp14:anchorId="11CB586A" wp14:editId="7749E748">
+                  <wp:extent cx="4326041" cy="1190625"/>
                   <wp:effectExtent l="0" t="0" r="0" b="0"/>
-                  <wp:docPr id="5" name="图片 5" descr="C:\Users\lenovo\Documents\Tencent Files\1355126171\Image\Group2\5{\}6\5{}6Y(QEA@OT9H3[6R$C3R0.png"/>
+                  <wp:docPr id="1143632086" name="图片 22"/>
                   <wp:cNvGraphicFramePr>
                     <a:graphicFrameLocks xmlns:a="http://schemas.openxmlformats.org/drawingml/2006/main" noChangeAspect="1"/>
                   </wp:cNvGraphicFramePr>
@@ -5860,7 +5735,7 @@
                     <a:graphicData uri="http://schemas.openxmlformats.org/drawingml/2006/picture">
                       <pic:pic xmlns:pic="http://schemas.openxmlformats.org/drawingml/2006/picture">
                         <pic:nvPicPr>
-                          <pic:cNvPr id="0" name="Picture 4" descr="C:\Users\lenovo\Documents\Tencent Files\1355126171\Image\Group2\5{\}6\5{}6Y(QEA@OT9H3[6R$C3R0.png"/>
+                          <pic:cNvPr id="0" name="Picture 43"/>
                           <pic:cNvPicPr>
                             <a:picLocks noChangeAspect="1" noChangeArrowheads="1"/>
                           </pic:cNvPicPr>
@@ -5881,7 +5756,7 @@
                         <pic:spPr bwMode="auto">
                           <a:xfrm>
                             <a:off x="0" y="0"/>
-                            <a:ext cx="4249468" cy="1169511"/>
+                            <a:ext cx="4342112" cy="1195048"/>
                           </a:xfrm>
                           <a:prstGeom prst="rect">
                             <a:avLst/>
@@ -5917,10 +5792,10 @@
               </w:rPr>
               <w:lastRenderedPageBreak/>
               <w:drawing>
-                <wp:inline distT="0" distB="0" distL="0" distR="0" wp14:anchorId="3F29414B" wp14:editId="49585E6B">
-                  <wp:extent cx="3541903" cy="2651760"/>
-                  <wp:effectExtent l="0" t="0" r="1905" b="0"/>
-                  <wp:docPr id="6" name="图片 6" descr="C:\Users\lenovo\Documents\Tencent Files\1355126171\Image\Group2\J_\){\J_){Y}V3E@XH4~PMQ4E37)P.png"/>
+                <wp:inline distT="0" distB="0" distL="0" distR="0" wp14:anchorId="12FDD64B" wp14:editId="75D429C2">
+                  <wp:extent cx="3200400" cy="2396254"/>
+                  <wp:effectExtent l="0" t="0" r="0" b="4445"/>
+                  <wp:docPr id="1349232366" name="图片 23"/>
                   <wp:cNvGraphicFramePr>
                     <a:graphicFrameLocks xmlns:a="http://schemas.openxmlformats.org/drawingml/2006/main" noChangeAspect="1"/>
                   </wp:cNvGraphicFramePr>
@@ -5928,7 +5803,7 @@
                     <a:graphicData uri="http://schemas.openxmlformats.org/drawingml/2006/picture">
                       <pic:pic xmlns:pic="http://schemas.openxmlformats.org/drawingml/2006/picture">
                         <pic:nvPicPr>
-                          <pic:cNvPr id="0" name="Picture 6" descr="C:\Users\lenovo\Documents\Tencent Files\1355126171\Image\Group2\J_\){\J_){Y}V3E@XH4~PMQ4E37)P.png"/>
+                          <pic:cNvPr id="0" name="Picture 45"/>
                           <pic:cNvPicPr>
                             <a:picLocks noChangeAspect="1" noChangeArrowheads="1"/>
                           </pic:cNvPicPr>
@@ -5949,7 +5824,7 @@
                         <pic:spPr bwMode="auto">
                           <a:xfrm>
                             <a:off x="0" y="0"/>
-                            <a:ext cx="3567791" cy="2671142"/>
+                            <a:ext cx="3207838" cy="2401823"/>
                           </a:xfrm>
                           <a:prstGeom prst="rect">
                             <a:avLst/>
@@ -6173,19 +6048,8 @@
                 <w:kern w:val="0"/>
                 <w:sz w:val="22"/>
               </w:rPr>
-              <w:t>该错位问题出现后，</w:t>
-            </w:r>
-            <w:proofErr w:type="gramStart"/>
-            <w:r>
-              <w:rPr>
-                <w:rFonts w:ascii="Tahoma" w:eastAsia="微软雅黑" w:hAnsi="Tahoma" w:hint="eastAsia"/>
-                <w:kern w:val="0"/>
-                <w:sz w:val="22"/>
-              </w:rPr>
-              <w:t>玩其他</w:t>
-            </w:r>
-            <w:proofErr w:type="spellStart"/>
-            <w:proofErr w:type="gramEnd"/>
+              <w:t>该错位问题出现后，玩其他</w:t>
+            </w:r>
             <w:r>
               <w:rPr>
                 <w:rFonts w:ascii="Tahoma" w:eastAsia="微软雅黑" w:hAnsi="Tahoma" w:hint="eastAsia"/>
@@ -6194,7 +6058,6 @@
               </w:rPr>
               <w:t>rmmv</w:t>
             </w:r>
-            <w:proofErr w:type="spellEnd"/>
             <w:r>
               <w:rPr>
                 <w:rFonts w:ascii="Tahoma" w:eastAsia="微软雅黑" w:hAnsi="Tahoma" w:hint="eastAsia"/>
@@ -6359,7 +6222,6 @@
               </w:rPr>
               <w:t>很可能是</w:t>
             </w:r>
-            <w:proofErr w:type="spellStart"/>
             <w:r>
               <w:rPr>
                 <w:rFonts w:ascii="Tahoma" w:eastAsia="微软雅黑" w:hAnsi="Tahoma" w:hint="eastAsia"/>
@@ -6368,7 +6230,6 @@
               </w:rPr>
               <w:t>nwjs</w:t>
             </w:r>
-            <w:proofErr w:type="spellEnd"/>
             <w:r>
               <w:rPr>
                 <w:rFonts w:ascii="Tahoma" w:eastAsia="微软雅黑" w:hAnsi="Tahoma" w:hint="eastAsia"/>
@@ -6579,7 +6440,6 @@
               </w:rPr>
               <w:t>而</w:t>
             </w:r>
-            <w:proofErr w:type="spellStart"/>
             <w:r>
               <w:rPr>
                 <w:rFonts w:ascii="Tahoma" w:eastAsia="微软雅黑" w:hAnsi="Tahoma" w:hint="eastAsia"/>
@@ -6588,7 +6448,6 @@
               </w:rPr>
               <w:t>rmmv</w:t>
             </w:r>
-            <w:proofErr w:type="spellEnd"/>
             <w:r>
               <w:rPr>
                 <w:rFonts w:ascii="Tahoma" w:eastAsia="微软雅黑" w:hAnsi="Tahoma" w:hint="eastAsia"/>
@@ -6853,7 +6712,6 @@
               </w:rPr>
               <w:t xml:space="preserve">    </w:t>
             </w:r>
-            <w:proofErr w:type="spellStart"/>
             <w:r>
               <w:rPr>
                 <w:rFonts w:ascii="Tahoma" w:eastAsia="微软雅黑" w:hAnsi="Tahoma"/>
@@ -6862,7 +6720,6 @@
               </w:rPr>
               <w:t>Drill_RmmvCoreFix</w:t>
             </w:r>
-            <w:proofErr w:type="spellEnd"/>
             <w:r>
               <w:rPr>
                 <w:rFonts w:ascii="Tahoma" w:eastAsia="微软雅黑" w:hAnsi="Tahoma"/>
@@ -6893,55 +6750,61 @@
                 <w:kern w:val="0"/>
                 <w:sz w:val="22"/>
               </w:rPr>
+              <w:t xml:space="preserve"> r</w:t>
+            </w:r>
+            <w:r>
+              <w:rPr>
+                <w:rFonts w:ascii="Tahoma" w:eastAsia="微软雅黑" w:hAnsi="Tahoma" w:hint="eastAsia"/>
+                <w:kern w:val="0"/>
+                <w:sz w:val="22"/>
+              </w:rPr>
+              <w:t>mmv</w:t>
+            </w:r>
+            <w:r>
+              <w:rPr>
+                <w:rFonts w:ascii="Tahoma" w:eastAsia="微软雅黑" w:hAnsi="Tahoma" w:hint="eastAsia"/>
+                <w:kern w:val="0"/>
+                <w:sz w:val="22"/>
+              </w:rPr>
+              <w:t>核心修复</w:t>
+            </w:r>
+          </w:p>
+          <w:p>
+            <w:pPr>
+              <w:widowControl/>
+              <w:adjustRightInd w:val="0"/>
+              <w:snapToGrid w:val="0"/>
+              <w:spacing w:line="276" w:lineRule="auto"/>
+              <w:jc w:val="left"/>
+              <w:rPr>
+                <w:rFonts w:ascii="Tahoma" w:eastAsia="微软雅黑" w:hAnsi="Tahoma"/>
+                <w:kern w:val="0"/>
+                <w:sz w:val="22"/>
+              </w:rPr>
+            </w:pPr>
+            <w:r>
+              <w:rPr>
+                <w:rFonts w:ascii="Tahoma" w:eastAsia="微软雅黑" w:hAnsi="Tahoma" w:hint="eastAsia"/>
+                <w:kern w:val="0"/>
+                <w:sz w:val="22"/>
+              </w:rPr>
+              <w:t>作者我提供了</w:t>
+            </w:r>
+            <w:r>
+              <w:rPr>
+                <w:rFonts w:ascii="Tahoma" w:eastAsia="微软雅黑" w:hAnsi="Tahoma" w:hint="eastAsia"/>
+                <w:kern w:val="0"/>
+                <w:sz w:val="22"/>
+              </w:rPr>
               <w:t xml:space="preserve"> </w:t>
             </w:r>
-            <w:proofErr w:type="spellStart"/>
-            <w:r>
-              <w:rPr>
-                <w:rFonts w:ascii="Tahoma" w:eastAsia="微软雅黑" w:hAnsi="Tahoma"/>
-                <w:kern w:val="0"/>
-                <w:sz w:val="22"/>
-              </w:rPr>
-              <w:t>r</w:t>
-            </w:r>
-            <w:r>
-              <w:rPr>
-                <w:rFonts w:ascii="Tahoma" w:eastAsia="微软雅黑" w:hAnsi="Tahoma" w:hint="eastAsia"/>
-                <w:kern w:val="0"/>
-                <w:sz w:val="22"/>
-              </w:rPr>
-              <w:t>mmv</w:t>
-            </w:r>
-            <w:proofErr w:type="spellEnd"/>
-            <w:r>
-              <w:rPr>
-                <w:rFonts w:ascii="Tahoma" w:eastAsia="微软雅黑" w:hAnsi="Tahoma" w:hint="eastAsia"/>
-                <w:kern w:val="0"/>
-                <w:sz w:val="22"/>
-              </w:rPr>
-              <w:t>核心修复</w:t>
-            </w:r>
-          </w:p>
-          <w:p>
-            <w:pPr>
-              <w:widowControl/>
-              <w:adjustRightInd w:val="0"/>
-              <w:snapToGrid w:val="0"/>
-              <w:spacing w:line="276" w:lineRule="auto"/>
-              <w:jc w:val="left"/>
-              <w:rPr>
-                <w:rFonts w:ascii="Tahoma" w:eastAsia="微软雅黑" w:hAnsi="Tahoma"/>
-                <w:kern w:val="0"/>
-                <w:sz w:val="22"/>
-              </w:rPr>
-            </w:pPr>
-            <w:r>
-              <w:rPr>
-                <w:rFonts w:ascii="Tahoma" w:eastAsia="微软雅黑" w:hAnsi="Tahoma" w:hint="eastAsia"/>
-                <w:kern w:val="0"/>
-                <w:sz w:val="22"/>
-              </w:rPr>
-              <w:t>作者我提供了</w:t>
+            <w:r>
+              <w:rPr>
+                <w:rFonts w:ascii="Tahoma" w:eastAsia="微软雅黑" w:hAnsi="Tahoma" w:hint="eastAsia"/>
+                <w:kern w:val="0"/>
+                <w:sz w:val="22"/>
+              </w:rPr>
+              <w:t>遮罩底层开关</w:t>
             </w:r>
             <w:r>
               <w:rPr>
@@ -6957,7 +6820,37 @@
                 <w:kern w:val="0"/>
                 <w:sz w:val="22"/>
               </w:rPr>
-              <w:t>遮罩底层开关</w:t>
+              <w:t>的插件指令，可以在游戏中</w:t>
+            </w:r>
+            <w:r>
+              <w:rPr>
+                <w:rFonts w:ascii="Tahoma" w:eastAsia="微软雅黑" w:hAnsi="Tahoma" w:hint="eastAsia"/>
+                <w:kern w:val="0"/>
+                <w:sz w:val="22"/>
+              </w:rPr>
+              <w:t>放置一个事件，</w:t>
+            </w:r>
+          </w:p>
+          <w:p>
+            <w:pPr>
+              <w:widowControl/>
+              <w:adjustRightInd w:val="0"/>
+              <w:snapToGrid w:val="0"/>
+              <w:spacing w:line="276" w:lineRule="auto"/>
+              <w:jc w:val="left"/>
+              <w:rPr>
+                <w:rFonts w:ascii="Tahoma" w:eastAsia="微软雅黑" w:hAnsi="Tahoma"/>
+                <w:kern w:val="0"/>
+                <w:sz w:val="22"/>
+              </w:rPr>
+            </w:pPr>
+            <w:r>
+              <w:rPr>
+                <w:rFonts w:ascii="Tahoma" w:eastAsia="微软雅黑" w:hAnsi="Tahoma" w:hint="eastAsia"/>
+                <w:kern w:val="0"/>
+                <w:sz w:val="22"/>
+              </w:rPr>
+              <w:t>让玩家能自己根据情况直接关掉</w:t>
             </w:r>
             <w:r>
               <w:rPr>
@@ -6973,37 +6866,7 @@
                 <w:kern w:val="0"/>
                 <w:sz w:val="22"/>
               </w:rPr>
-              <w:t>的插件指令，可以在游戏中</w:t>
-            </w:r>
-            <w:r>
-              <w:rPr>
-                <w:rFonts w:ascii="Tahoma" w:eastAsia="微软雅黑" w:hAnsi="Tahoma" w:hint="eastAsia"/>
-                <w:kern w:val="0"/>
-                <w:sz w:val="22"/>
-              </w:rPr>
-              <w:t>放置一个事件，</w:t>
-            </w:r>
-          </w:p>
-          <w:p>
-            <w:pPr>
-              <w:widowControl/>
-              <w:adjustRightInd w:val="0"/>
-              <w:snapToGrid w:val="0"/>
-              <w:spacing w:line="276" w:lineRule="auto"/>
-              <w:jc w:val="left"/>
-              <w:rPr>
-                <w:rFonts w:ascii="Tahoma" w:eastAsia="微软雅黑" w:hAnsi="Tahoma"/>
-                <w:kern w:val="0"/>
-                <w:sz w:val="22"/>
-              </w:rPr>
-            </w:pPr>
-            <w:r>
-              <w:rPr>
-                <w:rFonts w:ascii="Tahoma" w:eastAsia="微软雅黑" w:hAnsi="Tahoma" w:hint="eastAsia"/>
-                <w:kern w:val="0"/>
-                <w:sz w:val="22"/>
-              </w:rPr>
-              <w:t>让玩家能自己根据情况直接关掉</w:t>
+              <w:t>遮罩底层</w:t>
             </w:r>
             <w:r>
               <w:rPr>
@@ -7019,7 +6882,29 @@
                 <w:kern w:val="0"/>
                 <w:sz w:val="22"/>
               </w:rPr>
-              <w:t>遮罩底层</w:t>
+              <w:t>功能。</w:t>
+            </w:r>
+          </w:p>
+          <w:p>
+            <w:pPr>
+              <w:widowControl/>
+              <w:adjustRightInd w:val="0"/>
+              <w:snapToGrid w:val="0"/>
+              <w:spacing w:line="276" w:lineRule="auto"/>
+              <w:jc w:val="left"/>
+              <w:rPr>
+                <w:rFonts w:ascii="Tahoma" w:eastAsia="微软雅黑" w:hAnsi="Tahoma"/>
+                <w:kern w:val="0"/>
+                <w:sz w:val="22"/>
+              </w:rPr>
+            </w:pPr>
+            <w:r>
+              <w:rPr>
+                <w:rFonts w:ascii="Tahoma" w:eastAsia="微软雅黑" w:hAnsi="Tahoma" w:hint="eastAsia"/>
+                <w:kern w:val="0"/>
+                <w:sz w:val="22"/>
+              </w:rPr>
+              <w:t>（关掉遮罩，游戏就没有</w:t>
             </w:r>
             <w:r>
               <w:rPr>
@@ -7035,29 +6920,7 @@
                 <w:kern w:val="0"/>
                 <w:sz w:val="22"/>
               </w:rPr>
-              <w:t>功能。</w:t>
-            </w:r>
-          </w:p>
-          <w:p>
-            <w:pPr>
-              <w:widowControl/>
-              <w:adjustRightInd w:val="0"/>
-              <w:snapToGrid w:val="0"/>
-              <w:spacing w:line="276" w:lineRule="auto"/>
-              <w:jc w:val="left"/>
-              <w:rPr>
-                <w:rFonts w:ascii="Tahoma" w:eastAsia="微软雅黑" w:hAnsi="Tahoma"/>
-                <w:kern w:val="0"/>
-                <w:sz w:val="22"/>
-              </w:rPr>
-            </w:pPr>
-            <w:r>
-              <w:rPr>
-                <w:rFonts w:ascii="Tahoma" w:eastAsia="微软雅黑" w:hAnsi="Tahoma" w:hint="eastAsia"/>
-                <w:kern w:val="0"/>
-                <w:sz w:val="22"/>
-              </w:rPr>
-              <w:t>（关掉遮罩，游戏就没有</w:t>
+              <w:t>镜像、黑暗与照明、动态遮罩</w:t>
             </w:r>
             <w:r>
               <w:rPr>
@@ -7073,22 +6936,6 @@
                 <w:kern w:val="0"/>
                 <w:sz w:val="22"/>
               </w:rPr>
-              <w:t>镜像、黑暗与照明、动态遮罩</w:t>
-            </w:r>
-            <w:r>
-              <w:rPr>
-                <w:rFonts w:ascii="Tahoma" w:eastAsia="微软雅黑" w:hAnsi="Tahoma" w:hint="eastAsia"/>
-                <w:kern w:val="0"/>
-                <w:sz w:val="22"/>
-              </w:rPr>
-              <w:t xml:space="preserve"> </w:t>
-            </w:r>
-            <w:r>
-              <w:rPr>
-                <w:rFonts w:ascii="Tahoma" w:eastAsia="微软雅黑" w:hAnsi="Tahoma" w:hint="eastAsia"/>
-                <w:kern w:val="0"/>
-                <w:sz w:val="22"/>
-              </w:rPr>
               <w:t>的功能效果了）</w:t>
             </w:r>
           </w:p>
@@ -7100,7 +6947,7 @@
               <w:spacing w:line="276" w:lineRule="auto"/>
               <w:jc w:val="left"/>
               <w:rPr>
-                <w:rFonts w:ascii="宋体" w:eastAsia="宋体" w:hAnsi="宋体" w:cs="宋体"/>
+                <w:rFonts w:ascii="宋体" w:eastAsia="宋体" w:hAnsi="宋体" w:cs="宋体" w:hint="eastAsia"/>
                 <w:kern w:val="0"/>
                 <w:sz w:val="24"/>
                 <w:szCs w:val="24"/>
@@ -7108,17 +6955,13 @@
             </w:pPr>
             <w:r>
               <w:rPr>
-                <w:rFonts w:ascii="宋体" w:eastAsia="宋体" w:hAnsi="宋体" w:cs="宋体"/>
                 <w:noProof/>
-                <w:kern w:val="0"/>
-                <w:sz w:val="24"/>
-                <w:szCs w:val="24"/>
               </w:rPr>
               <w:drawing>
-                <wp:inline distT="0" distB="0" distL="0" distR="0" wp14:anchorId="3A03CDE0" wp14:editId="0E79DFC5">
-                  <wp:extent cx="3710940" cy="634233"/>
-                  <wp:effectExtent l="0" t="0" r="3810" b="0"/>
-                  <wp:docPr id="2075833510" name="图片 1"/>
+                <wp:inline distT="0" distB="0" distL="0" distR="0" wp14:anchorId="7B78285C" wp14:editId="47A83FEE">
+                  <wp:extent cx="4191000" cy="714375"/>
+                  <wp:effectExtent l="0" t="0" r="0" b="9525"/>
+                  <wp:docPr id="1870046493" name="图片 24"/>
                   <wp:cNvGraphicFramePr>
                     <a:graphicFrameLocks xmlns:a="http://schemas.openxmlformats.org/drawingml/2006/main" noChangeAspect="1"/>
                   </wp:cNvGraphicFramePr>
@@ -7126,7 +6969,7 @@
                     <a:graphicData uri="http://schemas.openxmlformats.org/drawingml/2006/picture">
                       <pic:pic xmlns:pic="http://schemas.openxmlformats.org/drawingml/2006/picture">
                         <pic:nvPicPr>
-                          <pic:cNvPr id="0" name="Picture 1"/>
+                          <pic:cNvPr id="0" name="Picture 47"/>
                           <pic:cNvPicPr>
                             <a:picLocks noChangeAspect="1" noChangeArrowheads="1"/>
                           </pic:cNvPicPr>
@@ -7147,7 +6990,7 @@
                         <pic:spPr bwMode="auto">
                           <a:xfrm>
                             <a:off x="0" y="0"/>
-                            <a:ext cx="3756626" cy="642041"/>
+                            <a:ext cx="4191000" cy="714375"/>
                           </a:xfrm>
                           <a:prstGeom prst="rect">
                             <a:avLst/>
@@ -7287,7 +7130,6 @@
               </w:rPr>
               <w:t>（启动</w:t>
             </w:r>
-            <w:proofErr w:type="spellStart"/>
             <w:r>
               <w:rPr>
                 <w:rFonts w:ascii="Tahoma" w:eastAsia="微软雅黑" w:hAnsi="Tahoma" w:hint="eastAsia"/>
@@ -7296,7 +7138,6 @@
               </w:rPr>
               <w:t>rmmv</w:t>
             </w:r>
-            <w:proofErr w:type="spellEnd"/>
             <w:r>
               <w:rPr>
                 <w:rFonts w:ascii="Tahoma" w:eastAsia="微软雅黑" w:hAnsi="Tahoma" w:hint="eastAsia"/>
@@ -7321,7 +7162,6 @@
               </w:rPr>
               <w:t>程序是</w:t>
             </w:r>
-            <w:proofErr w:type="spellStart"/>
             <w:r>
               <w:rPr>
                 <w:rFonts w:ascii="Tahoma" w:eastAsia="微软雅黑" w:hAnsi="Tahoma" w:hint="eastAsia"/>
@@ -7330,7 +7170,6 @@
               </w:rPr>
               <w:t>nwjs</w:t>
             </w:r>
-            <w:proofErr w:type="spellEnd"/>
             <w:r>
               <w:rPr>
                 <w:rFonts w:ascii="Tahoma" w:eastAsia="微软雅黑" w:hAnsi="Tahoma" w:hint="eastAsia"/>
@@ -7339,7 +7178,6 @@
               </w:rPr>
               <w:t>，而这个</w:t>
             </w:r>
-            <w:proofErr w:type="spellStart"/>
             <w:r>
               <w:rPr>
                 <w:rFonts w:ascii="Tahoma" w:eastAsia="微软雅黑" w:hAnsi="Tahoma" w:hint="eastAsia"/>
@@ -7348,72 +7186,35 @@
               </w:rPr>
               <w:t>nwjs</w:t>
             </w:r>
-            <w:proofErr w:type="spellEnd"/>
-            <w:r>
-              <w:rPr>
-                <w:rFonts w:ascii="Tahoma" w:eastAsia="微软雅黑" w:hAnsi="Tahoma" w:hint="eastAsia"/>
-                <w:kern w:val="0"/>
-                <w:sz w:val="22"/>
-              </w:rPr>
-              <w:t>仅仅是</w:t>
-            </w:r>
-            <w:proofErr w:type="gramStart"/>
-            <w:r>
-              <w:rPr>
-                <w:rFonts w:ascii="Tahoma" w:eastAsia="微软雅黑" w:hAnsi="Tahoma" w:hint="eastAsia"/>
-                <w:kern w:val="0"/>
-                <w:sz w:val="22"/>
-              </w:rPr>
-              <w:t>个启动</w:t>
-            </w:r>
-            <w:proofErr w:type="gramEnd"/>
-            <w:r>
-              <w:rPr>
-                <w:rFonts w:ascii="Tahoma" w:eastAsia="微软雅黑" w:hAnsi="Tahoma" w:hint="eastAsia"/>
-                <w:kern w:val="0"/>
-                <w:sz w:val="22"/>
-              </w:rPr>
-              <w:t>环境）</w:t>
-            </w:r>
-          </w:p>
-          <w:p>
-            <w:pPr>
-              <w:widowControl/>
-              <w:adjustRightInd w:val="0"/>
-              <w:snapToGrid w:val="0"/>
-              <w:spacing w:line="276" w:lineRule="auto"/>
-              <w:jc w:val="left"/>
-              <w:rPr>
-                <w:rFonts w:ascii="Tahoma" w:eastAsia="微软雅黑" w:hAnsi="Tahoma"/>
-                <w:kern w:val="0"/>
-                <w:sz w:val="22"/>
-              </w:rPr>
-            </w:pPr>
-            <w:r>
-              <w:rPr>
-                <w:rFonts w:ascii="Tahoma" w:eastAsia="微软雅黑" w:hAnsi="Tahoma" w:hint="eastAsia"/>
-                <w:kern w:val="0"/>
-                <w:sz w:val="22"/>
-              </w:rPr>
-              <w:t>（可以</w:t>
-            </w:r>
-            <w:proofErr w:type="gramStart"/>
-            <w:r>
-              <w:rPr>
-                <w:rFonts w:ascii="Tahoma" w:eastAsia="微软雅黑" w:hAnsi="Tahoma" w:hint="eastAsia"/>
-                <w:kern w:val="0"/>
-                <w:sz w:val="22"/>
-              </w:rPr>
-              <w:t>换其它</w:t>
-            </w:r>
-            <w:proofErr w:type="gramEnd"/>
-            <w:r>
-              <w:rPr>
-                <w:rFonts w:ascii="Tahoma" w:eastAsia="微软雅黑" w:hAnsi="Tahoma" w:hint="eastAsia"/>
-                <w:kern w:val="0"/>
-                <w:sz w:val="22"/>
-              </w:rPr>
-              <w:t>启动环境，可见：</w:t>
+            <w:r>
+              <w:rPr>
+                <w:rFonts w:ascii="Tahoma" w:eastAsia="微软雅黑" w:hAnsi="Tahoma" w:hint="eastAsia"/>
+                <w:kern w:val="0"/>
+                <w:sz w:val="22"/>
+              </w:rPr>
+              <w:t>仅仅是个启动环境）</w:t>
+            </w:r>
+          </w:p>
+          <w:p>
+            <w:pPr>
+              <w:widowControl/>
+              <w:adjustRightInd w:val="0"/>
+              <w:snapToGrid w:val="0"/>
+              <w:spacing w:line="276" w:lineRule="auto"/>
+              <w:jc w:val="left"/>
+              <w:rPr>
+                <w:rFonts w:ascii="Tahoma" w:eastAsia="微软雅黑" w:hAnsi="Tahoma"/>
+                <w:kern w:val="0"/>
+                <w:sz w:val="22"/>
+              </w:rPr>
+            </w:pPr>
+            <w:r>
+              <w:rPr>
+                <w:rFonts w:ascii="Tahoma" w:eastAsia="微软雅黑" w:hAnsi="Tahoma" w:hint="eastAsia"/>
+                <w:kern w:val="0"/>
+                <w:sz w:val="22"/>
+              </w:rPr>
+              <w:t>（可以换其它启动环境，可见：</w:t>
             </w:r>
             <w:r>
               <w:rPr>
@@ -7514,6 +7315,9 @@
       <w:pPr>
         <w:pStyle w:val="3"/>
         <w:spacing w:line="276" w:lineRule="auto"/>
+        <w:rPr>
+          <w:rFonts w:hint="eastAsia"/>
+        </w:rPr>
       </w:pPr>
       <w:r>
         <w:rPr>
@@ -7687,18 +7491,8 @@
                 <w:kern w:val="0"/>
                 <w:sz w:val="22"/>
               </w:rPr>
-              <w:t>渲染，</w:t>
-            </w:r>
-            <w:proofErr w:type="gramStart"/>
-            <w:r>
-              <w:rPr>
-                <w:rFonts w:ascii="Tahoma" w:eastAsia="微软雅黑" w:hAnsi="Tahoma" w:hint="eastAsia"/>
-                <w:kern w:val="0"/>
-                <w:sz w:val="22"/>
-              </w:rPr>
-              <w:t>并且帧率低下</w:t>
-            </w:r>
-            <w:proofErr w:type="gramEnd"/>
+              <w:t>渲染，并且帧率低下</w:t>
+            </w:r>
             <w:r>
               <w:rPr>
                 <w:rFonts w:ascii="Tahoma" w:eastAsia="微软雅黑" w:hAnsi="Tahoma" w:hint="eastAsia"/>
@@ -7774,10 +7568,10 @@
                 <w:noProof/>
               </w:rPr>
               <w:drawing>
-                <wp:inline distT="0" distB="0" distL="0" distR="0" wp14:anchorId="14C917FC" wp14:editId="1D63BF99">
-                  <wp:extent cx="2613660" cy="1155654"/>
-                  <wp:effectExtent l="0" t="0" r="0" b="6985"/>
-                  <wp:docPr id="7" name="图片 7"/>
+                <wp:inline distT="0" distB="0" distL="0" distR="0" wp14:anchorId="35D054E0" wp14:editId="2A29350B">
+                  <wp:extent cx="2962275" cy="1314450"/>
+                  <wp:effectExtent l="0" t="0" r="9525" b="0"/>
+                  <wp:docPr id="423621349" name="图片 25"/>
                   <wp:cNvGraphicFramePr>
                     <a:graphicFrameLocks xmlns:a="http://schemas.openxmlformats.org/drawingml/2006/main" noChangeAspect="1"/>
                   </wp:cNvGraphicFramePr>
@@ -7785,7 +7579,7 @@
                     <a:graphicData uri="http://schemas.openxmlformats.org/drawingml/2006/picture">
                       <pic:pic xmlns:pic="http://schemas.openxmlformats.org/drawingml/2006/picture">
                         <pic:nvPicPr>
-                          <pic:cNvPr id="0" name="Picture 1"/>
+                          <pic:cNvPr id="0" name="Picture 49"/>
                           <pic:cNvPicPr>
                             <a:picLocks noChangeAspect="1" noChangeArrowheads="1"/>
                           </pic:cNvPicPr>
@@ -7806,7 +7600,7 @@
                         <pic:spPr bwMode="auto">
                           <a:xfrm>
                             <a:off x="0" y="0"/>
-                            <a:ext cx="2624754" cy="1160560"/>
+                            <a:ext cx="2962275" cy="1314450"/>
                           </a:xfrm>
                           <a:prstGeom prst="rect">
                             <a:avLst/>
@@ -7876,17 +7670,13 @@
             </w:pPr>
             <w:r>
               <w:rPr>
-                <w:rFonts w:ascii="宋体" w:eastAsia="宋体" w:hAnsi="宋体" w:cs="宋体"/>
                 <w:noProof/>
-                <w:kern w:val="0"/>
-                <w:sz w:val="24"/>
-                <w:szCs w:val="24"/>
               </w:rPr>
               <w:drawing>
-                <wp:inline distT="0" distB="0" distL="0" distR="0" wp14:anchorId="58E3FEEF" wp14:editId="3DB7F9E1">
-                  <wp:extent cx="1668780" cy="1226820"/>
-                  <wp:effectExtent l="0" t="0" r="7620" b="0"/>
-                  <wp:docPr id="9" name="图片 9"/>
+                <wp:inline distT="0" distB="0" distL="0" distR="0" wp14:anchorId="6C1BE3A5" wp14:editId="267AF379">
+                  <wp:extent cx="1666875" cy="1228725"/>
+                  <wp:effectExtent l="0" t="0" r="9525" b="9525"/>
+                  <wp:docPr id="202395765" name="图片 26"/>
                   <wp:cNvGraphicFramePr>
                     <a:graphicFrameLocks xmlns:a="http://schemas.openxmlformats.org/drawingml/2006/main" noChangeAspect="1"/>
                   </wp:cNvGraphicFramePr>
@@ -7894,7 +7684,7 @@
                     <a:graphicData uri="http://schemas.openxmlformats.org/drawingml/2006/picture">
                       <pic:pic xmlns:pic="http://schemas.openxmlformats.org/drawingml/2006/picture">
                         <pic:nvPicPr>
-                          <pic:cNvPr id="0" name="Picture 10"/>
+                          <pic:cNvPr id="0" name="Picture 51"/>
                           <pic:cNvPicPr>
                             <a:picLocks noChangeAspect="1" noChangeArrowheads="1"/>
                           </pic:cNvPicPr>
@@ -7915,7 +7705,7 @@
                         <pic:spPr bwMode="auto">
                           <a:xfrm>
                             <a:off x="0" y="0"/>
-                            <a:ext cx="1668780" cy="1226820"/>
+                            <a:ext cx="1666875" cy="1228725"/>
                           </a:xfrm>
                           <a:prstGeom prst="rect">
                             <a:avLst/>
@@ -8809,7 +8599,6 @@
               </w:rPr>
               <w:t>系统默认浏览器仍然是</w:t>
             </w:r>
-            <w:proofErr w:type="spellStart"/>
             <w:r>
               <w:rPr>
                 <w:rFonts w:ascii="Tahoma" w:eastAsia="微软雅黑" w:hAnsi="Tahoma" w:hint="eastAsia"/>
@@ -8818,7 +8607,6 @@
               </w:rPr>
               <w:t>ie</w:t>
             </w:r>
-            <w:proofErr w:type="spellEnd"/>
             <w:r>
               <w:rPr>
                 <w:rFonts w:ascii="Tahoma" w:eastAsia="微软雅黑" w:hAnsi="Tahoma" w:hint="eastAsia"/>
@@ -8827,7 +8615,6 @@
               </w:rPr>
               <w:t>，</w:t>
             </w:r>
-            <w:proofErr w:type="spellStart"/>
             <w:r>
               <w:rPr>
                 <w:rFonts w:ascii="Tahoma" w:eastAsia="微软雅黑" w:hAnsi="Tahoma" w:hint="eastAsia"/>
@@ -8836,7 +8623,6 @@
               </w:rPr>
               <w:t>ie</w:t>
             </w:r>
-            <w:proofErr w:type="spellEnd"/>
             <w:r>
               <w:rPr>
                 <w:rFonts w:ascii="Tahoma" w:eastAsia="微软雅黑" w:hAnsi="Tahoma" w:hint="eastAsia"/>
@@ -9138,9 +8924,11 @@
           <w:p>
             <w:pPr>
               <w:widowControl/>
-              <w:jc w:val="left"/>
-              <w:rPr>
-                <w:rFonts w:ascii="宋体" w:eastAsia="宋体" w:hAnsi="宋体" w:cs="宋体"/>
+              <w:snapToGrid w:val="0"/>
+              <w:spacing w:after="200"/>
+              <w:jc w:val="left"/>
+              <w:rPr>
+                <w:rFonts w:ascii="宋体" w:eastAsia="宋体" w:hAnsi="宋体" w:cs="宋体" w:hint="eastAsia"/>
                 <w:kern w:val="0"/>
                 <w:sz w:val="24"/>
                 <w:szCs w:val="24"/>
@@ -9148,18 +8936,14 @@
             </w:pPr>
             <w:r>
               <w:rPr>
-                <w:rFonts w:ascii="宋体" w:eastAsia="宋体" w:hAnsi="宋体" w:cs="宋体"/>
                 <w:noProof/>
-                <w:kern w:val="0"/>
-                <w:sz w:val="24"/>
-                <w:szCs w:val="24"/>
               </w:rPr>
               <w:lastRenderedPageBreak/>
               <w:drawing>
-                <wp:inline distT="0" distB="0" distL="0" distR="0" wp14:anchorId="5E48956B" wp14:editId="061EE5E2">
-                  <wp:extent cx="3032760" cy="1359836"/>
-                  <wp:effectExtent l="19050" t="19050" r="15240" b="12065"/>
-                  <wp:docPr id="25" name="图片 25"/>
+                <wp:inline distT="0" distB="0" distL="0" distR="0" wp14:anchorId="0B92ADE4" wp14:editId="1C61D1D3">
+                  <wp:extent cx="2963545" cy="1330455"/>
+                  <wp:effectExtent l="19050" t="19050" r="27305" b="22225"/>
+                  <wp:docPr id="1980983912" name="图片 27"/>
                   <wp:cNvGraphicFramePr>
                     <a:graphicFrameLocks xmlns:a="http://schemas.openxmlformats.org/drawingml/2006/main" noChangeAspect="1"/>
                   </wp:cNvGraphicFramePr>
@@ -9167,7 +8951,7 @@
                     <a:graphicData uri="http://schemas.openxmlformats.org/drawingml/2006/picture">
                       <pic:pic xmlns:pic="http://schemas.openxmlformats.org/drawingml/2006/picture">
                         <pic:nvPicPr>
-                          <pic:cNvPr id="0" name="Picture 3"/>
+                          <pic:cNvPr id="0" name="Picture 53"/>
                           <pic:cNvPicPr>
                             <a:picLocks noChangeAspect="1" noChangeArrowheads="1"/>
                           </pic:cNvPicPr>
@@ -9188,13 +8972,13 @@
                         <pic:spPr bwMode="auto">
                           <a:xfrm>
                             <a:off x="0" y="0"/>
-                            <a:ext cx="3061006" cy="1372501"/>
+                            <a:ext cx="2969542" cy="1333147"/>
                           </a:xfrm>
                           <a:prstGeom prst="rect">
                             <a:avLst/>
                           </a:prstGeom>
                           <a:noFill/>
-                          <a:ln w="12700">
+                          <a:ln w="9525">
                             <a:solidFill>
                               <a:schemeClr val="tx1"/>
                             </a:solidFill>
@@ -9413,7 +9197,6 @@
               </w:rPr>
               <w:t>搜索</w:t>
             </w:r>
-            <w:proofErr w:type="gramStart"/>
             <w:r>
               <w:rPr>
                 <w:rFonts w:ascii="Tahoma" w:eastAsia="微软雅黑" w:hAnsi="Tahoma"/>
@@ -9422,7 +9205,6 @@
               </w:rPr>
               <w:t>”</w:t>
             </w:r>
-            <w:proofErr w:type="gramEnd"/>
             <w:r>
               <w:rPr>
                 <w:rFonts w:ascii="Tahoma" w:eastAsia="微软雅黑" w:hAnsi="Tahoma" w:hint="eastAsia"/>
@@ -9431,23 +9213,13 @@
               </w:rPr>
               <w:t>图形</w:t>
             </w:r>
-            <w:proofErr w:type="gramStart"/>
-            <w:r>
-              <w:rPr>
-                <w:rFonts w:ascii="Tahoma" w:eastAsia="微软雅黑" w:hAnsi="Tahoma"/>
-                <w:kern w:val="0"/>
-                <w:sz w:val="22"/>
-              </w:rPr>
-              <w:t>”</w:t>
-            </w:r>
-            <w:proofErr w:type="gramEnd"/>
-            <w:r>
-              <w:rPr>
-                <w:rFonts w:ascii="Tahoma" w:eastAsia="微软雅黑" w:hAnsi="Tahoma"/>
-                <w:kern w:val="0"/>
-                <w:sz w:val="22"/>
-              </w:rPr>
-              <w:t xml:space="preserve"> &gt; </w:t>
+            <w:r>
+              <w:rPr>
+                <w:rFonts w:ascii="Tahoma" w:eastAsia="微软雅黑" w:hAnsi="Tahoma"/>
+                <w:kern w:val="0"/>
+                <w:sz w:val="22"/>
+              </w:rPr>
+              <w:t xml:space="preserve">” &gt; </w:t>
             </w:r>
             <w:r>
               <w:rPr>
@@ -9504,7 +9276,7 @@
               <w:snapToGrid w:val="0"/>
               <w:jc w:val="left"/>
               <w:rPr>
-                <w:rFonts w:ascii="宋体" w:eastAsia="宋体" w:hAnsi="宋体" w:cs="宋体"/>
+                <w:rFonts w:ascii="宋体" w:eastAsia="宋体" w:hAnsi="宋体" w:cs="宋体" w:hint="eastAsia"/>
                 <w:kern w:val="0"/>
                 <w:sz w:val="24"/>
                 <w:szCs w:val="24"/>
@@ -9512,17 +9284,13 @@
             </w:pPr>
             <w:r>
               <w:rPr>
-                <w:rFonts w:ascii="宋体" w:eastAsia="宋体" w:hAnsi="宋体" w:cs="宋体"/>
                 <w:noProof/>
-                <w:kern w:val="0"/>
-                <w:sz w:val="24"/>
-                <w:szCs w:val="24"/>
               </w:rPr>
               <w:drawing>
-                <wp:inline distT="0" distB="0" distL="0" distR="0" wp14:anchorId="6BCCD87A" wp14:editId="25E6ECB4">
-                  <wp:extent cx="1980160" cy="1432560"/>
-                  <wp:effectExtent l="0" t="0" r="1270" b="0"/>
-                  <wp:docPr id="12" name="图片 12"/>
+                <wp:inline distT="0" distB="0" distL="0" distR="0" wp14:anchorId="3DB04E0D" wp14:editId="5873957A">
+                  <wp:extent cx="2257425" cy="1630363"/>
+                  <wp:effectExtent l="0" t="0" r="0" b="8255"/>
+                  <wp:docPr id="1550739774" name="图片 28"/>
                   <wp:cNvGraphicFramePr>
                     <a:graphicFrameLocks xmlns:a="http://schemas.openxmlformats.org/drawingml/2006/main" noChangeAspect="1"/>
                   </wp:cNvGraphicFramePr>
@@ -9530,7 +9298,7 @@
                     <a:graphicData uri="http://schemas.openxmlformats.org/drawingml/2006/picture">
                       <pic:pic xmlns:pic="http://schemas.openxmlformats.org/drawingml/2006/picture">
                         <pic:nvPicPr>
-                          <pic:cNvPr id="0" name="Picture 14"/>
+                          <pic:cNvPr id="0" name="Picture 55"/>
                           <pic:cNvPicPr>
                             <a:picLocks noChangeAspect="1" noChangeArrowheads="1"/>
                           </pic:cNvPicPr>
@@ -9551,7 +9319,7 @@
                         <pic:spPr bwMode="auto">
                           <a:xfrm>
                             <a:off x="0" y="0"/>
-                            <a:ext cx="1995717" cy="1443815"/>
+                            <a:ext cx="2260661" cy="1632700"/>
                           </a:xfrm>
                           <a:prstGeom prst="rect">
                             <a:avLst/>
@@ -9581,17 +9349,13 @@
             </w:pPr>
             <w:r>
               <w:rPr>
-                <w:rFonts w:ascii="宋体" w:eastAsia="宋体" w:hAnsi="宋体" w:cs="宋体"/>
                 <w:noProof/>
-                <w:kern w:val="0"/>
-                <w:sz w:val="24"/>
-                <w:szCs w:val="24"/>
               </w:rPr>
               <w:drawing>
-                <wp:inline distT="0" distB="0" distL="0" distR="0" wp14:anchorId="2061F31A" wp14:editId="33281777">
-                  <wp:extent cx="3657294" cy="1409700"/>
-                  <wp:effectExtent l="19050" t="19050" r="19685" b="19050"/>
-                  <wp:docPr id="13" name="图片 13"/>
+                <wp:inline distT="0" distB="0" distL="0" distR="0" wp14:anchorId="36C1325E" wp14:editId="79541795">
+                  <wp:extent cx="3019425" cy="1162216"/>
+                  <wp:effectExtent l="19050" t="19050" r="9525" b="19050"/>
+                  <wp:docPr id="1692058251" name="图片 29"/>
                   <wp:cNvGraphicFramePr>
                     <a:graphicFrameLocks xmlns:a="http://schemas.openxmlformats.org/drawingml/2006/main" noChangeAspect="1"/>
                   </wp:cNvGraphicFramePr>
@@ -9599,7 +9363,7 @@
                     <a:graphicData uri="http://schemas.openxmlformats.org/drawingml/2006/picture">
                       <pic:pic xmlns:pic="http://schemas.openxmlformats.org/drawingml/2006/picture">
                         <pic:nvPicPr>
-                          <pic:cNvPr id="0" name="Picture 16"/>
+                          <pic:cNvPr id="0" name="Picture 57"/>
                           <pic:cNvPicPr>
                             <a:picLocks noChangeAspect="1" noChangeArrowheads="1"/>
                           </pic:cNvPicPr>
@@ -9620,13 +9384,13 @@
                         <pic:spPr bwMode="auto">
                           <a:xfrm>
                             <a:off x="0" y="0"/>
-                            <a:ext cx="3722785" cy="1434943"/>
+                            <a:ext cx="3038921" cy="1169720"/>
                           </a:xfrm>
                           <a:prstGeom prst="rect">
                             <a:avLst/>
                           </a:prstGeom>
                           <a:noFill/>
-                          <a:ln w="12700">
+                          <a:ln w="9525">
                             <a:solidFill>
                               <a:schemeClr val="tx1"/>
                             </a:solidFill>
@@ -9652,16 +9416,13 @@
             </w:pPr>
             <w:r>
               <w:rPr>
-                <w:rFonts w:ascii="Tahoma" w:eastAsia="微软雅黑" w:hAnsi="Tahoma"/>
                 <w:noProof/>
-                <w:kern w:val="0"/>
-                <w:sz w:val="22"/>
               </w:rPr>
               <w:drawing>
-                <wp:inline distT="0" distB="0" distL="0" distR="0" wp14:anchorId="7518643C" wp14:editId="129DB435">
-                  <wp:extent cx="2625090" cy="1317024"/>
-                  <wp:effectExtent l="19050" t="19050" r="22860" b="16510"/>
-                  <wp:docPr id="11" name="图片 11"/>
+                <wp:inline distT="0" distB="0" distL="0" distR="0" wp14:anchorId="7C9F4AC9" wp14:editId="46E14902">
+                  <wp:extent cx="3019425" cy="1512931"/>
+                  <wp:effectExtent l="19050" t="19050" r="9525" b="11430"/>
+                  <wp:docPr id="1633001809" name="图片 30"/>
                   <wp:cNvGraphicFramePr>
                     <a:graphicFrameLocks xmlns:a="http://schemas.openxmlformats.org/drawingml/2006/main" noChangeAspect="1"/>
                   </wp:cNvGraphicFramePr>
@@ -9669,7 +9430,7 @@
                     <a:graphicData uri="http://schemas.openxmlformats.org/drawingml/2006/picture">
                       <pic:pic xmlns:pic="http://schemas.openxmlformats.org/drawingml/2006/picture">
                         <pic:nvPicPr>
-                          <pic:cNvPr id="0" name="Picture 12"/>
+                          <pic:cNvPr id="0" name="Picture 59"/>
                           <pic:cNvPicPr>
                             <a:picLocks noChangeAspect="1" noChangeArrowheads="1"/>
                           </pic:cNvPicPr>
@@ -9690,13 +9451,13 @@
                         <pic:spPr bwMode="auto">
                           <a:xfrm>
                             <a:off x="0" y="0"/>
-                            <a:ext cx="2661704" cy="1335393"/>
+                            <a:ext cx="3030975" cy="1518718"/>
                           </a:xfrm>
                           <a:prstGeom prst="rect">
                             <a:avLst/>
                           </a:prstGeom>
                           <a:noFill/>
-                          <a:ln w="12700">
+                          <a:ln w="9525">
                             <a:solidFill>
                               <a:schemeClr val="tx1"/>
                             </a:solidFill>
@@ -10099,7 +9860,6 @@
               </w:rPr>
               <w:t>右键点击</w:t>
             </w:r>
-            <w:proofErr w:type="gramStart"/>
             <w:r>
               <w:rPr>
                 <w:rFonts w:ascii="Tahoma" w:eastAsia="微软雅黑" w:hAnsi="Tahoma"/>
@@ -10108,7 +9868,6 @@
               </w:rPr>
               <w:t>”</w:t>
             </w:r>
-            <w:proofErr w:type="gramEnd"/>
             <w:r>
               <w:rPr>
                 <w:rFonts w:ascii="Tahoma" w:eastAsia="微软雅黑" w:hAnsi="Tahoma" w:hint="eastAsia"/>
@@ -10117,7 +9876,6 @@
               </w:rPr>
               <w:t>此电脑</w:t>
             </w:r>
-            <w:proofErr w:type="gramStart"/>
             <w:r>
               <w:rPr>
                 <w:rFonts w:ascii="Tahoma" w:eastAsia="微软雅黑" w:hAnsi="Tahoma"/>
@@ -10126,7 +9884,6 @@
               </w:rPr>
               <w:t>”</w:t>
             </w:r>
-            <w:proofErr w:type="gramEnd"/>
             <w:r>
               <w:rPr>
                 <w:rFonts w:ascii="Tahoma" w:eastAsia="微软雅黑" w:hAnsi="Tahoma" w:hint="eastAsia"/>
@@ -10151,7 +9908,6 @@
               </w:rPr>
               <w:t>点击</w:t>
             </w:r>
-            <w:proofErr w:type="gramStart"/>
             <w:r>
               <w:rPr>
                 <w:rFonts w:ascii="Tahoma" w:eastAsia="微软雅黑" w:hAnsi="Tahoma"/>
@@ -10160,7 +9916,6 @@
               </w:rPr>
               <w:t>”</w:t>
             </w:r>
-            <w:proofErr w:type="gramEnd"/>
             <w:r>
               <w:rPr>
                 <w:rFonts w:ascii="Tahoma" w:eastAsia="微软雅黑" w:hAnsi="Tahoma" w:hint="eastAsia"/>
@@ -10169,7 +9924,78 @@
               </w:rPr>
               <w:t>管理</w:t>
             </w:r>
-            <w:proofErr w:type="gramStart"/>
+            <w:r>
+              <w:rPr>
+                <w:rFonts w:ascii="Tahoma" w:eastAsia="微软雅黑" w:hAnsi="Tahoma"/>
+                <w:kern w:val="0"/>
+                <w:sz w:val="22"/>
+              </w:rPr>
+              <w:t xml:space="preserve">” &gt; </w:t>
+            </w:r>
+            <w:r>
+              <w:rPr>
+                <w:rFonts w:ascii="Tahoma" w:eastAsia="微软雅黑" w:hAnsi="Tahoma" w:hint="eastAsia"/>
+                <w:kern w:val="0"/>
+                <w:sz w:val="22"/>
+              </w:rPr>
+              <w:t>进入设备管理器</w:t>
+            </w:r>
+            <w:r>
+              <w:rPr>
+                <w:rFonts w:ascii="Tahoma" w:eastAsia="微软雅黑" w:hAnsi="Tahoma" w:hint="eastAsia"/>
+                <w:kern w:val="0"/>
+                <w:sz w:val="22"/>
+              </w:rPr>
+              <w:t xml:space="preserve"> </w:t>
+            </w:r>
+            <w:r>
+              <w:rPr>
+                <w:rFonts w:ascii="Tahoma" w:eastAsia="微软雅黑" w:hAnsi="Tahoma"/>
+                <w:kern w:val="0"/>
+                <w:sz w:val="22"/>
+              </w:rPr>
+              <w:t xml:space="preserve">&gt; </w:t>
+            </w:r>
+            <w:r>
+              <w:rPr>
+                <w:rFonts w:ascii="Tahoma" w:eastAsia="微软雅黑" w:hAnsi="Tahoma" w:hint="eastAsia"/>
+                <w:kern w:val="0"/>
+                <w:sz w:val="22"/>
+              </w:rPr>
+              <w:t>展开“显示适配器”</w:t>
+            </w:r>
+            <w:r>
+              <w:rPr>
+                <w:rFonts w:ascii="Tahoma" w:eastAsia="微软雅黑" w:hAnsi="Tahoma" w:hint="eastAsia"/>
+                <w:kern w:val="0"/>
+                <w:sz w:val="22"/>
+              </w:rPr>
+              <w:t xml:space="preserve"> </w:t>
+            </w:r>
+            <w:r>
+              <w:rPr>
+                <w:rFonts w:ascii="Tahoma" w:eastAsia="微软雅黑" w:hAnsi="Tahoma"/>
+                <w:kern w:val="0"/>
+                <w:sz w:val="22"/>
+              </w:rPr>
+              <w:t xml:space="preserve">&gt; </w:t>
+            </w:r>
+            <w:r>
+              <w:rPr>
+                <w:rFonts w:ascii="Tahoma" w:eastAsia="微软雅黑" w:hAnsi="Tahoma" w:hint="eastAsia"/>
+                <w:kern w:val="0"/>
+                <w:sz w:val="22"/>
+              </w:rPr>
+              <w:t>右键</w:t>
+            </w:r>
+            <w:r>
+              <w:rPr>
+                <w:rFonts w:ascii="Tahoma" w:eastAsia="微软雅黑" w:hAnsi="Tahoma" w:hint="eastAsia"/>
+                <w:kern w:val="0"/>
+                <w:sz w:val="22"/>
+              </w:rPr>
+              <w:t xml:space="preserve"> </w:t>
+            </w:r>
             <w:r>
               <w:rPr>
                 <w:rFonts w:ascii="Tahoma" w:eastAsia="微软雅黑" w:hAnsi="Tahoma"/>
@@ -10178,80 +10004,14 @@
               </w:rPr>
               <w:t>”</w:t>
             </w:r>
-            <w:proofErr w:type="gramEnd"/>
-            <w:r>
-              <w:rPr>
-                <w:rFonts w:ascii="Tahoma" w:eastAsia="微软雅黑" w:hAnsi="Tahoma"/>
-                <w:kern w:val="0"/>
-                <w:sz w:val="22"/>
-              </w:rPr>
-              <w:t xml:space="preserve"> &gt; </w:t>
-            </w:r>
-            <w:r>
-              <w:rPr>
-                <w:rFonts w:ascii="Tahoma" w:eastAsia="微软雅黑" w:hAnsi="Tahoma" w:hint="eastAsia"/>
-                <w:kern w:val="0"/>
-                <w:sz w:val="22"/>
-              </w:rPr>
-              <w:t>进入设备管理器</w:t>
-            </w:r>
-            <w:r>
-              <w:rPr>
-                <w:rFonts w:ascii="Tahoma" w:eastAsia="微软雅黑" w:hAnsi="Tahoma" w:hint="eastAsia"/>
-                <w:kern w:val="0"/>
-                <w:sz w:val="22"/>
-              </w:rPr>
-              <w:t xml:space="preserve"> </w:t>
-            </w:r>
-            <w:r>
-              <w:rPr>
-                <w:rFonts w:ascii="Tahoma" w:eastAsia="微软雅黑" w:hAnsi="Tahoma"/>
-                <w:kern w:val="0"/>
-                <w:sz w:val="22"/>
-              </w:rPr>
-              <w:t xml:space="preserve">&gt; </w:t>
-            </w:r>
-            <w:r>
-              <w:rPr>
-                <w:rFonts w:ascii="Tahoma" w:eastAsia="微软雅黑" w:hAnsi="Tahoma" w:hint="eastAsia"/>
-                <w:kern w:val="0"/>
-                <w:sz w:val="22"/>
-              </w:rPr>
-              <w:t>展开“显示适配器”</w:t>
-            </w:r>
-            <w:r>
-              <w:rPr>
-                <w:rFonts w:ascii="Tahoma" w:eastAsia="微软雅黑" w:hAnsi="Tahoma" w:hint="eastAsia"/>
-                <w:kern w:val="0"/>
-                <w:sz w:val="22"/>
-              </w:rPr>
-              <w:t xml:space="preserve"> </w:t>
-            </w:r>
-            <w:r>
-              <w:rPr>
-                <w:rFonts w:ascii="Tahoma" w:eastAsia="微软雅黑" w:hAnsi="Tahoma"/>
-                <w:kern w:val="0"/>
-                <w:sz w:val="22"/>
-              </w:rPr>
-              <w:t xml:space="preserve">&gt; </w:t>
-            </w:r>
-            <w:r>
-              <w:rPr>
-                <w:rFonts w:ascii="Tahoma" w:eastAsia="微软雅黑" w:hAnsi="Tahoma" w:hint="eastAsia"/>
-                <w:kern w:val="0"/>
-                <w:sz w:val="22"/>
-              </w:rPr>
-              <w:t>右键</w:t>
-            </w:r>
-            <w:r>
-              <w:rPr>
-                <w:rFonts w:ascii="Tahoma" w:eastAsia="微软雅黑" w:hAnsi="Tahoma" w:hint="eastAsia"/>
-                <w:kern w:val="0"/>
-                <w:sz w:val="22"/>
-              </w:rPr>
-              <w:t xml:space="preserve"> </w:t>
-            </w:r>
-            <w:proofErr w:type="gramStart"/>
+            <w:r>
+              <w:rPr>
+                <w:rFonts w:ascii="Tahoma" w:eastAsia="微软雅黑" w:hAnsi="Tahoma" w:hint="eastAsia"/>
+                <w:kern w:val="0"/>
+                <w:sz w:val="22"/>
+              </w:rPr>
+              <w:t>更新驱动程序</w:t>
+            </w:r>
             <w:r>
               <w:rPr>
                 <w:rFonts w:ascii="Tahoma" w:eastAsia="微软雅黑" w:hAnsi="Tahoma"/>
@@ -10260,33 +10020,16 @@
               </w:rPr>
               <w:t>”</w:t>
             </w:r>
-            <w:proofErr w:type="gramEnd"/>
-            <w:r>
-              <w:rPr>
-                <w:rFonts w:ascii="Tahoma" w:eastAsia="微软雅黑" w:hAnsi="Tahoma" w:hint="eastAsia"/>
-                <w:kern w:val="0"/>
-                <w:sz w:val="22"/>
-              </w:rPr>
-              <w:t>更新驱动程序</w:t>
-            </w:r>
-            <w:r>
-              <w:rPr>
-                <w:rFonts w:ascii="Tahoma" w:eastAsia="微软雅黑" w:hAnsi="Tahoma"/>
-                <w:kern w:val="0"/>
-                <w:sz w:val="22"/>
-              </w:rPr>
-              <w:t>”</w:t>
-            </w:r>
-          </w:p>
-          <w:p>
-            <w:pPr>
-              <w:widowControl/>
-              <w:adjustRightInd w:val="0"/>
-              <w:snapToGrid w:val="0"/>
-              <w:spacing w:line="276" w:lineRule="auto"/>
-              <w:jc w:val="left"/>
-              <w:rPr>
-                <w:rFonts w:ascii="宋体" w:eastAsia="宋体" w:hAnsi="宋体" w:cs="宋体"/>
+          </w:p>
+          <w:p>
+            <w:pPr>
+              <w:widowControl/>
+              <w:adjustRightInd w:val="0"/>
+              <w:snapToGrid w:val="0"/>
+              <w:spacing w:line="276" w:lineRule="auto"/>
+              <w:jc w:val="left"/>
+              <w:rPr>
+                <w:rFonts w:ascii="宋体" w:eastAsia="宋体" w:hAnsi="宋体" w:cs="宋体" w:hint="eastAsia"/>
                 <w:kern w:val="0"/>
                 <w:sz w:val="24"/>
                 <w:szCs w:val="24"/>
@@ -10294,17 +10037,13 @@
             </w:pPr>
             <w:r>
               <w:rPr>
-                <w:rFonts w:ascii="宋体" w:eastAsia="宋体" w:hAnsi="宋体" w:cs="宋体"/>
                 <w:noProof/>
-                <w:kern w:val="0"/>
-                <w:sz w:val="24"/>
-                <w:szCs w:val="24"/>
               </w:rPr>
               <w:drawing>
-                <wp:inline distT="0" distB="0" distL="0" distR="0" wp14:anchorId="32117C8A" wp14:editId="5808EDBE">
-                  <wp:extent cx="2461260" cy="1920323"/>
-                  <wp:effectExtent l="0" t="0" r="0" b="3810"/>
-                  <wp:docPr id="27" name="图片 27"/>
+                <wp:inline distT="0" distB="0" distL="0" distR="0" wp14:anchorId="6194FCA5" wp14:editId="25C5BF11">
+                  <wp:extent cx="2952750" cy="2304091"/>
+                  <wp:effectExtent l="0" t="0" r="0" b="1270"/>
+                  <wp:docPr id="960185172" name="图片 31"/>
                   <wp:cNvGraphicFramePr>
                     <a:graphicFrameLocks xmlns:a="http://schemas.openxmlformats.org/drawingml/2006/main" noChangeAspect="1"/>
                   </wp:cNvGraphicFramePr>
@@ -10312,7 +10051,7 @@
                     <a:graphicData uri="http://schemas.openxmlformats.org/drawingml/2006/picture">
                       <pic:pic xmlns:pic="http://schemas.openxmlformats.org/drawingml/2006/picture">
                         <pic:nvPicPr>
-                          <pic:cNvPr id="0" name="Picture 5"/>
+                          <pic:cNvPr id="0" name="Picture 61"/>
                           <pic:cNvPicPr>
                             <a:picLocks noChangeAspect="1" noChangeArrowheads="1"/>
                           </pic:cNvPicPr>
@@ -10333,7 +10072,7 @@
                         <pic:spPr bwMode="auto">
                           <a:xfrm>
                             <a:off x="0" y="0"/>
-                            <a:ext cx="2475963" cy="1931794"/>
+                            <a:ext cx="2956152" cy="2306745"/>
                           </a:xfrm>
                           <a:prstGeom prst="rect">
                             <a:avLst/>
@@ -10358,7 +10097,7 @@
               <w:spacing w:line="276" w:lineRule="auto"/>
               <w:jc w:val="left"/>
               <w:rPr>
-                <w:rFonts w:ascii="宋体" w:eastAsia="宋体" w:hAnsi="宋体" w:cs="宋体"/>
+                <w:rFonts w:ascii="宋体" w:eastAsia="宋体" w:hAnsi="宋体" w:cs="宋体" w:hint="eastAsia"/>
                 <w:kern w:val="0"/>
                 <w:sz w:val="24"/>
                 <w:szCs w:val="24"/>
@@ -10366,17 +10105,13 @@
             </w:pPr>
             <w:r>
               <w:rPr>
-                <w:rFonts w:ascii="宋体" w:eastAsia="宋体" w:hAnsi="宋体" w:cs="宋体"/>
                 <w:noProof/>
-                <w:kern w:val="0"/>
-                <w:sz w:val="24"/>
-                <w:szCs w:val="24"/>
               </w:rPr>
               <w:drawing>
-                <wp:inline distT="0" distB="0" distL="0" distR="0" wp14:anchorId="334B2783" wp14:editId="147BCB46">
-                  <wp:extent cx="3093720" cy="2439763"/>
-                  <wp:effectExtent l="19050" t="19050" r="11430" b="17780"/>
-                  <wp:docPr id="28" name="图片 28"/>
+                <wp:inline distT="0" distB="0" distL="0" distR="0" wp14:anchorId="4FF4C42E" wp14:editId="103DA3E3">
+                  <wp:extent cx="2952750" cy="2328592"/>
+                  <wp:effectExtent l="19050" t="19050" r="19050" b="14605"/>
+                  <wp:docPr id="1271228092" name="图片 32"/>
                   <wp:cNvGraphicFramePr>
                     <a:graphicFrameLocks xmlns:a="http://schemas.openxmlformats.org/drawingml/2006/main" noChangeAspect="1"/>
                   </wp:cNvGraphicFramePr>
@@ -10384,7 +10119,7 @@
                     <a:graphicData uri="http://schemas.openxmlformats.org/drawingml/2006/picture">
                       <pic:pic xmlns:pic="http://schemas.openxmlformats.org/drawingml/2006/picture">
                         <pic:nvPicPr>
-                          <pic:cNvPr id="0" name="Picture 7"/>
+                          <pic:cNvPr id="0" name="Picture 63"/>
                           <pic:cNvPicPr>
                             <a:picLocks noChangeAspect="1" noChangeArrowheads="1"/>
                           </pic:cNvPicPr>
@@ -10405,13 +10140,13 @@
                         <pic:spPr bwMode="auto">
                           <a:xfrm>
                             <a:off x="0" y="0"/>
-                            <a:ext cx="3103352" cy="2447359"/>
+                            <a:ext cx="2955181" cy="2330509"/>
                           </a:xfrm>
                           <a:prstGeom prst="rect">
                             <a:avLst/>
                           </a:prstGeom>
                           <a:noFill/>
-                          <a:ln w="12700">
+                          <a:ln w="9525">
                             <a:solidFill>
                               <a:schemeClr val="tx1"/>
                             </a:solidFill>
@@ -10439,17 +10174,13 @@
             </w:pPr>
             <w:r>
               <w:rPr>
-                <w:rFonts w:ascii="宋体" w:eastAsia="宋体" w:hAnsi="宋体" w:cs="宋体"/>
                 <w:noProof/>
-                <w:kern w:val="0"/>
-                <w:sz w:val="24"/>
-                <w:szCs w:val="24"/>
               </w:rPr>
               <w:drawing>
-                <wp:inline distT="0" distB="0" distL="0" distR="0" wp14:anchorId="1845CCA1" wp14:editId="53F9DE7C">
-                  <wp:extent cx="3848100" cy="1750208"/>
-                  <wp:effectExtent l="19050" t="19050" r="19050" b="21590"/>
-                  <wp:docPr id="31" name="图片 31"/>
+                <wp:inline distT="0" distB="0" distL="0" distR="0" wp14:anchorId="74833E86" wp14:editId="674020F8">
+                  <wp:extent cx="2952750" cy="1346273"/>
+                  <wp:effectExtent l="19050" t="19050" r="19050" b="25400"/>
+                  <wp:docPr id="1274529132" name="图片 33"/>
                   <wp:cNvGraphicFramePr>
                     <a:graphicFrameLocks xmlns:a="http://schemas.openxmlformats.org/drawingml/2006/main" noChangeAspect="1"/>
                   </wp:cNvGraphicFramePr>
@@ -10457,7 +10188,7 @@
                     <a:graphicData uri="http://schemas.openxmlformats.org/drawingml/2006/picture">
                       <pic:pic xmlns:pic="http://schemas.openxmlformats.org/drawingml/2006/picture">
                         <pic:nvPicPr>
-                          <pic:cNvPr id="0" name="Picture 26"/>
+                          <pic:cNvPr id="0" name="Picture 65"/>
                           <pic:cNvPicPr>
                             <a:picLocks noChangeAspect="1" noChangeArrowheads="1"/>
                           </pic:cNvPicPr>
@@ -10478,13 +10209,13 @@
                         <pic:spPr bwMode="auto">
                           <a:xfrm>
                             <a:off x="0" y="0"/>
-                            <a:ext cx="3868393" cy="1759438"/>
+                            <a:ext cx="2963759" cy="1351292"/>
                           </a:xfrm>
                           <a:prstGeom prst="rect">
                             <a:avLst/>
                           </a:prstGeom>
                           <a:noFill/>
-                          <a:ln w="12700">
+                          <a:ln w="9525">
                             <a:solidFill>
                               <a:schemeClr val="tx1"/>
                             </a:solidFill>
@@ -10843,7 +10574,6 @@
                 <w:kern w:val="0"/>
                 <w:sz w:val="22"/>
               </w:rPr>
-              <w:lastRenderedPageBreak/>
               <w:t>附加知识</w:t>
             </w:r>
             <w:r>
@@ -10897,7 +10627,16 @@
                 <w:kern w:val="0"/>
                 <w:sz w:val="22"/>
               </w:rPr>
-              <w:t>进行渲染，那么可以用谷歌浏览器搜索一下</w:t>
+              <w:t>进行渲染，那么可以</w:t>
+            </w:r>
+            <w:r>
+              <w:rPr>
+                <w:rFonts w:ascii="Tahoma" w:eastAsia="微软雅黑" w:hAnsi="Tahoma" w:hint="eastAsia"/>
+                <w:kern w:val="0"/>
+                <w:sz w:val="22"/>
+              </w:rPr>
+              <w:lastRenderedPageBreak/>
+              <w:t>用谷歌浏览器搜索一下</w:t>
             </w:r>
             <w:r>
               <w:rPr>
@@ -10962,7 +10701,7 @@
               <w:spacing w:line="276" w:lineRule="auto"/>
               <w:jc w:val="left"/>
               <w:rPr>
-                <w:rFonts w:ascii="宋体" w:eastAsia="宋体" w:hAnsi="宋体" w:cs="宋体"/>
+                <w:rFonts w:ascii="宋体" w:eastAsia="宋体" w:hAnsi="宋体" w:cs="宋体" w:hint="eastAsia"/>
                 <w:kern w:val="0"/>
                 <w:sz w:val="24"/>
                 <w:szCs w:val="24"/>
@@ -10970,17 +10709,13 @@
             </w:pPr>
             <w:r>
               <w:rPr>
-                <w:rFonts w:ascii="宋体" w:eastAsia="宋体" w:hAnsi="宋体" w:cs="宋体"/>
                 <w:noProof/>
-                <w:kern w:val="0"/>
-                <w:sz w:val="24"/>
-                <w:szCs w:val="24"/>
               </w:rPr>
               <w:drawing>
-                <wp:inline distT="0" distB="0" distL="0" distR="0" wp14:anchorId="3806EFD2" wp14:editId="07AB09D2">
-                  <wp:extent cx="3909060" cy="1203960"/>
-                  <wp:effectExtent l="19050" t="19050" r="15240" b="15240"/>
-                  <wp:docPr id="8" name="图片 8"/>
+                <wp:inline distT="0" distB="0" distL="0" distR="0" wp14:anchorId="03802EA0" wp14:editId="69DD53A2">
+                  <wp:extent cx="3657600" cy="1124043"/>
+                  <wp:effectExtent l="19050" t="19050" r="19050" b="19050"/>
+                  <wp:docPr id="1020083184" name="图片 34"/>
                   <wp:cNvGraphicFramePr>
                     <a:graphicFrameLocks xmlns:a="http://schemas.openxmlformats.org/drawingml/2006/main" noChangeAspect="1"/>
                   </wp:cNvGraphicFramePr>
@@ -10988,7 +10723,7 @@
                     <a:graphicData uri="http://schemas.openxmlformats.org/drawingml/2006/picture">
                       <pic:pic xmlns:pic="http://schemas.openxmlformats.org/drawingml/2006/picture">
                         <pic:nvPicPr>
-                          <pic:cNvPr id="0" name="Picture 8"/>
+                          <pic:cNvPr id="0" name="Picture 67"/>
                           <pic:cNvPicPr>
                             <a:picLocks noChangeAspect="1" noChangeArrowheads="1"/>
                           </pic:cNvPicPr>
@@ -11009,7 +10744,7 @@
                         <pic:spPr bwMode="auto">
                           <a:xfrm>
                             <a:off x="0" y="0"/>
-                            <a:ext cx="3909060" cy="1203960"/>
+                            <a:ext cx="3666543" cy="1126791"/>
                           </a:xfrm>
                           <a:prstGeom prst="rect">
                             <a:avLst/>
@@ -11071,25 +10806,14 @@
               </w:rPr>
               <w:t>OpenGL</w:t>
             </w:r>
-            <w:proofErr w:type="gramStart"/>
-            <w:r>
-              <w:rPr>
-                <w:rFonts w:ascii="Tahoma" w:eastAsia="微软雅黑" w:hAnsi="Tahoma" w:hint="eastAsia"/>
-                <w:kern w:val="0"/>
-                <w:sz w:val="22"/>
-              </w:rPr>
-              <w:t>不</w:t>
-            </w:r>
-            <w:proofErr w:type="gramEnd"/>
-            <w:r>
-              <w:rPr>
-                <w:rFonts w:ascii="Tahoma" w:eastAsia="微软雅黑" w:hAnsi="Tahoma" w:hint="eastAsia"/>
-                <w:kern w:val="0"/>
-                <w:sz w:val="22"/>
-              </w:rPr>
-              <w:t>可用，可能是</w:t>
-            </w:r>
-            <w:proofErr w:type="spellStart"/>
+            <w:r>
+              <w:rPr>
+                <w:rFonts w:ascii="Tahoma" w:eastAsia="微软雅黑" w:hAnsi="Tahoma" w:hint="eastAsia"/>
+                <w:kern w:val="0"/>
+                <w:sz w:val="22"/>
+              </w:rPr>
+              <w:t>不可用，可能是</w:t>
+            </w:r>
             <w:r>
               <w:rPr>
                 <w:rFonts w:ascii="Tahoma" w:eastAsia="微软雅黑" w:hAnsi="Tahoma" w:hint="eastAsia"/>
@@ -11098,7 +10822,6 @@
               </w:rPr>
               <w:t>gpu</w:t>
             </w:r>
-            <w:proofErr w:type="spellEnd"/>
             <w:r>
               <w:rPr>
                 <w:rFonts w:ascii="Tahoma" w:eastAsia="微软雅黑" w:hAnsi="Tahoma" w:hint="eastAsia"/>
@@ -11126,10 +10849,10 @@
                 <w:noProof/>
               </w:rPr>
               <w:drawing>
-                <wp:inline distT="0" distB="0" distL="0" distR="0" wp14:anchorId="7BEE6CA3" wp14:editId="4E7B8CAA">
-                  <wp:extent cx="4493689" cy="1531620"/>
-                  <wp:effectExtent l="19050" t="19050" r="21590" b="11430"/>
-                  <wp:docPr id="2" name="图片 2"/>
+                <wp:inline distT="0" distB="0" distL="0" distR="0" wp14:anchorId="7483BEDF" wp14:editId="64AA9AA7">
+                  <wp:extent cx="4293235" cy="1463814"/>
+                  <wp:effectExtent l="19050" t="19050" r="12065" b="22225"/>
+                  <wp:docPr id="2034709697" name="图片 35"/>
                   <wp:cNvGraphicFramePr>
                     <a:graphicFrameLocks xmlns:a="http://schemas.openxmlformats.org/drawingml/2006/main" noChangeAspect="1"/>
                   </wp:cNvGraphicFramePr>
@@ -11137,7 +10860,7 @@
                     <a:graphicData uri="http://schemas.openxmlformats.org/drawingml/2006/picture">
                       <pic:pic xmlns:pic="http://schemas.openxmlformats.org/drawingml/2006/picture">
                         <pic:nvPicPr>
-                          <pic:cNvPr id="0" name="Picture 1"/>
+                          <pic:cNvPr id="0" name="Picture 69"/>
                           <pic:cNvPicPr>
                             <a:picLocks noChangeAspect="1" noChangeArrowheads="1"/>
                           </pic:cNvPicPr>
@@ -11158,7 +10881,7 @@
                         <pic:spPr bwMode="auto">
                           <a:xfrm>
                             <a:off x="0" y="0"/>
-                            <a:ext cx="4542895" cy="1548391"/>
+                            <a:ext cx="4295854" cy="1464707"/>
                           </a:xfrm>
                           <a:prstGeom prst="rect">
                             <a:avLst/>
@@ -11269,7 +10992,7 @@
               <w:spacing w:line="276" w:lineRule="auto"/>
               <w:jc w:val="left"/>
               <w:rPr>
-                <w:rFonts w:ascii="宋体" w:eastAsia="宋体" w:hAnsi="宋体" w:cs="宋体"/>
+                <w:rFonts w:ascii="宋体" w:eastAsia="宋体" w:hAnsi="宋体" w:cs="宋体" w:hint="eastAsia"/>
                 <w:kern w:val="0"/>
                 <w:sz w:val="24"/>
                 <w:szCs w:val="24"/>
@@ -11277,17 +11000,13 @@
             </w:pPr>
             <w:r>
               <w:rPr>
-                <w:rFonts w:ascii="宋体" w:eastAsia="宋体" w:hAnsi="宋体" w:cs="宋体"/>
                 <w:noProof/>
-                <w:kern w:val="0"/>
-                <w:sz w:val="24"/>
-                <w:szCs w:val="24"/>
               </w:rPr>
               <w:drawing>
-                <wp:inline distT="0" distB="0" distL="0" distR="0" wp14:anchorId="0456114D" wp14:editId="0CC6BD2B">
-                  <wp:extent cx="2506980" cy="2238052"/>
-                  <wp:effectExtent l="19050" t="19050" r="26670" b="10160"/>
-                  <wp:docPr id="35" name="图片 35"/>
+                <wp:inline distT="0" distB="0" distL="0" distR="0" wp14:anchorId="60CC3522" wp14:editId="4CFE6FD6">
+                  <wp:extent cx="4293235" cy="3831658"/>
+                  <wp:effectExtent l="19050" t="19050" r="12065" b="16510"/>
+                  <wp:docPr id="322215378" name="图片 36"/>
                   <wp:cNvGraphicFramePr>
                     <a:graphicFrameLocks xmlns:a="http://schemas.openxmlformats.org/drawingml/2006/main" noChangeAspect="1"/>
                   </wp:cNvGraphicFramePr>
@@ -11295,13 +11014,13 @@
                     <a:graphicData uri="http://schemas.openxmlformats.org/drawingml/2006/picture">
                       <pic:pic xmlns:pic="http://schemas.openxmlformats.org/drawingml/2006/picture">
                         <pic:nvPicPr>
-                          <pic:cNvPr id="0" name="Picture 5"/>
+                          <pic:cNvPr id="0" name="Picture 71"/>
                           <pic:cNvPicPr>
                             <a:picLocks noChangeAspect="1" noChangeArrowheads="1"/>
                           </pic:cNvPicPr>
                         </pic:nvPicPr>
                         <pic:blipFill>
-                          <a:blip r:embed="rId35" cstate="print">
+                          <a:blip r:embed="rId35">
                             <a:extLst>
                               <a:ext uri="{28A0092B-C50C-407E-A947-70E740481C1C}">
                                 <a14:useLocalDpi xmlns:a14="http://schemas.microsoft.com/office/drawing/2010/main" val="0"/>
@@ -11316,7 +11035,7 @@
                         <pic:spPr bwMode="auto">
                           <a:xfrm>
                             <a:off x="0" y="0"/>
-                            <a:ext cx="2516824" cy="2246840"/>
+                            <a:ext cx="4298839" cy="3836659"/>
                           </a:xfrm>
                           <a:prstGeom prst="rect">
                             <a:avLst/>
@@ -11333,6 +11052,1672 @@
                   </a:graphic>
                 </wp:inline>
               </w:drawing>
+            </w:r>
+          </w:p>
+        </w:tc>
+      </w:tr>
+    </w:tbl>
+    <w:p>
+      <w:pPr>
+        <w:widowControl/>
+        <w:jc w:val="left"/>
+        <w:rPr>
+          <w:rFonts w:ascii="Tahoma" w:eastAsia="微软雅黑" w:hAnsi="Tahoma"/>
+          <w:kern w:val="0"/>
+          <w:sz w:val="22"/>
+        </w:rPr>
+      </w:pPr>
+    </w:p>
+    <w:p>
+      <w:pPr>
+        <w:widowControl/>
+        <w:jc w:val="left"/>
+        <w:rPr>
+          <w:rFonts w:ascii="Tahoma" w:eastAsia="微软雅黑" w:hAnsi="Tahoma"/>
+          <w:kern w:val="0"/>
+          <w:sz w:val="22"/>
+        </w:rPr>
+      </w:pPr>
+      <w:r>
+        <w:rPr>
+          <w:rFonts w:ascii="Tahoma" w:eastAsia="微软雅黑" w:hAnsi="Tahoma"/>
+          <w:kern w:val="0"/>
+          <w:sz w:val="22"/>
+        </w:rPr>
+        <w:br w:type="page"/>
+      </w:r>
+    </w:p>
+    <w:p>
+      <w:pPr>
+        <w:pStyle w:val="3"/>
+        <w:spacing w:line="276" w:lineRule="auto"/>
+        <w:rPr>
+          <w:rFonts w:hint="eastAsia"/>
+        </w:rPr>
+      </w:pPr>
+      <w:r>
+        <w:rPr>
+          <w:rFonts w:hint="eastAsia"/>
+        </w:rPr>
+        <w:lastRenderedPageBreak/>
+        <w:t>偶尔1像素缝隙抖动问题</w:t>
+      </w:r>
+    </w:p>
+    <w:tbl>
+      <w:tblPr>
+        <w:tblStyle w:val="af"/>
+        <w:tblW w:w="8931" w:type="dxa"/>
+        <w:tblInd w:w="-176" w:type="dxa"/>
+        <w:tblBorders>
+          <w:top w:val="single" w:sz="4" w:space="0" w:color="D9D9D9" w:themeColor="background1" w:themeShade="D9"/>
+          <w:left w:val="none" w:sz="0" w:space="0" w:color="auto"/>
+          <w:bottom w:val="single" w:sz="4" w:space="0" w:color="D9D9D9" w:themeColor="background1" w:themeShade="D9"/>
+          <w:right w:val="none" w:sz="0" w:space="0" w:color="auto"/>
+          <w:insideH w:val="single" w:sz="4" w:space="0" w:color="D9D9D9" w:themeColor="background1" w:themeShade="D9"/>
+          <w:insideV w:val="none" w:sz="0" w:space="0" w:color="auto"/>
+        </w:tblBorders>
+        <w:tblLook w:val="04A0" w:firstRow="1" w:lastRow="0" w:firstColumn="1" w:lastColumn="0" w:noHBand="0" w:noVBand="1"/>
+      </w:tblPr>
+      <w:tblGrid>
+        <w:gridCol w:w="1418"/>
+        <w:gridCol w:w="7513"/>
+      </w:tblGrid>
+      <w:tr>
+        <w:tc>
+          <w:tcPr>
+            <w:tcW w:w="1418" w:type="dxa"/>
+          </w:tcPr>
+          <w:p>
+            <w:pPr>
+              <w:widowControl/>
+              <w:adjustRightInd w:val="0"/>
+              <w:snapToGrid w:val="0"/>
+              <w:spacing w:line="276" w:lineRule="auto"/>
+              <w:jc w:val="left"/>
+              <w:rPr>
+                <w:rFonts w:ascii="Tahoma" w:eastAsia="微软雅黑" w:hAnsi="Tahoma"/>
+                <w:kern w:val="0"/>
+                <w:sz w:val="22"/>
+              </w:rPr>
+            </w:pPr>
+            <w:r>
+              <w:rPr>
+                <w:rFonts w:ascii="Tahoma" w:eastAsia="微软雅黑" w:hAnsi="Tahoma" w:hint="eastAsia"/>
+                <w:b/>
+                <w:bCs/>
+                <w:kern w:val="0"/>
+                <w:sz w:val="22"/>
+              </w:rPr>
+              <w:t>问题名称</w:t>
+            </w:r>
+          </w:p>
+        </w:tc>
+        <w:tc>
+          <w:tcPr>
+            <w:tcW w:w="7513" w:type="dxa"/>
+          </w:tcPr>
+          <w:p>
+            <w:pPr>
+              <w:widowControl/>
+              <w:adjustRightInd w:val="0"/>
+              <w:snapToGrid w:val="0"/>
+              <w:spacing w:line="276" w:lineRule="auto"/>
+              <w:jc w:val="left"/>
+              <w:rPr>
+                <w:rFonts w:ascii="Tahoma" w:eastAsia="微软雅黑" w:hAnsi="Tahoma"/>
+                <w:kern w:val="0"/>
+                <w:sz w:val="22"/>
+              </w:rPr>
+            </w:pPr>
+            <w:r>
+              <w:rPr>
+                <w:rFonts w:ascii="Tahoma" w:eastAsia="微软雅黑" w:hAnsi="Tahoma" w:hint="eastAsia"/>
+                <w:kern w:val="0"/>
+                <w:sz w:val="22"/>
+              </w:rPr>
+              <w:t>偶尔</w:t>
+            </w:r>
+            <w:r>
+              <w:rPr>
+                <w:rFonts w:ascii="Tahoma" w:eastAsia="微软雅黑" w:hAnsi="Tahoma" w:hint="eastAsia"/>
+                <w:kern w:val="0"/>
+                <w:sz w:val="22"/>
+              </w:rPr>
+              <w:t>1</w:t>
+            </w:r>
+            <w:r>
+              <w:rPr>
+                <w:rFonts w:ascii="Tahoma" w:eastAsia="微软雅黑" w:hAnsi="Tahoma" w:hint="eastAsia"/>
+                <w:kern w:val="0"/>
+                <w:sz w:val="22"/>
+              </w:rPr>
+              <w:t>像素缝隙抖动问题</w:t>
+            </w:r>
+          </w:p>
+        </w:tc>
+      </w:tr>
+      <w:tr>
+        <w:tc>
+          <w:tcPr>
+            <w:tcW w:w="1418" w:type="dxa"/>
+          </w:tcPr>
+          <w:p>
+            <w:pPr>
+              <w:widowControl/>
+              <w:adjustRightInd w:val="0"/>
+              <w:snapToGrid w:val="0"/>
+              <w:spacing w:line="276" w:lineRule="auto"/>
+              <w:jc w:val="left"/>
+              <w:rPr>
+                <w:rFonts w:ascii="Tahoma" w:eastAsia="微软雅黑" w:hAnsi="Tahoma"/>
+                <w:b/>
+                <w:bCs/>
+                <w:kern w:val="0"/>
+                <w:sz w:val="22"/>
+              </w:rPr>
+            </w:pPr>
+            <w:r>
+              <w:rPr>
+                <w:rFonts w:ascii="Tahoma" w:eastAsia="微软雅黑" w:hAnsi="Tahoma" w:hint="eastAsia"/>
+                <w:b/>
+                <w:bCs/>
+                <w:kern w:val="0"/>
+                <w:sz w:val="22"/>
+              </w:rPr>
+              <w:t>问题图示</w:t>
+            </w:r>
+          </w:p>
+        </w:tc>
+        <w:tc>
+          <w:tcPr>
+            <w:tcW w:w="7513" w:type="dxa"/>
+          </w:tcPr>
+          <w:p>
+            <w:pPr>
+              <w:widowControl/>
+              <w:adjustRightInd w:val="0"/>
+              <w:snapToGrid w:val="0"/>
+              <w:spacing w:line="276" w:lineRule="auto"/>
+              <w:jc w:val="left"/>
+              <w:rPr>
+                <w:rFonts w:ascii="Tahoma" w:eastAsia="微软雅黑" w:hAnsi="Tahoma"/>
+                <w:kern w:val="0"/>
+                <w:sz w:val="22"/>
+              </w:rPr>
+            </w:pPr>
+            <w:r>
+              <w:rPr>
+                <w:noProof/>
+              </w:rPr>
+              <w:drawing>
+                <wp:inline distT="0" distB="0" distL="0" distR="0" wp14:anchorId="4757D583" wp14:editId="4AF33AEB">
+                  <wp:extent cx="4450080" cy="1686594"/>
+                  <wp:effectExtent l="0" t="0" r="7620" b="8890"/>
+                  <wp:docPr id="837938132" name="图片 1"/>
+                  <wp:cNvGraphicFramePr>
+                    <a:graphicFrameLocks xmlns:a="http://schemas.openxmlformats.org/drawingml/2006/main" noChangeAspect="1"/>
+                  </wp:cNvGraphicFramePr>
+                  <a:graphic xmlns:a="http://schemas.openxmlformats.org/drawingml/2006/main">
+                    <a:graphicData uri="http://schemas.openxmlformats.org/drawingml/2006/picture">
+                      <pic:pic xmlns:pic="http://schemas.openxmlformats.org/drawingml/2006/picture">
+                        <pic:nvPicPr>
+                          <pic:cNvPr id="0" name="Picture 8"/>
+                          <pic:cNvPicPr>
+                            <a:picLocks noChangeAspect="1" noChangeArrowheads="1"/>
+                          </pic:cNvPicPr>
+                        </pic:nvPicPr>
+                        <pic:blipFill>
+                          <a:blip r:embed="rId36">
+                            <a:extLst>
+                              <a:ext uri="{28A0092B-C50C-407E-A947-70E740481C1C}">
+                                <a14:useLocalDpi xmlns:a14="http://schemas.microsoft.com/office/drawing/2010/main" val="0"/>
+                              </a:ext>
+                            </a:extLst>
+                          </a:blip>
+                          <a:srcRect/>
+                          <a:stretch>
+                            <a:fillRect/>
+                          </a:stretch>
+                        </pic:blipFill>
+                        <pic:spPr bwMode="auto">
+                          <a:xfrm>
+                            <a:off x="0" y="0"/>
+                            <a:ext cx="4480637" cy="1698175"/>
+                          </a:xfrm>
+                          <a:prstGeom prst="rect">
+                            <a:avLst/>
+                          </a:prstGeom>
+                          <a:noFill/>
+                          <a:ln>
+                            <a:noFill/>
+                          </a:ln>
+                        </pic:spPr>
+                      </pic:pic>
+                    </a:graphicData>
+                  </a:graphic>
+                </wp:inline>
+              </w:drawing>
+            </w:r>
+          </w:p>
+          <w:p>
+            <w:pPr>
+              <w:widowControl/>
+              <w:adjustRightInd w:val="0"/>
+              <w:snapToGrid w:val="0"/>
+              <w:spacing w:line="276" w:lineRule="auto"/>
+              <w:jc w:val="left"/>
+              <w:rPr>
+                <w:rFonts w:ascii="Tahoma" w:eastAsia="微软雅黑" w:hAnsi="Tahoma"/>
+                <w:kern w:val="0"/>
+                <w:sz w:val="22"/>
+              </w:rPr>
+            </w:pPr>
+            <w:r>
+              <w:rPr>
+                <w:noProof/>
+              </w:rPr>
+              <w:drawing>
+                <wp:inline distT="0" distB="0" distL="0" distR="0" wp14:anchorId="1F4FA0A9" wp14:editId="0665288C">
+                  <wp:extent cx="4450080" cy="1829109"/>
+                  <wp:effectExtent l="0" t="0" r="7620" b="0"/>
+                  <wp:docPr id="444579927" name="图片 2"/>
+                  <wp:cNvGraphicFramePr>
+                    <a:graphicFrameLocks xmlns:a="http://schemas.openxmlformats.org/drawingml/2006/main" noChangeAspect="1"/>
+                  </wp:cNvGraphicFramePr>
+                  <a:graphic xmlns:a="http://schemas.openxmlformats.org/drawingml/2006/main">
+                    <a:graphicData uri="http://schemas.openxmlformats.org/drawingml/2006/picture">
+                      <pic:pic xmlns:pic="http://schemas.openxmlformats.org/drawingml/2006/picture">
+                        <pic:nvPicPr>
+                          <pic:cNvPr id="0" name="Picture 11"/>
+                          <pic:cNvPicPr>
+                            <a:picLocks noChangeAspect="1" noChangeArrowheads="1"/>
+                          </pic:cNvPicPr>
+                        </pic:nvPicPr>
+                        <pic:blipFill>
+                          <a:blip r:embed="rId37">
+                            <a:extLst>
+                              <a:ext uri="{28A0092B-C50C-407E-A947-70E740481C1C}">
+                                <a14:useLocalDpi xmlns:a14="http://schemas.microsoft.com/office/drawing/2010/main" val="0"/>
+                              </a:ext>
+                            </a:extLst>
+                          </a:blip>
+                          <a:srcRect/>
+                          <a:stretch>
+                            <a:fillRect/>
+                          </a:stretch>
+                        </pic:blipFill>
+                        <pic:spPr bwMode="auto">
+                          <a:xfrm>
+                            <a:off x="0" y="0"/>
+                            <a:ext cx="4463072" cy="1834449"/>
+                          </a:xfrm>
+                          <a:prstGeom prst="rect">
+                            <a:avLst/>
+                          </a:prstGeom>
+                          <a:noFill/>
+                          <a:ln>
+                            <a:noFill/>
+                          </a:ln>
+                        </pic:spPr>
+                      </pic:pic>
+                    </a:graphicData>
+                  </a:graphic>
+                </wp:inline>
+              </w:drawing>
+            </w:r>
+          </w:p>
+        </w:tc>
+      </w:tr>
+      <w:tr>
+        <w:tc>
+          <w:tcPr>
+            <w:tcW w:w="1418" w:type="dxa"/>
+          </w:tcPr>
+          <w:p>
+            <w:pPr>
+              <w:widowControl/>
+              <w:adjustRightInd w:val="0"/>
+              <w:snapToGrid w:val="0"/>
+              <w:spacing w:line="276" w:lineRule="auto"/>
+              <w:jc w:val="left"/>
+              <w:rPr>
+                <w:rFonts w:ascii="Tahoma" w:eastAsia="微软雅黑" w:hAnsi="Tahoma"/>
+                <w:b/>
+                <w:bCs/>
+                <w:kern w:val="0"/>
+                <w:sz w:val="22"/>
+              </w:rPr>
+            </w:pPr>
+            <w:r>
+              <w:rPr>
+                <w:rFonts w:ascii="Tahoma" w:eastAsia="微软雅黑" w:hAnsi="Tahoma" w:hint="eastAsia"/>
+                <w:b/>
+                <w:bCs/>
+                <w:kern w:val="0"/>
+                <w:sz w:val="22"/>
+              </w:rPr>
+              <w:t>问题描述</w:t>
+            </w:r>
+          </w:p>
+        </w:tc>
+        <w:tc>
+          <w:tcPr>
+            <w:tcW w:w="7513" w:type="dxa"/>
+          </w:tcPr>
+          <w:p>
+            <w:pPr>
+              <w:widowControl/>
+              <w:adjustRightInd w:val="0"/>
+              <w:snapToGrid w:val="0"/>
+              <w:spacing w:line="276" w:lineRule="auto"/>
+              <w:jc w:val="left"/>
+              <w:rPr>
+                <w:rFonts w:ascii="Tahoma" w:eastAsia="微软雅黑" w:hAnsi="Tahoma"/>
+                <w:kern w:val="0"/>
+                <w:sz w:val="22"/>
+              </w:rPr>
+            </w:pPr>
+            <w:r>
+              <w:rPr>
+                <w:rFonts w:ascii="Tahoma" w:eastAsia="微软雅黑" w:hAnsi="Tahoma" w:hint="eastAsia"/>
+                <w:kern w:val="0"/>
+                <w:sz w:val="22"/>
+              </w:rPr>
+              <w:t>有时候会</w:t>
+            </w:r>
+            <w:r>
+              <w:rPr>
+                <w:rFonts w:ascii="Tahoma" w:eastAsia="微软雅黑" w:hAnsi="Tahoma" w:hint="eastAsia"/>
+                <w:kern w:val="0"/>
+                <w:sz w:val="22"/>
+              </w:rPr>
+              <w:t>发现</w:t>
+            </w:r>
+            <w:r>
+              <w:rPr>
+                <w:rFonts w:ascii="Tahoma" w:eastAsia="微软雅黑" w:hAnsi="Tahoma" w:hint="eastAsia"/>
+                <w:kern w:val="0"/>
+                <w:sz w:val="22"/>
+              </w:rPr>
+              <w:t>出现两个不同的贴图</w:t>
+            </w:r>
+            <w:r>
+              <w:rPr>
+                <w:rFonts w:ascii="Tahoma" w:eastAsia="微软雅黑" w:hAnsi="Tahoma" w:hint="eastAsia"/>
+                <w:kern w:val="0"/>
+                <w:sz w:val="22"/>
+              </w:rPr>
+              <w:t>之间</w:t>
+            </w:r>
+            <w:r>
+              <w:rPr>
+                <w:rFonts w:ascii="Tahoma" w:eastAsia="微软雅黑" w:hAnsi="Tahoma" w:hint="eastAsia"/>
+                <w:kern w:val="0"/>
+                <w:sz w:val="22"/>
+              </w:rPr>
+              <w:t>会出现</w:t>
+            </w:r>
+            <w:r>
+              <w:rPr>
+                <w:rFonts w:ascii="Tahoma" w:eastAsia="微软雅黑" w:hAnsi="Tahoma" w:hint="eastAsia"/>
+                <w:kern w:val="0"/>
+                <w:sz w:val="22"/>
+              </w:rPr>
+              <w:t>1</w:t>
+            </w:r>
+            <w:r>
+              <w:rPr>
+                <w:rFonts w:ascii="Tahoma" w:eastAsia="微软雅黑" w:hAnsi="Tahoma" w:hint="eastAsia"/>
+                <w:kern w:val="0"/>
+                <w:sz w:val="22"/>
+              </w:rPr>
+              <w:t>像素的缝隙。</w:t>
+            </w:r>
+          </w:p>
+        </w:tc>
+      </w:tr>
+      <w:tr>
+        <w:tc>
+          <w:tcPr>
+            <w:tcW w:w="1418" w:type="dxa"/>
+          </w:tcPr>
+          <w:p>
+            <w:pPr>
+              <w:widowControl/>
+              <w:adjustRightInd w:val="0"/>
+              <w:snapToGrid w:val="0"/>
+              <w:spacing w:line="276" w:lineRule="auto"/>
+              <w:jc w:val="left"/>
+              <w:rPr>
+                <w:rFonts w:ascii="Tahoma" w:eastAsia="微软雅黑" w:hAnsi="Tahoma"/>
+                <w:b/>
+                <w:bCs/>
+                <w:kern w:val="0"/>
+                <w:sz w:val="22"/>
+              </w:rPr>
+            </w:pPr>
+            <w:r>
+              <w:rPr>
+                <w:rFonts w:ascii="Tahoma" w:eastAsia="微软雅黑" w:hAnsi="Tahoma" w:hint="eastAsia"/>
+                <w:b/>
+                <w:bCs/>
+                <w:kern w:val="0"/>
+                <w:sz w:val="22"/>
+              </w:rPr>
+              <w:t>出现情况</w:t>
+            </w:r>
+          </w:p>
+        </w:tc>
+        <w:tc>
+          <w:tcPr>
+            <w:tcW w:w="7513" w:type="dxa"/>
+          </w:tcPr>
+          <w:p>
+            <w:pPr>
+              <w:widowControl/>
+              <w:adjustRightInd w:val="0"/>
+              <w:snapToGrid w:val="0"/>
+              <w:spacing w:line="276" w:lineRule="auto"/>
+              <w:jc w:val="left"/>
+              <w:rPr>
+                <w:rFonts w:ascii="Tahoma" w:eastAsia="微软雅黑" w:hAnsi="Tahoma"/>
+                <w:kern w:val="0"/>
+                <w:sz w:val="22"/>
+              </w:rPr>
+            </w:pPr>
+            <w:r>
+              <w:rPr>
+                <w:rFonts w:ascii="Tahoma" w:eastAsia="微软雅黑" w:hAnsi="Tahoma" w:hint="eastAsia"/>
+                <w:kern w:val="0"/>
+                <w:sz w:val="22"/>
+              </w:rPr>
+              <w:t>对话框的边框会出现此问题；</w:t>
+            </w:r>
+          </w:p>
+          <w:p>
+            <w:pPr>
+              <w:widowControl/>
+              <w:adjustRightInd w:val="0"/>
+              <w:snapToGrid w:val="0"/>
+              <w:spacing w:line="276" w:lineRule="auto"/>
+              <w:jc w:val="left"/>
+              <w:rPr>
+                <w:rFonts w:ascii="Tahoma" w:eastAsia="微软雅黑" w:hAnsi="Tahoma"/>
+                <w:kern w:val="0"/>
+                <w:sz w:val="22"/>
+              </w:rPr>
+            </w:pPr>
+            <w:r>
+              <w:rPr>
+                <w:rFonts w:ascii="Tahoma" w:eastAsia="微软雅黑" w:hAnsi="Tahoma" w:hint="eastAsia"/>
+                <w:kern w:val="0"/>
+                <w:sz w:val="22"/>
+              </w:rPr>
+              <w:t>两个一体化的事件行走图会出现此问题。（曾经以为是镜头插件的</w:t>
+            </w:r>
+            <w:r>
+              <w:rPr>
+                <w:rFonts w:ascii="Tahoma" w:eastAsia="微软雅黑" w:hAnsi="Tahoma" w:hint="eastAsia"/>
+                <w:kern w:val="0"/>
+                <w:sz w:val="22"/>
+              </w:rPr>
+              <w:t>bug</w:t>
+            </w:r>
+            <w:r>
+              <w:rPr>
+                <w:rFonts w:ascii="Tahoma" w:eastAsia="微软雅黑" w:hAnsi="Tahoma" w:hint="eastAsia"/>
+                <w:kern w:val="0"/>
+                <w:sz w:val="22"/>
+              </w:rPr>
+              <w:t>）</w:t>
+            </w:r>
+          </w:p>
+        </w:tc>
+      </w:tr>
+      <w:tr>
+        <w:tc>
+          <w:tcPr>
+            <w:tcW w:w="1418" w:type="dxa"/>
+          </w:tcPr>
+          <w:p>
+            <w:pPr>
+              <w:widowControl/>
+              <w:adjustRightInd w:val="0"/>
+              <w:snapToGrid w:val="0"/>
+              <w:spacing w:line="276" w:lineRule="auto"/>
+              <w:jc w:val="left"/>
+              <w:rPr>
+                <w:rFonts w:ascii="Tahoma" w:eastAsia="微软雅黑" w:hAnsi="Tahoma"/>
+                <w:kern w:val="0"/>
+                <w:sz w:val="22"/>
+              </w:rPr>
+            </w:pPr>
+            <w:r>
+              <w:rPr>
+                <w:rFonts w:ascii="Tahoma" w:eastAsia="微软雅黑" w:hAnsi="Tahoma" w:hint="eastAsia"/>
+                <w:b/>
+                <w:bCs/>
+                <w:kern w:val="0"/>
+                <w:sz w:val="22"/>
+              </w:rPr>
+              <w:t>问题特点</w:t>
+            </w:r>
+          </w:p>
+        </w:tc>
+        <w:tc>
+          <w:tcPr>
+            <w:tcW w:w="7513" w:type="dxa"/>
+          </w:tcPr>
+          <w:p>
+            <w:pPr>
+              <w:pStyle w:val="af1"/>
+              <w:widowControl/>
+              <w:numPr>
+                <w:ilvl w:val="0"/>
+                <w:numId w:val="4"/>
+              </w:numPr>
+              <w:adjustRightInd w:val="0"/>
+              <w:snapToGrid w:val="0"/>
+              <w:spacing w:line="276" w:lineRule="auto"/>
+              <w:ind w:firstLineChars="0"/>
+              <w:jc w:val="left"/>
+              <w:rPr>
+                <w:rFonts w:ascii="Tahoma" w:eastAsia="微软雅黑" w:hAnsi="Tahoma"/>
+                <w:kern w:val="0"/>
+                <w:sz w:val="22"/>
+              </w:rPr>
+            </w:pPr>
+            <w:r>
+              <w:rPr>
+                <w:rFonts w:ascii="Tahoma" w:eastAsia="微软雅黑" w:hAnsi="Tahoma" w:hint="eastAsia"/>
+                <w:kern w:val="0"/>
+                <w:sz w:val="22"/>
+              </w:rPr>
+              <w:t>只有</w:t>
+            </w:r>
+            <w:r>
+              <w:rPr>
+                <w:rFonts w:ascii="Tahoma" w:eastAsia="微软雅黑" w:hAnsi="Tahoma" w:hint="eastAsia"/>
+                <w:kern w:val="0"/>
+                <w:sz w:val="22"/>
+              </w:rPr>
+              <w:t>1</w:t>
+            </w:r>
+            <w:r>
+              <w:rPr>
+                <w:rFonts w:ascii="Tahoma" w:eastAsia="微软雅黑" w:hAnsi="Tahoma" w:hint="eastAsia"/>
+                <w:kern w:val="0"/>
+                <w:sz w:val="22"/>
+              </w:rPr>
+              <w:t>像素，不会拉开更宽的缝隙。</w:t>
+            </w:r>
+          </w:p>
+          <w:p>
+            <w:pPr>
+              <w:pStyle w:val="af1"/>
+              <w:widowControl/>
+              <w:numPr>
+                <w:ilvl w:val="0"/>
+                <w:numId w:val="4"/>
+              </w:numPr>
+              <w:adjustRightInd w:val="0"/>
+              <w:snapToGrid w:val="0"/>
+              <w:spacing w:line="276" w:lineRule="auto"/>
+              <w:ind w:firstLineChars="0"/>
+              <w:jc w:val="left"/>
+              <w:rPr>
+                <w:rFonts w:ascii="Tahoma" w:eastAsia="微软雅黑" w:hAnsi="Tahoma"/>
+                <w:kern w:val="0"/>
+                <w:sz w:val="22"/>
+              </w:rPr>
+            </w:pPr>
+            <w:r>
+              <w:rPr>
+                <w:rFonts w:ascii="Tahoma" w:eastAsia="微软雅黑" w:hAnsi="Tahoma" w:hint="eastAsia"/>
+                <w:kern w:val="0"/>
+                <w:sz w:val="22"/>
+              </w:rPr>
+              <w:t>改变位置后，缝隙又消失了。</w:t>
+            </w:r>
+          </w:p>
+          <w:p>
+            <w:pPr>
+              <w:pStyle w:val="af1"/>
+              <w:widowControl/>
+              <w:numPr>
+                <w:ilvl w:val="0"/>
+                <w:numId w:val="4"/>
+              </w:numPr>
+              <w:adjustRightInd w:val="0"/>
+              <w:snapToGrid w:val="0"/>
+              <w:spacing w:line="276" w:lineRule="auto"/>
+              <w:ind w:firstLineChars="0"/>
+              <w:jc w:val="left"/>
+              <w:rPr>
+                <w:rFonts w:ascii="Tahoma" w:eastAsia="微软雅黑" w:hAnsi="Tahoma"/>
+                <w:kern w:val="0"/>
+                <w:sz w:val="22"/>
+              </w:rPr>
+            </w:pPr>
+            <w:r>
+              <w:rPr>
+                <w:rFonts w:ascii="Tahoma" w:eastAsia="微软雅黑" w:hAnsi="Tahoma" w:hint="eastAsia"/>
+                <w:kern w:val="0"/>
+                <w:sz w:val="22"/>
+              </w:rPr>
+              <w:t>如果是镜头插件，镜头移动也会出现</w:t>
+            </w:r>
+            <w:r>
+              <w:rPr>
+                <w:rFonts w:ascii="Tahoma" w:eastAsia="微软雅黑" w:hAnsi="Tahoma" w:hint="eastAsia"/>
+                <w:kern w:val="0"/>
+                <w:sz w:val="22"/>
+              </w:rPr>
+              <w:t>有时候有缝隙，有时候又没了。</w:t>
+            </w:r>
+          </w:p>
+        </w:tc>
+      </w:tr>
+      <w:tr>
+        <w:tc>
+          <w:tcPr>
+            <w:tcW w:w="1418" w:type="dxa"/>
+          </w:tcPr>
+          <w:p>
+            <w:pPr>
+              <w:widowControl/>
+              <w:adjustRightInd w:val="0"/>
+              <w:snapToGrid w:val="0"/>
+              <w:spacing w:line="276" w:lineRule="auto"/>
+              <w:jc w:val="left"/>
+              <w:rPr>
+                <w:rFonts w:ascii="Tahoma" w:eastAsia="微软雅黑" w:hAnsi="Tahoma"/>
+                <w:b/>
+                <w:bCs/>
+                <w:kern w:val="0"/>
+                <w:sz w:val="22"/>
+              </w:rPr>
+            </w:pPr>
+            <w:r>
+              <w:rPr>
+                <w:rFonts w:ascii="Tahoma" w:eastAsia="微软雅黑" w:hAnsi="Tahoma" w:hint="eastAsia"/>
+                <w:b/>
+                <w:bCs/>
+                <w:kern w:val="0"/>
+                <w:sz w:val="22"/>
+              </w:rPr>
+              <w:t>原理解析</w:t>
+            </w:r>
+          </w:p>
+        </w:tc>
+        <w:tc>
+          <w:tcPr>
+            <w:tcW w:w="7513" w:type="dxa"/>
+          </w:tcPr>
+          <w:p>
+            <w:pPr>
+              <w:widowControl/>
+              <w:adjustRightInd w:val="0"/>
+              <w:snapToGrid w:val="0"/>
+              <w:spacing w:line="276" w:lineRule="auto"/>
+              <w:jc w:val="left"/>
+              <w:rPr>
+                <w:rFonts w:ascii="Tahoma" w:eastAsia="微软雅黑" w:hAnsi="Tahoma"/>
+                <w:kern w:val="0"/>
+                <w:sz w:val="22"/>
+              </w:rPr>
+            </w:pPr>
+            <w:r>
+              <w:rPr>
+                <w:rFonts w:ascii="Tahoma" w:eastAsia="微软雅黑" w:hAnsi="Tahoma" w:hint="eastAsia"/>
+                <w:kern w:val="0"/>
+                <w:sz w:val="22"/>
+              </w:rPr>
+              <w:t>作者我写气泡框插件，再次出现了抖动问题。</w:t>
+            </w:r>
+          </w:p>
+          <w:p>
+            <w:pPr>
+              <w:widowControl/>
+              <w:snapToGrid w:val="0"/>
+              <w:spacing w:after="200"/>
+              <w:jc w:val="left"/>
+              <w:rPr>
+                <w:rFonts w:ascii="Tahoma" w:eastAsia="微软雅黑" w:hAnsi="Tahoma"/>
+                <w:kern w:val="0"/>
+                <w:sz w:val="22"/>
+              </w:rPr>
+            </w:pPr>
+            <w:r>
+              <w:rPr>
+                <w:rFonts w:ascii="Tahoma" w:eastAsia="微软雅黑" w:hAnsi="Tahoma" w:hint="eastAsia"/>
+                <w:kern w:val="0"/>
+                <w:sz w:val="22"/>
+              </w:rPr>
+              <w:t>为了找到问题，作者我单独使用气泡框插件，结果抖动问题消失了。</w:t>
+            </w:r>
+          </w:p>
+          <w:p>
+            <w:pPr>
+              <w:widowControl/>
+              <w:adjustRightInd w:val="0"/>
+              <w:snapToGrid w:val="0"/>
+              <w:spacing w:line="276" w:lineRule="auto"/>
+              <w:jc w:val="left"/>
+              <w:rPr>
+                <w:rFonts w:ascii="Tahoma" w:eastAsia="微软雅黑" w:hAnsi="Tahoma"/>
+                <w:kern w:val="0"/>
+                <w:sz w:val="22"/>
+              </w:rPr>
+            </w:pPr>
+            <w:r>
+              <w:rPr>
+                <w:rFonts w:ascii="Tahoma" w:eastAsia="微软雅黑" w:hAnsi="Tahoma" w:hint="eastAsia"/>
+                <w:kern w:val="0"/>
+                <w:sz w:val="22"/>
+              </w:rPr>
+              <w:t>经过摸索，终于定位到了是</w:t>
+            </w:r>
+            <w:r>
+              <w:rPr>
+                <w:rFonts w:ascii="Tahoma" w:eastAsia="微软雅黑" w:hAnsi="Tahoma" w:hint="eastAsia"/>
+                <w:kern w:val="0"/>
+                <w:sz w:val="22"/>
+              </w:rPr>
+              <w:t>YEP</w:t>
+            </w:r>
+            <w:r>
+              <w:rPr>
+                <w:rFonts w:ascii="Tahoma" w:eastAsia="微软雅黑" w:hAnsi="Tahoma" w:hint="eastAsia"/>
+                <w:kern w:val="0"/>
+                <w:sz w:val="22"/>
+              </w:rPr>
+              <w:t>插件。</w:t>
+            </w:r>
+          </w:p>
+          <w:p>
+            <w:pPr>
+              <w:widowControl/>
+              <w:adjustRightInd w:val="0"/>
+              <w:snapToGrid w:val="0"/>
+              <w:spacing w:line="276" w:lineRule="auto"/>
+              <w:jc w:val="left"/>
+              <w:rPr>
+                <w:rFonts w:ascii="Tahoma" w:eastAsia="微软雅黑" w:hAnsi="Tahoma"/>
+                <w:kern w:val="0"/>
+                <w:sz w:val="22"/>
+              </w:rPr>
+            </w:pPr>
+            <w:r>
+              <w:rPr>
+                <w:rFonts w:ascii="Tahoma" w:eastAsia="微软雅黑" w:hAnsi="Tahoma" w:hint="eastAsia"/>
+                <w:kern w:val="0"/>
+                <w:sz w:val="22"/>
+              </w:rPr>
+              <w:t>插件中有下面的代码：</w:t>
+            </w:r>
+          </w:p>
+          <w:p>
+            <w:pPr>
+              <w:widowControl/>
+              <w:adjustRightInd w:val="0"/>
+              <w:snapToGrid w:val="0"/>
+              <w:spacing w:line="276" w:lineRule="auto"/>
+              <w:jc w:val="left"/>
+              <w:rPr>
+                <w:rFonts w:ascii="Tahoma" w:eastAsia="微软雅黑" w:hAnsi="Tahoma"/>
+                <w:kern w:val="0"/>
+                <w:sz w:val="22"/>
+              </w:rPr>
+            </w:pPr>
+            <w:r>
+              <w:rPr>
+                <w:noProof/>
+              </w:rPr>
+              <w:drawing>
+                <wp:inline distT="0" distB="0" distL="0" distR="0" wp14:anchorId="3F61A6D9" wp14:editId="07640276">
+                  <wp:extent cx="4552209" cy="868680"/>
+                  <wp:effectExtent l="0" t="0" r="1270" b="7620"/>
+                  <wp:docPr id="579757553" name="图片 3"/>
+                  <wp:cNvGraphicFramePr>
+                    <a:graphicFrameLocks xmlns:a="http://schemas.openxmlformats.org/drawingml/2006/main" noChangeAspect="1"/>
+                  </wp:cNvGraphicFramePr>
+                  <a:graphic xmlns:a="http://schemas.openxmlformats.org/drawingml/2006/main">
+                    <a:graphicData uri="http://schemas.openxmlformats.org/drawingml/2006/picture">
+                      <pic:pic xmlns:pic="http://schemas.openxmlformats.org/drawingml/2006/picture">
+                        <pic:nvPicPr>
+                          <pic:cNvPr id="0" name="Picture 14"/>
+                          <pic:cNvPicPr>
+                            <a:picLocks noChangeAspect="1" noChangeArrowheads="1"/>
+                          </pic:cNvPicPr>
+                        </pic:nvPicPr>
+                        <pic:blipFill>
+                          <a:blip r:embed="rId38">
+                            <a:extLst>
+                              <a:ext uri="{28A0092B-C50C-407E-A947-70E740481C1C}">
+                                <a14:useLocalDpi xmlns:a14="http://schemas.microsoft.com/office/drawing/2010/main" val="0"/>
+                              </a:ext>
+                            </a:extLst>
+                          </a:blip>
+                          <a:srcRect/>
+                          <a:stretch>
+                            <a:fillRect/>
+                          </a:stretch>
+                        </pic:blipFill>
+                        <pic:spPr bwMode="auto">
+                          <a:xfrm>
+                            <a:off x="0" y="0"/>
+                            <a:ext cx="4569899" cy="872056"/>
+                          </a:xfrm>
+                          <a:prstGeom prst="rect">
+                            <a:avLst/>
+                          </a:prstGeom>
+                          <a:noFill/>
+                          <a:ln>
+                            <a:noFill/>
+                          </a:ln>
+                        </pic:spPr>
+                      </pic:pic>
+                    </a:graphicData>
+                  </a:graphic>
+                </wp:inline>
+              </w:drawing>
+            </w:r>
+          </w:p>
+          <w:p>
+            <w:pPr>
+              <w:widowControl/>
+              <w:adjustRightInd w:val="0"/>
+              <w:snapToGrid w:val="0"/>
+              <w:spacing w:line="276" w:lineRule="auto"/>
+              <w:jc w:val="left"/>
+              <w:rPr>
+                <w:rFonts w:ascii="Tahoma" w:eastAsia="微软雅黑" w:hAnsi="Tahoma"/>
+                <w:kern w:val="0"/>
+                <w:sz w:val="22"/>
+              </w:rPr>
+            </w:pPr>
+            <w:r>
+              <w:rPr>
+                <w:rFonts w:ascii="Tahoma" w:eastAsia="微软雅黑" w:hAnsi="Tahoma" w:hint="eastAsia"/>
+                <w:kern w:val="0"/>
+                <w:sz w:val="22"/>
+              </w:rPr>
+              <w:t>这是一个令人迷惑的操作，为什么要用</w:t>
+            </w:r>
+            <w:r>
+              <w:rPr>
+                <w:rFonts w:ascii="Tahoma" w:eastAsia="微软雅黑" w:hAnsi="Tahoma" w:hint="eastAsia"/>
+                <w:kern w:val="0"/>
+                <w:sz w:val="22"/>
+              </w:rPr>
+              <w:t>floor</w:t>
+            </w:r>
+            <w:r>
+              <w:rPr>
+                <w:rFonts w:ascii="Tahoma" w:eastAsia="微软雅黑" w:hAnsi="Tahoma" w:hint="eastAsia"/>
+                <w:kern w:val="0"/>
+                <w:sz w:val="22"/>
+              </w:rPr>
+              <w:t>？而不是</w:t>
+            </w:r>
+            <w:r>
+              <w:rPr>
+                <w:rFonts w:ascii="Tahoma" w:eastAsia="微软雅黑" w:hAnsi="Tahoma" w:hint="eastAsia"/>
+                <w:kern w:val="0"/>
+                <w:sz w:val="22"/>
+              </w:rPr>
+              <w:t>round</w:t>
+            </w:r>
+            <w:r>
+              <w:rPr>
+                <w:rFonts w:ascii="Tahoma" w:eastAsia="微软雅黑" w:hAnsi="Tahoma" w:hint="eastAsia"/>
+                <w:kern w:val="0"/>
+                <w:sz w:val="22"/>
+              </w:rPr>
+              <w:t>？</w:t>
+            </w:r>
+          </w:p>
+          <w:p>
+            <w:pPr>
+              <w:widowControl/>
+              <w:adjustRightInd w:val="0"/>
+              <w:snapToGrid w:val="0"/>
+              <w:spacing w:line="276" w:lineRule="auto"/>
+              <w:jc w:val="left"/>
+              <w:rPr>
+                <w:rFonts w:ascii="Tahoma" w:eastAsia="微软雅黑" w:hAnsi="Tahoma"/>
+                <w:kern w:val="0"/>
+                <w:sz w:val="22"/>
+              </w:rPr>
+            </w:pPr>
+            <w:r>
+              <w:rPr>
+                <w:rFonts w:ascii="Tahoma" w:eastAsia="微软雅黑" w:hAnsi="Tahoma" w:hint="eastAsia"/>
+                <w:kern w:val="0"/>
+                <w:sz w:val="22"/>
+              </w:rPr>
+              <w:t>很可能是</w:t>
+            </w:r>
+            <w:r>
+              <w:rPr>
+                <w:rFonts w:ascii="Tahoma" w:eastAsia="微软雅黑" w:hAnsi="Tahoma" w:hint="eastAsia"/>
+                <w:kern w:val="0"/>
+                <w:sz w:val="22"/>
+              </w:rPr>
+              <w:t>YEP</w:t>
+            </w:r>
+            <w:r>
+              <w:rPr>
+                <w:rFonts w:ascii="Tahoma" w:eastAsia="微软雅黑" w:hAnsi="Tahoma" w:hint="eastAsia"/>
+                <w:kern w:val="0"/>
+                <w:sz w:val="22"/>
+              </w:rPr>
+              <w:t>想当然地认为</w:t>
+            </w:r>
+            <w:r>
+              <w:rPr>
+                <w:rFonts w:ascii="Tahoma" w:eastAsia="微软雅黑" w:hAnsi="Tahoma" w:hint="eastAsia"/>
+                <w:kern w:val="0"/>
+                <w:sz w:val="22"/>
+              </w:rPr>
+              <w:t>floor</w:t>
+            </w:r>
+            <w:r>
+              <w:rPr>
+                <w:rFonts w:ascii="Tahoma" w:eastAsia="微软雅黑" w:hAnsi="Tahoma" w:hint="eastAsia"/>
+                <w:kern w:val="0"/>
+                <w:sz w:val="22"/>
+              </w:rPr>
+              <w:t>这是一种优化，而导致的</w:t>
+            </w:r>
+            <w:r>
+              <w:rPr>
+                <w:rFonts w:ascii="Tahoma" w:eastAsia="微软雅黑" w:hAnsi="Tahoma" w:hint="eastAsia"/>
+                <w:kern w:val="0"/>
+                <w:sz w:val="22"/>
+              </w:rPr>
+              <w:t>bug</w:t>
+            </w:r>
+            <w:r>
+              <w:rPr>
+                <w:rFonts w:ascii="Tahoma" w:eastAsia="微软雅黑" w:hAnsi="Tahoma" w:hint="eastAsia"/>
+                <w:kern w:val="0"/>
+                <w:sz w:val="22"/>
+              </w:rPr>
+              <w:t>。</w:t>
+            </w:r>
+          </w:p>
+          <w:p>
+            <w:pPr>
+              <w:widowControl/>
+              <w:adjustRightInd w:val="0"/>
+              <w:snapToGrid w:val="0"/>
+              <w:spacing w:line="276" w:lineRule="auto"/>
+              <w:jc w:val="left"/>
+              <w:rPr>
+                <w:rFonts w:ascii="Tahoma" w:eastAsia="微软雅黑" w:hAnsi="Tahoma"/>
+                <w:kern w:val="0"/>
+                <w:sz w:val="22"/>
+              </w:rPr>
+            </w:pPr>
+            <w:r>
+              <w:rPr>
+                <w:rFonts w:ascii="Tahoma" w:eastAsia="微软雅黑" w:hAnsi="Tahoma" w:hint="eastAsia"/>
+                <w:kern w:val="0"/>
+                <w:sz w:val="22"/>
+              </w:rPr>
+              <w:lastRenderedPageBreak/>
+              <w:t>通常情况下位置偏差不会很大，所以看不出来。</w:t>
+            </w:r>
+          </w:p>
+          <w:p>
+            <w:pPr>
+              <w:widowControl/>
+              <w:adjustRightInd w:val="0"/>
+              <w:snapToGrid w:val="0"/>
+              <w:spacing w:line="276" w:lineRule="auto"/>
+              <w:jc w:val="left"/>
+              <w:rPr>
+                <w:rFonts w:ascii="Tahoma" w:eastAsia="微软雅黑" w:hAnsi="Tahoma"/>
+                <w:kern w:val="0"/>
+                <w:sz w:val="22"/>
+              </w:rPr>
+            </w:pPr>
+            <w:r>
+              <w:rPr>
+                <w:rFonts w:ascii="Tahoma" w:eastAsia="微软雅黑" w:hAnsi="Tahoma" w:hint="eastAsia"/>
+                <w:kern w:val="0"/>
+                <w:sz w:val="22"/>
+              </w:rPr>
+              <w:t>但极端情况下，</w:t>
+            </w:r>
+            <w:r>
+              <w:rPr>
+                <w:rFonts w:ascii="Tahoma" w:eastAsia="微软雅黑" w:hAnsi="Tahoma" w:hint="eastAsia"/>
+                <w:kern w:val="0"/>
+                <w:sz w:val="22"/>
+              </w:rPr>
+              <w:t>坐标采用</w:t>
+            </w:r>
+            <w:r>
+              <w:rPr>
+                <w:rFonts w:ascii="Tahoma" w:eastAsia="微软雅黑" w:hAnsi="Tahoma" w:hint="eastAsia"/>
+                <w:kern w:val="0"/>
+                <w:sz w:val="22"/>
+              </w:rPr>
+              <w:t>Math.floor</w:t>
+            </w:r>
+            <w:r>
+              <w:rPr>
+                <w:rFonts w:ascii="Tahoma" w:eastAsia="微软雅黑" w:hAnsi="Tahoma" w:hint="eastAsia"/>
+                <w:kern w:val="0"/>
+                <w:sz w:val="22"/>
+              </w:rPr>
+              <w:t>会造成下面的问题：</w:t>
+            </w:r>
+          </w:p>
+          <w:p>
+            <w:pPr>
+              <w:widowControl/>
+              <w:adjustRightInd w:val="0"/>
+              <w:snapToGrid w:val="0"/>
+              <w:spacing w:line="276" w:lineRule="auto"/>
+              <w:jc w:val="left"/>
+              <w:rPr>
+                <w:rFonts w:ascii="Tahoma" w:eastAsia="微软雅黑" w:hAnsi="Tahoma"/>
+                <w:kern w:val="0"/>
+                <w:sz w:val="22"/>
+              </w:rPr>
+            </w:pPr>
+            <w:r>
+              <w:rPr>
+                <w:rFonts w:hint="eastAsia"/>
+              </w:rPr>
+              <w:object w:dxaOrig="7969" w:dyaOrig="7944" w14:anchorId="2B79B544">
+                <v:shapetype id="_x0000_t75" coordsize="21600,21600" o:spt="75" o:preferrelative="t" path="m@4@5l@4@11@9@11@9@5xe" filled="f" stroked="f">
+                  <v:stroke joinstyle="miter"/>
+                  <v:formulas>
+                    <v:f eqn="if lineDrawn pixelLineWidth 0"/>
+                    <v:f eqn="sum @0 1 0"/>
+                    <v:f eqn="sum 0 0 @1"/>
+                    <v:f eqn="prod @2 1 2"/>
+                    <v:f eqn="prod @3 21600 pixelWidth"/>
+                    <v:f eqn="prod @3 21600 pixelHeight"/>
+                    <v:f eqn="sum @0 0 1"/>
+                    <v:f eqn="prod @6 1 2"/>
+                    <v:f eqn="prod @7 21600 pixelWidth"/>
+                    <v:f eqn="sum @8 21600 0"/>
+                    <v:f eqn="prod @7 21600 pixelHeight"/>
+                    <v:f eqn="sum @10 21600 0"/>
+                  </v:formulas>
+                  <v:path o:extrusionok="f" gradientshapeok="t" o:connecttype="rect"/>
+                  <o:lock v:ext="edit" aspectratio="t"/>
+                </v:shapetype>
+                <v:shape id="_x0000_i1025" type="#_x0000_t75" style="width:312.6pt;height:312pt" o:ole="">
+                  <v:imagedata r:id="rId39" o:title=""/>
+                </v:shape>
+                <o:OLEObject Type="Embed" ProgID="Visio.Drawing.15" ShapeID="_x0000_i1025" DrawAspect="Content" ObjectID="_1814890313" r:id="rId40"/>
+              </w:object>
+            </w:r>
+          </w:p>
+          <w:p>
+            <w:pPr>
+              <w:widowControl/>
+              <w:adjustRightInd w:val="0"/>
+              <w:snapToGrid w:val="0"/>
+              <w:spacing w:line="276" w:lineRule="auto"/>
+              <w:jc w:val="left"/>
+              <w:rPr>
+                <w:rFonts w:ascii="Tahoma" w:eastAsia="微软雅黑" w:hAnsi="Tahoma"/>
+                <w:kern w:val="0"/>
+                <w:sz w:val="22"/>
+              </w:rPr>
+            </w:pPr>
+            <w:r>
+              <w:rPr>
+                <w:rFonts w:ascii="Tahoma" w:eastAsia="微软雅黑" w:hAnsi="Tahoma" w:hint="eastAsia"/>
+                <w:kern w:val="0"/>
+                <w:sz w:val="22"/>
+              </w:rPr>
+              <w:t>两个不同的贴图，本身处于的位置有小数点。</w:t>
+            </w:r>
+          </w:p>
+          <w:p>
+            <w:pPr>
+              <w:widowControl/>
+              <w:snapToGrid w:val="0"/>
+              <w:spacing w:after="200"/>
+              <w:jc w:val="left"/>
+              <w:rPr>
+                <w:rFonts w:ascii="Tahoma" w:eastAsia="微软雅黑" w:hAnsi="Tahoma"/>
+                <w:kern w:val="0"/>
+                <w:sz w:val="22"/>
+              </w:rPr>
+            </w:pPr>
+            <w:r>
+              <w:rPr>
+                <w:rFonts w:ascii="Tahoma" w:eastAsia="微软雅黑" w:hAnsi="Tahoma" w:hint="eastAsia"/>
+                <w:kern w:val="0"/>
+                <w:sz w:val="22"/>
+              </w:rPr>
+              <w:t>但贴图被</w:t>
+            </w:r>
+            <w:r>
+              <w:rPr>
+                <w:rFonts w:ascii="Tahoma" w:eastAsia="微软雅黑" w:hAnsi="Tahoma" w:hint="eastAsia"/>
+                <w:kern w:val="0"/>
+                <w:sz w:val="22"/>
+              </w:rPr>
+              <w:t>floor</w:t>
+            </w:r>
+            <w:r>
+              <w:rPr>
+                <w:rFonts w:ascii="Tahoma" w:eastAsia="微软雅黑" w:hAnsi="Tahoma" w:hint="eastAsia"/>
+                <w:kern w:val="0"/>
+                <w:sz w:val="22"/>
+              </w:rPr>
+              <w:t>后，造成了间隙。</w:t>
+            </w:r>
+            <w:r>
+              <w:rPr>
+                <w:rFonts w:ascii="Tahoma" w:eastAsia="微软雅黑" w:hAnsi="Tahoma" w:hint="eastAsia"/>
+                <w:kern w:val="0"/>
+                <w:sz w:val="22"/>
+              </w:rPr>
+              <w:t>（</w:t>
+            </w:r>
+            <w:r>
+              <w:rPr>
+                <w:rFonts w:ascii="Tahoma" w:eastAsia="微软雅黑" w:hAnsi="Tahoma" w:hint="eastAsia"/>
+                <w:kern w:val="0"/>
+                <w:sz w:val="22"/>
+              </w:rPr>
+              <w:t>1.95</w:t>
+            </w:r>
+            <w:r>
+              <w:rPr>
+                <w:rFonts w:ascii="Tahoma" w:eastAsia="微软雅黑" w:hAnsi="Tahoma" w:hint="eastAsia"/>
+                <w:kern w:val="0"/>
+                <w:sz w:val="22"/>
+              </w:rPr>
+              <w:t>变成了</w:t>
+            </w:r>
+            <w:r>
+              <w:rPr>
+                <w:rFonts w:ascii="Tahoma" w:eastAsia="微软雅黑" w:hAnsi="Tahoma" w:hint="eastAsia"/>
+                <w:kern w:val="0"/>
+                <w:sz w:val="22"/>
+              </w:rPr>
+              <w:t>1.00</w:t>
+            </w:r>
+            <w:r>
+              <w:rPr>
+                <w:rFonts w:ascii="Tahoma" w:eastAsia="微软雅黑" w:hAnsi="Tahoma" w:hint="eastAsia"/>
+                <w:kern w:val="0"/>
+                <w:sz w:val="22"/>
+              </w:rPr>
+              <w:t>）</w:t>
+            </w:r>
+          </w:p>
+        </w:tc>
+      </w:tr>
+      <w:tr>
+        <w:tc>
+          <w:tcPr>
+            <w:tcW w:w="1418" w:type="dxa"/>
+          </w:tcPr>
+          <w:p>
+            <w:pPr>
+              <w:widowControl/>
+              <w:adjustRightInd w:val="0"/>
+              <w:snapToGrid w:val="0"/>
+              <w:spacing w:line="276" w:lineRule="auto"/>
+              <w:jc w:val="left"/>
+              <w:rPr>
+                <w:rFonts w:ascii="Tahoma" w:eastAsia="微软雅黑" w:hAnsi="Tahoma"/>
+                <w:b/>
+                <w:bCs/>
+                <w:kern w:val="0"/>
+                <w:sz w:val="22"/>
+              </w:rPr>
+            </w:pPr>
+            <w:r>
+              <w:rPr>
+                <w:rFonts w:ascii="Tahoma" w:eastAsia="微软雅黑" w:hAnsi="Tahoma" w:hint="eastAsia"/>
+                <w:b/>
+                <w:bCs/>
+                <w:kern w:val="0"/>
+                <w:sz w:val="22"/>
+              </w:rPr>
+              <w:lastRenderedPageBreak/>
+              <w:t>解决方案</w:t>
+            </w:r>
+            <w:r>
+              <w:rPr>
+                <w:rFonts w:ascii="Tahoma" w:eastAsia="微软雅黑" w:hAnsi="Tahoma" w:hint="eastAsia"/>
+                <w:b/>
+                <w:bCs/>
+                <w:kern w:val="0"/>
+                <w:sz w:val="22"/>
+              </w:rPr>
+              <w:t>1</w:t>
+            </w:r>
+          </w:p>
+        </w:tc>
+        <w:tc>
+          <w:tcPr>
+            <w:tcW w:w="7513" w:type="dxa"/>
+          </w:tcPr>
+          <w:p>
+            <w:pPr>
+              <w:widowControl/>
+              <w:snapToGrid w:val="0"/>
+              <w:spacing w:after="200"/>
+              <w:jc w:val="left"/>
+              <w:rPr>
+                <w:rFonts w:ascii="Tahoma" w:eastAsia="微软雅黑" w:hAnsi="Tahoma"/>
+                <w:kern w:val="0"/>
+                <w:sz w:val="22"/>
+              </w:rPr>
+            </w:pPr>
+            <w:r>
+              <w:rPr>
+                <w:rFonts w:ascii="Tahoma" w:eastAsia="微软雅黑" w:hAnsi="Tahoma" w:hint="eastAsia"/>
+                <w:kern w:val="0"/>
+                <w:sz w:val="22"/>
+              </w:rPr>
+              <w:t>更新示例中最新的</w:t>
+            </w:r>
+            <w:r>
+              <w:rPr>
+                <w:rFonts w:ascii="Tahoma" w:eastAsia="微软雅黑" w:hAnsi="Tahoma" w:hint="eastAsia"/>
+                <w:kern w:val="0"/>
+                <w:sz w:val="22"/>
+              </w:rPr>
+              <w:t>YEP_CoreEngine</w:t>
+            </w:r>
+            <w:r>
+              <w:rPr>
+                <w:rFonts w:ascii="Tahoma" w:eastAsia="微软雅黑" w:hAnsi="Tahoma" w:hint="eastAsia"/>
+                <w:kern w:val="0"/>
+                <w:sz w:val="22"/>
+              </w:rPr>
+              <w:t>插件。</w:t>
+            </w:r>
+          </w:p>
+        </w:tc>
+      </w:tr>
+      <w:tr>
+        <w:tc>
+          <w:tcPr>
+            <w:tcW w:w="1418" w:type="dxa"/>
+          </w:tcPr>
+          <w:p>
+            <w:pPr>
+              <w:widowControl/>
+              <w:adjustRightInd w:val="0"/>
+              <w:snapToGrid w:val="0"/>
+              <w:spacing w:line="276" w:lineRule="auto"/>
+              <w:jc w:val="left"/>
+              <w:rPr>
+                <w:rFonts w:ascii="Tahoma" w:eastAsia="微软雅黑" w:hAnsi="Tahoma"/>
+                <w:b/>
+                <w:bCs/>
+                <w:kern w:val="0"/>
+                <w:sz w:val="22"/>
+              </w:rPr>
+            </w:pPr>
+            <w:r>
+              <w:rPr>
+                <w:rFonts w:ascii="Tahoma" w:eastAsia="微软雅黑" w:hAnsi="Tahoma" w:hint="eastAsia"/>
+                <w:b/>
+                <w:bCs/>
+                <w:kern w:val="0"/>
+                <w:sz w:val="22"/>
+              </w:rPr>
+              <w:t>解决方案</w:t>
+            </w:r>
+            <w:r>
+              <w:rPr>
+                <w:rFonts w:ascii="Tahoma" w:eastAsia="微软雅黑" w:hAnsi="Tahoma"/>
+                <w:b/>
+                <w:bCs/>
+                <w:kern w:val="0"/>
+                <w:sz w:val="22"/>
+              </w:rPr>
+              <w:t>2</w:t>
+            </w:r>
+          </w:p>
+        </w:tc>
+        <w:tc>
+          <w:tcPr>
+            <w:tcW w:w="7513" w:type="dxa"/>
+          </w:tcPr>
+          <w:p>
+            <w:pPr>
+              <w:widowControl/>
+              <w:adjustRightInd w:val="0"/>
+              <w:snapToGrid w:val="0"/>
+              <w:spacing w:line="276" w:lineRule="auto"/>
+              <w:jc w:val="left"/>
+              <w:rPr>
+                <w:rFonts w:ascii="Tahoma" w:eastAsia="微软雅黑" w:hAnsi="Tahoma"/>
+                <w:kern w:val="0"/>
+                <w:sz w:val="22"/>
+              </w:rPr>
+            </w:pPr>
+            <w:r>
+              <w:rPr>
+                <w:rFonts w:ascii="Tahoma" w:eastAsia="微软雅黑" w:hAnsi="Tahoma" w:hint="eastAsia"/>
+                <w:kern w:val="0"/>
+                <w:sz w:val="22"/>
+              </w:rPr>
+              <w:t>打开</w:t>
+            </w:r>
+            <w:r>
+              <w:rPr>
+                <w:rFonts w:ascii="Tahoma" w:eastAsia="微软雅黑" w:hAnsi="Tahoma" w:hint="eastAsia"/>
+                <w:kern w:val="0"/>
+                <w:sz w:val="22"/>
+              </w:rPr>
+              <w:t>YEP_CoreEngine</w:t>
+            </w:r>
+            <w:r>
+              <w:rPr>
+                <w:rFonts w:ascii="Tahoma" w:eastAsia="微软雅黑" w:hAnsi="Tahoma" w:hint="eastAsia"/>
+                <w:kern w:val="0"/>
+                <w:sz w:val="22"/>
+              </w:rPr>
+              <w:t>插件，</w:t>
+            </w:r>
+          </w:p>
+          <w:p>
+            <w:pPr>
+              <w:widowControl/>
+              <w:adjustRightInd w:val="0"/>
+              <w:snapToGrid w:val="0"/>
+              <w:spacing w:line="276" w:lineRule="auto"/>
+              <w:jc w:val="left"/>
+              <w:rPr>
+                <w:rFonts w:ascii="Tahoma" w:eastAsia="微软雅黑" w:hAnsi="Tahoma"/>
+                <w:kern w:val="0"/>
+                <w:sz w:val="22"/>
+              </w:rPr>
+            </w:pPr>
+            <w:r>
+              <w:rPr>
+                <w:rFonts w:ascii="Tahoma" w:eastAsia="微软雅黑" w:hAnsi="Tahoma" w:hint="eastAsia"/>
+                <w:kern w:val="0"/>
+                <w:sz w:val="22"/>
+              </w:rPr>
+              <w:t>然后搜索到函数</w:t>
+            </w:r>
+            <w:r>
+              <w:rPr>
+                <w:rFonts w:ascii="Tahoma" w:eastAsia="微软雅黑" w:hAnsi="Tahoma" w:hint="eastAsia"/>
+                <w:kern w:val="0"/>
+                <w:sz w:val="22"/>
+              </w:rPr>
+              <w:t xml:space="preserve"> </w:t>
+            </w:r>
+            <w:r>
+              <w:rPr>
+                <w:rFonts w:ascii="Tahoma" w:eastAsia="微软雅黑" w:hAnsi="Tahoma" w:hint="eastAsia"/>
+                <w:kern w:val="0"/>
+                <w:sz w:val="22"/>
+              </w:rPr>
+              <w:t>Yanfly.Core.Sprite_updateTransform</w:t>
+            </w:r>
+            <w:r>
+              <w:rPr>
+                <w:rFonts w:ascii="Tahoma" w:eastAsia="微软雅黑" w:hAnsi="Tahoma" w:hint="eastAsia"/>
+                <w:kern w:val="0"/>
+                <w:sz w:val="22"/>
+              </w:rPr>
+              <w:t>。</w:t>
+            </w:r>
+          </w:p>
+          <w:p>
+            <w:pPr>
+              <w:widowControl/>
+              <w:adjustRightInd w:val="0"/>
+              <w:snapToGrid w:val="0"/>
+              <w:spacing w:line="276" w:lineRule="auto"/>
+              <w:jc w:val="left"/>
+              <w:rPr>
+                <w:rFonts w:ascii="Tahoma" w:eastAsia="微软雅黑" w:hAnsi="Tahoma"/>
+                <w:kern w:val="0"/>
+                <w:sz w:val="22"/>
+              </w:rPr>
+            </w:pPr>
+            <w:r>
+              <w:rPr>
+                <w:rFonts w:ascii="Tahoma" w:eastAsia="微软雅黑" w:hAnsi="Tahoma" w:hint="eastAsia"/>
+                <w:kern w:val="0"/>
+                <w:sz w:val="22"/>
+              </w:rPr>
+              <w:t>把整个函数都删掉。</w:t>
+            </w:r>
+          </w:p>
+          <w:p>
+            <w:pPr>
+              <w:widowControl/>
+              <w:adjustRightInd w:val="0"/>
+              <w:snapToGrid w:val="0"/>
+              <w:spacing w:line="276" w:lineRule="auto"/>
+              <w:jc w:val="left"/>
+              <w:rPr>
+                <w:rFonts w:ascii="宋体" w:eastAsia="宋体" w:hAnsi="宋体" w:cs="宋体" w:hint="eastAsia"/>
+                <w:kern w:val="0"/>
+                <w:sz w:val="24"/>
+                <w:szCs w:val="24"/>
+              </w:rPr>
+            </w:pPr>
+            <w:r>
+              <w:rPr>
+                <w:noProof/>
+              </w:rPr>
+              <w:drawing>
+                <wp:inline distT="0" distB="0" distL="0" distR="0" wp14:anchorId="32967E19" wp14:editId="52704871">
+                  <wp:extent cx="4552209" cy="868680"/>
+                  <wp:effectExtent l="0" t="0" r="1270" b="7620"/>
+                  <wp:docPr id="1647613767" name="图片 3"/>
+                  <wp:cNvGraphicFramePr>
+                    <a:graphicFrameLocks xmlns:a="http://schemas.openxmlformats.org/drawingml/2006/main" noChangeAspect="1"/>
+                  </wp:cNvGraphicFramePr>
+                  <a:graphic xmlns:a="http://schemas.openxmlformats.org/drawingml/2006/main">
+                    <a:graphicData uri="http://schemas.openxmlformats.org/drawingml/2006/picture">
+                      <pic:pic xmlns:pic="http://schemas.openxmlformats.org/drawingml/2006/picture">
+                        <pic:nvPicPr>
+                          <pic:cNvPr id="0" name="Picture 14"/>
+                          <pic:cNvPicPr>
+                            <a:picLocks noChangeAspect="1" noChangeArrowheads="1"/>
+                          </pic:cNvPicPr>
+                        </pic:nvPicPr>
+                        <pic:blipFill>
+                          <a:blip r:embed="rId38">
+                            <a:extLst>
+                              <a:ext uri="{28A0092B-C50C-407E-A947-70E740481C1C}">
+                                <a14:useLocalDpi xmlns:a14="http://schemas.microsoft.com/office/drawing/2010/main" val="0"/>
+                              </a:ext>
+                            </a:extLst>
+                          </a:blip>
+                          <a:srcRect/>
+                          <a:stretch>
+                            <a:fillRect/>
+                          </a:stretch>
+                        </pic:blipFill>
+                        <pic:spPr bwMode="auto">
+                          <a:xfrm>
+                            <a:off x="0" y="0"/>
+                            <a:ext cx="4569899" cy="872056"/>
+                          </a:xfrm>
+                          <a:prstGeom prst="rect">
+                            <a:avLst/>
+                          </a:prstGeom>
+                          <a:noFill/>
+                          <a:ln>
+                            <a:noFill/>
+                          </a:ln>
+                        </pic:spPr>
+                      </pic:pic>
+                    </a:graphicData>
+                  </a:graphic>
+                </wp:inline>
+              </w:drawing>
+            </w:r>
+          </w:p>
+        </w:tc>
+      </w:tr>
+    </w:tbl>
+    <w:p>
+      <w:pPr>
+        <w:widowControl/>
+        <w:jc w:val="left"/>
+        <w:rPr>
+          <w:rFonts w:ascii="Tahoma" w:eastAsia="微软雅黑" w:hAnsi="Tahoma"/>
+          <w:kern w:val="0"/>
+          <w:sz w:val="22"/>
+        </w:rPr>
+      </w:pPr>
+    </w:p>
+    <w:tbl>
+      <w:tblPr>
+        <w:tblStyle w:val="af"/>
+        <w:tblW w:w="0" w:type="auto"/>
+        <w:shd w:val="clear" w:color="auto" w:fill="DEEAF6" w:themeFill="accent1" w:themeFillTint="33"/>
+        <w:tblLook w:val="04A0" w:firstRow="1" w:lastRow="0" w:firstColumn="1" w:lastColumn="0" w:noHBand="0" w:noVBand="1"/>
+      </w:tblPr>
+      <w:tblGrid>
+        <w:gridCol w:w="8522"/>
+      </w:tblGrid>
+      <w:tr>
+        <w:tc>
+          <w:tcPr>
+            <w:tcW w:w="8522" w:type="dxa"/>
+            <w:shd w:val="clear" w:color="auto" w:fill="DEEAF6" w:themeFill="accent1" w:themeFillTint="33"/>
+          </w:tcPr>
+          <w:p>
+            <w:pPr>
+              <w:widowControl/>
+              <w:adjustRightInd w:val="0"/>
+              <w:snapToGrid w:val="0"/>
+              <w:spacing w:line="276" w:lineRule="auto"/>
+              <w:jc w:val="left"/>
+              <w:rPr>
+                <w:rFonts w:ascii="Tahoma" w:eastAsia="微软雅黑" w:hAnsi="Tahoma"/>
+                <w:kern w:val="0"/>
+                <w:sz w:val="22"/>
+              </w:rPr>
+            </w:pPr>
+            <w:r>
+              <w:rPr>
+                <w:rFonts w:ascii="Tahoma" w:eastAsia="微软雅黑" w:hAnsi="Tahoma" w:hint="eastAsia"/>
+                <w:kern w:val="0"/>
+                <w:sz w:val="22"/>
+              </w:rPr>
+              <w:t>YEP</w:t>
+            </w:r>
+            <w:r>
+              <w:rPr>
+                <w:rFonts w:ascii="Tahoma" w:eastAsia="微软雅黑" w:hAnsi="Tahoma" w:hint="eastAsia"/>
+                <w:kern w:val="0"/>
+                <w:sz w:val="22"/>
+              </w:rPr>
+              <w:t>这个继承的写法破坏了函数，</w:t>
+            </w:r>
+            <w:r>
+              <w:rPr>
+                <w:rFonts w:ascii="Tahoma" w:eastAsia="微软雅黑" w:hAnsi="Tahoma" w:hint="eastAsia"/>
+                <w:kern w:val="0"/>
+                <w:sz w:val="22"/>
+              </w:rPr>
+              <w:t>不好</w:t>
+            </w:r>
+            <w:r>
+              <w:rPr>
+                <w:rFonts w:ascii="Tahoma" w:eastAsia="微软雅黑" w:hAnsi="Tahoma" w:hint="eastAsia"/>
+                <w:kern w:val="0"/>
+                <w:sz w:val="22"/>
+              </w:rPr>
+              <w:t>通过</w:t>
+            </w:r>
+            <w:r>
+              <w:rPr>
+                <w:rFonts w:ascii="Tahoma" w:eastAsia="微软雅黑" w:hAnsi="Tahoma" w:hint="eastAsia"/>
+                <w:kern w:val="0"/>
+                <w:sz w:val="22"/>
+              </w:rPr>
+              <w:t>插件来</w:t>
+            </w:r>
+            <w:r>
+              <w:rPr>
+                <w:rFonts w:ascii="Tahoma" w:eastAsia="微软雅黑" w:hAnsi="Tahoma" w:hint="eastAsia"/>
+                <w:kern w:val="0"/>
+                <w:sz w:val="22"/>
+              </w:rPr>
+              <w:t>还原</w:t>
+            </w:r>
+            <w:r>
+              <w:rPr>
+                <w:rFonts w:ascii="Tahoma" w:eastAsia="微软雅黑" w:hAnsi="Tahoma" w:hint="eastAsia"/>
+                <w:kern w:val="0"/>
+                <w:sz w:val="22"/>
+              </w:rPr>
+              <w:t>代码</w:t>
+            </w:r>
+            <w:r>
+              <w:rPr>
+                <w:rFonts w:ascii="Tahoma" w:eastAsia="微软雅黑" w:hAnsi="Tahoma" w:hint="eastAsia"/>
+                <w:kern w:val="0"/>
+                <w:sz w:val="22"/>
+              </w:rPr>
+              <w:t>，</w:t>
+            </w:r>
+          </w:p>
+          <w:p>
+            <w:pPr>
+              <w:widowControl/>
+              <w:adjustRightInd w:val="0"/>
+              <w:snapToGrid w:val="0"/>
+              <w:spacing w:line="276" w:lineRule="auto"/>
+              <w:jc w:val="left"/>
+              <w:rPr>
+                <w:rFonts w:ascii="Tahoma" w:eastAsia="微软雅黑" w:hAnsi="Tahoma"/>
+                <w:kern w:val="0"/>
+                <w:sz w:val="22"/>
+              </w:rPr>
+            </w:pPr>
+            <w:r>
+              <w:rPr>
+                <w:rFonts w:ascii="Tahoma" w:eastAsia="微软雅黑" w:hAnsi="Tahoma" w:hint="eastAsia"/>
+                <w:kern w:val="0"/>
+                <w:sz w:val="22"/>
+              </w:rPr>
+              <w:t>所以作者我只能让你们手动打开插件来删除这条代码。</w:t>
+            </w:r>
+          </w:p>
+          <w:p>
+            <w:pPr>
+              <w:widowControl/>
+              <w:adjustRightInd w:val="0"/>
+              <w:snapToGrid w:val="0"/>
+              <w:spacing w:line="276" w:lineRule="auto"/>
+              <w:jc w:val="left"/>
+              <w:rPr>
+                <w:rFonts w:ascii="Tahoma" w:eastAsia="微软雅黑" w:hAnsi="Tahoma"/>
+                <w:kern w:val="0"/>
+                <w:sz w:val="22"/>
+              </w:rPr>
+            </w:pPr>
+            <w:r>
+              <w:rPr>
+                <w:rFonts w:ascii="Tahoma" w:eastAsia="微软雅黑" w:hAnsi="Tahoma" w:hint="eastAsia"/>
+                <w:kern w:val="0"/>
+                <w:sz w:val="22"/>
+              </w:rPr>
+              <w:t>（在代码里下毒，太过分了）</w:t>
             </w:r>
           </w:p>
         </w:tc>
@@ -11400,8 +12785,10 @@
       <w:pPr>
         <w:pStyle w:val="3"/>
         <w:spacing w:line="276" w:lineRule="auto"/>
+        <w:rPr>
+          <w:rFonts w:hint="eastAsia"/>
+        </w:rPr>
       </w:pPr>
-      <w:proofErr w:type="spellStart"/>
       <w:r>
         <w:rPr>
           <w:rFonts w:hint="eastAsia"/>
@@ -11411,7 +12798,6 @@
       <w:r>
         <w:t>mmv</w:t>
       </w:r>
-      <w:proofErr w:type="spellEnd"/>
       <w:r>
         <w:rPr>
           <w:rFonts w:hint="eastAsia"/>
@@ -11485,7 +12871,6 @@
                 <w:sz w:val="22"/>
               </w:rPr>
             </w:pPr>
-            <w:proofErr w:type="spellStart"/>
             <w:r>
               <w:rPr>
                 <w:rFonts w:ascii="Tahoma" w:eastAsia="微软雅黑" w:hAnsi="Tahoma" w:hint="eastAsia"/>
@@ -11494,7 +12879,6 @@
               </w:rPr>
               <w:t>Rmmv</w:t>
             </w:r>
-            <w:proofErr w:type="spellEnd"/>
             <w:r>
               <w:rPr>
                 <w:rFonts w:ascii="Tahoma" w:eastAsia="微软雅黑" w:hAnsi="Tahoma" w:hint="eastAsia"/>
@@ -11580,7 +12964,29 @@
               <w:spacing w:line="276" w:lineRule="auto"/>
               <w:jc w:val="left"/>
               <w:rPr>
-                <w:rFonts w:ascii="宋体" w:eastAsia="宋体" w:hAnsi="宋体" w:cs="宋体"/>
+                <w:rFonts w:ascii="Tahoma" w:eastAsia="微软雅黑" w:hAnsi="Tahoma"/>
+                <w:kern w:val="0"/>
+                <w:sz w:val="22"/>
+              </w:rPr>
+            </w:pPr>
+            <w:r>
+              <w:rPr>
+                <w:rFonts w:ascii="Tahoma" w:eastAsia="微软雅黑" w:hAnsi="Tahoma" w:hint="eastAsia"/>
+                <w:kern w:val="0"/>
+                <w:sz w:val="22"/>
+              </w:rPr>
+              <w:t>但显示进入窗口时，就闪退。</w:t>
+            </w:r>
+          </w:p>
+          <w:p>
+            <w:pPr>
+              <w:widowControl/>
+              <w:adjustRightInd w:val="0"/>
+              <w:snapToGrid w:val="0"/>
+              <w:spacing w:line="276" w:lineRule="auto"/>
+              <w:jc w:val="left"/>
+              <w:rPr>
+                <w:rFonts w:ascii="宋体" w:eastAsia="宋体" w:hAnsi="宋体" w:cs="宋体" w:hint="eastAsia"/>
                 <w:kern w:val="0"/>
                 <w:sz w:val="24"/>
                 <w:szCs w:val="24"/>
@@ -11588,17 +12994,13 @@
             </w:pPr>
             <w:r>
               <w:rPr>
-                <w:rFonts w:ascii="宋体" w:eastAsia="宋体" w:hAnsi="宋体" w:cs="宋体"/>
                 <w:noProof/>
-                <w:kern w:val="0"/>
-                <w:sz w:val="24"/>
-                <w:szCs w:val="24"/>
               </w:rPr>
               <w:drawing>
-                <wp:inline distT="0" distB="0" distL="0" distR="0" wp14:anchorId="6545F073" wp14:editId="3B1C16EE">
-                  <wp:extent cx="1859280" cy="1654683"/>
-                  <wp:effectExtent l="0" t="0" r="7620" b="3175"/>
-                  <wp:docPr id="29" name="图片 29"/>
+                <wp:inline distT="0" distB="0" distL="0" distR="0" wp14:anchorId="593338B1" wp14:editId="1BB291E2">
+                  <wp:extent cx="1648425" cy="1465674"/>
+                  <wp:effectExtent l="0" t="0" r="9525" b="1270"/>
+                  <wp:docPr id="1094411685" name="图片 5"/>
                   <wp:cNvGraphicFramePr>
                     <a:graphicFrameLocks xmlns:a="http://schemas.openxmlformats.org/drawingml/2006/main" noChangeAspect="1"/>
                   </wp:cNvGraphicFramePr>
@@ -11606,13 +13008,13 @@
                     <a:graphicData uri="http://schemas.openxmlformats.org/drawingml/2006/picture">
                       <pic:pic xmlns:pic="http://schemas.openxmlformats.org/drawingml/2006/picture">
                         <pic:nvPicPr>
-                          <pic:cNvPr id="0" name="Picture 1"/>
+                          <pic:cNvPr id="0" name="Picture 9"/>
                           <pic:cNvPicPr>
                             <a:picLocks noChangeAspect="1" noChangeArrowheads="1"/>
                           </pic:cNvPicPr>
                         </pic:nvPicPr>
                         <pic:blipFill>
-                          <a:blip r:embed="rId36" cstate="print">
+                          <a:blip r:embed="rId41" cstate="print">
                             <a:extLst>
                               <a:ext uri="{28A0092B-C50C-407E-A947-70E740481C1C}">
                                 <a14:useLocalDpi xmlns:a14="http://schemas.microsoft.com/office/drawing/2010/main" val="0"/>
@@ -11627,7 +13029,7 @@
                         <pic:spPr bwMode="auto">
                           <a:xfrm>
                             <a:off x="0" y="0"/>
-                            <a:ext cx="1873015" cy="1666907"/>
+                            <a:ext cx="1660355" cy="1476282"/>
                           </a:xfrm>
                           <a:prstGeom prst="rect">
                             <a:avLst/>
@@ -11643,56 +13045,21 @@
                 </wp:inline>
               </w:drawing>
             </w:r>
-          </w:p>
-          <w:p>
-            <w:pPr>
-              <w:widowControl/>
-              <w:adjustRightInd w:val="0"/>
-              <w:snapToGrid w:val="0"/>
-              <w:spacing w:line="276" w:lineRule="auto"/>
-              <w:jc w:val="left"/>
-              <w:rPr>
-                <w:rFonts w:ascii="Tahoma" w:eastAsia="微软雅黑" w:hAnsi="Tahoma"/>
-                <w:kern w:val="0"/>
-                <w:sz w:val="22"/>
-              </w:rPr>
-            </w:pPr>
-            <w:r>
-              <w:rPr>
-                <w:rFonts w:ascii="Tahoma" w:eastAsia="微软雅黑" w:hAnsi="Tahoma" w:hint="eastAsia"/>
-                <w:kern w:val="0"/>
-                <w:sz w:val="22"/>
-              </w:rPr>
-              <w:t>显示进入窗口时，就闪退。</w:t>
-            </w:r>
-          </w:p>
-          <w:p>
-            <w:pPr>
-              <w:widowControl/>
-              <w:adjustRightInd w:val="0"/>
-              <w:snapToGrid w:val="0"/>
-              <w:spacing w:line="276" w:lineRule="auto"/>
-              <w:jc w:val="left"/>
-              <w:rPr>
-                <w:rFonts w:ascii="宋体" w:eastAsia="宋体" w:hAnsi="宋体" w:cs="宋体"/>
-                <w:kern w:val="0"/>
-                <w:sz w:val="24"/>
-                <w:szCs w:val="24"/>
-              </w:rPr>
-            </w:pPr>
-            <w:r>
-              <w:rPr>
-                <w:rFonts w:ascii="宋体" w:eastAsia="宋体" w:hAnsi="宋体" w:cs="宋体"/>
+            <w:r>
+              <w:rPr>
                 <w:noProof/>
-                <w:kern w:val="0"/>
-                <w:sz w:val="24"/>
-                <w:szCs w:val="24"/>
+              </w:rPr>
+              <w:t xml:space="preserve"> </w:t>
+            </w:r>
+            <w:r>
+              <w:rPr>
+                <w:noProof/>
               </w:rPr>
               <w:drawing>
-                <wp:inline distT="0" distB="0" distL="0" distR="0" wp14:anchorId="0909B02A" wp14:editId="6A810292">
-                  <wp:extent cx="2659380" cy="1527879"/>
-                  <wp:effectExtent l="0" t="0" r="7620" b="0"/>
-                  <wp:docPr id="30" name="图片 30"/>
+                <wp:inline distT="0" distB="0" distL="0" distR="0" wp14:anchorId="79CAA1E3" wp14:editId="6F740B7A">
+                  <wp:extent cx="2625537" cy="1506855"/>
+                  <wp:effectExtent l="0" t="0" r="3810" b="0"/>
+                  <wp:docPr id="1700914896" name="图片 6"/>
                   <wp:cNvGraphicFramePr>
                     <a:graphicFrameLocks xmlns:a="http://schemas.openxmlformats.org/drawingml/2006/main" noChangeAspect="1"/>
                   </wp:cNvGraphicFramePr>
@@ -11700,13 +13067,13 @@
                     <a:graphicData uri="http://schemas.openxmlformats.org/drawingml/2006/picture">
                       <pic:pic xmlns:pic="http://schemas.openxmlformats.org/drawingml/2006/picture">
                         <pic:nvPicPr>
-                          <pic:cNvPr id="0" name="Picture 3"/>
+                          <pic:cNvPr id="0" name="Picture 11"/>
                           <pic:cNvPicPr>
                             <a:picLocks noChangeAspect="1" noChangeArrowheads="1"/>
                           </pic:cNvPicPr>
                         </pic:nvPicPr>
                         <pic:blipFill>
-                          <a:blip r:embed="rId37" cstate="print">
+                          <a:blip r:embed="rId42" cstate="print">
                             <a:extLst>
                               <a:ext uri="{28A0092B-C50C-407E-A947-70E740481C1C}">
                                 <a14:useLocalDpi xmlns:a14="http://schemas.microsoft.com/office/drawing/2010/main" val="0"/>
@@ -11721,7 +13088,7 @@
                         <pic:spPr bwMode="auto">
                           <a:xfrm>
                             <a:off x="0" y="0"/>
-                            <a:ext cx="2673168" cy="1535800"/>
+                            <a:ext cx="2645942" cy="1518566"/>
                           </a:xfrm>
                           <a:prstGeom prst="rect">
                             <a:avLst/>
@@ -12111,9 +13478,8 @@
           <w:p>
             <w:pPr>
               <w:widowControl/>
-              <w:adjustRightInd w:val="0"/>
-              <w:snapToGrid w:val="0"/>
-              <w:spacing w:line="276" w:lineRule="auto"/>
+              <w:snapToGrid w:val="0"/>
+              <w:spacing w:after="200"/>
               <w:jc w:val="left"/>
               <w:rPr>
                 <w:rFonts w:ascii="Tahoma" w:eastAsia="微软雅黑" w:hAnsi="Tahoma"/>
@@ -12165,6 +13531,28 @@
                 <w:kern w:val="0"/>
                 <w:sz w:val="22"/>
               </w:rPr>
+              <w:t>首先，尝试看看日志文件。</w:t>
+            </w:r>
+          </w:p>
+          <w:p>
+            <w:pPr>
+              <w:widowControl/>
+              <w:adjustRightInd w:val="0"/>
+              <w:snapToGrid w:val="0"/>
+              <w:spacing w:line="276" w:lineRule="auto"/>
+              <w:jc w:val="left"/>
+              <w:rPr>
+                <w:rFonts w:ascii="Tahoma" w:eastAsia="微软雅黑" w:hAnsi="Tahoma"/>
+                <w:kern w:val="0"/>
+                <w:sz w:val="22"/>
+              </w:rPr>
+            </w:pPr>
+            <w:r>
+              <w:rPr>
+                <w:rFonts w:ascii="Tahoma" w:eastAsia="微软雅黑" w:hAnsi="Tahoma" w:hint="eastAsia"/>
+                <w:kern w:val="0"/>
+                <w:sz w:val="22"/>
+              </w:rPr>
               <w:t>在</w:t>
             </w:r>
             <w:r>
@@ -12183,7 +13571,6 @@
               </w:rPr>
               <w:t>中找到</w:t>
             </w:r>
-            <w:proofErr w:type="spellStart"/>
             <w:r>
               <w:rPr>
                 <w:rFonts w:ascii="Tahoma" w:eastAsia="微软雅黑" w:hAnsi="Tahoma" w:hint="eastAsia"/>
@@ -12192,7 +13579,6 @@
               </w:rPr>
               <w:t>rmmv</w:t>
             </w:r>
-            <w:proofErr w:type="spellEnd"/>
             <w:r>
               <w:rPr>
                 <w:rFonts w:ascii="Tahoma" w:eastAsia="微软雅黑" w:hAnsi="Tahoma" w:hint="eastAsia"/>
@@ -12217,17 +13603,13 @@
             </w:pPr>
             <w:r>
               <w:rPr>
-                <w:rFonts w:ascii="宋体" w:eastAsia="宋体" w:hAnsi="宋体" w:cs="宋体"/>
                 <w:noProof/>
-                <w:kern w:val="0"/>
-                <w:sz w:val="24"/>
-                <w:szCs w:val="24"/>
               </w:rPr>
               <w:drawing>
-                <wp:inline distT="0" distB="0" distL="0" distR="0" wp14:anchorId="403C4473" wp14:editId="5D924688">
-                  <wp:extent cx="1754694" cy="1661160"/>
-                  <wp:effectExtent l="0" t="0" r="0" b="0"/>
-                  <wp:docPr id="14" name="图片 14"/>
+                <wp:inline distT="0" distB="0" distL="0" distR="0" wp14:anchorId="143A51AC" wp14:editId="5794C059">
+                  <wp:extent cx="3000375" cy="2840355"/>
+                  <wp:effectExtent l="0" t="0" r="9525" b="0"/>
+                  <wp:docPr id="917364335" name="图片 7"/>
                   <wp:cNvGraphicFramePr>
                     <a:graphicFrameLocks xmlns:a="http://schemas.openxmlformats.org/drawingml/2006/main" noChangeAspect="1"/>
                   </wp:cNvGraphicFramePr>
@@ -12235,13 +13617,13 @@
                     <a:graphicData uri="http://schemas.openxmlformats.org/drawingml/2006/picture">
                       <pic:pic xmlns:pic="http://schemas.openxmlformats.org/drawingml/2006/picture">
                         <pic:nvPicPr>
-                          <pic:cNvPr id="0" name="Picture 18"/>
+                          <pic:cNvPr id="0" name="Picture 13"/>
                           <pic:cNvPicPr>
                             <a:picLocks noChangeAspect="1" noChangeArrowheads="1"/>
                           </pic:cNvPicPr>
                         </pic:nvPicPr>
                         <pic:blipFill>
-                          <a:blip r:embed="rId38">
+                          <a:blip r:embed="rId43">
                             <a:extLst>
                               <a:ext uri="{28A0092B-C50C-407E-A947-70E740481C1C}">
                                 <a14:useLocalDpi xmlns:a14="http://schemas.microsoft.com/office/drawing/2010/main" val="0"/>
@@ -12256,7 +13638,7 @@
                         <pic:spPr bwMode="auto">
                           <a:xfrm>
                             <a:off x="0" y="0"/>
-                            <a:ext cx="1801915" cy="1705864"/>
+                            <a:ext cx="3009959" cy="2849428"/>
                           </a:xfrm>
                           <a:prstGeom prst="rect">
                             <a:avLst/>
@@ -12288,18 +13670,14 @@
             </w:pPr>
             <w:r>
               <w:rPr>
-                <w:rFonts w:ascii="宋体" w:eastAsia="宋体" w:hAnsi="宋体" w:cs="宋体"/>
                 <w:noProof/>
-                <w:kern w:val="0"/>
-                <w:sz w:val="24"/>
-                <w:szCs w:val="24"/>
               </w:rPr>
               <w:lastRenderedPageBreak/>
               <w:drawing>
-                <wp:inline distT="0" distB="0" distL="0" distR="0" wp14:anchorId="757D22A9" wp14:editId="03FA1DE0">
-                  <wp:extent cx="4372487" cy="1219200"/>
-                  <wp:effectExtent l="0" t="0" r="9525" b="0"/>
-                  <wp:docPr id="17" name="图片 17"/>
+                <wp:inline distT="0" distB="0" distL="0" distR="0" wp14:anchorId="27AEF789" wp14:editId="011ACD5B">
+                  <wp:extent cx="4429125" cy="1232860"/>
+                  <wp:effectExtent l="0" t="0" r="0" b="5715"/>
+                  <wp:docPr id="1724062066" name="图片 8"/>
                   <wp:cNvGraphicFramePr>
                     <a:graphicFrameLocks xmlns:a="http://schemas.openxmlformats.org/drawingml/2006/main" noChangeAspect="1"/>
                   </wp:cNvGraphicFramePr>
@@ -12307,13 +13685,13 @@
                     <a:graphicData uri="http://schemas.openxmlformats.org/drawingml/2006/picture">
                       <pic:pic xmlns:pic="http://schemas.openxmlformats.org/drawingml/2006/picture">
                         <pic:nvPicPr>
-                          <pic:cNvPr id="0" name="Picture 20"/>
+                          <pic:cNvPr id="0" name="Picture 15"/>
                           <pic:cNvPicPr>
                             <a:picLocks noChangeAspect="1" noChangeArrowheads="1"/>
                           </pic:cNvPicPr>
                         </pic:nvPicPr>
                         <pic:blipFill>
-                          <a:blip r:embed="rId39" cstate="print">
+                          <a:blip r:embed="rId44">
                             <a:extLst>
                               <a:ext uri="{28A0092B-C50C-407E-A947-70E740481C1C}">
                                 <a14:useLocalDpi xmlns:a14="http://schemas.microsoft.com/office/drawing/2010/main" val="0"/>
@@ -12328,7 +13706,7 @@
                         <pic:spPr bwMode="auto">
                           <a:xfrm>
                             <a:off x="0" y="0"/>
-                            <a:ext cx="4402934" cy="1227690"/>
+                            <a:ext cx="4450470" cy="1238802"/>
                           </a:xfrm>
                           <a:prstGeom prst="rect">
                             <a:avLst/>
@@ -12406,17 +13784,13 @@
             </w:pPr>
             <w:r>
               <w:rPr>
-                <w:rFonts w:ascii="宋体" w:eastAsia="宋体" w:hAnsi="宋体" w:cs="宋体"/>
                 <w:noProof/>
-                <w:kern w:val="0"/>
-                <w:sz w:val="24"/>
-                <w:szCs w:val="24"/>
               </w:rPr>
               <w:drawing>
-                <wp:inline distT="0" distB="0" distL="0" distR="0" wp14:anchorId="40E65EC6" wp14:editId="15F80EC9">
-                  <wp:extent cx="3802586" cy="1596390"/>
-                  <wp:effectExtent l="19050" t="19050" r="26670" b="22860"/>
-                  <wp:docPr id="18" name="图片 18"/>
+                <wp:inline distT="0" distB="0" distL="0" distR="0" wp14:anchorId="03EA1B3B" wp14:editId="5A855085">
+                  <wp:extent cx="4401560" cy="1847850"/>
+                  <wp:effectExtent l="19050" t="19050" r="18415" b="19050"/>
+                  <wp:docPr id="938131749" name="图片 9"/>
                   <wp:cNvGraphicFramePr>
                     <a:graphicFrameLocks xmlns:a="http://schemas.openxmlformats.org/drawingml/2006/main" noChangeAspect="1"/>
                   </wp:cNvGraphicFramePr>
@@ -12424,13 +13798,13 @@
                     <a:graphicData uri="http://schemas.openxmlformats.org/drawingml/2006/picture">
                       <pic:pic xmlns:pic="http://schemas.openxmlformats.org/drawingml/2006/picture">
                         <pic:nvPicPr>
-                          <pic:cNvPr id="0" name="Picture 22"/>
+                          <pic:cNvPr id="0" name="Picture 17"/>
                           <pic:cNvPicPr>
                             <a:picLocks noChangeAspect="1" noChangeArrowheads="1"/>
                           </pic:cNvPicPr>
                         </pic:nvPicPr>
                         <pic:blipFill>
-                          <a:blip r:embed="rId40">
+                          <a:blip r:embed="rId45">
                             <a:extLst>
                               <a:ext uri="{28A0092B-C50C-407E-A947-70E740481C1C}">
                                 <a14:useLocalDpi xmlns:a14="http://schemas.microsoft.com/office/drawing/2010/main" val="0"/>
@@ -12445,13 +13819,13 @@
                         <pic:spPr bwMode="auto">
                           <a:xfrm>
                             <a:off x="0" y="0"/>
-                            <a:ext cx="3825033" cy="1605814"/>
+                            <a:ext cx="4421704" cy="1856307"/>
                           </a:xfrm>
                           <a:prstGeom prst="rect">
                             <a:avLst/>
                           </a:prstGeom>
                           <a:noFill/>
-                          <a:ln w="12700">
+                          <a:ln w="9525">
                             <a:solidFill>
                               <a:schemeClr val="tx1"/>
                             </a:solidFill>
@@ -12492,64 +13866,88 @@
               <w:adjustRightInd w:val="0"/>
               <w:snapToGrid w:val="0"/>
               <w:spacing w:line="276" w:lineRule="auto"/>
-              <w:jc w:val="left"/>
-              <w:rPr>
-                <w:rFonts w:ascii="Tahoma" w:eastAsia="微软雅黑" w:hAnsi="Tahoma"/>
-                <w:kern w:val="0"/>
-                <w:sz w:val="22"/>
-              </w:rPr>
-            </w:pPr>
-            <w:r>
-              <w:rPr>
-                <w:rFonts w:ascii="Tahoma" w:eastAsia="微软雅黑" w:hAnsi="Tahoma"/>
-                <w:kern w:val="0"/>
-                <w:sz w:val="22"/>
-              </w:rPr>
-              <w:t>[0128/</w:t>
-            </w:r>
-            <w:proofErr w:type="gramStart"/>
-            <w:r>
-              <w:rPr>
-                <w:rFonts w:ascii="Tahoma" w:eastAsia="微软雅黑" w:hAnsi="Tahoma"/>
-                <w:kern w:val="0"/>
-                <w:sz w:val="22"/>
-              </w:rPr>
-              <w:t>185106:WARNING</w:t>
-            </w:r>
-            <w:proofErr w:type="gramEnd"/>
-            <w:r>
-              <w:rPr>
-                <w:rFonts w:ascii="Tahoma" w:eastAsia="微软雅黑" w:hAnsi="Tahoma"/>
-                <w:kern w:val="0"/>
-                <w:sz w:val="22"/>
-              </w:rPr>
-              <w:t xml:space="preserve">:resource_bundle.cc(286)] </w:t>
-            </w:r>
-            <w:proofErr w:type="spellStart"/>
-            <w:r>
-              <w:rPr>
-                <w:rFonts w:ascii="Tahoma" w:eastAsia="微软雅黑" w:hAnsi="Tahoma"/>
-                <w:kern w:val="0"/>
-                <w:sz w:val="22"/>
-              </w:rPr>
-              <w:t>locale_file_path.empty</w:t>
-            </w:r>
-            <w:proofErr w:type="spellEnd"/>
-            <w:r>
-              <w:rPr>
-                <w:rFonts w:ascii="Tahoma" w:eastAsia="微软雅黑" w:hAnsi="Tahoma"/>
-                <w:kern w:val="0"/>
-                <w:sz w:val="22"/>
-              </w:rPr>
-              <w:t>()</w:t>
-            </w:r>
-          </w:p>
-          <w:p>
-            <w:pPr>
-              <w:widowControl/>
-              <w:adjustRightInd w:val="0"/>
-              <w:snapToGrid w:val="0"/>
-              <w:spacing w:line="276" w:lineRule="auto"/>
+              <w:ind w:firstLineChars="100" w:firstLine="220"/>
+              <w:jc w:val="left"/>
+              <w:rPr>
+                <w:rFonts w:ascii="Tahoma" w:eastAsia="微软雅黑" w:hAnsi="Tahoma"/>
+                <w:kern w:val="0"/>
+                <w:sz w:val="22"/>
+              </w:rPr>
+            </w:pPr>
+            <w:r>
+              <w:rPr>
+                <w:rFonts w:ascii="Tahoma" w:eastAsia="微软雅黑" w:hAnsi="Tahoma"/>
+                <w:kern w:val="0"/>
+                <w:sz w:val="22"/>
+              </w:rPr>
+              <w:t>[0128/185106:WARNING:resource_bundle.cc(286)]</w:t>
+            </w:r>
+          </w:p>
+          <w:p>
+            <w:pPr>
+              <w:widowControl/>
+              <w:adjustRightInd w:val="0"/>
+              <w:snapToGrid w:val="0"/>
+              <w:spacing w:line="276" w:lineRule="auto"/>
+              <w:jc w:val="left"/>
+              <w:rPr>
+                <w:rFonts w:ascii="Tahoma" w:eastAsia="微软雅黑" w:hAnsi="Tahoma"/>
+                <w:kern w:val="0"/>
+                <w:sz w:val="22"/>
+              </w:rPr>
+            </w:pPr>
+            <w:r>
+              <w:rPr>
+                <w:rFonts w:ascii="Tahoma" w:eastAsia="微软雅黑" w:hAnsi="Tahoma"/>
+                <w:kern w:val="0"/>
+                <w:sz w:val="22"/>
+              </w:rPr>
+              <w:t xml:space="preserve"> </w:t>
+            </w:r>
+            <w:r>
+              <w:rPr>
+                <w:rFonts w:ascii="Tahoma" w:eastAsia="微软雅黑" w:hAnsi="Tahoma" w:hint="eastAsia"/>
+                <w:kern w:val="0"/>
+                <w:sz w:val="22"/>
+              </w:rPr>
+              <w:t xml:space="preserve"> </w:t>
+            </w:r>
+            <w:r>
+              <w:rPr>
+                <w:rFonts w:ascii="Tahoma" w:eastAsia="微软雅黑" w:hAnsi="Tahoma"/>
+                <w:kern w:val="0"/>
+                <w:sz w:val="22"/>
+              </w:rPr>
+              <w:t>locale_file_path.empty()</w:t>
+            </w:r>
+          </w:p>
+          <w:p>
+            <w:pPr>
+              <w:widowControl/>
+              <w:adjustRightInd w:val="0"/>
+              <w:snapToGrid w:val="0"/>
+              <w:spacing w:line="276" w:lineRule="auto"/>
+              <w:jc w:val="left"/>
+              <w:rPr>
+                <w:rFonts w:ascii="Tahoma" w:eastAsia="微软雅黑" w:hAnsi="Tahoma"/>
+                <w:kern w:val="0"/>
+                <w:sz w:val="22"/>
+              </w:rPr>
+            </w:pPr>
+            <w:r>
+              <w:rPr>
+                <w:rFonts w:ascii="Tahoma" w:eastAsia="微软雅黑" w:hAnsi="Tahoma" w:hint="eastAsia"/>
+                <w:kern w:val="0"/>
+                <w:sz w:val="22"/>
+              </w:rPr>
+              <w:t>文件路径空白。</w:t>
+            </w:r>
+          </w:p>
+          <w:p>
+            <w:pPr>
+              <w:widowControl/>
+              <w:snapToGrid w:val="0"/>
+              <w:spacing w:after="200"/>
               <w:jc w:val="left"/>
               <w:rPr>
                 <w:rFonts w:ascii="Tahoma" w:eastAsia="微软雅黑" w:hAnsi="Tahoma"/>
@@ -12562,10 +13960,10 @@
                 <w:noProof/>
               </w:rPr>
               <w:drawing>
-                <wp:inline distT="0" distB="0" distL="0" distR="0" wp14:anchorId="12560B0D" wp14:editId="09F2A919">
-                  <wp:extent cx="3780790" cy="2983301"/>
-                  <wp:effectExtent l="0" t="0" r="0" b="7620"/>
-                  <wp:docPr id="21" name="图片 21"/>
+                <wp:inline distT="0" distB="0" distL="0" distR="0" wp14:anchorId="0CA60809" wp14:editId="11C9A5C1">
+                  <wp:extent cx="4420235" cy="3487867"/>
+                  <wp:effectExtent l="19050" t="19050" r="18415" b="17780"/>
+                  <wp:docPr id="646771872" name="图片 10"/>
                   <wp:cNvGraphicFramePr>
                     <a:graphicFrameLocks xmlns:a="http://schemas.openxmlformats.org/drawingml/2006/main" noChangeAspect="1"/>
                   </wp:cNvGraphicFramePr>
@@ -12573,23 +13971,38 @@
                     <a:graphicData uri="http://schemas.openxmlformats.org/drawingml/2006/picture">
                       <pic:pic xmlns:pic="http://schemas.openxmlformats.org/drawingml/2006/picture">
                         <pic:nvPicPr>
-                          <pic:cNvPr id="1" name=""/>
-                          <pic:cNvPicPr/>
+                          <pic:cNvPr id="0" name="Picture 19"/>
+                          <pic:cNvPicPr>
+                            <a:picLocks noChangeAspect="1" noChangeArrowheads="1"/>
+                          </pic:cNvPicPr>
                         </pic:nvPicPr>
                         <pic:blipFill>
-                          <a:blip r:embed="rId41"/>
+                          <a:blip r:embed="rId46" cstate="print">
+                            <a:extLst>
+                              <a:ext uri="{28A0092B-C50C-407E-A947-70E740481C1C}">
+                                <a14:useLocalDpi xmlns:a14="http://schemas.microsoft.com/office/drawing/2010/main" val="0"/>
+                              </a:ext>
+                            </a:extLst>
+                          </a:blip>
+                          <a:srcRect/>
                           <a:stretch>
                             <a:fillRect/>
                           </a:stretch>
                         </pic:blipFill>
-                        <pic:spPr>
+                        <pic:spPr bwMode="auto">
                           <a:xfrm>
                             <a:off x="0" y="0"/>
-                            <a:ext cx="3787228" cy="2988381"/>
+                            <a:ext cx="4441261" cy="3504458"/>
                           </a:xfrm>
                           <a:prstGeom prst="rect">
                             <a:avLst/>
                           </a:prstGeom>
+                          <a:noFill/>
+                          <a:ln w="9525">
+                            <a:solidFill>
+                              <a:schemeClr val="tx1"/>
+                            </a:solidFill>
+                          </a:ln>
                         </pic:spPr>
                       </pic:pic>
                     </a:graphicData>
@@ -12601,6 +14014,28 @@
           <w:p>
             <w:pPr>
               <w:widowControl/>
+              <w:adjustRightInd w:val="0"/>
+              <w:snapToGrid w:val="0"/>
+              <w:spacing w:line="276" w:lineRule="auto"/>
+              <w:jc w:val="left"/>
+              <w:rPr>
+                <w:rFonts w:ascii="Tahoma" w:eastAsia="微软雅黑" w:hAnsi="Tahoma"/>
+                <w:kern w:val="0"/>
+                <w:sz w:val="22"/>
+              </w:rPr>
+            </w:pPr>
+            <w:r>
+              <w:rPr>
+                <w:rFonts w:ascii="Tahoma" w:eastAsia="微软雅黑" w:hAnsi="Tahoma" w:hint="eastAsia"/>
+                <w:kern w:val="0"/>
+                <w:sz w:val="22"/>
+              </w:rPr>
+              <w:t>上网查了一下这个错误，</w:t>
+            </w:r>
+          </w:p>
+          <w:p>
+            <w:pPr>
+              <w:widowControl/>
               <w:snapToGrid w:val="0"/>
               <w:spacing w:after="200"/>
               <w:jc w:val="left"/>
@@ -12616,33 +14051,15 @@
                 <w:kern w:val="0"/>
                 <w:sz w:val="22"/>
               </w:rPr>
-              <w:t>上网查了一下这个错误，说的是与</w:t>
-            </w:r>
-            <w:r>
-              <w:rPr>
-                <w:rFonts w:ascii="Tahoma" w:eastAsia="微软雅黑" w:hAnsi="Tahoma" w:hint="eastAsia"/>
-                <w:kern w:val="0"/>
-                <w:sz w:val="22"/>
-              </w:rPr>
-              <w:t xml:space="preserve"> </w:t>
-            </w:r>
-            <w:proofErr w:type="spellStart"/>
-            <w:r>
-              <w:rPr>
-                <w:rFonts w:ascii="Tahoma" w:eastAsia="微软雅黑" w:hAnsi="Tahoma" w:hint="eastAsia"/>
-                <w:kern w:val="0"/>
-                <w:sz w:val="22"/>
-              </w:rPr>
-              <w:t>openGL</w:t>
-            </w:r>
-            <w:proofErr w:type="spellEnd"/>
-            <w:r>
-              <w:rPr>
-                <w:rFonts w:ascii="Tahoma" w:eastAsia="微软雅黑" w:hAnsi="Tahoma" w:hint="eastAsia"/>
-                <w:kern w:val="0"/>
-                <w:sz w:val="22"/>
-              </w:rPr>
-              <w:t xml:space="preserve"> </w:t>
+              <w:t>说的是与</w:t>
+            </w:r>
+            <w:r>
+              <w:rPr>
+                <w:rFonts w:ascii="Tahoma" w:eastAsia="微软雅黑" w:hAnsi="Tahoma" w:hint="eastAsia"/>
+                <w:kern w:val="0"/>
+                <w:sz w:val="22"/>
+              </w:rPr>
+              <w:t xml:space="preserve"> openGL </w:t>
             </w:r>
             <w:r>
               <w:rPr>
@@ -12771,7 +14188,6 @@
               </w:rPr>
               <w:t>右键点击</w:t>
             </w:r>
-            <w:proofErr w:type="gramStart"/>
             <w:r>
               <w:rPr>
                 <w:rFonts w:ascii="Tahoma" w:eastAsia="微软雅黑" w:hAnsi="Tahoma"/>
@@ -12780,7 +14196,6 @@
               </w:rPr>
               <w:t>”</w:t>
             </w:r>
-            <w:proofErr w:type="gramEnd"/>
             <w:r>
               <w:rPr>
                 <w:rFonts w:ascii="Tahoma" w:eastAsia="微软雅黑" w:hAnsi="Tahoma" w:hint="eastAsia"/>
@@ -12789,7 +14204,6 @@
               </w:rPr>
               <w:t>此电脑</w:t>
             </w:r>
-            <w:proofErr w:type="gramStart"/>
             <w:r>
               <w:rPr>
                 <w:rFonts w:ascii="Tahoma" w:eastAsia="微软雅黑" w:hAnsi="Tahoma"/>
@@ -12798,7 +14212,6 @@
               </w:rPr>
               <w:t>”</w:t>
             </w:r>
-            <w:proofErr w:type="gramEnd"/>
             <w:r>
               <w:rPr>
                 <w:rFonts w:ascii="Tahoma" w:eastAsia="微软雅黑" w:hAnsi="Tahoma" w:hint="eastAsia"/>
@@ -12823,7 +14236,6 @@
               </w:rPr>
               <w:t>点击</w:t>
             </w:r>
-            <w:proofErr w:type="gramStart"/>
             <w:r>
               <w:rPr>
                 <w:rFonts w:ascii="Tahoma" w:eastAsia="微软雅黑" w:hAnsi="Tahoma"/>
@@ -12832,7 +14244,6 @@
               </w:rPr>
               <w:t>”</w:t>
             </w:r>
-            <w:proofErr w:type="gramEnd"/>
             <w:r>
               <w:rPr>
                 <w:rFonts w:ascii="Tahoma" w:eastAsia="微软雅黑" w:hAnsi="Tahoma" w:hint="eastAsia"/>
@@ -12841,7 +14252,78 @@
               </w:rPr>
               <w:t>管理</w:t>
             </w:r>
-            <w:proofErr w:type="gramStart"/>
+            <w:r>
+              <w:rPr>
+                <w:rFonts w:ascii="Tahoma" w:eastAsia="微软雅黑" w:hAnsi="Tahoma"/>
+                <w:kern w:val="0"/>
+                <w:sz w:val="22"/>
+              </w:rPr>
+              <w:t xml:space="preserve">” &gt; </w:t>
+            </w:r>
+            <w:r>
+              <w:rPr>
+                <w:rFonts w:ascii="Tahoma" w:eastAsia="微软雅黑" w:hAnsi="Tahoma" w:hint="eastAsia"/>
+                <w:kern w:val="0"/>
+                <w:sz w:val="22"/>
+              </w:rPr>
+              <w:t>进入设备管理器</w:t>
+            </w:r>
+            <w:r>
+              <w:rPr>
+                <w:rFonts w:ascii="Tahoma" w:eastAsia="微软雅黑" w:hAnsi="Tahoma" w:hint="eastAsia"/>
+                <w:kern w:val="0"/>
+                <w:sz w:val="22"/>
+              </w:rPr>
+              <w:t xml:space="preserve"> </w:t>
+            </w:r>
+            <w:r>
+              <w:rPr>
+                <w:rFonts w:ascii="Tahoma" w:eastAsia="微软雅黑" w:hAnsi="Tahoma"/>
+                <w:kern w:val="0"/>
+                <w:sz w:val="22"/>
+              </w:rPr>
+              <w:t xml:space="preserve">&gt; </w:t>
+            </w:r>
+            <w:r>
+              <w:rPr>
+                <w:rFonts w:ascii="Tahoma" w:eastAsia="微软雅黑" w:hAnsi="Tahoma" w:hint="eastAsia"/>
+                <w:kern w:val="0"/>
+                <w:sz w:val="22"/>
+              </w:rPr>
+              <w:t>展开“显示适配器”</w:t>
+            </w:r>
+            <w:r>
+              <w:rPr>
+                <w:rFonts w:ascii="Tahoma" w:eastAsia="微软雅黑" w:hAnsi="Tahoma" w:hint="eastAsia"/>
+                <w:kern w:val="0"/>
+                <w:sz w:val="22"/>
+              </w:rPr>
+              <w:t xml:space="preserve"> </w:t>
+            </w:r>
+            <w:r>
+              <w:rPr>
+                <w:rFonts w:ascii="Tahoma" w:eastAsia="微软雅黑" w:hAnsi="Tahoma"/>
+                <w:kern w:val="0"/>
+                <w:sz w:val="22"/>
+              </w:rPr>
+              <w:t xml:space="preserve">&gt; </w:t>
+            </w:r>
+            <w:r>
+              <w:rPr>
+                <w:rFonts w:ascii="Tahoma" w:eastAsia="微软雅黑" w:hAnsi="Tahoma" w:hint="eastAsia"/>
+                <w:kern w:val="0"/>
+                <w:sz w:val="22"/>
+              </w:rPr>
+              <w:t>右键</w:t>
+            </w:r>
+            <w:r>
+              <w:rPr>
+                <w:rFonts w:ascii="Tahoma" w:eastAsia="微软雅黑" w:hAnsi="Tahoma" w:hint="eastAsia"/>
+                <w:kern w:val="0"/>
+                <w:sz w:val="22"/>
+              </w:rPr>
+              <w:t xml:space="preserve"> </w:t>
+            </w:r>
             <w:r>
               <w:rPr>
                 <w:rFonts w:ascii="Tahoma" w:eastAsia="微软雅黑" w:hAnsi="Tahoma"/>
@@ -12850,80 +14332,14 @@
               </w:rPr>
               <w:t>”</w:t>
             </w:r>
-            <w:proofErr w:type="gramEnd"/>
-            <w:r>
-              <w:rPr>
-                <w:rFonts w:ascii="Tahoma" w:eastAsia="微软雅黑" w:hAnsi="Tahoma"/>
-                <w:kern w:val="0"/>
-                <w:sz w:val="22"/>
-              </w:rPr>
-              <w:t xml:space="preserve"> &gt; </w:t>
-            </w:r>
-            <w:r>
-              <w:rPr>
-                <w:rFonts w:ascii="Tahoma" w:eastAsia="微软雅黑" w:hAnsi="Tahoma" w:hint="eastAsia"/>
-                <w:kern w:val="0"/>
-                <w:sz w:val="22"/>
-              </w:rPr>
-              <w:t>进入设备管理器</w:t>
-            </w:r>
-            <w:r>
-              <w:rPr>
-                <w:rFonts w:ascii="Tahoma" w:eastAsia="微软雅黑" w:hAnsi="Tahoma" w:hint="eastAsia"/>
-                <w:kern w:val="0"/>
-                <w:sz w:val="22"/>
-              </w:rPr>
-              <w:t xml:space="preserve"> </w:t>
-            </w:r>
-            <w:r>
-              <w:rPr>
-                <w:rFonts w:ascii="Tahoma" w:eastAsia="微软雅黑" w:hAnsi="Tahoma"/>
-                <w:kern w:val="0"/>
-                <w:sz w:val="22"/>
-              </w:rPr>
-              <w:t xml:space="preserve">&gt; </w:t>
-            </w:r>
-            <w:r>
-              <w:rPr>
-                <w:rFonts w:ascii="Tahoma" w:eastAsia="微软雅黑" w:hAnsi="Tahoma" w:hint="eastAsia"/>
-                <w:kern w:val="0"/>
-                <w:sz w:val="22"/>
-              </w:rPr>
-              <w:t>展开“显示适配器”</w:t>
-            </w:r>
-            <w:r>
-              <w:rPr>
-                <w:rFonts w:ascii="Tahoma" w:eastAsia="微软雅黑" w:hAnsi="Tahoma" w:hint="eastAsia"/>
-                <w:kern w:val="0"/>
-                <w:sz w:val="22"/>
-              </w:rPr>
-              <w:t xml:space="preserve"> </w:t>
-            </w:r>
-            <w:r>
-              <w:rPr>
-                <w:rFonts w:ascii="Tahoma" w:eastAsia="微软雅黑" w:hAnsi="Tahoma"/>
-                <w:kern w:val="0"/>
-                <w:sz w:val="22"/>
-              </w:rPr>
-              <w:t xml:space="preserve">&gt; </w:t>
-            </w:r>
-            <w:r>
-              <w:rPr>
-                <w:rFonts w:ascii="Tahoma" w:eastAsia="微软雅黑" w:hAnsi="Tahoma" w:hint="eastAsia"/>
-                <w:kern w:val="0"/>
-                <w:sz w:val="22"/>
-              </w:rPr>
-              <w:t>右键</w:t>
-            </w:r>
-            <w:r>
-              <w:rPr>
-                <w:rFonts w:ascii="Tahoma" w:eastAsia="微软雅黑" w:hAnsi="Tahoma" w:hint="eastAsia"/>
-                <w:kern w:val="0"/>
-                <w:sz w:val="22"/>
-              </w:rPr>
-              <w:t xml:space="preserve"> </w:t>
-            </w:r>
-            <w:proofErr w:type="gramStart"/>
+            <w:r>
+              <w:rPr>
+                <w:rFonts w:ascii="Tahoma" w:eastAsia="微软雅黑" w:hAnsi="Tahoma" w:hint="eastAsia"/>
+                <w:kern w:val="0"/>
+                <w:sz w:val="22"/>
+              </w:rPr>
+              <w:t>更新驱动程序</w:t>
+            </w:r>
             <w:r>
               <w:rPr>
                 <w:rFonts w:ascii="Tahoma" w:eastAsia="微软雅黑" w:hAnsi="Tahoma"/>
@@ -12932,33 +14348,16 @@
               </w:rPr>
               <w:t>”</w:t>
             </w:r>
-            <w:proofErr w:type="gramEnd"/>
-            <w:r>
-              <w:rPr>
-                <w:rFonts w:ascii="Tahoma" w:eastAsia="微软雅黑" w:hAnsi="Tahoma" w:hint="eastAsia"/>
-                <w:kern w:val="0"/>
-                <w:sz w:val="22"/>
-              </w:rPr>
-              <w:t>更新驱动程序</w:t>
-            </w:r>
-            <w:r>
-              <w:rPr>
-                <w:rFonts w:ascii="Tahoma" w:eastAsia="微软雅黑" w:hAnsi="Tahoma"/>
-                <w:kern w:val="0"/>
-                <w:sz w:val="22"/>
-              </w:rPr>
-              <w:t>”</w:t>
-            </w:r>
-          </w:p>
-          <w:p>
-            <w:pPr>
-              <w:widowControl/>
-              <w:adjustRightInd w:val="0"/>
-              <w:snapToGrid w:val="0"/>
-              <w:spacing w:line="276" w:lineRule="auto"/>
-              <w:jc w:val="left"/>
-              <w:rPr>
-                <w:rFonts w:ascii="宋体" w:eastAsia="宋体" w:hAnsi="宋体" w:cs="宋体"/>
+          </w:p>
+          <w:p>
+            <w:pPr>
+              <w:widowControl/>
+              <w:adjustRightInd w:val="0"/>
+              <w:snapToGrid w:val="0"/>
+              <w:spacing w:line="276" w:lineRule="auto"/>
+              <w:jc w:val="left"/>
+              <w:rPr>
+                <w:rFonts w:ascii="宋体" w:eastAsia="宋体" w:hAnsi="宋体" w:cs="宋体" w:hint="eastAsia"/>
                 <w:kern w:val="0"/>
                 <w:sz w:val="24"/>
                 <w:szCs w:val="24"/>
@@ -12966,18 +14365,13 @@
             </w:pPr>
             <w:r>
               <w:rPr>
-                <w:rFonts w:ascii="宋体" w:eastAsia="宋体" w:hAnsi="宋体" w:cs="宋体"/>
                 <w:noProof/>
-                <w:kern w:val="0"/>
-                <w:sz w:val="24"/>
-                <w:szCs w:val="24"/>
-              </w:rPr>
-              <w:lastRenderedPageBreak/>
+              </w:rPr>
               <w:drawing>
-                <wp:inline distT="0" distB="0" distL="0" distR="0" wp14:anchorId="0B3A26D0" wp14:editId="50EFBA26">
-                  <wp:extent cx="2461260" cy="1920323"/>
-                  <wp:effectExtent l="0" t="0" r="0" b="3810"/>
-                  <wp:docPr id="32" name="图片 32"/>
+                <wp:inline distT="0" distB="0" distL="0" distR="0" wp14:anchorId="1D1564AD" wp14:editId="0DF9F2BD">
+                  <wp:extent cx="2800350" cy="2185170"/>
+                  <wp:effectExtent l="0" t="0" r="0" b="5715"/>
+                  <wp:docPr id="1364349102" name="图片 11"/>
                   <wp:cNvGraphicFramePr>
                     <a:graphicFrameLocks xmlns:a="http://schemas.openxmlformats.org/drawingml/2006/main" noChangeAspect="1"/>
                   </wp:cNvGraphicFramePr>
@@ -12985,7 +14379,7 @@
                     <a:graphicData uri="http://schemas.openxmlformats.org/drawingml/2006/picture">
                       <pic:pic xmlns:pic="http://schemas.openxmlformats.org/drawingml/2006/picture">
                         <pic:nvPicPr>
-                          <pic:cNvPr id="0" name="Picture 5"/>
+                          <pic:cNvPr id="0" name="Picture 21"/>
                           <pic:cNvPicPr>
                             <a:picLocks noChangeAspect="1" noChangeArrowheads="1"/>
                           </pic:cNvPicPr>
@@ -13006,7 +14400,7 @@
                         <pic:spPr bwMode="auto">
                           <a:xfrm>
                             <a:off x="0" y="0"/>
-                            <a:ext cx="2475963" cy="1931794"/>
+                            <a:ext cx="2802005" cy="2186461"/>
                           </a:xfrm>
                           <a:prstGeom prst="rect">
                             <a:avLst/>
@@ -13031,7 +14425,7 @@
               <w:spacing w:line="276" w:lineRule="auto"/>
               <w:jc w:val="left"/>
               <w:rPr>
-                <w:rFonts w:ascii="宋体" w:eastAsia="宋体" w:hAnsi="宋体" w:cs="宋体"/>
+                <w:rFonts w:ascii="宋体" w:eastAsia="宋体" w:hAnsi="宋体" w:cs="宋体" w:hint="eastAsia"/>
                 <w:kern w:val="0"/>
                 <w:sz w:val="24"/>
                 <w:szCs w:val="24"/>
@@ -13039,17 +14433,13 @@
             </w:pPr>
             <w:r>
               <w:rPr>
-                <w:rFonts w:ascii="宋体" w:eastAsia="宋体" w:hAnsi="宋体" w:cs="宋体"/>
                 <w:noProof/>
-                <w:kern w:val="0"/>
-                <w:sz w:val="24"/>
-                <w:szCs w:val="24"/>
               </w:rPr>
               <w:drawing>
-                <wp:inline distT="0" distB="0" distL="0" distR="0" wp14:anchorId="17C533AD" wp14:editId="035C2E98">
-                  <wp:extent cx="3093720" cy="2439763"/>
-                  <wp:effectExtent l="19050" t="19050" r="11430" b="17780"/>
-                  <wp:docPr id="33" name="图片 33"/>
+                <wp:inline distT="0" distB="0" distL="0" distR="0" wp14:anchorId="0524A8E6" wp14:editId="09957E5B">
+                  <wp:extent cx="2800350" cy="2208406"/>
+                  <wp:effectExtent l="19050" t="19050" r="19050" b="20955"/>
+                  <wp:docPr id="260020534" name="图片 12"/>
                   <wp:cNvGraphicFramePr>
                     <a:graphicFrameLocks xmlns:a="http://schemas.openxmlformats.org/drawingml/2006/main" noChangeAspect="1"/>
                   </wp:cNvGraphicFramePr>
@@ -13057,7 +14447,7 @@
                     <a:graphicData uri="http://schemas.openxmlformats.org/drawingml/2006/picture">
                       <pic:pic xmlns:pic="http://schemas.openxmlformats.org/drawingml/2006/picture">
                         <pic:nvPicPr>
-                          <pic:cNvPr id="0" name="Picture 7"/>
+                          <pic:cNvPr id="0" name="Picture 23"/>
                           <pic:cNvPicPr>
                             <a:picLocks noChangeAspect="1" noChangeArrowheads="1"/>
                           </pic:cNvPicPr>
@@ -13078,13 +14468,13 @@
                         <pic:spPr bwMode="auto">
                           <a:xfrm>
                             <a:off x="0" y="0"/>
-                            <a:ext cx="3103352" cy="2447359"/>
+                            <a:ext cx="2807857" cy="2214326"/>
                           </a:xfrm>
                           <a:prstGeom prst="rect">
                             <a:avLst/>
                           </a:prstGeom>
                           <a:noFill/>
-                          <a:ln w="12700">
+                          <a:ln w="9525">
                             <a:solidFill>
                               <a:schemeClr val="tx1"/>
                             </a:solidFill>
@@ -13112,17 +14502,13 @@
             </w:pPr>
             <w:r>
               <w:rPr>
-                <w:rFonts w:ascii="宋体" w:eastAsia="宋体" w:hAnsi="宋体" w:cs="宋体"/>
                 <w:noProof/>
-                <w:kern w:val="0"/>
-                <w:sz w:val="24"/>
-                <w:szCs w:val="24"/>
               </w:rPr>
               <w:drawing>
-                <wp:inline distT="0" distB="0" distL="0" distR="0" wp14:anchorId="02744049" wp14:editId="40D2D370">
-                  <wp:extent cx="3848100" cy="1750208"/>
-                  <wp:effectExtent l="19050" t="19050" r="19050" b="21590"/>
-                  <wp:docPr id="34" name="图片 34"/>
+                <wp:inline distT="0" distB="0" distL="0" distR="0" wp14:anchorId="2059059A" wp14:editId="431A0C45">
+                  <wp:extent cx="3867150" cy="1763183"/>
+                  <wp:effectExtent l="19050" t="19050" r="19050" b="27940"/>
+                  <wp:docPr id="1095602807" name="图片 13"/>
                   <wp:cNvGraphicFramePr>
                     <a:graphicFrameLocks xmlns:a="http://schemas.openxmlformats.org/drawingml/2006/main" noChangeAspect="1"/>
                   </wp:cNvGraphicFramePr>
@@ -13130,7 +14516,7 @@
                     <a:graphicData uri="http://schemas.openxmlformats.org/drawingml/2006/picture">
                       <pic:pic xmlns:pic="http://schemas.openxmlformats.org/drawingml/2006/picture">
                         <pic:nvPicPr>
-                          <pic:cNvPr id="0" name="Picture 26"/>
+                          <pic:cNvPr id="0" name="Picture 25"/>
                           <pic:cNvPicPr>
                             <a:picLocks noChangeAspect="1" noChangeArrowheads="1"/>
                           </pic:cNvPicPr>
@@ -13151,13 +14537,13 @@
                         <pic:spPr bwMode="auto">
                           <a:xfrm>
                             <a:off x="0" y="0"/>
-                            <a:ext cx="3868393" cy="1759438"/>
+                            <a:ext cx="3877636" cy="1767964"/>
                           </a:xfrm>
                           <a:prstGeom prst="rect">
                             <a:avLst/>
                           </a:prstGeom>
                           <a:noFill/>
-                          <a:ln w="12700">
+                          <a:ln w="9525">
                             <a:solidFill>
                               <a:schemeClr val="tx1"/>
                             </a:solidFill>
@@ -13178,7 +14564,7 @@
               <w:spacing w:line="276" w:lineRule="auto"/>
               <w:jc w:val="left"/>
               <w:rPr>
-                <w:rFonts w:ascii="宋体" w:eastAsia="宋体" w:hAnsi="宋体" w:cs="宋体"/>
+                <w:rFonts w:ascii="宋体" w:eastAsia="宋体" w:hAnsi="宋体" w:cs="宋体" w:hint="eastAsia"/>
                 <w:kern w:val="0"/>
                 <w:sz w:val="24"/>
                 <w:szCs w:val="24"/>
@@ -13467,7 +14853,7 @@
               </w:rPr>
               <w:t>问题参考链接：</w:t>
             </w:r>
-            <w:hyperlink r:id="rId42" w:history="1">
+            <w:hyperlink r:id="rId47" w:history="1">
               <w:r>
                 <w:rPr>
                   <w:rStyle w:val="a4"/>
@@ -13492,7 +14878,7 @@
               <w:widowControl/>
               <w:jc w:val="left"/>
               <w:rPr>
-                <w:rFonts w:ascii="宋体" w:eastAsia="宋体" w:hAnsi="宋体" w:cs="宋体"/>
+                <w:rFonts w:ascii="宋体" w:eastAsia="宋体" w:hAnsi="宋体" w:cs="宋体" w:hint="eastAsia"/>
                 <w:kern w:val="0"/>
                 <w:sz w:val="24"/>
                 <w:szCs w:val="24"/>
@@ -13500,18 +14886,13 @@
             </w:pPr>
             <w:r>
               <w:rPr>
-                <w:rFonts w:ascii="宋体" w:eastAsia="宋体" w:hAnsi="宋体" w:cs="宋体"/>
                 <w:noProof/>
-                <w:kern w:val="0"/>
-                <w:sz w:val="24"/>
-                <w:szCs w:val="24"/>
-              </w:rPr>
-              <w:lastRenderedPageBreak/>
+              </w:rPr>
               <w:drawing>
-                <wp:inline distT="0" distB="0" distL="0" distR="0" wp14:anchorId="51EE51F3" wp14:editId="5687A1A9">
-                  <wp:extent cx="4264337" cy="1882140"/>
-                  <wp:effectExtent l="0" t="0" r="3175" b="3810"/>
-                  <wp:docPr id="26" name="图片 26"/>
+                <wp:inline distT="0" distB="0" distL="0" distR="0" wp14:anchorId="284F7449" wp14:editId="08D8B32C">
+                  <wp:extent cx="3797935" cy="1681773"/>
+                  <wp:effectExtent l="0" t="0" r="0" b="0"/>
+                  <wp:docPr id="2084847192" name="图片 14"/>
                   <wp:cNvGraphicFramePr>
                     <a:graphicFrameLocks xmlns:a="http://schemas.openxmlformats.org/drawingml/2006/main" noChangeAspect="1"/>
                   </wp:cNvGraphicFramePr>
@@ -13519,13 +14900,13 @@
                     <a:graphicData uri="http://schemas.openxmlformats.org/drawingml/2006/picture">
                       <pic:pic xmlns:pic="http://schemas.openxmlformats.org/drawingml/2006/picture">
                         <pic:nvPicPr>
-                          <pic:cNvPr id="0" name="Picture 33"/>
+                          <pic:cNvPr id="0" name="Picture 27"/>
                           <pic:cNvPicPr>
                             <a:picLocks noChangeAspect="1" noChangeArrowheads="1"/>
                           </pic:cNvPicPr>
                         </pic:nvPicPr>
                         <pic:blipFill>
-                          <a:blip r:embed="rId43" cstate="print">
+                          <a:blip r:embed="rId48" cstate="print">
                             <a:extLst>
                               <a:ext uri="{28A0092B-C50C-407E-A947-70E740481C1C}">
                                 <a14:useLocalDpi xmlns:a14="http://schemas.microsoft.com/office/drawing/2010/main" val="0"/>
@@ -13540,7 +14921,7 @@
                         <pic:spPr bwMode="auto">
                           <a:xfrm>
                             <a:off x="0" y="0"/>
-                            <a:ext cx="4288458" cy="1892786"/>
+                            <a:ext cx="3801095" cy="1683172"/>
                           </a:xfrm>
                           <a:prstGeom prst="rect">
                             <a:avLst/>
@@ -13666,7 +15047,7 @@
       </w:pPr>
     </w:p>
     <w:sectPr>
-      <w:headerReference w:type="default" r:id="rId44"/>
+      <w:headerReference w:type="default" r:id="rId49"/>
       <w:pgSz w:w="11906" w:h="16838"/>
       <w:pgMar w:top="1440" w:right="1800" w:bottom="1440" w:left="1800" w:header="851" w:footer="992" w:gutter="0"/>
       <w:cols w:space="425"/>
@@ -13677,9 +15058,14 @@
 </file>
 
 <file path=word/endnotes.xml><?xml version="1.0" encoding="utf-8"?>
-<w:endnotes xmlns:wpc="http://schemas.microsoft.com/office/word/2010/wordprocessingCanvas" xmlns:cx="http://schemas.microsoft.com/office/drawing/2014/chartex" xmlns:cx1="http://schemas.microsoft.com/office/drawing/2015/9/8/chartex" xmlns:cx2="http://schemas.microsoft.com/office/drawing/2015/10/21/chartex" xmlns:cx3="http://schemas.microsoft.com/office/drawing/2016/5/9/chartex" xmlns:cx4="http://schemas.microsoft.com/office/drawing/2016/5/10/chartex" xmlns:cx5="http://schemas.microsoft.com/office/drawing/2016/5/11/chartex" xmlns:cx6="http://schemas.microsoft.com/office/drawing/2016/5/12/chartex" xmlns:cx7="http://schemas.microsoft.com/office/drawing/2016/5/13/chartex" xmlns:cx8="http://schemas.microsoft.com/office/drawing/2016/5/14/chartex" xmlns:mc="http://schemas.openxmlformats.org/markup-compatibility/2006" xmlns:aink="http://schemas.microsoft.com/office/drawing/2016/ink" xmlns:am3d="http://schemas.microsoft.com/office/drawing/2017/model3d" xmlns:o="urn:schemas-microsoft-com:office:office" xmlns:oel="http://schemas.microsoft.com/office/2019/extlst" xmlns:r="http://schemas.openxmlformats.org/officeDocument/2006/relationships" xmlns:m="http://schemas.openxmlformats.org/officeDocument/2006/math" xmlns:v="urn:schemas-microsoft-com:vml" xmlns:wp14="http://schemas.microsoft.com/office/word/2010/wordprocessingDrawing" xmlns:wp="http://schemas.openxmlformats.org/drawingml/2006/wordprocessingDrawing" xmlns:w10="urn:schemas-microsoft-com:office:word" xmlns:w="http://schemas.openxmlformats.org/wordprocessingml/2006/main" xmlns:w14="http://schemas.microsoft.com/office/word/2010/wordml" xmlns:w15="http://schemas.microsoft.com/office/word/2012/wordml" xmlns:w16cex="http://schemas.microsoft.com/office/word/2018/wordml/cex" xmlns:w16cid="http://schemas.microsoft.com/office/word/2016/wordml/cid" xmlns:w16="http://schemas.microsoft.com/office/word/2018/wordml" xmlns:w16sdtdh="http://schemas.microsoft.com/office/word/2020/wordml/sdtdatahash" xmlns:w16se="http://schemas.microsoft.com/office/word/2015/wordml/symex" xmlns:wpg="http://schemas.microsoft.com/office/word/2010/wordprocessingGroup" xmlns:wpi="http://schemas.microsoft.com/office/word/2010/wordprocessingInk" xmlns:wne="http://schemas.microsoft.com/office/word/2006/wordml" xmlns:wps="http://schemas.microsoft.com/office/word/2010/wordprocessingShape" mc:Ignorable="w14 w15 w16se w16cid w16 w16cex w16sdtdh wp14">
+<w:endnotes xmlns:wpc="http://schemas.microsoft.com/office/word/2010/wordprocessingCanvas" xmlns:cx="http://schemas.microsoft.com/office/drawing/2014/chartex" xmlns:cx1="http://schemas.microsoft.com/office/drawing/2015/9/8/chartex" xmlns:cx2="http://schemas.microsoft.com/office/drawing/2015/10/21/chartex" xmlns:cx3="http://schemas.microsoft.com/office/drawing/2016/5/9/chartex" xmlns:cx4="http://schemas.microsoft.com/office/drawing/2016/5/10/chartex" xmlns:cx5="http://schemas.microsoft.com/office/drawing/2016/5/11/chartex" xmlns:cx6="http://schemas.microsoft.com/office/drawing/2016/5/12/chartex" xmlns:cx7="http://schemas.microsoft.com/office/drawing/2016/5/13/chartex" xmlns:cx8="http://schemas.microsoft.com/office/drawing/2016/5/14/chartex" xmlns:mc="http://schemas.openxmlformats.org/markup-compatibility/2006" xmlns:aink="http://schemas.microsoft.com/office/drawing/2016/ink" xmlns:am3d="http://schemas.microsoft.com/office/drawing/2017/model3d" xmlns:o="urn:schemas-microsoft-com:office:office" xmlns:oel="http://schemas.microsoft.com/office/2019/extlst" xmlns:r="http://schemas.openxmlformats.org/officeDocument/2006/relationships" xmlns:m="http://schemas.openxmlformats.org/officeDocument/2006/math" xmlns:v="urn:schemas-microsoft-com:vml" xmlns:wp14="http://schemas.microsoft.com/office/word/2010/wordprocessingDrawing" xmlns:wp="http://schemas.openxmlformats.org/drawingml/2006/wordprocessingDrawing" xmlns:w10="urn:schemas-microsoft-com:office:word" xmlns:w="http://schemas.openxmlformats.org/wordprocessingml/2006/main" xmlns:w14="http://schemas.microsoft.com/office/word/2010/wordml" xmlns:w15="http://schemas.microsoft.com/office/word/2012/wordml" xmlns:w16cex="http://schemas.microsoft.com/office/word/2018/wordml/cex" xmlns:w16cid="http://schemas.microsoft.com/office/word/2016/wordml/cid" xmlns:w16="http://schemas.microsoft.com/office/word/2018/wordml" xmlns:w16du="http://schemas.microsoft.com/office/word/2023/wordml/word16du" xmlns:w16sdtdh="http://schemas.microsoft.com/office/word/2020/wordml/sdtdatahash" xmlns:w16sdtfl="http://schemas.microsoft.com/office/word/2024/wordml/sdtformatlock" xmlns:w16se="http://schemas.microsoft.com/office/word/2015/wordml/symex" xmlns:wpg="http://schemas.microsoft.com/office/word/2010/wordprocessingGroup" xmlns:wpi="http://schemas.microsoft.com/office/word/2010/wordprocessingInk" xmlns:wne="http://schemas.microsoft.com/office/word/2006/wordml" xmlns:wps="http://schemas.microsoft.com/office/word/2010/wordprocessingShape" mc:Ignorable="w14 w15 w16se w16cid w16 w16cex w16sdtdh w16sdtfl w16du wp14">
   <w:endnote w:type="separator" w:id="-1">
     <w:p>
+      <w:pPr>
+        <w:rPr>
+          <w:rFonts w:hint="eastAsia"/>
+        </w:rPr>
+      </w:pPr>
       <w:r>
         <w:separator/>
       </w:r>
@@ -13687,6 +15073,11 @@
   </w:endnote>
   <w:endnote w:type="continuationSeparator" w:id="0">
     <w:p>
+      <w:pPr>
+        <w:rPr>
+          <w:rFonts w:hint="eastAsia"/>
+        </w:rPr>
+      </w:pPr>
       <w:r>
         <w:continuationSeparator/>
       </w:r>
@@ -13696,9 +15087,14 @@
 </file>
 
 <file path=word/footnotes.xml><?xml version="1.0" encoding="utf-8"?>
-<w:footnotes xmlns:wpc="http://schemas.microsoft.com/office/word/2010/wordprocessingCanvas" xmlns:cx="http://schemas.microsoft.com/office/drawing/2014/chartex" xmlns:cx1="http://schemas.microsoft.com/office/drawing/2015/9/8/chartex" xmlns:cx2="http://schemas.microsoft.com/office/drawing/2015/10/21/chartex" xmlns:cx3="http://schemas.microsoft.com/office/drawing/2016/5/9/chartex" xmlns:cx4="http://schemas.microsoft.com/office/drawing/2016/5/10/chartex" xmlns:cx5="http://schemas.microsoft.com/office/drawing/2016/5/11/chartex" xmlns:cx6="http://schemas.microsoft.com/office/drawing/2016/5/12/chartex" xmlns:cx7="http://schemas.microsoft.com/office/drawing/2016/5/13/chartex" xmlns:cx8="http://schemas.microsoft.com/office/drawing/2016/5/14/chartex" xmlns:mc="http://schemas.openxmlformats.org/markup-compatibility/2006" xmlns:aink="http://schemas.microsoft.com/office/drawing/2016/ink" xmlns:am3d="http://schemas.microsoft.com/office/drawing/2017/model3d" xmlns:o="urn:schemas-microsoft-com:office:office" xmlns:oel="http://schemas.microsoft.com/office/2019/extlst" xmlns:r="http://schemas.openxmlformats.org/officeDocument/2006/relationships" xmlns:m="http://schemas.openxmlformats.org/officeDocument/2006/math" xmlns:v="urn:schemas-microsoft-com:vml" xmlns:wp14="http://schemas.microsoft.com/office/word/2010/wordprocessingDrawing" xmlns:wp="http://schemas.openxmlformats.org/drawingml/2006/wordprocessingDrawing" xmlns:w10="urn:schemas-microsoft-com:office:word" xmlns:w="http://schemas.openxmlformats.org/wordprocessingml/2006/main" xmlns:w14="http://schemas.microsoft.com/office/word/2010/wordml" xmlns:w15="http://schemas.microsoft.com/office/word/2012/wordml" xmlns:w16cex="http://schemas.microsoft.com/office/word/2018/wordml/cex" xmlns:w16cid="http://schemas.microsoft.com/office/word/2016/wordml/cid" xmlns:w16="http://schemas.microsoft.com/office/word/2018/wordml" xmlns:w16sdtdh="http://schemas.microsoft.com/office/word/2020/wordml/sdtdatahash" xmlns:w16se="http://schemas.microsoft.com/office/word/2015/wordml/symex" xmlns:wpg="http://schemas.microsoft.com/office/word/2010/wordprocessingGroup" xmlns:wpi="http://schemas.microsoft.com/office/word/2010/wordprocessingInk" xmlns:wne="http://schemas.microsoft.com/office/word/2006/wordml" xmlns:wps="http://schemas.microsoft.com/office/word/2010/wordprocessingShape" mc:Ignorable="w14 w15 w16se w16cid w16 w16cex w16sdtdh wp14">
+<w:footnotes xmlns:wpc="http://schemas.microsoft.com/office/word/2010/wordprocessingCanvas" xmlns:cx="http://schemas.microsoft.com/office/drawing/2014/chartex" xmlns:cx1="http://schemas.microsoft.com/office/drawing/2015/9/8/chartex" xmlns:cx2="http://schemas.microsoft.com/office/drawing/2015/10/21/chartex" xmlns:cx3="http://schemas.microsoft.com/office/drawing/2016/5/9/chartex" xmlns:cx4="http://schemas.microsoft.com/office/drawing/2016/5/10/chartex" xmlns:cx5="http://schemas.microsoft.com/office/drawing/2016/5/11/chartex" xmlns:cx6="http://schemas.microsoft.com/office/drawing/2016/5/12/chartex" xmlns:cx7="http://schemas.microsoft.com/office/drawing/2016/5/13/chartex" xmlns:cx8="http://schemas.microsoft.com/office/drawing/2016/5/14/chartex" xmlns:mc="http://schemas.openxmlformats.org/markup-compatibility/2006" xmlns:aink="http://schemas.microsoft.com/office/drawing/2016/ink" xmlns:am3d="http://schemas.microsoft.com/office/drawing/2017/model3d" xmlns:o="urn:schemas-microsoft-com:office:office" xmlns:oel="http://schemas.microsoft.com/office/2019/extlst" xmlns:r="http://schemas.openxmlformats.org/officeDocument/2006/relationships" xmlns:m="http://schemas.openxmlformats.org/officeDocument/2006/math" xmlns:v="urn:schemas-microsoft-com:vml" xmlns:wp14="http://schemas.microsoft.com/office/word/2010/wordprocessingDrawing" xmlns:wp="http://schemas.openxmlformats.org/drawingml/2006/wordprocessingDrawing" xmlns:w10="urn:schemas-microsoft-com:office:word" xmlns:w="http://schemas.openxmlformats.org/wordprocessingml/2006/main" xmlns:w14="http://schemas.microsoft.com/office/word/2010/wordml" xmlns:w15="http://schemas.microsoft.com/office/word/2012/wordml" xmlns:w16cex="http://schemas.microsoft.com/office/word/2018/wordml/cex" xmlns:w16cid="http://schemas.microsoft.com/office/word/2016/wordml/cid" xmlns:w16="http://schemas.microsoft.com/office/word/2018/wordml" xmlns:w16du="http://schemas.microsoft.com/office/word/2023/wordml/word16du" xmlns:w16sdtdh="http://schemas.microsoft.com/office/word/2020/wordml/sdtdatahash" xmlns:w16sdtfl="http://schemas.microsoft.com/office/word/2024/wordml/sdtformatlock" xmlns:w16se="http://schemas.microsoft.com/office/word/2015/wordml/symex" xmlns:wpg="http://schemas.microsoft.com/office/word/2010/wordprocessingGroup" xmlns:wpi="http://schemas.microsoft.com/office/word/2010/wordprocessingInk" xmlns:wne="http://schemas.microsoft.com/office/word/2006/wordml" xmlns:wps="http://schemas.microsoft.com/office/word/2010/wordprocessingShape" mc:Ignorable="w14 w15 w16se w16cid w16 w16cex w16sdtdh w16sdtfl w16du wp14">
   <w:footnote w:type="separator" w:id="-1">
     <w:p>
+      <w:pPr>
+        <w:rPr>
+          <w:rFonts w:hint="eastAsia"/>
+        </w:rPr>
+      </w:pPr>
       <w:r>
         <w:separator/>
       </w:r>
@@ -13706,6 +15102,11 @@
   </w:footnote>
   <w:footnote w:type="continuationSeparator" w:id="0">
     <w:p>
+      <w:pPr>
+        <w:rPr>
+          <w:rFonts w:hint="eastAsia"/>
+        </w:rPr>
+      </w:pPr>
       <w:r>
         <w:continuationSeparator/>
       </w:r>
@@ -13715,12 +15116,12 @@
 </file>
 
 <file path=word/header1.xml><?xml version="1.0" encoding="utf-8"?>
-<w:hdr xmlns:wpc="http://schemas.microsoft.com/office/word/2010/wordprocessingCanvas" xmlns:cx="http://schemas.microsoft.com/office/drawing/2014/chartex" xmlns:cx1="http://schemas.microsoft.com/office/drawing/2015/9/8/chartex" xmlns:cx2="http://schemas.microsoft.com/office/drawing/2015/10/21/chartex" xmlns:cx3="http://schemas.microsoft.com/office/drawing/2016/5/9/chartex" xmlns:cx4="http://schemas.microsoft.com/office/drawing/2016/5/10/chartex" xmlns:cx5="http://schemas.microsoft.com/office/drawing/2016/5/11/chartex" xmlns:cx6="http://schemas.microsoft.com/office/drawing/2016/5/12/chartex" xmlns:cx7="http://schemas.microsoft.com/office/drawing/2016/5/13/chartex" xmlns:cx8="http://schemas.microsoft.com/office/drawing/2016/5/14/chartex" xmlns:mc="http://schemas.openxmlformats.org/markup-compatibility/2006" xmlns:aink="http://schemas.microsoft.com/office/drawing/2016/ink" xmlns:am3d="http://schemas.microsoft.com/office/drawing/2017/model3d" xmlns:o="urn:schemas-microsoft-com:office:office" xmlns:oel="http://schemas.microsoft.com/office/2019/extlst" xmlns:r="http://schemas.openxmlformats.org/officeDocument/2006/relationships" xmlns:m="http://schemas.openxmlformats.org/officeDocument/2006/math" xmlns:v="urn:schemas-microsoft-com:vml" xmlns:wp14="http://schemas.microsoft.com/office/word/2010/wordprocessingDrawing" xmlns:wp="http://schemas.openxmlformats.org/drawingml/2006/wordprocessingDrawing" xmlns:w10="urn:schemas-microsoft-com:office:word" xmlns:w="http://schemas.openxmlformats.org/wordprocessingml/2006/main" xmlns:w14="http://schemas.microsoft.com/office/word/2010/wordml" xmlns:w15="http://schemas.microsoft.com/office/word/2012/wordml" xmlns:w16cex="http://schemas.microsoft.com/office/word/2018/wordml/cex" xmlns:w16cid="http://schemas.microsoft.com/office/word/2016/wordml/cid" xmlns:w16="http://schemas.microsoft.com/office/word/2018/wordml" xmlns:w16sdtdh="http://schemas.microsoft.com/office/word/2020/wordml/sdtdatahash" xmlns:w16se="http://schemas.microsoft.com/office/word/2015/wordml/symex" xmlns:wpg="http://schemas.microsoft.com/office/word/2010/wordprocessingGroup" xmlns:wpi="http://schemas.microsoft.com/office/word/2010/wordprocessingInk" xmlns:wne="http://schemas.microsoft.com/office/word/2006/wordml" xmlns:wps="http://schemas.microsoft.com/office/word/2010/wordprocessingShape" mc:Ignorable="w14 w15 w16se w16cid w16 w16cex w16sdtdh wp14">
+<w:hdr xmlns:wpc="http://schemas.microsoft.com/office/word/2010/wordprocessingCanvas" xmlns:cx="http://schemas.microsoft.com/office/drawing/2014/chartex" xmlns:cx1="http://schemas.microsoft.com/office/drawing/2015/9/8/chartex" xmlns:cx2="http://schemas.microsoft.com/office/drawing/2015/10/21/chartex" xmlns:cx3="http://schemas.microsoft.com/office/drawing/2016/5/9/chartex" xmlns:cx4="http://schemas.microsoft.com/office/drawing/2016/5/10/chartex" xmlns:cx5="http://schemas.microsoft.com/office/drawing/2016/5/11/chartex" xmlns:cx6="http://schemas.microsoft.com/office/drawing/2016/5/12/chartex" xmlns:cx7="http://schemas.microsoft.com/office/drawing/2016/5/13/chartex" xmlns:cx8="http://schemas.microsoft.com/office/drawing/2016/5/14/chartex" xmlns:mc="http://schemas.openxmlformats.org/markup-compatibility/2006" xmlns:aink="http://schemas.microsoft.com/office/drawing/2016/ink" xmlns:am3d="http://schemas.microsoft.com/office/drawing/2017/model3d" xmlns:o="urn:schemas-microsoft-com:office:office" xmlns:oel="http://schemas.microsoft.com/office/2019/extlst" xmlns:r="http://schemas.openxmlformats.org/officeDocument/2006/relationships" xmlns:m="http://schemas.openxmlformats.org/officeDocument/2006/math" xmlns:v="urn:schemas-microsoft-com:vml" xmlns:wp14="http://schemas.microsoft.com/office/word/2010/wordprocessingDrawing" xmlns:wp="http://schemas.openxmlformats.org/drawingml/2006/wordprocessingDrawing" xmlns:w10="urn:schemas-microsoft-com:office:word" xmlns:w="http://schemas.openxmlformats.org/wordprocessingml/2006/main" xmlns:w14="http://schemas.microsoft.com/office/word/2010/wordml" xmlns:w15="http://schemas.microsoft.com/office/word/2012/wordml" xmlns:w16cex="http://schemas.microsoft.com/office/word/2018/wordml/cex" xmlns:w16cid="http://schemas.microsoft.com/office/word/2016/wordml/cid" xmlns:w16="http://schemas.microsoft.com/office/word/2018/wordml" xmlns:w16du="http://schemas.microsoft.com/office/word/2023/wordml/word16du" xmlns:w16sdtdh="http://schemas.microsoft.com/office/word/2020/wordml/sdtdatahash" xmlns:w16sdtfl="http://schemas.microsoft.com/office/word/2024/wordml/sdtformatlock" xmlns:w16se="http://schemas.microsoft.com/office/word/2015/wordml/symex" xmlns:wpg="http://schemas.microsoft.com/office/word/2010/wordprocessingGroup" xmlns:wpi="http://schemas.microsoft.com/office/word/2010/wordprocessingInk" xmlns:wne="http://schemas.microsoft.com/office/word/2006/wordml" xmlns:wps="http://schemas.microsoft.com/office/word/2010/wordprocessingShape" mc:Ignorable="w14 w15 w16se w16cid w16 w16cex w16sdtdh w16sdtfl w16du wp14">
   <w:p>
     <w:pPr>
       <w:jc w:val="center"/>
       <w:rPr>
-        <w:rFonts w:ascii="微软雅黑" w:eastAsia="微软雅黑" w:hAnsi="微软雅黑"/>
+        <w:rFonts w:ascii="微软雅黑" w:eastAsia="微软雅黑" w:hAnsi="微软雅黑" w:hint="eastAsia"/>
         <w:sz w:val="20"/>
       </w:rPr>
     </w:pPr>
@@ -13813,7 +15214,6 @@
       </w:rPr>
       <w:t xml:space="preserve">   </w:t>
     </w:r>
-    <w:proofErr w:type="spellStart"/>
     <w:r>
       <w:rPr>
         <w:rFonts w:ascii="微软雅黑" w:eastAsia="微软雅黑" w:hAnsi="微软雅黑"/>
@@ -13821,13 +15221,12 @@
       </w:rPr>
       <w:t>drill_up</w:t>
     </w:r>
-    <w:proofErr w:type="spellEnd"/>
   </w:p>
 </w:hdr>
 </file>
 
 <file path=word/numbering.xml><?xml version="1.0" encoding="utf-8"?>
-<w:numbering xmlns:wpc="http://schemas.microsoft.com/office/word/2010/wordprocessingCanvas" xmlns:cx="http://schemas.microsoft.com/office/drawing/2014/chartex" xmlns:cx1="http://schemas.microsoft.com/office/drawing/2015/9/8/chartex" xmlns:cx2="http://schemas.microsoft.com/office/drawing/2015/10/21/chartex" xmlns:cx3="http://schemas.microsoft.com/office/drawing/2016/5/9/chartex" xmlns:cx4="http://schemas.microsoft.com/office/drawing/2016/5/10/chartex" xmlns:cx5="http://schemas.microsoft.com/office/drawing/2016/5/11/chartex" xmlns:cx6="http://schemas.microsoft.com/office/drawing/2016/5/12/chartex" xmlns:cx7="http://schemas.microsoft.com/office/drawing/2016/5/13/chartex" xmlns:cx8="http://schemas.microsoft.com/office/drawing/2016/5/14/chartex" xmlns:mc="http://schemas.openxmlformats.org/markup-compatibility/2006" xmlns:aink="http://schemas.microsoft.com/office/drawing/2016/ink" xmlns:am3d="http://schemas.microsoft.com/office/drawing/2017/model3d" xmlns:o="urn:schemas-microsoft-com:office:office" xmlns:oel="http://schemas.microsoft.com/office/2019/extlst" xmlns:r="http://schemas.openxmlformats.org/officeDocument/2006/relationships" xmlns:m="http://schemas.openxmlformats.org/officeDocument/2006/math" xmlns:v="urn:schemas-microsoft-com:vml" xmlns:wp14="http://schemas.microsoft.com/office/word/2010/wordprocessingDrawing" xmlns:wp="http://schemas.openxmlformats.org/drawingml/2006/wordprocessingDrawing" xmlns:w10="urn:schemas-microsoft-com:office:word" xmlns:w="http://schemas.openxmlformats.org/wordprocessingml/2006/main" xmlns:w14="http://schemas.microsoft.com/office/word/2010/wordml" xmlns:w15="http://schemas.microsoft.com/office/word/2012/wordml" xmlns:w16cex="http://schemas.microsoft.com/office/word/2018/wordml/cex" xmlns:w16cid="http://schemas.microsoft.com/office/word/2016/wordml/cid" xmlns:w16="http://schemas.microsoft.com/office/word/2018/wordml" xmlns:w16sdtdh="http://schemas.microsoft.com/office/word/2020/wordml/sdtdatahash" xmlns:w16se="http://schemas.microsoft.com/office/word/2015/wordml/symex" xmlns:wpg="http://schemas.microsoft.com/office/word/2010/wordprocessingGroup" xmlns:wpi="http://schemas.microsoft.com/office/word/2010/wordprocessingInk" xmlns:wne="http://schemas.microsoft.com/office/word/2006/wordml" xmlns:wps="http://schemas.microsoft.com/office/word/2010/wordprocessingShape" mc:Ignorable="w14 w15 w16se w16cid w16 w16cex w16sdtdh wp14">
+<w:numbering xmlns:wpc="http://schemas.microsoft.com/office/word/2010/wordprocessingCanvas" xmlns:cx="http://schemas.microsoft.com/office/drawing/2014/chartex" xmlns:cx1="http://schemas.microsoft.com/office/drawing/2015/9/8/chartex" xmlns:cx2="http://schemas.microsoft.com/office/drawing/2015/10/21/chartex" xmlns:cx3="http://schemas.microsoft.com/office/drawing/2016/5/9/chartex" xmlns:cx4="http://schemas.microsoft.com/office/drawing/2016/5/10/chartex" xmlns:cx5="http://schemas.microsoft.com/office/drawing/2016/5/11/chartex" xmlns:cx6="http://schemas.microsoft.com/office/drawing/2016/5/12/chartex" xmlns:cx7="http://schemas.microsoft.com/office/drawing/2016/5/13/chartex" xmlns:cx8="http://schemas.microsoft.com/office/drawing/2016/5/14/chartex" xmlns:mc="http://schemas.openxmlformats.org/markup-compatibility/2006" xmlns:aink="http://schemas.microsoft.com/office/drawing/2016/ink" xmlns:am3d="http://schemas.microsoft.com/office/drawing/2017/model3d" xmlns:o="urn:schemas-microsoft-com:office:office" xmlns:oel="http://schemas.microsoft.com/office/2019/extlst" xmlns:r="http://schemas.openxmlformats.org/officeDocument/2006/relationships" xmlns:m="http://schemas.openxmlformats.org/officeDocument/2006/math" xmlns:v="urn:schemas-microsoft-com:vml" xmlns:wp14="http://schemas.microsoft.com/office/word/2010/wordprocessingDrawing" xmlns:wp="http://schemas.openxmlformats.org/drawingml/2006/wordprocessingDrawing" xmlns:w10="urn:schemas-microsoft-com:office:word" xmlns:w="http://schemas.openxmlformats.org/wordprocessingml/2006/main" xmlns:w14="http://schemas.microsoft.com/office/word/2010/wordml" xmlns:w15="http://schemas.microsoft.com/office/word/2012/wordml" xmlns:w16cex="http://schemas.microsoft.com/office/word/2018/wordml/cex" xmlns:w16cid="http://schemas.microsoft.com/office/word/2016/wordml/cid" xmlns:w16="http://schemas.microsoft.com/office/word/2018/wordml" xmlns:w16du="http://schemas.microsoft.com/office/word/2023/wordml/word16du" xmlns:w16sdtdh="http://schemas.microsoft.com/office/word/2020/wordml/sdtdatahash" xmlns:w16sdtfl="http://schemas.microsoft.com/office/word/2024/wordml/sdtformatlock" xmlns:w16se="http://schemas.microsoft.com/office/word/2015/wordml/symex" xmlns:wpg="http://schemas.microsoft.com/office/word/2010/wordprocessingGroup" xmlns:wpi="http://schemas.microsoft.com/office/word/2010/wordprocessingInk" xmlns:wne="http://schemas.microsoft.com/office/word/2006/wordml" xmlns:wps="http://schemas.microsoft.com/office/word/2010/wordprocessingShape" mc:Ignorable="w14 w15 w16se w16cid w16 w16cex w16sdtdh w16sdtfl w16du wp14">
   <w:abstractNum w:abstractNumId="0" w15:restartNumberingAfterBreak="0">
     <w:nsid w:val="11FC36F0"/>
     <w:multiLevelType w:val="hybridMultilevel"/>
@@ -14007,6 +15406,95 @@
     </w:lvl>
   </w:abstractNum>
   <w:abstractNum w:abstractNumId="2" w15:restartNumberingAfterBreak="0">
+    <w:nsid w:val="30001DB6"/>
+    <w:multiLevelType w:val="hybridMultilevel"/>
+    <w:tmpl w:val="941CA4E0"/>
+    <w:lvl w:ilvl="0" w:tplc="FFFFFFFF">
+      <w:start w:val="1"/>
+      <w:numFmt w:val="decimal"/>
+      <w:lvlText w:val="%1."/>
+      <w:lvlJc w:val="left"/>
+      <w:pPr>
+        <w:ind w:left="360" w:hanging="360"/>
+      </w:pPr>
+      <w:rPr>
+        <w:rFonts w:hint="default"/>
+      </w:rPr>
+    </w:lvl>
+    <w:lvl w:ilvl="1" w:tplc="FFFFFFFF" w:tentative="1">
+      <w:start w:val="1"/>
+      <w:numFmt w:val="lowerLetter"/>
+      <w:lvlText w:val="%2)"/>
+      <w:lvlJc w:val="left"/>
+      <w:pPr>
+        <w:ind w:left="840" w:hanging="420"/>
+      </w:pPr>
+    </w:lvl>
+    <w:lvl w:ilvl="2" w:tplc="FFFFFFFF" w:tentative="1">
+      <w:start w:val="1"/>
+      <w:numFmt w:val="lowerRoman"/>
+      <w:lvlText w:val="%3."/>
+      <w:lvlJc w:val="right"/>
+      <w:pPr>
+        <w:ind w:left="1260" w:hanging="420"/>
+      </w:pPr>
+    </w:lvl>
+    <w:lvl w:ilvl="3" w:tplc="FFFFFFFF" w:tentative="1">
+      <w:start w:val="1"/>
+      <w:numFmt w:val="decimal"/>
+      <w:lvlText w:val="%4."/>
+      <w:lvlJc w:val="left"/>
+      <w:pPr>
+        <w:ind w:left="1680" w:hanging="420"/>
+      </w:pPr>
+    </w:lvl>
+    <w:lvl w:ilvl="4" w:tplc="FFFFFFFF" w:tentative="1">
+      <w:start w:val="1"/>
+      <w:numFmt w:val="lowerLetter"/>
+      <w:lvlText w:val="%5)"/>
+      <w:lvlJc w:val="left"/>
+      <w:pPr>
+        <w:ind w:left="2100" w:hanging="420"/>
+      </w:pPr>
+    </w:lvl>
+    <w:lvl w:ilvl="5" w:tplc="FFFFFFFF" w:tentative="1">
+      <w:start w:val="1"/>
+      <w:numFmt w:val="lowerRoman"/>
+      <w:lvlText w:val="%6."/>
+      <w:lvlJc w:val="right"/>
+      <w:pPr>
+        <w:ind w:left="2520" w:hanging="420"/>
+      </w:pPr>
+    </w:lvl>
+    <w:lvl w:ilvl="6" w:tplc="FFFFFFFF" w:tentative="1">
+      <w:start w:val="1"/>
+      <w:numFmt w:val="decimal"/>
+      <w:lvlText w:val="%7."/>
+      <w:lvlJc w:val="left"/>
+      <w:pPr>
+        <w:ind w:left="2940" w:hanging="420"/>
+      </w:pPr>
+    </w:lvl>
+    <w:lvl w:ilvl="7" w:tplc="FFFFFFFF" w:tentative="1">
+      <w:start w:val="1"/>
+      <w:numFmt w:val="lowerLetter"/>
+      <w:lvlText w:val="%8)"/>
+      <w:lvlJc w:val="left"/>
+      <w:pPr>
+        <w:ind w:left="3360" w:hanging="420"/>
+      </w:pPr>
+    </w:lvl>
+    <w:lvl w:ilvl="8" w:tplc="FFFFFFFF" w:tentative="1">
+      <w:start w:val="1"/>
+      <w:numFmt w:val="lowerRoman"/>
+      <w:lvlText w:val="%9."/>
+      <w:lvlJc w:val="right"/>
+      <w:pPr>
+        <w:ind w:left="3780" w:hanging="420"/>
+      </w:pPr>
+    </w:lvl>
+  </w:abstractNum>
+  <w:abstractNum w:abstractNumId="3" w15:restartNumberingAfterBreak="0">
     <w:nsid w:val="54A5759F"/>
     <w:multiLevelType w:val="hybridMultilevel"/>
     <w:tmpl w:val="D23617F6"/>
@@ -14098,7 +15586,7 @@
     </w:lvl>
   </w:abstractNum>
   <w:num w:numId="1" w16cid:durableId="1006900290">
-    <w:abstractNumId w:val="2"/>
+    <w:abstractNumId w:val="3"/>
   </w:num>
   <w:num w:numId="2" w16cid:durableId="648826061">
     <w:abstractNumId w:val="0"/>
@@ -14106,11 +15594,14 @@
   <w:num w:numId="3" w16cid:durableId="593241662">
     <w:abstractNumId w:val="1"/>
   </w:num>
+  <w:num w:numId="4" w16cid:durableId="380981059">
+    <w:abstractNumId w:val="2"/>
+  </w:num>
 </w:numbering>
 </file>
 
 <file path=word/styles.xml><?xml version="1.0" encoding="utf-8"?>
-<w:styles xmlns:mc="http://schemas.openxmlformats.org/markup-compatibility/2006" xmlns:r="http://schemas.openxmlformats.org/officeDocument/2006/relationships" xmlns:w="http://schemas.openxmlformats.org/wordprocessingml/2006/main" xmlns:w14="http://schemas.microsoft.com/office/word/2010/wordml" xmlns:w15="http://schemas.microsoft.com/office/word/2012/wordml" xmlns:w16cex="http://schemas.microsoft.com/office/word/2018/wordml/cex" xmlns:w16cid="http://schemas.microsoft.com/office/word/2016/wordml/cid" xmlns:w16="http://schemas.microsoft.com/office/word/2018/wordml" xmlns:w16sdtdh="http://schemas.microsoft.com/office/word/2020/wordml/sdtdatahash" xmlns:w16se="http://schemas.microsoft.com/office/word/2015/wordml/symex" mc:Ignorable="w14 w15 w16se w16cid w16 w16cex w16sdtdh">
+<w:styles xmlns:mc="http://schemas.openxmlformats.org/markup-compatibility/2006" xmlns:r="http://schemas.openxmlformats.org/officeDocument/2006/relationships" xmlns:w="http://schemas.openxmlformats.org/wordprocessingml/2006/main" xmlns:w14="http://schemas.microsoft.com/office/word/2010/wordml" xmlns:w15="http://schemas.microsoft.com/office/word/2012/wordml" xmlns:w16cex="http://schemas.microsoft.com/office/word/2018/wordml/cex" xmlns:w16cid="http://schemas.microsoft.com/office/word/2016/wordml/cid" xmlns:w16="http://schemas.microsoft.com/office/word/2018/wordml" xmlns:w16du="http://schemas.microsoft.com/office/word/2023/wordml/word16du" xmlns:w16sdtdh="http://schemas.microsoft.com/office/word/2020/wordml/sdtdatahash" xmlns:w16sdtfl="http://schemas.microsoft.com/office/word/2024/wordml/sdtformatlock" xmlns:w16se="http://schemas.microsoft.com/office/word/2015/wordml/symex" mc:Ignorable="w14 w15 w16se w16cid w16 w16cex w16sdtdh w16sdtfl w16du">
   <w:docDefaults>
     <w:rPrDefault>
       <w:rPr>

--- a/插件详细手册/0.问题解答集合（FAQ）/Rmmv中的罕见问题.docx
+++ b/插件详细手册/0.问题解答集合（FAQ）/Rmmv中的罕见问题.docx
@@ -25,11 +25,19 @@
       <w:r>
         <w:t xml:space="preserve"> </w:t>
       </w:r>
+      <w:proofErr w:type="gramStart"/>
       <w:r>
         <w:rPr>
           <w:rFonts w:hint="eastAsia"/>
         </w:rPr>
-        <w:t>插件报错</w:t>
+        <w:t>插件报</w:t>
+      </w:r>
+      <w:proofErr w:type="gramEnd"/>
+      <w:r>
+        <w:rPr>
+          <w:rFonts w:hint="eastAsia"/>
+        </w:rPr>
+        <w:t>错</w:t>
       </w:r>
     </w:p>
     <w:p>
@@ -44,7 +52,7 @@
         <w:rPr>
           <w:rFonts w:hint="eastAsia"/>
         </w:rPr>
-        <w:t>第一次进入鼠标管理层爆卡</w:t>
+        <w:t>打开示例就出现EBUSY错误</w:t>
       </w:r>
     </w:p>
     <w:tbl>
@@ -119,7 +127,23 @@
                 <w:kern w:val="0"/>
                 <w:sz w:val="22"/>
               </w:rPr>
-              <w:t>第一次进入鼠标管理层爆卡</w:t>
+              <w:t>打开示例就出现</w:t>
+            </w:r>
+            <w:r>
+              <w:rPr>
+                <w:rFonts w:ascii="Tahoma" w:eastAsia="微软雅黑" w:hAnsi="Tahoma" w:hint="eastAsia"/>
+                <w:kern w:val="0"/>
+                <w:sz w:val="22"/>
+              </w:rPr>
+              <w:t>EBUZY</w:t>
+            </w:r>
+            <w:r>
+              <w:rPr>
+                <w:rFonts w:ascii="Tahoma" w:eastAsia="微软雅黑" w:hAnsi="Tahoma" w:hint="eastAsia"/>
+                <w:kern w:val="0"/>
+                <w:sz w:val="22"/>
+              </w:rPr>
+              <w:t>错误</w:t>
             </w:r>
           </w:p>
         </w:tc>
@@ -163,7 +187,10 @@
           <w:p>
             <w:pPr>
               <w:widowControl/>
-              <w:jc w:val="left"/>
+              <w:adjustRightInd w:val="0"/>
+              <w:snapToGrid w:val="0"/>
+              <w:spacing w:line="276" w:lineRule="auto"/>
+              <w:jc w:val="center"/>
               <w:rPr>
                 <w:rFonts w:ascii="宋体" w:eastAsia="宋体" w:hAnsi="宋体" w:cs="宋体" w:hint="eastAsia"/>
                 <w:kern w:val="0"/>
@@ -176,10 +203,10 @@
                 <w:noProof/>
               </w:rPr>
               <w:drawing>
-                <wp:inline distT="0" distB="0" distL="0" distR="0" wp14:anchorId="1EC6D44B" wp14:editId="335F7948">
-                  <wp:extent cx="3819525" cy="1801517"/>
-                  <wp:effectExtent l="0" t="0" r="0" b="8255"/>
-                  <wp:docPr id="1882292963" name="图片 1"/>
+                <wp:inline distT="0" distB="0" distL="0" distR="0" wp14:anchorId="30FBD5A1" wp14:editId="483F4CB7">
+                  <wp:extent cx="4443730" cy="893989"/>
+                  <wp:effectExtent l="0" t="0" r="0" b="1905"/>
+                  <wp:docPr id="1281113124" name="图片 1"/>
                   <wp:cNvGraphicFramePr>
                     <a:graphicFrameLocks xmlns:a="http://schemas.openxmlformats.org/drawingml/2006/main" noChangeAspect="1"/>
                   </wp:cNvGraphicFramePr>
@@ -187,7 +214,7 @@
                     <a:graphicData uri="http://schemas.openxmlformats.org/drawingml/2006/picture">
                       <pic:pic xmlns:pic="http://schemas.openxmlformats.org/drawingml/2006/picture">
                         <pic:nvPicPr>
-                          <pic:cNvPr id="0" name="Picture 1"/>
+                          <pic:cNvPr id="0" name="Picture 2"/>
                           <pic:cNvPicPr>
                             <a:picLocks noChangeAspect="1" noChangeArrowheads="1"/>
                           </pic:cNvPicPr>
@@ -208,7 +235,7 @@
                         <pic:spPr bwMode="auto">
                           <a:xfrm>
                             <a:off x="0" y="0"/>
-                            <a:ext cx="3828354" cy="1805681"/>
+                            <a:ext cx="4475597" cy="900400"/>
                           </a:xfrm>
                           <a:prstGeom prst="rect">
                             <a:avLst/>
@@ -282,45 +309,45 @@
                 <w:kern w:val="0"/>
                 <w:sz w:val="22"/>
               </w:rPr>
-              <w:t>进入地图后，鼠标管理层会卡到几乎</w:t>
-            </w:r>
-            <w:r>
-              <w:rPr>
-                <w:rFonts w:ascii="Tahoma" w:eastAsia="微软雅黑" w:hAnsi="Tahoma" w:hint="eastAsia"/>
-                <w:kern w:val="0"/>
-                <w:sz w:val="22"/>
-              </w:rPr>
-              <w:t>0</w:t>
-            </w:r>
-            <w:r>
-              <w:rPr>
-                <w:rFonts w:ascii="Tahoma" w:eastAsia="微软雅黑" w:hAnsi="Tahoma" w:hint="eastAsia"/>
-                <w:kern w:val="0"/>
-                <w:sz w:val="22"/>
-              </w:rPr>
-              <w:t>帧。</w:t>
-            </w:r>
-          </w:p>
-          <w:p>
-            <w:pPr>
-              <w:widowControl/>
-              <w:adjustRightInd w:val="0"/>
-              <w:snapToGrid w:val="0"/>
-              <w:spacing w:line="276" w:lineRule="auto"/>
-              <w:jc w:val="left"/>
-              <w:rPr>
-                <w:rFonts w:ascii="Tahoma" w:eastAsia="微软雅黑" w:hAnsi="Tahoma"/>
-                <w:kern w:val="0"/>
-                <w:sz w:val="22"/>
-              </w:rPr>
-            </w:pPr>
-            <w:r>
-              <w:rPr>
-                <w:rFonts w:ascii="Tahoma" w:eastAsia="微软雅黑" w:hAnsi="Tahoma" w:hint="eastAsia"/>
-                <w:kern w:val="0"/>
-                <w:sz w:val="22"/>
-              </w:rPr>
-              <w:t>但是关掉游戏重新打开后，卡顿问题似乎又消失了。</w:t>
+              <w:t>如上图，打开示例就出现错误。</w:t>
+            </w:r>
+          </w:p>
+          <w:p>
+            <w:pPr>
+              <w:widowControl/>
+              <w:adjustRightInd w:val="0"/>
+              <w:snapToGrid w:val="0"/>
+              <w:spacing w:line="276" w:lineRule="auto"/>
+              <w:jc w:val="left"/>
+              <w:rPr>
+                <w:rFonts w:ascii="Tahoma" w:eastAsia="微软雅黑" w:hAnsi="Tahoma" w:hint="eastAsia"/>
+                <w:kern w:val="0"/>
+                <w:sz w:val="22"/>
+              </w:rPr>
+            </w:pPr>
+            <w:r>
+              <w:rPr>
+                <w:rFonts w:ascii="Tahoma" w:eastAsia="微软雅黑" w:hAnsi="Tahoma" w:hint="eastAsia"/>
+                <w:kern w:val="0"/>
+                <w:sz w:val="22"/>
+              </w:rPr>
+              <w:t>有</w:t>
+            </w:r>
+            <w:r>
+              <w:rPr>
+                <w:rFonts w:ascii="Tahoma" w:eastAsia="微软雅黑" w:hAnsi="Tahoma" w:hint="eastAsia"/>
+                <w:kern w:val="0"/>
+                <w:sz w:val="22"/>
+              </w:rPr>
+              <w:t>EBUZY</w:t>
+            </w:r>
+            <w:r>
+              <w:rPr>
+                <w:rFonts w:ascii="Tahoma" w:eastAsia="微软雅黑" w:hAnsi="Tahoma" w:hint="eastAsia"/>
+                <w:kern w:val="0"/>
+                <w:sz w:val="22"/>
+              </w:rPr>
+              <w:t>字样。</w:t>
             </w:r>
           </w:p>
         </w:tc>
@@ -386,7 +413,7 @@
                 <w:kern w:val="0"/>
                 <w:sz w:val="22"/>
               </w:rPr>
-              <w:t>偶尔出现，而且一般是在第一次进入游戏时，出现问题。</w:t>
+              <w:t>任何时候都有可能，在进入游戏后出现。</w:t>
             </w:r>
           </w:p>
           <w:p>
@@ -416,31 +443,83 @@
                 <w:kern w:val="0"/>
                 <w:sz w:val="22"/>
               </w:rPr>
-              <w:t>问题在版本</w:t>
-            </w:r>
-            <w:r>
-              <w:rPr>
-                <w:rFonts w:ascii="Tahoma" w:eastAsia="微软雅黑" w:hAnsi="Tahoma" w:hint="eastAsia"/>
-                <w:kern w:val="0"/>
-                <w:sz w:val="22"/>
-              </w:rPr>
-              <w:t>v</w:t>
-            </w:r>
-            <w:r>
-              <w:rPr>
-                <w:rFonts w:ascii="Tahoma" w:eastAsia="微软雅黑" w:hAnsi="Tahoma"/>
-                <w:kern w:val="0"/>
-                <w:sz w:val="22"/>
-              </w:rPr>
-              <w:t>2.32</w:t>
-            </w:r>
-            <w:r>
-              <w:rPr>
-                <w:rFonts w:ascii="Tahoma" w:eastAsia="微软雅黑" w:hAnsi="Tahoma" w:hint="eastAsia"/>
-                <w:kern w:val="0"/>
-                <w:sz w:val="22"/>
-              </w:rPr>
-              <w:t>之前会出现。</w:t>
+              <w:t>出现之后，即使删掉存档</w:t>
+            </w:r>
+            <w:r>
+              <w:rPr>
+                <w:rFonts w:ascii="Tahoma" w:eastAsia="微软雅黑" w:hAnsi="Tahoma" w:hint="eastAsia"/>
+                <w:kern w:val="0"/>
+                <w:sz w:val="22"/>
+              </w:rPr>
+              <w:t>save</w:t>
+            </w:r>
+            <w:r>
+              <w:rPr>
+                <w:rFonts w:ascii="Tahoma" w:eastAsia="微软雅黑" w:hAnsi="Tahoma" w:hint="eastAsia"/>
+                <w:kern w:val="0"/>
+                <w:sz w:val="22"/>
+              </w:rPr>
+              <w:t>文件夹下所有文件，也一样会报错。</w:t>
+            </w:r>
+          </w:p>
+          <w:p>
+            <w:pPr>
+              <w:widowControl/>
+              <w:adjustRightInd w:val="0"/>
+              <w:snapToGrid w:val="0"/>
+              <w:spacing w:line="276" w:lineRule="auto"/>
+              <w:jc w:val="left"/>
+              <w:rPr>
+                <w:rFonts w:ascii="Tahoma" w:eastAsia="微软雅黑" w:hAnsi="Tahoma" w:hint="eastAsia"/>
+                <w:kern w:val="0"/>
+                <w:sz w:val="22"/>
+              </w:rPr>
+            </w:pPr>
+            <w:r>
+              <w:rPr>
+                <w:rFonts w:ascii="Tahoma" w:eastAsia="微软雅黑" w:hAnsi="Tahoma" w:hint="eastAsia"/>
+                <w:kern w:val="0"/>
+                <w:sz w:val="22"/>
+              </w:rPr>
+              <w:t>3.</w:t>
+            </w:r>
+            <w:r>
+              <w:rPr>
+                <w:rFonts w:ascii="Tahoma" w:eastAsia="微软雅黑" w:hAnsi="Tahoma" w:hint="eastAsia"/>
+                <w:b/>
+                <w:bCs/>
+                <w:kern w:val="0"/>
+                <w:sz w:val="22"/>
+              </w:rPr>
+              <w:t>游戏发布后，在玩家的电脑上也</w:t>
+            </w:r>
+            <w:r>
+              <w:rPr>
+                <w:rFonts w:ascii="Tahoma" w:eastAsia="微软雅黑" w:hAnsi="Tahoma" w:hint="eastAsia"/>
+                <w:b/>
+                <w:bCs/>
+                <w:kern w:val="0"/>
+                <w:sz w:val="22"/>
+              </w:rPr>
+              <w:t>可能会</w:t>
+            </w:r>
+            <w:r>
+              <w:rPr>
+                <w:rFonts w:ascii="Tahoma" w:eastAsia="微软雅黑" w:hAnsi="Tahoma" w:hint="eastAsia"/>
+                <w:b/>
+                <w:bCs/>
+                <w:kern w:val="0"/>
+                <w:sz w:val="22"/>
+              </w:rPr>
+              <w:t>出现这个错误</w:t>
+            </w:r>
+            <w:r>
+              <w:rPr>
+                <w:rFonts w:ascii="Tahoma" w:eastAsia="微软雅黑" w:hAnsi="Tahoma" w:hint="eastAsia"/>
+                <w:kern w:val="0"/>
+                <w:sz w:val="22"/>
+              </w:rPr>
+              <w:t>。</w:t>
             </w:r>
           </w:p>
         </w:tc>
@@ -500,61 +579,173 @@
                 <w:kern w:val="0"/>
                 <w:sz w:val="22"/>
               </w:rPr>
-              <w:t>1</w:t>
-            </w:r>
-            <w:r>
-              <w:rPr>
-                <w:rFonts w:ascii="Tahoma" w:eastAsia="微软雅黑" w:hAnsi="Tahoma"/>
-                <w:kern w:val="0"/>
-                <w:sz w:val="22"/>
-              </w:rPr>
-              <w:t>.</w:t>
-            </w:r>
-            <w:r>
-              <w:rPr>
-                <w:rFonts w:ascii="Tahoma" w:eastAsia="微软雅黑" w:hAnsi="Tahoma" w:hint="eastAsia"/>
-                <w:kern w:val="0"/>
-                <w:sz w:val="22"/>
-              </w:rPr>
-              <w:t>由于鼠标管理层绑定了很多插件，而且只要第二次再开启，问题就会消失，所以不好把插件一一关闭测试。</w:t>
-            </w:r>
-          </w:p>
-          <w:p>
-            <w:pPr>
-              <w:widowControl/>
-              <w:adjustRightInd w:val="0"/>
-              <w:snapToGrid w:val="0"/>
-              <w:spacing w:line="276" w:lineRule="auto"/>
-              <w:jc w:val="left"/>
-              <w:rPr>
-                <w:rFonts w:ascii="Tahoma" w:eastAsia="微软雅黑" w:hAnsi="Tahoma"/>
-                <w:kern w:val="0"/>
-                <w:sz w:val="22"/>
-              </w:rPr>
-            </w:pPr>
-            <w:r>
-              <w:rPr>
-                <w:rFonts w:ascii="Tahoma" w:eastAsia="微软雅黑" w:hAnsi="Tahoma" w:hint="eastAsia"/>
-                <w:kern w:val="0"/>
-                <w:sz w:val="22"/>
-              </w:rPr>
-              <w:t>2</w:t>
-            </w:r>
-            <w:r>
-              <w:rPr>
-                <w:rFonts w:ascii="Tahoma" w:eastAsia="微软雅黑" w:hAnsi="Tahoma"/>
-                <w:kern w:val="0"/>
-                <w:sz w:val="22"/>
-              </w:rPr>
-              <w:t>.</w:t>
-            </w:r>
-            <w:r>
-              <w:rPr>
-                <w:rFonts w:ascii="Tahoma" w:eastAsia="微软雅黑" w:hAnsi="Tahoma" w:hint="eastAsia"/>
-                <w:kern w:val="0"/>
-                <w:sz w:val="22"/>
-              </w:rPr>
-              <w:t>后来偶然关闭了</w:t>
+              <w:t>简单来说，报</w:t>
+            </w:r>
+            <w:proofErr w:type="gramStart"/>
+            <w:r>
+              <w:rPr>
+                <w:rFonts w:ascii="Tahoma" w:eastAsia="微软雅黑" w:hAnsi="Tahoma" w:hint="eastAsia"/>
+                <w:kern w:val="0"/>
+                <w:sz w:val="22"/>
+              </w:rPr>
+              <w:t>错来自</w:t>
+            </w:r>
+            <w:proofErr w:type="gramEnd"/>
+            <w:r>
+              <w:rPr>
+                <w:rFonts w:ascii="Tahoma" w:eastAsia="微软雅黑" w:hAnsi="Tahoma" w:hint="eastAsia"/>
+                <w:kern w:val="0"/>
+                <w:sz w:val="22"/>
+              </w:rPr>
+              <w:t>插件：管理器</w:t>
+            </w:r>
+            <w:r>
+              <w:rPr>
+                <w:rFonts w:ascii="Tahoma" w:eastAsia="微软雅黑" w:hAnsi="Tahoma" w:hint="eastAsia"/>
+                <w:kern w:val="0"/>
+                <w:sz w:val="22"/>
+              </w:rPr>
+              <w:t>-</w:t>
+            </w:r>
+            <w:r>
+              <w:rPr>
+                <w:rFonts w:ascii="Tahoma" w:eastAsia="微软雅黑" w:hAnsi="Tahoma" w:hint="eastAsia"/>
+                <w:kern w:val="0"/>
+                <w:sz w:val="22"/>
+              </w:rPr>
+              <w:t>累计游戏计时器。</w:t>
+            </w:r>
+            <w:r>
+              <w:rPr>
+                <w:rFonts w:ascii="Tahoma" w:eastAsia="微软雅黑" w:hAnsi="Tahoma" w:hint="eastAsia"/>
+                <w:b/>
+                <w:bCs/>
+                <w:kern w:val="0"/>
+                <w:sz w:val="22"/>
+              </w:rPr>
+              <w:t>无法打开存档文件</w:t>
+            </w:r>
+            <w:r>
+              <w:rPr>
+                <w:rFonts w:ascii="Tahoma" w:eastAsia="微软雅黑" w:hAnsi="Tahoma" w:hint="eastAsia"/>
+                <w:kern w:val="0"/>
+                <w:sz w:val="22"/>
+              </w:rPr>
+              <w:t>。</w:t>
+            </w:r>
+          </w:p>
+          <w:p>
+            <w:pPr>
+              <w:widowControl/>
+              <w:adjustRightInd w:val="0"/>
+              <w:snapToGrid w:val="0"/>
+              <w:spacing w:line="276" w:lineRule="auto"/>
+              <w:jc w:val="left"/>
+              <w:rPr>
+                <w:rFonts w:ascii="Tahoma" w:eastAsia="微软雅黑" w:hAnsi="Tahoma"/>
+                <w:kern w:val="0"/>
+                <w:sz w:val="22"/>
+              </w:rPr>
+            </w:pPr>
+            <w:r>
+              <w:rPr>
+                <w:rFonts w:ascii="Tahoma" w:eastAsia="微软雅黑" w:hAnsi="Tahoma" w:hint="eastAsia"/>
+                <w:kern w:val="0"/>
+                <w:sz w:val="22"/>
+              </w:rPr>
+              <w:t>但是仔细排查后，发现是</w:t>
+            </w:r>
+            <w:r>
+              <w:rPr>
+                <w:rFonts w:ascii="Tahoma" w:eastAsia="微软雅黑" w:hAnsi="Tahoma" w:hint="eastAsia"/>
+                <w:kern w:val="0"/>
+                <w:sz w:val="22"/>
+              </w:rPr>
+              <w:t>js</w:t>
+            </w:r>
+            <w:r>
+              <w:rPr>
+                <w:rFonts w:ascii="Tahoma" w:eastAsia="微软雅黑" w:hAnsi="Tahoma" w:hint="eastAsia"/>
+                <w:kern w:val="0"/>
+                <w:sz w:val="22"/>
+              </w:rPr>
+              <w:t>的底层：文件管理系统</w:t>
+            </w:r>
+            <w:r>
+              <w:rPr>
+                <w:rFonts w:ascii="Tahoma" w:eastAsia="微软雅黑" w:hAnsi="Tahoma" w:hint="eastAsia"/>
+                <w:kern w:val="0"/>
+                <w:sz w:val="22"/>
+              </w:rPr>
+              <w:t>fs</w:t>
+            </w:r>
+            <w:r>
+              <w:rPr>
+                <w:rFonts w:ascii="Tahoma" w:eastAsia="微软雅黑" w:hAnsi="Tahoma" w:hint="eastAsia"/>
+                <w:kern w:val="0"/>
+                <w:sz w:val="22"/>
+              </w:rPr>
+              <w:t>出现了拒绝访问的现象。</w:t>
+            </w:r>
+          </w:p>
+          <w:p>
+            <w:pPr>
+              <w:widowControl/>
+              <w:adjustRightInd w:val="0"/>
+              <w:snapToGrid w:val="0"/>
+              <w:spacing w:line="276" w:lineRule="auto"/>
+              <w:jc w:val="left"/>
+              <w:rPr>
+                <w:rFonts w:ascii="Tahoma" w:eastAsia="微软雅黑" w:hAnsi="Tahoma"/>
+                <w:kern w:val="0"/>
+                <w:sz w:val="22"/>
+              </w:rPr>
+            </w:pPr>
+            <w:r>
+              <w:rPr>
+                <w:rFonts w:ascii="Tahoma" w:eastAsia="微软雅黑" w:hAnsi="Tahoma" w:hint="eastAsia"/>
+                <w:kern w:val="0"/>
+                <w:sz w:val="22"/>
+              </w:rPr>
+              <w:t>有可能是操作系统，把</w:t>
+            </w:r>
+            <w:r>
+              <w:rPr>
+                <w:rFonts w:ascii="Tahoma" w:eastAsia="微软雅黑" w:hAnsi="Tahoma" w:hint="eastAsia"/>
+                <w:kern w:val="0"/>
+                <w:sz w:val="22"/>
+              </w:rPr>
+              <w:t xml:space="preserve"> drill_timer.rpgsave </w:t>
+            </w:r>
+            <w:r>
+              <w:rPr>
+                <w:rFonts w:ascii="Tahoma" w:eastAsia="微软雅黑" w:hAnsi="Tahoma" w:hint="eastAsia"/>
+                <w:kern w:val="0"/>
+                <w:sz w:val="22"/>
+              </w:rPr>
+              <w:t>文件锁定了，导致无法打开。</w:t>
+            </w:r>
+          </w:p>
+          <w:p>
+            <w:pPr>
+              <w:widowControl/>
+              <w:adjustRightInd w:val="0"/>
+              <w:snapToGrid w:val="0"/>
+              <w:spacing w:line="276" w:lineRule="auto"/>
+              <w:jc w:val="left"/>
+              <w:rPr>
+                <w:rFonts w:ascii="Tahoma" w:eastAsia="微软雅黑" w:hAnsi="Tahoma"/>
+                <w:kern w:val="0"/>
+                <w:sz w:val="22"/>
+              </w:rPr>
+            </w:pPr>
+            <w:r>
+              <w:rPr>
+                <w:rFonts w:ascii="Tahoma" w:eastAsia="微软雅黑" w:hAnsi="Tahoma" w:hint="eastAsia"/>
+                <w:kern w:val="0"/>
+                <w:sz w:val="22"/>
+              </w:rPr>
+              <w:t>（游戏</w:t>
             </w:r>
             <w:r>
               <w:rPr>
@@ -570,7 +761,7 @@
                 <w:kern w:val="0"/>
                 <w:sz w:val="22"/>
               </w:rPr>
-              <w:t>镜头外事件保持移动</w:t>
+              <w:t>只读</w:t>
             </w:r>
             <w:r>
               <w:rPr>
@@ -586,109 +777,69 @@
                 <w:kern w:val="0"/>
                 <w:sz w:val="22"/>
               </w:rPr>
-              <w:t>的插件，终于锁定了是移动路线核心插件的问题。</w:t>
-            </w:r>
-          </w:p>
-          <w:p>
-            <w:pPr>
-              <w:widowControl/>
-              <w:adjustRightInd w:val="0"/>
-              <w:snapToGrid w:val="0"/>
-              <w:spacing w:line="276" w:lineRule="auto"/>
-              <w:jc w:val="left"/>
-              <w:rPr>
-                <w:rFonts w:ascii="Tahoma" w:eastAsia="微软雅黑" w:hAnsi="Tahoma"/>
-                <w:kern w:val="0"/>
-                <w:sz w:val="22"/>
-              </w:rPr>
-            </w:pPr>
-            <w:r>
-              <w:rPr>
-                <w:rFonts w:ascii="Tahoma" w:eastAsia="微软雅黑" w:hAnsi="Tahoma" w:hint="eastAsia"/>
-                <w:kern w:val="0"/>
-                <w:sz w:val="22"/>
-              </w:rPr>
-              <w:t>3</w:t>
-            </w:r>
-            <w:r>
-              <w:rPr>
-                <w:rFonts w:ascii="Tahoma" w:eastAsia="微软雅黑" w:hAnsi="Tahoma"/>
-                <w:kern w:val="0"/>
-                <w:sz w:val="22"/>
-              </w:rPr>
-              <w:t>.</w:t>
-            </w:r>
-            <w:r>
-              <w:rPr>
-                <w:rFonts w:ascii="Tahoma" w:eastAsia="微软雅黑" w:hAnsi="Tahoma" w:hint="eastAsia"/>
-                <w:kern w:val="0"/>
-                <w:sz w:val="22"/>
-              </w:rPr>
-              <w:t>核心中的功能</w:t>
-            </w:r>
-            <w:r>
-              <w:rPr>
-                <w:rFonts w:ascii="Tahoma" w:eastAsia="微软雅黑" w:hAnsi="Tahoma"/>
-                <w:kern w:val="0"/>
-                <w:sz w:val="22"/>
-              </w:rPr>
-              <w:t>”(</w:t>
-            </w:r>
-            <w:r>
-              <w:rPr>
-                <w:rFonts w:ascii="Tahoma" w:eastAsia="微软雅黑" w:hAnsi="Tahoma" w:hint="eastAsia"/>
-                <w:kern w:val="0"/>
-                <w:sz w:val="22"/>
-              </w:rPr>
-              <w:t>遇障碍结束</w:t>
-            </w:r>
-            <w:r>
-              <w:rPr>
-                <w:rFonts w:ascii="Tahoma" w:eastAsia="微软雅黑" w:hAnsi="Tahoma"/>
-                <w:kern w:val="0"/>
-                <w:sz w:val="22"/>
-              </w:rPr>
-              <w:t>)”</w:t>
-            </w:r>
-            <w:r>
-              <w:rPr>
-                <w:rFonts w:ascii="Tahoma" w:eastAsia="微软雅黑" w:hAnsi="Tahoma" w:hint="eastAsia"/>
-                <w:kern w:val="0"/>
-                <w:sz w:val="22"/>
-              </w:rPr>
-              <w:t>会出现递归的死循环，后来经过结构重写把递归改成有限的</w:t>
-            </w:r>
-            <w:r>
-              <w:rPr>
-                <w:rFonts w:ascii="Tahoma" w:eastAsia="微软雅黑" w:hAnsi="Tahoma" w:hint="eastAsia"/>
-                <w:kern w:val="0"/>
-                <w:sz w:val="22"/>
-              </w:rPr>
-              <w:t>for</w:t>
-            </w:r>
-            <w:r>
-              <w:rPr>
-                <w:rFonts w:ascii="Tahoma" w:eastAsia="微软雅黑" w:hAnsi="Tahoma" w:hint="eastAsia"/>
-                <w:kern w:val="0"/>
-                <w:sz w:val="22"/>
-              </w:rPr>
-              <w:t>循环，修复了死循环负担的</w:t>
-            </w:r>
-            <w:r>
-              <w:rPr>
-                <w:rFonts w:ascii="Tahoma" w:eastAsia="微软雅黑" w:hAnsi="Tahoma" w:hint="eastAsia"/>
-                <w:kern w:val="0"/>
-                <w:sz w:val="22"/>
-              </w:rPr>
-              <w:t>bug</w:t>
-            </w:r>
-            <w:r>
-              <w:rPr>
-                <w:rFonts w:ascii="Tahoma" w:eastAsia="微软雅黑" w:hAnsi="Tahoma" w:hint="eastAsia"/>
-                <w:kern w:val="0"/>
-                <w:sz w:val="22"/>
-              </w:rPr>
-              <w:t>。</w:t>
+              <w:t>那个文件也被拒绝了）（删掉那个文件也被拒绝了）</w:t>
+            </w:r>
+          </w:p>
+          <w:p>
+            <w:pPr>
+              <w:widowControl/>
+              <w:adjustRightInd w:val="0"/>
+              <w:snapToGrid w:val="0"/>
+              <w:spacing w:line="276" w:lineRule="auto"/>
+              <w:jc w:val="left"/>
+              <w:rPr>
+                <w:rFonts w:ascii="Tahoma" w:eastAsia="微软雅黑" w:hAnsi="Tahoma"/>
+                <w:kern w:val="0"/>
+                <w:sz w:val="22"/>
+              </w:rPr>
+            </w:pPr>
+            <w:r>
+              <w:rPr>
+                <w:rFonts w:ascii="Tahoma" w:eastAsia="微软雅黑" w:hAnsi="Tahoma" w:hint="eastAsia"/>
+                <w:kern w:val="0"/>
+                <w:sz w:val="22"/>
+              </w:rPr>
+              <w:t>所以可以确定是操作系统的问题，而不是游戏的问题。</w:t>
+            </w:r>
+          </w:p>
+          <w:p>
+            <w:pPr>
+              <w:widowControl/>
+              <w:adjustRightInd w:val="0"/>
+              <w:snapToGrid w:val="0"/>
+              <w:spacing w:line="276" w:lineRule="auto"/>
+              <w:jc w:val="left"/>
+              <w:rPr>
+                <w:rFonts w:ascii="Tahoma" w:eastAsia="微软雅黑" w:hAnsi="Tahoma" w:hint="eastAsia"/>
+                <w:kern w:val="0"/>
+                <w:sz w:val="22"/>
+              </w:rPr>
+            </w:pPr>
+            <w:r>
+              <w:rPr>
+                <w:rFonts w:ascii="Tahoma" w:eastAsia="微软雅黑" w:hAnsi="Tahoma" w:hint="eastAsia"/>
+                <w:kern w:val="0"/>
+                <w:sz w:val="22"/>
+              </w:rPr>
+              <w:t>对于操作系统问题，一般</w:t>
+            </w:r>
+            <w:proofErr w:type="gramStart"/>
+            <w:r>
+              <w:rPr>
+                <w:rFonts w:ascii="Tahoma" w:eastAsia="微软雅黑" w:hAnsi="Tahoma" w:hint="eastAsia"/>
+                <w:kern w:val="0"/>
+                <w:sz w:val="22"/>
+              </w:rPr>
+              <w:t>重启就能</w:t>
+            </w:r>
+            <w:proofErr w:type="gramEnd"/>
+            <w:r>
+              <w:rPr>
+                <w:rFonts w:ascii="Tahoma" w:eastAsia="微软雅黑" w:hAnsi="Tahoma" w:hint="eastAsia"/>
+                <w:kern w:val="0"/>
+                <w:sz w:val="22"/>
+              </w:rPr>
+              <w:t>解决。</w:t>
             </w:r>
           </w:p>
         </w:tc>
@@ -748,411 +899,83 @@
                 <w:kern w:val="0"/>
                 <w:sz w:val="22"/>
               </w:rPr>
-              <w:t>更新最新版本的移动路线核心，以及相关插件。</w:t>
-            </w:r>
-          </w:p>
-          <w:p>
-            <w:pPr>
-              <w:widowControl/>
-              <w:adjustRightInd w:val="0"/>
-              <w:snapToGrid w:val="0"/>
-              <w:spacing w:line="276" w:lineRule="auto"/>
-              <w:jc w:val="left"/>
-              <w:rPr>
-                <w:rFonts w:ascii="Tahoma" w:eastAsia="微软雅黑" w:hAnsi="Tahoma"/>
-                <w:kern w:val="0"/>
-                <w:sz w:val="22"/>
-              </w:rPr>
-            </w:pPr>
-            <w:r>
-              <w:rPr>
-                <w:rFonts w:ascii="Tahoma" w:eastAsia="微软雅黑" w:hAnsi="Tahoma" w:hint="eastAsia"/>
-                <w:kern w:val="0"/>
-                <w:sz w:val="22"/>
-              </w:rPr>
-              <w:t>（注意，由于底层核心修改幅度较大，很多旧的移动路线指令被换掉了。）</w:t>
-            </w:r>
-          </w:p>
-          <w:p>
-            <w:pPr>
-              <w:widowControl/>
-              <w:adjustRightInd w:val="0"/>
-              <w:snapToGrid w:val="0"/>
-              <w:spacing w:line="276" w:lineRule="auto"/>
-              <w:jc w:val="left"/>
-              <w:rPr>
-                <w:rFonts w:ascii="Tahoma" w:eastAsia="微软雅黑" w:hAnsi="Tahoma"/>
-                <w:kern w:val="0"/>
-                <w:sz w:val="22"/>
-              </w:rPr>
-            </w:pPr>
-            <w:r>
-              <w:rPr>
-                <w:rFonts w:ascii="Tahoma" w:eastAsia="微软雅黑" w:hAnsi="Tahoma" w:hint="eastAsia"/>
-                <w:kern w:val="0"/>
-                <w:sz w:val="22"/>
-              </w:rPr>
-              <w:t>以下相关插件需要同步翻新：</w:t>
-            </w:r>
-          </w:p>
-          <w:p>
-            <w:pPr>
-              <w:widowControl/>
-              <w:adjustRightInd w:val="0"/>
-              <w:snapToGrid w:val="0"/>
-              <w:spacing w:line="276" w:lineRule="auto"/>
-              <w:jc w:val="left"/>
-              <w:rPr>
-                <w:rFonts w:ascii="Tahoma" w:eastAsia="微软雅黑" w:hAnsi="Tahoma"/>
-                <w:kern w:val="0"/>
-                <w:sz w:val="22"/>
-              </w:rPr>
-            </w:pPr>
-            <w:r>
-              <w:rPr>
-                <w:rFonts w:ascii="Tahoma" w:eastAsia="微软雅黑" w:hAnsi="Tahoma"/>
-                <w:kern w:val="0"/>
-                <w:sz w:val="22"/>
-              </w:rPr>
-              <w:tab/>
-            </w:r>
-            <w:r>
-              <w:rPr>
-                <w:rFonts w:ascii="Tahoma" w:eastAsia="微软雅黑" w:hAnsi="Tahoma"/>
-                <w:kern w:val="0"/>
-                <w:sz w:val="22"/>
-              </w:rPr>
-              <w:t>Drill_CoreOfMoveRoute</w:t>
-            </w:r>
-            <w:r>
-              <w:rPr>
-                <w:rFonts w:ascii="Tahoma" w:eastAsia="微软雅黑" w:hAnsi="Tahoma"/>
-                <w:kern w:val="0"/>
-                <w:sz w:val="22"/>
-              </w:rPr>
-              <w:tab/>
-            </w:r>
-            <w:r>
-              <w:rPr>
-                <w:rFonts w:ascii="Tahoma" w:eastAsia="微软雅黑" w:hAnsi="Tahoma"/>
-                <w:kern w:val="0"/>
-                <w:sz w:val="22"/>
-              </w:rPr>
-              <w:tab/>
-            </w:r>
-            <w:r>
-              <w:rPr>
-                <w:rFonts w:ascii="Tahoma" w:eastAsia="微软雅黑" w:hAnsi="Tahoma"/>
-                <w:kern w:val="0"/>
-                <w:sz w:val="22"/>
-              </w:rPr>
-              <w:tab/>
-            </w:r>
-            <w:r>
-              <w:rPr>
-                <w:rFonts w:ascii="Tahoma" w:eastAsia="微软雅黑" w:hAnsi="Tahoma" w:hint="eastAsia"/>
-                <w:kern w:val="0"/>
-                <w:sz w:val="22"/>
-              </w:rPr>
-              <w:t>移动路线</w:t>
-            </w:r>
-            <w:r>
-              <w:rPr>
-                <w:rFonts w:ascii="Tahoma" w:eastAsia="微软雅黑" w:hAnsi="Tahoma"/>
-                <w:kern w:val="0"/>
-                <w:sz w:val="22"/>
-              </w:rPr>
-              <w:t xml:space="preserve"> - </w:t>
-            </w:r>
-            <w:r>
-              <w:rPr>
-                <w:rFonts w:ascii="Tahoma" w:eastAsia="微软雅黑" w:hAnsi="Tahoma"/>
-                <w:kern w:val="0"/>
-                <w:sz w:val="22"/>
-              </w:rPr>
-              <w:t>移动路线核心</w:t>
-            </w:r>
-          </w:p>
-          <w:p>
-            <w:pPr>
-              <w:widowControl/>
-              <w:adjustRightInd w:val="0"/>
-              <w:snapToGrid w:val="0"/>
-              <w:spacing w:line="276" w:lineRule="auto"/>
-              <w:jc w:val="left"/>
-              <w:rPr>
-                <w:rFonts w:ascii="Tahoma" w:eastAsia="微软雅黑" w:hAnsi="Tahoma"/>
-                <w:kern w:val="0"/>
-                <w:sz w:val="22"/>
-              </w:rPr>
-            </w:pPr>
-            <w:r>
-              <w:rPr>
-                <w:rFonts w:ascii="Tahoma" w:eastAsia="微软雅黑" w:hAnsi="Tahoma"/>
-                <w:kern w:val="0"/>
-                <w:sz w:val="22"/>
-              </w:rPr>
-              <w:tab/>
-            </w:r>
-            <w:r>
-              <w:rPr>
-                <w:rFonts w:ascii="Tahoma" w:eastAsia="微软雅黑" w:hAnsi="Tahoma"/>
-                <w:kern w:val="0"/>
-                <w:sz w:val="22"/>
-              </w:rPr>
-              <w:t>Drill_MoveSpeed</w:t>
-            </w:r>
-            <w:r>
-              <w:rPr>
-                <w:rFonts w:ascii="Tahoma" w:eastAsia="微软雅黑" w:hAnsi="Tahoma"/>
-                <w:kern w:val="0"/>
-                <w:sz w:val="22"/>
-              </w:rPr>
-              <w:tab/>
-            </w:r>
-            <w:r>
-              <w:rPr>
-                <w:rFonts w:ascii="Tahoma" w:eastAsia="微软雅黑" w:hAnsi="Tahoma"/>
-                <w:kern w:val="0"/>
-                <w:sz w:val="22"/>
-              </w:rPr>
-              <w:tab/>
-            </w:r>
-            <w:r>
-              <w:rPr>
-                <w:rFonts w:ascii="Tahoma" w:eastAsia="微软雅黑" w:hAnsi="Tahoma"/>
-                <w:kern w:val="0"/>
-                <w:sz w:val="22"/>
-              </w:rPr>
-              <w:tab/>
-            </w:r>
-            <w:r>
-              <w:rPr>
-                <w:rFonts w:ascii="Tahoma" w:eastAsia="微软雅黑" w:hAnsi="Tahoma"/>
-                <w:kern w:val="0"/>
-                <w:sz w:val="22"/>
-              </w:rPr>
-              <w:tab/>
-            </w:r>
-            <w:r>
-              <w:rPr>
-                <w:rFonts w:ascii="Tahoma" w:eastAsia="微软雅黑" w:hAnsi="Tahoma"/>
-                <w:kern w:val="0"/>
-                <w:sz w:val="22"/>
-              </w:rPr>
-              <w:tab/>
-            </w:r>
-            <w:r>
-              <w:rPr>
-                <w:rFonts w:ascii="Tahoma" w:eastAsia="微软雅黑" w:hAnsi="Tahoma"/>
-                <w:kern w:val="0"/>
-                <w:sz w:val="22"/>
-              </w:rPr>
-              <w:t>物体</w:t>
-            </w:r>
-            <w:r>
-              <w:rPr>
-                <w:rFonts w:ascii="Tahoma" w:eastAsia="微软雅黑" w:hAnsi="Tahoma"/>
-                <w:kern w:val="0"/>
-                <w:sz w:val="22"/>
-              </w:rPr>
-              <w:t xml:space="preserve"> - </w:t>
-            </w:r>
-            <w:r>
-              <w:rPr>
-                <w:rFonts w:ascii="Tahoma" w:eastAsia="微软雅黑" w:hAnsi="Tahoma"/>
-                <w:kern w:val="0"/>
-                <w:sz w:val="22"/>
-              </w:rPr>
-              <w:t>移动速度</w:t>
-            </w:r>
-          </w:p>
-          <w:p>
-            <w:pPr>
-              <w:widowControl/>
-              <w:adjustRightInd w:val="0"/>
-              <w:snapToGrid w:val="0"/>
-              <w:spacing w:line="276" w:lineRule="auto"/>
-              <w:jc w:val="left"/>
-              <w:rPr>
-                <w:rFonts w:ascii="Tahoma" w:eastAsia="微软雅黑" w:hAnsi="Tahoma"/>
-                <w:kern w:val="0"/>
-                <w:sz w:val="22"/>
-              </w:rPr>
-            </w:pPr>
-            <w:r>
-              <w:rPr>
-                <w:rFonts w:ascii="Tahoma" w:eastAsia="微软雅黑" w:hAnsi="Tahoma"/>
-                <w:kern w:val="0"/>
-                <w:sz w:val="22"/>
-              </w:rPr>
-              <w:tab/>
-            </w:r>
-            <w:r>
-              <w:rPr>
-                <w:rFonts w:ascii="Tahoma" w:eastAsia="微软雅黑" w:hAnsi="Tahoma"/>
-                <w:kern w:val="0"/>
-                <w:sz w:val="22"/>
-              </w:rPr>
-              <w:t>Drill_EventJump</w:t>
-            </w:r>
-            <w:r>
-              <w:rPr>
-                <w:rFonts w:ascii="Tahoma" w:eastAsia="微软雅黑" w:hAnsi="Tahoma"/>
-                <w:kern w:val="0"/>
-                <w:sz w:val="22"/>
-              </w:rPr>
-              <w:tab/>
-            </w:r>
-            <w:r>
-              <w:rPr>
-                <w:rFonts w:ascii="Tahoma" w:eastAsia="微软雅黑" w:hAnsi="Tahoma"/>
-                <w:kern w:val="0"/>
-                <w:sz w:val="22"/>
-              </w:rPr>
-              <w:tab/>
-            </w:r>
-            <w:r>
-              <w:rPr>
-                <w:rFonts w:ascii="Tahoma" w:eastAsia="微软雅黑" w:hAnsi="Tahoma"/>
-                <w:kern w:val="0"/>
-                <w:sz w:val="22"/>
-              </w:rPr>
-              <w:tab/>
-            </w:r>
-            <w:r>
-              <w:rPr>
-                <w:rFonts w:ascii="Tahoma" w:eastAsia="微软雅黑" w:hAnsi="Tahoma"/>
-                <w:kern w:val="0"/>
-                <w:sz w:val="22"/>
-              </w:rPr>
-              <w:tab/>
-            </w:r>
-            <w:r>
-              <w:rPr>
-                <w:rFonts w:ascii="Tahoma" w:eastAsia="微软雅黑" w:hAnsi="Tahoma"/>
-                <w:kern w:val="0"/>
-                <w:sz w:val="22"/>
-              </w:rPr>
-              <w:tab/>
-            </w:r>
-            <w:r>
-              <w:rPr>
-                <w:rFonts w:ascii="Tahoma" w:eastAsia="微软雅黑" w:hAnsi="Tahoma"/>
-                <w:kern w:val="0"/>
-                <w:sz w:val="22"/>
-              </w:rPr>
-              <w:t>物体</w:t>
-            </w:r>
-            <w:r>
-              <w:rPr>
-                <w:rFonts w:ascii="Tahoma" w:eastAsia="微软雅黑" w:hAnsi="Tahoma"/>
-                <w:kern w:val="0"/>
-                <w:sz w:val="22"/>
-              </w:rPr>
-              <w:t xml:space="preserve"> - </w:t>
-            </w:r>
-            <w:r>
-              <w:rPr>
-                <w:rFonts w:ascii="Tahoma" w:eastAsia="微软雅黑" w:hAnsi="Tahoma"/>
-                <w:kern w:val="0"/>
-                <w:sz w:val="22"/>
-              </w:rPr>
-              <w:t>事件跳跃</w:t>
-            </w:r>
-          </w:p>
-          <w:p>
-            <w:pPr>
-              <w:widowControl/>
-              <w:adjustRightInd w:val="0"/>
-              <w:snapToGrid w:val="0"/>
-              <w:spacing w:line="276" w:lineRule="auto"/>
-              <w:jc w:val="left"/>
-              <w:rPr>
-                <w:rFonts w:ascii="Tahoma" w:eastAsia="微软雅黑" w:hAnsi="Tahoma"/>
-                <w:kern w:val="0"/>
-                <w:sz w:val="22"/>
-              </w:rPr>
-            </w:pPr>
-            <w:r>
-              <w:rPr>
-                <w:rFonts w:ascii="Tahoma" w:eastAsia="微软雅黑" w:hAnsi="Tahoma"/>
-                <w:kern w:val="0"/>
-                <w:sz w:val="22"/>
-              </w:rPr>
-              <w:tab/>
-            </w:r>
-            <w:r>
-              <w:rPr>
-                <w:rFonts w:ascii="Tahoma" w:eastAsia="微软雅黑" w:hAnsi="Tahoma"/>
-                <w:kern w:val="0"/>
-                <w:sz w:val="22"/>
-              </w:rPr>
-              <w:t>Drill_BombCore</w:t>
-            </w:r>
-            <w:r>
-              <w:rPr>
-                <w:rFonts w:ascii="Tahoma" w:eastAsia="微软雅黑" w:hAnsi="Tahoma"/>
-                <w:kern w:val="0"/>
-                <w:sz w:val="22"/>
-              </w:rPr>
-              <w:tab/>
-            </w:r>
-            <w:r>
-              <w:rPr>
-                <w:rFonts w:ascii="Tahoma" w:eastAsia="微软雅黑" w:hAnsi="Tahoma"/>
-                <w:kern w:val="0"/>
-                <w:sz w:val="22"/>
-              </w:rPr>
-              <w:tab/>
-            </w:r>
-            <w:r>
-              <w:rPr>
-                <w:rFonts w:ascii="Tahoma" w:eastAsia="微软雅黑" w:hAnsi="Tahoma"/>
-                <w:kern w:val="0"/>
-                <w:sz w:val="22"/>
-              </w:rPr>
-              <w:tab/>
-            </w:r>
-            <w:r>
-              <w:rPr>
-                <w:rFonts w:ascii="Tahoma" w:eastAsia="微软雅黑" w:hAnsi="Tahoma"/>
-                <w:kern w:val="0"/>
-                <w:sz w:val="22"/>
-              </w:rPr>
-              <w:tab/>
-            </w:r>
-            <w:r>
-              <w:rPr>
-                <w:rFonts w:ascii="Tahoma" w:eastAsia="微软雅黑" w:hAnsi="Tahoma"/>
-                <w:kern w:val="0"/>
-                <w:sz w:val="22"/>
-              </w:rPr>
-              <w:tab/>
-            </w:r>
-            <w:r>
-              <w:rPr>
-                <w:rFonts w:ascii="Tahoma" w:eastAsia="微软雅黑" w:hAnsi="Tahoma"/>
-                <w:kern w:val="0"/>
-                <w:sz w:val="22"/>
-              </w:rPr>
-              <w:t>炸弹人</w:t>
-            </w:r>
-            <w:r>
-              <w:rPr>
-                <w:rFonts w:ascii="Tahoma" w:eastAsia="微软雅黑" w:hAnsi="Tahoma"/>
-                <w:kern w:val="0"/>
-                <w:sz w:val="22"/>
-              </w:rPr>
-              <w:t xml:space="preserve"> - </w:t>
-            </w:r>
-            <w:r>
-              <w:rPr>
-                <w:rFonts w:ascii="Tahoma" w:eastAsia="微软雅黑" w:hAnsi="Tahoma"/>
-                <w:kern w:val="0"/>
-                <w:sz w:val="22"/>
-              </w:rPr>
-              <w:t>游戏核心</w:t>
+              <w:t>删掉报错中指定的那个文件“</w:t>
+            </w:r>
+            <w:r>
+              <w:rPr>
+                <w:rFonts w:ascii="Tahoma" w:eastAsia="微软雅黑" w:hAnsi="Tahoma" w:hint="eastAsia"/>
+                <w:kern w:val="0"/>
+                <w:sz w:val="22"/>
+              </w:rPr>
+              <w:t>drill_timer.rpgsave</w:t>
+            </w:r>
+            <w:r>
+              <w:rPr>
+                <w:rFonts w:ascii="Tahoma" w:eastAsia="微软雅黑" w:hAnsi="Tahoma" w:hint="eastAsia"/>
+                <w:kern w:val="0"/>
+                <w:sz w:val="22"/>
+              </w:rPr>
+              <w:t>”，</w:t>
+            </w:r>
+          </w:p>
+          <w:p>
+            <w:pPr>
+              <w:widowControl/>
+              <w:adjustRightInd w:val="0"/>
+              <w:snapToGrid w:val="0"/>
+              <w:spacing w:line="276" w:lineRule="auto"/>
+              <w:jc w:val="left"/>
+              <w:rPr>
+                <w:rFonts w:ascii="Tahoma" w:eastAsia="微软雅黑" w:hAnsi="Tahoma"/>
+                <w:kern w:val="0"/>
+                <w:sz w:val="22"/>
+              </w:rPr>
+            </w:pPr>
+            <w:r>
+              <w:rPr>
+                <w:rFonts w:ascii="Tahoma" w:eastAsia="微软雅黑" w:hAnsi="Tahoma" w:hint="eastAsia"/>
+                <w:kern w:val="0"/>
+                <w:sz w:val="22"/>
+              </w:rPr>
+              <w:t>然后重启电脑，就不再报错了。</w:t>
+            </w:r>
+          </w:p>
+          <w:p>
+            <w:pPr>
+              <w:widowControl/>
+              <w:adjustRightInd w:val="0"/>
+              <w:snapToGrid w:val="0"/>
+              <w:spacing w:line="276" w:lineRule="auto"/>
+              <w:jc w:val="left"/>
+              <w:rPr>
+                <w:rFonts w:ascii="Tahoma" w:eastAsia="微软雅黑" w:hAnsi="Tahoma" w:hint="eastAsia"/>
+                <w:kern w:val="0"/>
+                <w:sz w:val="22"/>
+              </w:rPr>
+            </w:pPr>
+            <w:r>
+              <w:rPr>
+                <w:rFonts w:ascii="Tahoma" w:eastAsia="微软雅黑" w:hAnsi="Tahoma" w:hint="eastAsia"/>
+                <w:kern w:val="0"/>
+                <w:sz w:val="22"/>
+              </w:rPr>
+              <w:t>（并且新生成的</w:t>
+            </w:r>
+            <w:r>
+              <w:rPr>
+                <w:rFonts w:ascii="Tahoma" w:eastAsia="微软雅黑" w:hAnsi="Tahoma" w:hint="eastAsia"/>
+                <w:kern w:val="0"/>
+                <w:sz w:val="22"/>
+              </w:rPr>
+              <w:t>drill_timer.rpgsave</w:t>
+            </w:r>
+            <w:r>
+              <w:rPr>
+                <w:rFonts w:ascii="Tahoma" w:eastAsia="微软雅黑" w:hAnsi="Tahoma" w:hint="eastAsia"/>
+                <w:kern w:val="0"/>
+                <w:sz w:val="22"/>
+              </w:rPr>
+              <w:t>文件也正常了）</w:t>
             </w:r>
           </w:p>
         </w:tc>
@@ -1161,9 +984,6 @@
     <w:p>
       <w:pPr>
         <w:widowControl/>
-        <w:adjustRightInd w:val="0"/>
-        <w:snapToGrid w:val="0"/>
-        <w:spacing w:line="276" w:lineRule="auto"/>
         <w:jc w:val="left"/>
         <w:rPr>
           <w:rFonts w:ascii="Tahoma" w:eastAsia="微软雅黑" w:hAnsi="Tahoma"/>
@@ -1177,7 +997,7 @@
         <w:widowControl/>
         <w:jc w:val="left"/>
         <w:rPr>
-          <w:rFonts w:ascii="Tahoma" w:eastAsia="微软雅黑" w:hAnsi="Tahoma"/>
+          <w:rFonts w:ascii="Tahoma" w:eastAsia="微软雅黑" w:hAnsi="Tahoma" w:hint="eastAsia"/>
           <w:kern w:val="0"/>
           <w:sz w:val="22"/>
         </w:rPr>
@@ -1339,7 +1159,7 @@
                 <w:noProof/>
               </w:rPr>
               <w:drawing>
-                <wp:inline distT="0" distB="0" distL="0" distR="0" wp14:anchorId="1DCABD02" wp14:editId="5AA8CEB7">
+                <wp:inline distT="0" distB="0" distL="0" distR="0" wp14:anchorId="06879C1A" wp14:editId="1B7C48D2">
                   <wp:extent cx="1980977" cy="1049066"/>
                   <wp:effectExtent l="0" t="0" r="635" b="0"/>
                   <wp:docPr id="29104653" name="图片 2"/>
@@ -1401,7 +1221,7 @@
                 <w:noProof/>
               </w:rPr>
               <w:drawing>
-                <wp:inline distT="0" distB="0" distL="0" distR="0" wp14:anchorId="787F44DA" wp14:editId="0C450479">
+                <wp:inline distT="0" distB="0" distL="0" distR="0" wp14:anchorId="0A025CAF" wp14:editId="17AA687D">
                   <wp:extent cx="2015490" cy="1052041"/>
                   <wp:effectExtent l="0" t="0" r="3810" b="0"/>
                   <wp:docPr id="1074893242" name="图片 3"/>
@@ -1469,7 +1289,7 @@
                 <w:noProof/>
               </w:rPr>
               <w:drawing>
-                <wp:inline distT="0" distB="0" distL="0" distR="0" wp14:anchorId="18AC44CC" wp14:editId="689F6CC5">
+                <wp:inline distT="0" distB="0" distL="0" distR="0" wp14:anchorId="7F773EC0" wp14:editId="1CAF468F">
                   <wp:extent cx="4110990" cy="2365328"/>
                   <wp:effectExtent l="0" t="0" r="3810" b="0"/>
                   <wp:docPr id="791935748" name="图片 4"/>
@@ -1687,7 +1507,25 @@
                 <w:kern w:val="0"/>
                 <w:sz w:val="22"/>
               </w:rPr>
-              <w:t>通常设计游戏都是加事件，删事件很少，所以这个问题不容易被发现。</w:t>
+              <w:t>通常设计游戏都是加事件，</w:t>
+            </w:r>
+            <w:proofErr w:type="gramStart"/>
+            <w:r>
+              <w:rPr>
+                <w:rFonts w:ascii="Tahoma" w:eastAsia="微软雅黑" w:hAnsi="Tahoma" w:hint="eastAsia"/>
+                <w:kern w:val="0"/>
+                <w:sz w:val="22"/>
+              </w:rPr>
+              <w:t>删</w:t>
+            </w:r>
+            <w:proofErr w:type="gramEnd"/>
+            <w:r>
+              <w:rPr>
+                <w:rFonts w:ascii="Tahoma" w:eastAsia="微软雅黑" w:hAnsi="Tahoma" w:hint="eastAsia"/>
+                <w:kern w:val="0"/>
+                <w:sz w:val="22"/>
+              </w:rPr>
+              <w:t>事件很少，所以这个问题不容易被发现。</w:t>
             </w:r>
           </w:p>
           <w:p>
@@ -1900,8 +1738,18 @@
                 <w:kern w:val="0"/>
                 <w:sz w:val="22"/>
               </w:rPr>
-              <w:t>Scene_Load.prototype.reloadMapIfUpdated</w:t>
-            </w:r>
+              <w:t>Scene_</w:t>
+            </w:r>
+            <w:proofErr w:type="gramStart"/>
+            <w:r>
+              <w:rPr>
+                <w:rFonts w:ascii="Tahoma" w:eastAsia="微软雅黑" w:hAnsi="Tahoma"/>
+                <w:kern w:val="0"/>
+                <w:sz w:val="22"/>
+              </w:rPr>
+              <w:t>Load.prototype.reloadMapIfUpdated</w:t>
+            </w:r>
+            <w:proofErr w:type="gramEnd"/>
           </w:p>
           <w:p>
             <w:pPr>
@@ -2195,6 +2043,1240 @@
     <w:p>
       <w:pPr>
         <w:widowControl/>
+        <w:jc w:val="left"/>
+        <w:rPr>
+          <w:rFonts w:ascii="Tahoma" w:eastAsia="微软雅黑" w:hAnsi="Tahoma"/>
+          <w:kern w:val="0"/>
+          <w:sz w:val="22"/>
+        </w:rPr>
+      </w:pPr>
+    </w:p>
+    <w:p>
+      <w:pPr>
+        <w:widowControl/>
+        <w:jc w:val="left"/>
+        <w:rPr>
+          <w:rFonts w:ascii="Tahoma" w:eastAsia="微软雅黑" w:hAnsi="Tahoma"/>
+          <w:kern w:val="0"/>
+          <w:sz w:val="22"/>
+        </w:rPr>
+      </w:pPr>
+      <w:r>
+        <w:rPr>
+          <w:rFonts w:ascii="Tahoma" w:eastAsia="微软雅黑" w:hAnsi="Tahoma"/>
+          <w:kern w:val="0"/>
+          <w:sz w:val="22"/>
+        </w:rPr>
+        <w:br w:type="page"/>
+      </w:r>
+    </w:p>
+    <w:p>
+      <w:pPr>
+        <w:pStyle w:val="3"/>
+        <w:spacing w:line="276" w:lineRule="auto"/>
+        <w:rPr>
+          <w:rFonts w:hint="eastAsia"/>
+        </w:rPr>
+      </w:pPr>
+      <w:r>
+        <w:rPr>
+          <w:rFonts w:hint="eastAsia"/>
+        </w:rPr>
+        <w:lastRenderedPageBreak/>
+        <w:t>第一次进入鼠标</w:t>
+      </w:r>
+      <w:proofErr w:type="gramStart"/>
+      <w:r>
+        <w:rPr>
+          <w:rFonts w:hint="eastAsia"/>
+        </w:rPr>
+        <w:t>管理层爆卡</w:t>
+      </w:r>
+      <w:proofErr w:type="gramEnd"/>
+    </w:p>
+    <w:tbl>
+      <w:tblPr>
+        <w:tblStyle w:val="af"/>
+        <w:tblW w:w="8931" w:type="dxa"/>
+        <w:tblInd w:w="-176" w:type="dxa"/>
+        <w:tblBorders>
+          <w:top w:val="single" w:sz="4" w:space="0" w:color="D9D9D9" w:themeColor="background1" w:themeShade="D9"/>
+          <w:left w:val="none" w:sz="0" w:space="0" w:color="auto"/>
+          <w:bottom w:val="single" w:sz="4" w:space="0" w:color="D9D9D9" w:themeColor="background1" w:themeShade="D9"/>
+          <w:right w:val="none" w:sz="0" w:space="0" w:color="auto"/>
+          <w:insideH w:val="single" w:sz="4" w:space="0" w:color="D9D9D9" w:themeColor="background1" w:themeShade="D9"/>
+          <w:insideV w:val="none" w:sz="0" w:space="0" w:color="auto"/>
+        </w:tblBorders>
+        <w:tblLook w:val="04A0" w:firstRow="1" w:lastRow="0" w:firstColumn="1" w:lastColumn="0" w:noHBand="0" w:noVBand="1"/>
+      </w:tblPr>
+      <w:tblGrid>
+        <w:gridCol w:w="1418"/>
+        <w:gridCol w:w="7513"/>
+      </w:tblGrid>
+      <w:tr>
+        <w:tc>
+          <w:tcPr>
+            <w:tcW w:w="1418" w:type="dxa"/>
+          </w:tcPr>
+          <w:p>
+            <w:pPr>
+              <w:widowControl/>
+              <w:adjustRightInd w:val="0"/>
+              <w:snapToGrid w:val="0"/>
+              <w:spacing w:line="276" w:lineRule="auto"/>
+              <w:jc w:val="left"/>
+              <w:rPr>
+                <w:rFonts w:ascii="Tahoma" w:eastAsia="微软雅黑" w:hAnsi="Tahoma"/>
+                <w:kern w:val="0"/>
+                <w:sz w:val="22"/>
+              </w:rPr>
+            </w:pPr>
+            <w:r>
+              <w:rPr>
+                <w:rFonts w:ascii="Tahoma" w:eastAsia="微软雅黑" w:hAnsi="Tahoma" w:hint="eastAsia"/>
+                <w:b/>
+                <w:bCs/>
+                <w:kern w:val="0"/>
+                <w:sz w:val="22"/>
+              </w:rPr>
+              <w:t>问题名称</w:t>
+            </w:r>
+          </w:p>
+        </w:tc>
+        <w:tc>
+          <w:tcPr>
+            <w:tcW w:w="7513" w:type="dxa"/>
+          </w:tcPr>
+          <w:p>
+            <w:pPr>
+              <w:widowControl/>
+              <w:adjustRightInd w:val="0"/>
+              <w:snapToGrid w:val="0"/>
+              <w:spacing w:line="276" w:lineRule="auto"/>
+              <w:jc w:val="left"/>
+              <w:rPr>
+                <w:rFonts w:ascii="Tahoma" w:eastAsia="微软雅黑" w:hAnsi="Tahoma"/>
+                <w:kern w:val="0"/>
+                <w:sz w:val="22"/>
+              </w:rPr>
+            </w:pPr>
+            <w:r>
+              <w:rPr>
+                <w:rFonts w:ascii="Tahoma" w:eastAsia="微软雅黑" w:hAnsi="Tahoma" w:hint="eastAsia"/>
+                <w:kern w:val="0"/>
+                <w:sz w:val="22"/>
+              </w:rPr>
+              <w:t>第一次进入鼠标</w:t>
+            </w:r>
+            <w:proofErr w:type="gramStart"/>
+            <w:r>
+              <w:rPr>
+                <w:rFonts w:ascii="Tahoma" w:eastAsia="微软雅黑" w:hAnsi="Tahoma" w:hint="eastAsia"/>
+                <w:kern w:val="0"/>
+                <w:sz w:val="22"/>
+              </w:rPr>
+              <w:t>管理层爆卡</w:t>
+            </w:r>
+            <w:proofErr w:type="gramEnd"/>
+          </w:p>
+        </w:tc>
+      </w:tr>
+      <w:tr>
+        <w:tc>
+          <w:tcPr>
+            <w:tcW w:w="1418" w:type="dxa"/>
+          </w:tcPr>
+          <w:p>
+            <w:pPr>
+              <w:widowControl/>
+              <w:adjustRightInd w:val="0"/>
+              <w:snapToGrid w:val="0"/>
+              <w:spacing w:line="276" w:lineRule="auto"/>
+              <w:jc w:val="left"/>
+              <w:rPr>
+                <w:rFonts w:ascii="Tahoma" w:eastAsia="微软雅黑" w:hAnsi="Tahoma"/>
+                <w:b/>
+                <w:bCs/>
+                <w:kern w:val="0"/>
+                <w:sz w:val="22"/>
+              </w:rPr>
+            </w:pPr>
+            <w:r>
+              <w:rPr>
+                <w:rFonts w:ascii="Tahoma" w:eastAsia="微软雅黑" w:hAnsi="Tahoma" w:hint="eastAsia"/>
+                <w:b/>
+                <w:bCs/>
+                <w:kern w:val="0"/>
+                <w:sz w:val="22"/>
+              </w:rPr>
+              <w:t>问题图示</w:t>
+            </w:r>
+          </w:p>
+        </w:tc>
+        <w:tc>
+          <w:tcPr>
+            <w:tcW w:w="7513" w:type="dxa"/>
+          </w:tcPr>
+          <w:p>
+            <w:pPr>
+              <w:widowControl/>
+              <w:jc w:val="left"/>
+              <w:rPr>
+                <w:rFonts w:ascii="宋体" w:eastAsia="宋体" w:hAnsi="宋体" w:cs="宋体" w:hint="eastAsia"/>
+                <w:kern w:val="0"/>
+                <w:sz w:val="24"/>
+                <w:szCs w:val="24"/>
+              </w:rPr>
+            </w:pPr>
+            <w:r>
+              <w:rPr>
+                <w:noProof/>
+              </w:rPr>
+              <w:drawing>
+                <wp:inline distT="0" distB="0" distL="0" distR="0" wp14:anchorId="1EC6D44B" wp14:editId="335F7948">
+                  <wp:extent cx="3819525" cy="1801517"/>
+                  <wp:effectExtent l="0" t="0" r="0" b="8255"/>
+                  <wp:docPr id="1882292963" name="图片 1"/>
+                  <wp:cNvGraphicFramePr>
+                    <a:graphicFrameLocks xmlns:a="http://schemas.openxmlformats.org/drawingml/2006/main" noChangeAspect="1"/>
+                  </wp:cNvGraphicFramePr>
+                  <a:graphic xmlns:a="http://schemas.openxmlformats.org/drawingml/2006/main">
+                    <a:graphicData uri="http://schemas.openxmlformats.org/drawingml/2006/picture">
+                      <pic:pic xmlns:pic="http://schemas.openxmlformats.org/drawingml/2006/picture">
+                        <pic:nvPicPr>
+                          <pic:cNvPr id="0" name="Picture 1"/>
+                          <pic:cNvPicPr>
+                            <a:picLocks noChangeAspect="1" noChangeArrowheads="1"/>
+                          </pic:cNvPicPr>
+                        </pic:nvPicPr>
+                        <pic:blipFill>
+                          <a:blip r:embed="rId12">
+                            <a:extLst>
+                              <a:ext uri="{28A0092B-C50C-407E-A947-70E740481C1C}">
+                                <a14:useLocalDpi xmlns:a14="http://schemas.microsoft.com/office/drawing/2010/main" val="0"/>
+                              </a:ext>
+                            </a:extLst>
+                          </a:blip>
+                          <a:srcRect/>
+                          <a:stretch>
+                            <a:fillRect/>
+                          </a:stretch>
+                        </pic:blipFill>
+                        <pic:spPr bwMode="auto">
+                          <a:xfrm>
+                            <a:off x="0" y="0"/>
+                            <a:ext cx="3828354" cy="1805681"/>
+                          </a:xfrm>
+                          <a:prstGeom prst="rect">
+                            <a:avLst/>
+                          </a:prstGeom>
+                          <a:noFill/>
+                          <a:ln>
+                            <a:noFill/>
+                          </a:ln>
+                        </pic:spPr>
+                      </pic:pic>
+                    </a:graphicData>
+                  </a:graphic>
+                </wp:inline>
+              </w:drawing>
+            </w:r>
+          </w:p>
+        </w:tc>
+      </w:tr>
+      <w:tr>
+        <w:tc>
+          <w:tcPr>
+            <w:tcW w:w="1418" w:type="dxa"/>
+          </w:tcPr>
+          <w:p>
+            <w:pPr>
+              <w:widowControl/>
+              <w:adjustRightInd w:val="0"/>
+              <w:snapToGrid w:val="0"/>
+              <w:spacing w:line="276" w:lineRule="auto"/>
+              <w:jc w:val="left"/>
+              <w:rPr>
+                <w:rFonts w:ascii="Tahoma" w:eastAsia="微软雅黑" w:hAnsi="Tahoma"/>
+                <w:b/>
+                <w:bCs/>
+                <w:kern w:val="0"/>
+                <w:sz w:val="22"/>
+              </w:rPr>
+            </w:pPr>
+            <w:r>
+              <w:rPr>
+                <w:rFonts w:ascii="Tahoma" w:eastAsia="微软雅黑" w:hAnsi="Tahoma" w:hint="eastAsia"/>
+                <w:b/>
+                <w:bCs/>
+                <w:kern w:val="0"/>
+                <w:sz w:val="22"/>
+              </w:rPr>
+              <w:t>问题描述</w:t>
+            </w:r>
+          </w:p>
+        </w:tc>
+        <w:tc>
+          <w:tcPr>
+            <w:tcW w:w="7513" w:type="dxa"/>
+          </w:tcPr>
+          <w:p>
+            <w:pPr>
+              <w:widowControl/>
+              <w:adjustRightInd w:val="0"/>
+              <w:snapToGrid w:val="0"/>
+              <w:spacing w:line="276" w:lineRule="auto"/>
+              <w:jc w:val="left"/>
+              <w:rPr>
+                <w:rFonts w:ascii="Tahoma" w:eastAsia="微软雅黑" w:hAnsi="Tahoma"/>
+                <w:kern w:val="0"/>
+                <w:sz w:val="22"/>
+              </w:rPr>
+            </w:pPr>
+            <w:r>
+              <w:rPr>
+                <w:rFonts w:ascii="Tahoma" w:eastAsia="微软雅黑" w:hAnsi="Tahoma" w:hint="eastAsia"/>
+                <w:kern w:val="0"/>
+                <w:sz w:val="22"/>
+              </w:rPr>
+              <w:t>进入地图后，鼠标管理层会卡到几乎</w:t>
+            </w:r>
+            <w:r>
+              <w:rPr>
+                <w:rFonts w:ascii="Tahoma" w:eastAsia="微软雅黑" w:hAnsi="Tahoma" w:hint="eastAsia"/>
+                <w:kern w:val="0"/>
+                <w:sz w:val="22"/>
+              </w:rPr>
+              <w:t>0</w:t>
+            </w:r>
+            <w:r>
+              <w:rPr>
+                <w:rFonts w:ascii="Tahoma" w:eastAsia="微软雅黑" w:hAnsi="Tahoma" w:hint="eastAsia"/>
+                <w:kern w:val="0"/>
+                <w:sz w:val="22"/>
+              </w:rPr>
+              <w:t>帧。</w:t>
+            </w:r>
+          </w:p>
+          <w:p>
+            <w:pPr>
+              <w:widowControl/>
+              <w:adjustRightInd w:val="0"/>
+              <w:snapToGrid w:val="0"/>
+              <w:spacing w:line="276" w:lineRule="auto"/>
+              <w:jc w:val="left"/>
+              <w:rPr>
+                <w:rFonts w:ascii="Tahoma" w:eastAsia="微软雅黑" w:hAnsi="Tahoma"/>
+                <w:kern w:val="0"/>
+                <w:sz w:val="22"/>
+              </w:rPr>
+            </w:pPr>
+            <w:r>
+              <w:rPr>
+                <w:rFonts w:ascii="Tahoma" w:eastAsia="微软雅黑" w:hAnsi="Tahoma" w:hint="eastAsia"/>
+                <w:kern w:val="0"/>
+                <w:sz w:val="22"/>
+              </w:rPr>
+              <w:t>但是关掉游戏重新打开后，卡</w:t>
+            </w:r>
+            <w:proofErr w:type="gramStart"/>
+            <w:r>
+              <w:rPr>
+                <w:rFonts w:ascii="Tahoma" w:eastAsia="微软雅黑" w:hAnsi="Tahoma" w:hint="eastAsia"/>
+                <w:kern w:val="0"/>
+                <w:sz w:val="22"/>
+              </w:rPr>
+              <w:t>顿问题</w:t>
+            </w:r>
+            <w:proofErr w:type="gramEnd"/>
+            <w:r>
+              <w:rPr>
+                <w:rFonts w:ascii="Tahoma" w:eastAsia="微软雅黑" w:hAnsi="Tahoma" w:hint="eastAsia"/>
+                <w:kern w:val="0"/>
+                <w:sz w:val="22"/>
+              </w:rPr>
+              <w:t>似乎又消失了。</w:t>
+            </w:r>
+          </w:p>
+        </w:tc>
+      </w:tr>
+      <w:tr>
+        <w:tc>
+          <w:tcPr>
+            <w:tcW w:w="1418" w:type="dxa"/>
+          </w:tcPr>
+          <w:p>
+            <w:pPr>
+              <w:widowControl/>
+              <w:adjustRightInd w:val="0"/>
+              <w:snapToGrid w:val="0"/>
+              <w:spacing w:line="276" w:lineRule="auto"/>
+              <w:jc w:val="left"/>
+              <w:rPr>
+                <w:rFonts w:ascii="Tahoma" w:eastAsia="微软雅黑" w:hAnsi="Tahoma"/>
+                <w:kern w:val="0"/>
+                <w:sz w:val="22"/>
+              </w:rPr>
+            </w:pPr>
+            <w:r>
+              <w:rPr>
+                <w:rFonts w:ascii="Tahoma" w:eastAsia="微软雅黑" w:hAnsi="Tahoma" w:hint="eastAsia"/>
+                <w:b/>
+                <w:bCs/>
+                <w:kern w:val="0"/>
+                <w:sz w:val="22"/>
+              </w:rPr>
+              <w:t>发生条件</w:t>
+            </w:r>
+          </w:p>
+        </w:tc>
+        <w:tc>
+          <w:tcPr>
+            <w:tcW w:w="7513" w:type="dxa"/>
+          </w:tcPr>
+          <w:p>
+            <w:pPr>
+              <w:widowControl/>
+              <w:adjustRightInd w:val="0"/>
+              <w:snapToGrid w:val="0"/>
+              <w:spacing w:line="276" w:lineRule="auto"/>
+              <w:jc w:val="left"/>
+              <w:rPr>
+                <w:rFonts w:ascii="Tahoma" w:eastAsia="微软雅黑" w:hAnsi="Tahoma"/>
+                <w:kern w:val="0"/>
+                <w:sz w:val="22"/>
+              </w:rPr>
+            </w:pPr>
+            <w:r>
+              <w:rPr>
+                <w:rFonts w:ascii="Tahoma" w:eastAsia="微软雅黑" w:hAnsi="Tahoma" w:hint="eastAsia"/>
+                <w:kern w:val="0"/>
+                <w:sz w:val="22"/>
+              </w:rPr>
+              <w:t>1.</w:t>
+            </w:r>
+            <w:r>
+              <w:rPr>
+                <w:rFonts w:ascii="Tahoma" w:eastAsia="微软雅黑" w:hAnsi="Tahoma" w:hint="eastAsia"/>
+                <w:kern w:val="0"/>
+                <w:sz w:val="22"/>
+              </w:rPr>
+              <w:t>偶尔出现，而且一般是在第一次进入游戏时，出现问题。</w:t>
+            </w:r>
+          </w:p>
+          <w:p>
+            <w:pPr>
+              <w:widowControl/>
+              <w:adjustRightInd w:val="0"/>
+              <w:snapToGrid w:val="0"/>
+              <w:spacing w:line="276" w:lineRule="auto"/>
+              <w:jc w:val="left"/>
+              <w:rPr>
+                <w:rFonts w:ascii="Tahoma" w:eastAsia="微软雅黑" w:hAnsi="Tahoma"/>
+                <w:kern w:val="0"/>
+                <w:sz w:val="22"/>
+              </w:rPr>
+            </w:pPr>
+            <w:r>
+              <w:rPr>
+                <w:rFonts w:ascii="Tahoma" w:eastAsia="微软雅黑" w:hAnsi="Tahoma" w:hint="eastAsia"/>
+                <w:kern w:val="0"/>
+                <w:sz w:val="22"/>
+              </w:rPr>
+              <w:t>2.</w:t>
+            </w:r>
+            <w:r>
+              <w:rPr>
+                <w:rFonts w:ascii="Tahoma" w:eastAsia="微软雅黑" w:hAnsi="Tahoma" w:hint="eastAsia"/>
+                <w:kern w:val="0"/>
+                <w:sz w:val="22"/>
+              </w:rPr>
+              <w:t>问题在版本</w:t>
+            </w:r>
+            <w:r>
+              <w:rPr>
+                <w:rFonts w:ascii="Tahoma" w:eastAsia="微软雅黑" w:hAnsi="Tahoma" w:hint="eastAsia"/>
+                <w:kern w:val="0"/>
+                <w:sz w:val="22"/>
+              </w:rPr>
+              <w:t>v</w:t>
+            </w:r>
+            <w:r>
+              <w:rPr>
+                <w:rFonts w:ascii="Tahoma" w:eastAsia="微软雅黑" w:hAnsi="Tahoma"/>
+                <w:kern w:val="0"/>
+                <w:sz w:val="22"/>
+              </w:rPr>
+              <w:t>2.32</w:t>
+            </w:r>
+            <w:r>
+              <w:rPr>
+                <w:rFonts w:ascii="Tahoma" w:eastAsia="微软雅黑" w:hAnsi="Tahoma" w:hint="eastAsia"/>
+                <w:kern w:val="0"/>
+                <w:sz w:val="22"/>
+              </w:rPr>
+              <w:t>之前会出现。</w:t>
+            </w:r>
+          </w:p>
+        </w:tc>
+      </w:tr>
+      <w:tr>
+        <w:tc>
+          <w:tcPr>
+            <w:tcW w:w="1418" w:type="dxa"/>
+          </w:tcPr>
+          <w:p>
+            <w:pPr>
+              <w:widowControl/>
+              <w:adjustRightInd w:val="0"/>
+              <w:snapToGrid w:val="0"/>
+              <w:spacing w:line="276" w:lineRule="auto"/>
+              <w:jc w:val="left"/>
+              <w:rPr>
+                <w:rFonts w:ascii="Tahoma" w:eastAsia="微软雅黑" w:hAnsi="Tahoma"/>
+                <w:b/>
+                <w:bCs/>
+                <w:kern w:val="0"/>
+                <w:sz w:val="22"/>
+              </w:rPr>
+            </w:pPr>
+            <w:r>
+              <w:rPr>
+                <w:rFonts w:ascii="Tahoma" w:eastAsia="微软雅黑" w:hAnsi="Tahoma" w:hint="eastAsia"/>
+                <w:b/>
+                <w:bCs/>
+                <w:kern w:val="0"/>
+                <w:sz w:val="22"/>
+              </w:rPr>
+              <w:t>原理解析</w:t>
+            </w:r>
+          </w:p>
+        </w:tc>
+        <w:tc>
+          <w:tcPr>
+            <w:tcW w:w="7513" w:type="dxa"/>
+          </w:tcPr>
+          <w:p>
+            <w:pPr>
+              <w:widowControl/>
+              <w:adjustRightInd w:val="0"/>
+              <w:snapToGrid w:val="0"/>
+              <w:spacing w:line="276" w:lineRule="auto"/>
+              <w:jc w:val="left"/>
+              <w:rPr>
+                <w:rFonts w:ascii="Tahoma" w:eastAsia="微软雅黑" w:hAnsi="Tahoma"/>
+                <w:kern w:val="0"/>
+                <w:sz w:val="22"/>
+              </w:rPr>
+            </w:pPr>
+            <w:r>
+              <w:rPr>
+                <w:rFonts w:ascii="Tahoma" w:eastAsia="微软雅黑" w:hAnsi="Tahoma" w:hint="eastAsia"/>
+                <w:kern w:val="0"/>
+                <w:sz w:val="22"/>
+              </w:rPr>
+              <w:t>1</w:t>
+            </w:r>
+            <w:r>
+              <w:rPr>
+                <w:rFonts w:ascii="Tahoma" w:eastAsia="微软雅黑" w:hAnsi="Tahoma"/>
+                <w:kern w:val="0"/>
+                <w:sz w:val="22"/>
+              </w:rPr>
+              <w:t>.</w:t>
+            </w:r>
+            <w:r>
+              <w:rPr>
+                <w:rFonts w:ascii="Tahoma" w:eastAsia="微软雅黑" w:hAnsi="Tahoma" w:hint="eastAsia"/>
+                <w:kern w:val="0"/>
+                <w:sz w:val="22"/>
+              </w:rPr>
+              <w:t>由于鼠标管理层绑定了很多插件，而且只要第二次再开启，问题就会消失，所以不好把插件一一关闭测试。</w:t>
+            </w:r>
+          </w:p>
+          <w:p>
+            <w:pPr>
+              <w:widowControl/>
+              <w:adjustRightInd w:val="0"/>
+              <w:snapToGrid w:val="0"/>
+              <w:spacing w:line="276" w:lineRule="auto"/>
+              <w:jc w:val="left"/>
+              <w:rPr>
+                <w:rFonts w:ascii="Tahoma" w:eastAsia="微软雅黑" w:hAnsi="Tahoma"/>
+                <w:kern w:val="0"/>
+                <w:sz w:val="22"/>
+              </w:rPr>
+            </w:pPr>
+            <w:r>
+              <w:rPr>
+                <w:rFonts w:ascii="Tahoma" w:eastAsia="微软雅黑" w:hAnsi="Tahoma" w:hint="eastAsia"/>
+                <w:kern w:val="0"/>
+                <w:sz w:val="22"/>
+              </w:rPr>
+              <w:t>2</w:t>
+            </w:r>
+            <w:r>
+              <w:rPr>
+                <w:rFonts w:ascii="Tahoma" w:eastAsia="微软雅黑" w:hAnsi="Tahoma"/>
+                <w:kern w:val="0"/>
+                <w:sz w:val="22"/>
+              </w:rPr>
+              <w:t>.</w:t>
+            </w:r>
+            <w:r>
+              <w:rPr>
+                <w:rFonts w:ascii="Tahoma" w:eastAsia="微软雅黑" w:hAnsi="Tahoma" w:hint="eastAsia"/>
+                <w:kern w:val="0"/>
+                <w:sz w:val="22"/>
+              </w:rPr>
+              <w:t>后来偶然关闭了</w:t>
+            </w:r>
+            <w:r>
+              <w:rPr>
+                <w:rFonts w:ascii="Tahoma" w:eastAsia="微软雅黑" w:hAnsi="Tahoma" w:hint="eastAsia"/>
+                <w:kern w:val="0"/>
+                <w:sz w:val="22"/>
+              </w:rPr>
+              <w:t xml:space="preserve"> </w:t>
+            </w:r>
+            <w:r>
+              <w:rPr>
+                <w:rFonts w:ascii="Tahoma" w:eastAsia="微软雅黑" w:hAnsi="Tahoma" w:hint="eastAsia"/>
+                <w:kern w:val="0"/>
+                <w:sz w:val="22"/>
+              </w:rPr>
+              <w:t>镜头</w:t>
+            </w:r>
+            <w:proofErr w:type="gramStart"/>
+            <w:r>
+              <w:rPr>
+                <w:rFonts w:ascii="Tahoma" w:eastAsia="微软雅黑" w:hAnsi="Tahoma" w:hint="eastAsia"/>
+                <w:kern w:val="0"/>
+                <w:sz w:val="22"/>
+              </w:rPr>
+              <w:t>外事件</w:t>
+            </w:r>
+            <w:proofErr w:type="gramEnd"/>
+            <w:r>
+              <w:rPr>
+                <w:rFonts w:ascii="Tahoma" w:eastAsia="微软雅黑" w:hAnsi="Tahoma" w:hint="eastAsia"/>
+                <w:kern w:val="0"/>
+                <w:sz w:val="22"/>
+              </w:rPr>
+              <w:t>保持移动</w:t>
+            </w:r>
+            <w:r>
+              <w:rPr>
+                <w:rFonts w:ascii="Tahoma" w:eastAsia="微软雅黑" w:hAnsi="Tahoma" w:hint="eastAsia"/>
+                <w:kern w:val="0"/>
+                <w:sz w:val="22"/>
+              </w:rPr>
+              <w:t xml:space="preserve"> </w:t>
+            </w:r>
+            <w:r>
+              <w:rPr>
+                <w:rFonts w:ascii="Tahoma" w:eastAsia="微软雅黑" w:hAnsi="Tahoma" w:hint="eastAsia"/>
+                <w:kern w:val="0"/>
+                <w:sz w:val="22"/>
+              </w:rPr>
+              <w:t>的插件，终于锁定了是移动路线核心插件的问题。</w:t>
+            </w:r>
+          </w:p>
+          <w:p>
+            <w:pPr>
+              <w:widowControl/>
+              <w:adjustRightInd w:val="0"/>
+              <w:snapToGrid w:val="0"/>
+              <w:spacing w:line="276" w:lineRule="auto"/>
+              <w:jc w:val="left"/>
+              <w:rPr>
+                <w:rFonts w:ascii="Tahoma" w:eastAsia="微软雅黑" w:hAnsi="Tahoma"/>
+                <w:kern w:val="0"/>
+                <w:sz w:val="22"/>
+              </w:rPr>
+            </w:pPr>
+            <w:r>
+              <w:rPr>
+                <w:rFonts w:ascii="Tahoma" w:eastAsia="微软雅黑" w:hAnsi="Tahoma" w:hint="eastAsia"/>
+                <w:kern w:val="0"/>
+                <w:sz w:val="22"/>
+              </w:rPr>
+              <w:t>3</w:t>
+            </w:r>
+            <w:r>
+              <w:rPr>
+                <w:rFonts w:ascii="Tahoma" w:eastAsia="微软雅黑" w:hAnsi="Tahoma"/>
+                <w:kern w:val="0"/>
+                <w:sz w:val="22"/>
+              </w:rPr>
+              <w:t>.</w:t>
+            </w:r>
+            <w:r>
+              <w:rPr>
+                <w:rFonts w:ascii="Tahoma" w:eastAsia="微软雅黑" w:hAnsi="Tahoma" w:hint="eastAsia"/>
+                <w:kern w:val="0"/>
+                <w:sz w:val="22"/>
+              </w:rPr>
+              <w:t>核心中的功能</w:t>
+            </w:r>
+            <w:proofErr w:type="gramStart"/>
+            <w:r>
+              <w:rPr>
+                <w:rFonts w:ascii="Tahoma" w:eastAsia="微软雅黑" w:hAnsi="Tahoma"/>
+                <w:kern w:val="0"/>
+                <w:sz w:val="22"/>
+              </w:rPr>
+              <w:t>”</w:t>
+            </w:r>
+            <w:proofErr w:type="gramEnd"/>
+            <w:r>
+              <w:rPr>
+                <w:rFonts w:ascii="Tahoma" w:eastAsia="微软雅黑" w:hAnsi="Tahoma"/>
+                <w:kern w:val="0"/>
+                <w:sz w:val="22"/>
+              </w:rPr>
+              <w:t>(</w:t>
+            </w:r>
+            <w:r>
+              <w:rPr>
+                <w:rFonts w:ascii="Tahoma" w:eastAsia="微软雅黑" w:hAnsi="Tahoma" w:hint="eastAsia"/>
+                <w:kern w:val="0"/>
+                <w:sz w:val="22"/>
+              </w:rPr>
+              <w:t>遇障碍结束</w:t>
+            </w:r>
+            <w:r>
+              <w:rPr>
+                <w:rFonts w:ascii="Tahoma" w:eastAsia="微软雅黑" w:hAnsi="Tahoma"/>
+                <w:kern w:val="0"/>
+                <w:sz w:val="22"/>
+              </w:rPr>
+              <w:t>)</w:t>
+            </w:r>
+            <w:proofErr w:type="gramStart"/>
+            <w:r>
+              <w:rPr>
+                <w:rFonts w:ascii="Tahoma" w:eastAsia="微软雅黑" w:hAnsi="Tahoma"/>
+                <w:kern w:val="0"/>
+                <w:sz w:val="22"/>
+              </w:rPr>
+              <w:t>”</w:t>
+            </w:r>
+            <w:proofErr w:type="gramEnd"/>
+            <w:r>
+              <w:rPr>
+                <w:rFonts w:ascii="Tahoma" w:eastAsia="微软雅黑" w:hAnsi="Tahoma" w:hint="eastAsia"/>
+                <w:kern w:val="0"/>
+                <w:sz w:val="22"/>
+              </w:rPr>
+              <w:t>会出现递归的死循环，后来经过结构重写把递归改成有限的</w:t>
+            </w:r>
+            <w:r>
+              <w:rPr>
+                <w:rFonts w:ascii="Tahoma" w:eastAsia="微软雅黑" w:hAnsi="Tahoma" w:hint="eastAsia"/>
+                <w:kern w:val="0"/>
+                <w:sz w:val="22"/>
+              </w:rPr>
+              <w:t>for</w:t>
+            </w:r>
+            <w:r>
+              <w:rPr>
+                <w:rFonts w:ascii="Tahoma" w:eastAsia="微软雅黑" w:hAnsi="Tahoma" w:hint="eastAsia"/>
+                <w:kern w:val="0"/>
+                <w:sz w:val="22"/>
+              </w:rPr>
+              <w:t>循环，修复了死循环负担的</w:t>
+            </w:r>
+            <w:r>
+              <w:rPr>
+                <w:rFonts w:ascii="Tahoma" w:eastAsia="微软雅黑" w:hAnsi="Tahoma" w:hint="eastAsia"/>
+                <w:kern w:val="0"/>
+                <w:sz w:val="22"/>
+              </w:rPr>
+              <w:t>bug</w:t>
+            </w:r>
+            <w:r>
+              <w:rPr>
+                <w:rFonts w:ascii="Tahoma" w:eastAsia="微软雅黑" w:hAnsi="Tahoma" w:hint="eastAsia"/>
+                <w:kern w:val="0"/>
+                <w:sz w:val="22"/>
+              </w:rPr>
+              <w:t>。</w:t>
+            </w:r>
+          </w:p>
+        </w:tc>
+      </w:tr>
+      <w:tr>
+        <w:tc>
+          <w:tcPr>
+            <w:tcW w:w="1418" w:type="dxa"/>
+          </w:tcPr>
+          <w:p>
+            <w:pPr>
+              <w:widowControl/>
+              <w:adjustRightInd w:val="0"/>
+              <w:snapToGrid w:val="0"/>
+              <w:spacing w:line="276" w:lineRule="auto"/>
+              <w:jc w:val="left"/>
+              <w:rPr>
+                <w:rFonts w:ascii="Tahoma" w:eastAsia="微软雅黑" w:hAnsi="Tahoma"/>
+                <w:b/>
+                <w:bCs/>
+                <w:kern w:val="0"/>
+                <w:sz w:val="22"/>
+              </w:rPr>
+            </w:pPr>
+            <w:r>
+              <w:rPr>
+                <w:rFonts w:ascii="Tahoma" w:eastAsia="微软雅黑" w:hAnsi="Tahoma" w:hint="eastAsia"/>
+                <w:b/>
+                <w:bCs/>
+                <w:kern w:val="0"/>
+                <w:sz w:val="22"/>
+              </w:rPr>
+              <w:t>解决方案</w:t>
+            </w:r>
+          </w:p>
+        </w:tc>
+        <w:tc>
+          <w:tcPr>
+            <w:tcW w:w="7513" w:type="dxa"/>
+          </w:tcPr>
+          <w:p>
+            <w:pPr>
+              <w:widowControl/>
+              <w:adjustRightInd w:val="0"/>
+              <w:snapToGrid w:val="0"/>
+              <w:spacing w:line="276" w:lineRule="auto"/>
+              <w:jc w:val="left"/>
+              <w:rPr>
+                <w:rFonts w:ascii="Tahoma" w:eastAsia="微软雅黑" w:hAnsi="Tahoma"/>
+                <w:kern w:val="0"/>
+                <w:sz w:val="22"/>
+              </w:rPr>
+            </w:pPr>
+            <w:r>
+              <w:rPr>
+                <w:rFonts w:ascii="Tahoma" w:eastAsia="微软雅黑" w:hAnsi="Tahoma" w:hint="eastAsia"/>
+                <w:kern w:val="0"/>
+                <w:sz w:val="22"/>
+              </w:rPr>
+              <w:t>更新最新版本的移动路线核心，以及相关插件。</w:t>
+            </w:r>
+          </w:p>
+          <w:p>
+            <w:pPr>
+              <w:widowControl/>
+              <w:adjustRightInd w:val="0"/>
+              <w:snapToGrid w:val="0"/>
+              <w:spacing w:line="276" w:lineRule="auto"/>
+              <w:jc w:val="left"/>
+              <w:rPr>
+                <w:rFonts w:ascii="Tahoma" w:eastAsia="微软雅黑" w:hAnsi="Tahoma"/>
+                <w:kern w:val="0"/>
+                <w:sz w:val="22"/>
+              </w:rPr>
+            </w:pPr>
+            <w:r>
+              <w:rPr>
+                <w:rFonts w:ascii="Tahoma" w:eastAsia="微软雅黑" w:hAnsi="Tahoma" w:hint="eastAsia"/>
+                <w:kern w:val="0"/>
+                <w:sz w:val="22"/>
+              </w:rPr>
+              <w:t>（注意，由于底层核心修改幅度较大，很多旧的移动路线指令被换掉了。）</w:t>
+            </w:r>
+          </w:p>
+          <w:p>
+            <w:pPr>
+              <w:widowControl/>
+              <w:adjustRightInd w:val="0"/>
+              <w:snapToGrid w:val="0"/>
+              <w:spacing w:line="276" w:lineRule="auto"/>
+              <w:jc w:val="left"/>
+              <w:rPr>
+                <w:rFonts w:ascii="Tahoma" w:eastAsia="微软雅黑" w:hAnsi="Tahoma"/>
+                <w:kern w:val="0"/>
+                <w:sz w:val="22"/>
+              </w:rPr>
+            </w:pPr>
+            <w:r>
+              <w:rPr>
+                <w:rFonts w:ascii="Tahoma" w:eastAsia="微软雅黑" w:hAnsi="Tahoma" w:hint="eastAsia"/>
+                <w:kern w:val="0"/>
+                <w:sz w:val="22"/>
+              </w:rPr>
+              <w:t>以下相关插件需要同步翻新：</w:t>
+            </w:r>
+          </w:p>
+          <w:p>
+            <w:pPr>
+              <w:widowControl/>
+              <w:adjustRightInd w:val="0"/>
+              <w:snapToGrid w:val="0"/>
+              <w:spacing w:line="276" w:lineRule="auto"/>
+              <w:jc w:val="left"/>
+              <w:rPr>
+                <w:rFonts w:ascii="Tahoma" w:eastAsia="微软雅黑" w:hAnsi="Tahoma"/>
+                <w:kern w:val="0"/>
+                <w:sz w:val="22"/>
+              </w:rPr>
+            </w:pPr>
+            <w:r>
+              <w:rPr>
+                <w:rFonts w:ascii="Tahoma" w:eastAsia="微软雅黑" w:hAnsi="Tahoma"/>
+                <w:kern w:val="0"/>
+                <w:sz w:val="22"/>
+              </w:rPr>
+              <w:tab/>
+            </w:r>
+            <w:r>
+              <w:rPr>
+                <w:rFonts w:ascii="Tahoma" w:eastAsia="微软雅黑" w:hAnsi="Tahoma"/>
+                <w:kern w:val="0"/>
+                <w:sz w:val="22"/>
+              </w:rPr>
+              <w:t>Drill_CoreOfMoveRoute</w:t>
+            </w:r>
+            <w:r>
+              <w:rPr>
+                <w:rFonts w:ascii="Tahoma" w:eastAsia="微软雅黑" w:hAnsi="Tahoma"/>
+                <w:kern w:val="0"/>
+                <w:sz w:val="22"/>
+              </w:rPr>
+              <w:tab/>
+            </w:r>
+            <w:r>
+              <w:rPr>
+                <w:rFonts w:ascii="Tahoma" w:eastAsia="微软雅黑" w:hAnsi="Tahoma"/>
+                <w:kern w:val="0"/>
+                <w:sz w:val="22"/>
+              </w:rPr>
+              <w:tab/>
+            </w:r>
+            <w:r>
+              <w:rPr>
+                <w:rFonts w:ascii="Tahoma" w:eastAsia="微软雅黑" w:hAnsi="Tahoma"/>
+                <w:kern w:val="0"/>
+                <w:sz w:val="22"/>
+              </w:rPr>
+              <w:tab/>
+            </w:r>
+            <w:r>
+              <w:rPr>
+                <w:rFonts w:ascii="Tahoma" w:eastAsia="微软雅黑" w:hAnsi="Tahoma" w:hint="eastAsia"/>
+                <w:kern w:val="0"/>
+                <w:sz w:val="22"/>
+              </w:rPr>
+              <w:t>移动路线</w:t>
+            </w:r>
+            <w:r>
+              <w:rPr>
+                <w:rFonts w:ascii="Tahoma" w:eastAsia="微软雅黑" w:hAnsi="Tahoma"/>
+                <w:kern w:val="0"/>
+                <w:sz w:val="22"/>
+              </w:rPr>
+              <w:t xml:space="preserve"> - </w:t>
+            </w:r>
+            <w:r>
+              <w:rPr>
+                <w:rFonts w:ascii="Tahoma" w:eastAsia="微软雅黑" w:hAnsi="Tahoma"/>
+                <w:kern w:val="0"/>
+                <w:sz w:val="22"/>
+              </w:rPr>
+              <w:t>移动路线核心</w:t>
+            </w:r>
+          </w:p>
+          <w:p>
+            <w:pPr>
+              <w:widowControl/>
+              <w:adjustRightInd w:val="0"/>
+              <w:snapToGrid w:val="0"/>
+              <w:spacing w:line="276" w:lineRule="auto"/>
+              <w:jc w:val="left"/>
+              <w:rPr>
+                <w:rFonts w:ascii="Tahoma" w:eastAsia="微软雅黑" w:hAnsi="Tahoma"/>
+                <w:kern w:val="0"/>
+                <w:sz w:val="22"/>
+              </w:rPr>
+            </w:pPr>
+            <w:r>
+              <w:rPr>
+                <w:rFonts w:ascii="Tahoma" w:eastAsia="微软雅黑" w:hAnsi="Tahoma"/>
+                <w:kern w:val="0"/>
+                <w:sz w:val="22"/>
+              </w:rPr>
+              <w:tab/>
+            </w:r>
+            <w:r>
+              <w:rPr>
+                <w:rFonts w:ascii="Tahoma" w:eastAsia="微软雅黑" w:hAnsi="Tahoma"/>
+                <w:kern w:val="0"/>
+                <w:sz w:val="22"/>
+              </w:rPr>
+              <w:t>Drill_MoveSpeed</w:t>
+            </w:r>
+            <w:r>
+              <w:rPr>
+                <w:rFonts w:ascii="Tahoma" w:eastAsia="微软雅黑" w:hAnsi="Tahoma"/>
+                <w:kern w:val="0"/>
+                <w:sz w:val="22"/>
+              </w:rPr>
+              <w:tab/>
+            </w:r>
+            <w:r>
+              <w:rPr>
+                <w:rFonts w:ascii="Tahoma" w:eastAsia="微软雅黑" w:hAnsi="Tahoma"/>
+                <w:kern w:val="0"/>
+                <w:sz w:val="22"/>
+              </w:rPr>
+              <w:tab/>
+            </w:r>
+            <w:r>
+              <w:rPr>
+                <w:rFonts w:ascii="Tahoma" w:eastAsia="微软雅黑" w:hAnsi="Tahoma"/>
+                <w:kern w:val="0"/>
+                <w:sz w:val="22"/>
+              </w:rPr>
+              <w:tab/>
+            </w:r>
+            <w:r>
+              <w:rPr>
+                <w:rFonts w:ascii="Tahoma" w:eastAsia="微软雅黑" w:hAnsi="Tahoma"/>
+                <w:kern w:val="0"/>
+                <w:sz w:val="22"/>
+              </w:rPr>
+              <w:tab/>
+            </w:r>
+            <w:r>
+              <w:rPr>
+                <w:rFonts w:ascii="Tahoma" w:eastAsia="微软雅黑" w:hAnsi="Tahoma"/>
+                <w:kern w:val="0"/>
+                <w:sz w:val="22"/>
+              </w:rPr>
+              <w:tab/>
+            </w:r>
+            <w:r>
+              <w:rPr>
+                <w:rFonts w:ascii="Tahoma" w:eastAsia="微软雅黑" w:hAnsi="Tahoma"/>
+                <w:kern w:val="0"/>
+                <w:sz w:val="22"/>
+              </w:rPr>
+              <w:t>物体</w:t>
+            </w:r>
+            <w:r>
+              <w:rPr>
+                <w:rFonts w:ascii="Tahoma" w:eastAsia="微软雅黑" w:hAnsi="Tahoma"/>
+                <w:kern w:val="0"/>
+                <w:sz w:val="22"/>
+              </w:rPr>
+              <w:t xml:space="preserve"> - </w:t>
+            </w:r>
+            <w:r>
+              <w:rPr>
+                <w:rFonts w:ascii="Tahoma" w:eastAsia="微软雅黑" w:hAnsi="Tahoma"/>
+                <w:kern w:val="0"/>
+                <w:sz w:val="22"/>
+              </w:rPr>
+              <w:t>移动速度</w:t>
+            </w:r>
+          </w:p>
+          <w:p>
+            <w:pPr>
+              <w:widowControl/>
+              <w:adjustRightInd w:val="0"/>
+              <w:snapToGrid w:val="0"/>
+              <w:spacing w:line="276" w:lineRule="auto"/>
+              <w:jc w:val="left"/>
+              <w:rPr>
+                <w:rFonts w:ascii="Tahoma" w:eastAsia="微软雅黑" w:hAnsi="Tahoma"/>
+                <w:kern w:val="0"/>
+                <w:sz w:val="22"/>
+              </w:rPr>
+            </w:pPr>
+            <w:r>
+              <w:rPr>
+                <w:rFonts w:ascii="Tahoma" w:eastAsia="微软雅黑" w:hAnsi="Tahoma"/>
+                <w:kern w:val="0"/>
+                <w:sz w:val="22"/>
+              </w:rPr>
+              <w:tab/>
+            </w:r>
+            <w:r>
+              <w:rPr>
+                <w:rFonts w:ascii="Tahoma" w:eastAsia="微软雅黑" w:hAnsi="Tahoma"/>
+                <w:kern w:val="0"/>
+                <w:sz w:val="22"/>
+              </w:rPr>
+              <w:t>Drill_EventJump</w:t>
+            </w:r>
+            <w:r>
+              <w:rPr>
+                <w:rFonts w:ascii="Tahoma" w:eastAsia="微软雅黑" w:hAnsi="Tahoma"/>
+                <w:kern w:val="0"/>
+                <w:sz w:val="22"/>
+              </w:rPr>
+              <w:tab/>
+            </w:r>
+            <w:r>
+              <w:rPr>
+                <w:rFonts w:ascii="Tahoma" w:eastAsia="微软雅黑" w:hAnsi="Tahoma"/>
+                <w:kern w:val="0"/>
+                <w:sz w:val="22"/>
+              </w:rPr>
+              <w:tab/>
+            </w:r>
+            <w:r>
+              <w:rPr>
+                <w:rFonts w:ascii="Tahoma" w:eastAsia="微软雅黑" w:hAnsi="Tahoma"/>
+                <w:kern w:val="0"/>
+                <w:sz w:val="22"/>
+              </w:rPr>
+              <w:tab/>
+            </w:r>
+            <w:r>
+              <w:rPr>
+                <w:rFonts w:ascii="Tahoma" w:eastAsia="微软雅黑" w:hAnsi="Tahoma"/>
+                <w:kern w:val="0"/>
+                <w:sz w:val="22"/>
+              </w:rPr>
+              <w:tab/>
+            </w:r>
+            <w:r>
+              <w:rPr>
+                <w:rFonts w:ascii="Tahoma" w:eastAsia="微软雅黑" w:hAnsi="Tahoma"/>
+                <w:kern w:val="0"/>
+                <w:sz w:val="22"/>
+              </w:rPr>
+              <w:tab/>
+            </w:r>
+            <w:r>
+              <w:rPr>
+                <w:rFonts w:ascii="Tahoma" w:eastAsia="微软雅黑" w:hAnsi="Tahoma"/>
+                <w:kern w:val="0"/>
+                <w:sz w:val="22"/>
+              </w:rPr>
+              <w:t>物体</w:t>
+            </w:r>
+            <w:r>
+              <w:rPr>
+                <w:rFonts w:ascii="Tahoma" w:eastAsia="微软雅黑" w:hAnsi="Tahoma"/>
+                <w:kern w:val="0"/>
+                <w:sz w:val="22"/>
+              </w:rPr>
+              <w:t xml:space="preserve"> - </w:t>
+            </w:r>
+            <w:r>
+              <w:rPr>
+                <w:rFonts w:ascii="Tahoma" w:eastAsia="微软雅黑" w:hAnsi="Tahoma"/>
+                <w:kern w:val="0"/>
+                <w:sz w:val="22"/>
+              </w:rPr>
+              <w:t>事件跳跃</w:t>
+            </w:r>
+          </w:p>
+          <w:p>
+            <w:pPr>
+              <w:widowControl/>
+              <w:adjustRightInd w:val="0"/>
+              <w:snapToGrid w:val="0"/>
+              <w:spacing w:line="276" w:lineRule="auto"/>
+              <w:jc w:val="left"/>
+              <w:rPr>
+                <w:rFonts w:ascii="Tahoma" w:eastAsia="微软雅黑" w:hAnsi="Tahoma"/>
+                <w:kern w:val="0"/>
+                <w:sz w:val="22"/>
+              </w:rPr>
+            </w:pPr>
+            <w:r>
+              <w:rPr>
+                <w:rFonts w:ascii="Tahoma" w:eastAsia="微软雅黑" w:hAnsi="Tahoma"/>
+                <w:kern w:val="0"/>
+                <w:sz w:val="22"/>
+              </w:rPr>
+              <w:tab/>
+            </w:r>
+            <w:r>
+              <w:rPr>
+                <w:rFonts w:ascii="Tahoma" w:eastAsia="微软雅黑" w:hAnsi="Tahoma"/>
+                <w:kern w:val="0"/>
+                <w:sz w:val="22"/>
+              </w:rPr>
+              <w:t>Drill_BombCore</w:t>
+            </w:r>
+            <w:r>
+              <w:rPr>
+                <w:rFonts w:ascii="Tahoma" w:eastAsia="微软雅黑" w:hAnsi="Tahoma"/>
+                <w:kern w:val="0"/>
+                <w:sz w:val="22"/>
+              </w:rPr>
+              <w:tab/>
+            </w:r>
+            <w:r>
+              <w:rPr>
+                <w:rFonts w:ascii="Tahoma" w:eastAsia="微软雅黑" w:hAnsi="Tahoma"/>
+                <w:kern w:val="0"/>
+                <w:sz w:val="22"/>
+              </w:rPr>
+              <w:tab/>
+            </w:r>
+            <w:r>
+              <w:rPr>
+                <w:rFonts w:ascii="Tahoma" w:eastAsia="微软雅黑" w:hAnsi="Tahoma"/>
+                <w:kern w:val="0"/>
+                <w:sz w:val="22"/>
+              </w:rPr>
+              <w:tab/>
+            </w:r>
+            <w:r>
+              <w:rPr>
+                <w:rFonts w:ascii="Tahoma" w:eastAsia="微软雅黑" w:hAnsi="Tahoma"/>
+                <w:kern w:val="0"/>
+                <w:sz w:val="22"/>
+              </w:rPr>
+              <w:tab/>
+            </w:r>
+            <w:r>
+              <w:rPr>
+                <w:rFonts w:ascii="Tahoma" w:eastAsia="微软雅黑" w:hAnsi="Tahoma"/>
+                <w:kern w:val="0"/>
+                <w:sz w:val="22"/>
+              </w:rPr>
+              <w:tab/>
+            </w:r>
+            <w:r>
+              <w:rPr>
+                <w:rFonts w:ascii="Tahoma" w:eastAsia="微软雅黑" w:hAnsi="Tahoma"/>
+                <w:kern w:val="0"/>
+                <w:sz w:val="22"/>
+              </w:rPr>
+              <w:t>炸弹人</w:t>
+            </w:r>
+            <w:r>
+              <w:rPr>
+                <w:rFonts w:ascii="Tahoma" w:eastAsia="微软雅黑" w:hAnsi="Tahoma"/>
+                <w:kern w:val="0"/>
+                <w:sz w:val="22"/>
+              </w:rPr>
+              <w:t xml:space="preserve"> - </w:t>
+            </w:r>
+            <w:r>
+              <w:rPr>
+                <w:rFonts w:ascii="Tahoma" w:eastAsia="微软雅黑" w:hAnsi="Tahoma"/>
+                <w:kern w:val="0"/>
+                <w:sz w:val="22"/>
+              </w:rPr>
+              <w:t>游戏核心</w:t>
+            </w:r>
+          </w:p>
+        </w:tc>
+      </w:tr>
+    </w:tbl>
+    <w:p>
+      <w:pPr>
+        <w:widowControl/>
+        <w:adjustRightInd w:val="0"/>
+        <w:snapToGrid w:val="0"/>
+        <w:spacing w:line="276" w:lineRule="auto"/>
         <w:jc w:val="left"/>
         <w:rPr>
           <w:rFonts w:ascii="Tahoma" w:eastAsia="微软雅黑" w:hAnsi="Tahoma"/>
@@ -2258,11 +3340,19 @@
           <w:rFonts w:hint="eastAsia"/>
         </w:rPr>
       </w:pPr>
+      <w:proofErr w:type="gramStart"/>
       <w:r>
         <w:rPr>
           <w:rFonts w:hint="eastAsia"/>
         </w:rPr>
-        <w:t>瞬间卡屏问题</w:t>
+        <w:t>瞬间卡屏</w:t>
+      </w:r>
+      <w:proofErr w:type="gramEnd"/>
+      <w:r>
+        <w:rPr>
+          <w:rFonts w:hint="eastAsia"/>
+        </w:rPr>
+        <w:t>问题</w:t>
       </w:r>
     </w:p>
     <w:tbl>
@@ -2331,6 +3421,7 @@
                 <w:sz w:val="22"/>
               </w:rPr>
             </w:pPr>
+            <w:proofErr w:type="gramStart"/>
             <w:r>
               <w:rPr>
                 <w:rFonts w:ascii="Tahoma" w:eastAsia="微软雅黑" w:hAnsi="Tahoma" w:hint="eastAsia"/>
@@ -2339,6 +3430,7 @@
               </w:rPr>
               <w:t>瞬间卡屏</w:t>
             </w:r>
+            <w:proofErr w:type="gramEnd"/>
             <w:r>
               <w:rPr>
                 <w:rFonts w:ascii="Tahoma" w:eastAsia="微软雅黑" w:hAnsi="Tahoma" w:hint="eastAsia"/>
@@ -2420,7 +3512,7 @@
                           </pic:cNvPicPr>
                         </pic:nvPicPr>
                         <pic:blipFill>
-                          <a:blip r:embed="rId12">
+                          <a:blip r:embed="rId13">
                             <a:extLst>
                               <a:ext uri="{28A0092B-C50C-407E-A947-70E740481C1C}">
                                 <a14:useLocalDpi xmlns:a14="http://schemas.microsoft.com/office/drawing/2010/main" val="0"/>
@@ -2479,7 +3571,7 @@
                           </pic:cNvPicPr>
                         </pic:nvPicPr>
                         <pic:blipFill>
-                          <a:blip r:embed="rId13">
+                          <a:blip r:embed="rId14">
                             <a:extLst>
                               <a:ext uri="{28A0092B-C50C-407E-A947-70E740481C1C}">
                                 <a14:useLocalDpi xmlns:a14="http://schemas.microsoft.com/office/drawing/2010/main" val="0"/>
@@ -2802,7 +3894,7 @@
                 <w:sz w:val="22"/>
               </w:rPr>
             </w:pPr>
-            <w:hyperlink r:id="rId14" w:history="1">
+            <w:hyperlink r:id="rId15" w:history="1">
               <w:r>
                 <w:rPr>
                   <w:rStyle w:val="a4"/>
@@ -2933,13 +4025,23 @@
               </w:rPr>
               <w:t>render</w:t>
             </w:r>
-            <w:r>
-              <w:rPr>
-                <w:rFonts w:ascii="Tahoma" w:eastAsia="微软雅黑" w:hAnsi="Tahoma"/>
-                <w:kern w:val="0"/>
-                <w:sz w:val="22"/>
-              </w:rPr>
-              <w:t>渲染器没有继续渲染。</w:t>
+            <w:proofErr w:type="gramStart"/>
+            <w:r>
+              <w:rPr>
+                <w:rFonts w:ascii="Tahoma" w:eastAsia="微软雅黑" w:hAnsi="Tahoma"/>
+                <w:kern w:val="0"/>
+                <w:sz w:val="22"/>
+              </w:rPr>
+              <w:t>渲染器</w:t>
+            </w:r>
+            <w:proofErr w:type="gramEnd"/>
+            <w:r>
+              <w:rPr>
+                <w:rFonts w:ascii="Tahoma" w:eastAsia="微软雅黑" w:hAnsi="Tahoma"/>
+                <w:kern w:val="0"/>
+                <w:sz w:val="22"/>
+              </w:rPr>
+              <w:t>没有继续渲染。</w:t>
             </w:r>
           </w:p>
           <w:p>
@@ -3159,7 +4261,7 @@
                           </pic:cNvPicPr>
                         </pic:nvPicPr>
                         <pic:blipFill>
-                          <a:blip r:embed="rId15">
+                          <a:blip r:embed="rId16">
                             <a:extLst>
                               <a:ext uri="{28A0092B-C50C-407E-A947-70E740481C1C}">
                                 <a14:useLocalDpi xmlns:a14="http://schemas.microsoft.com/office/drawing/2010/main" val="0"/>
@@ -3748,8 +4850,18 @@
                 <w:kern w:val="0"/>
                 <w:sz w:val="22"/>
               </w:rPr>
-              <w:t>可以修复此</w:t>
-            </w:r>
+              <w:t>可以</w:t>
+            </w:r>
+            <w:proofErr w:type="gramStart"/>
+            <w:r>
+              <w:rPr>
+                <w:rFonts w:ascii="Tahoma" w:eastAsia="微软雅黑" w:hAnsi="Tahoma" w:hint="eastAsia"/>
+                <w:kern w:val="0"/>
+                <w:sz w:val="22"/>
+              </w:rPr>
+              <w:t>修复此</w:t>
+            </w:r>
+            <w:proofErr w:type="gramEnd"/>
             <w:r>
               <w:rPr>
                 <w:rFonts w:ascii="Tahoma" w:eastAsia="微软雅黑" w:hAnsi="Tahoma"/>
@@ -3987,7 +5099,7 @@
                           </pic:cNvPicPr>
                         </pic:nvPicPr>
                         <pic:blipFill>
-                          <a:blip r:embed="rId16">
+                          <a:blip r:embed="rId17">
                             <a:extLst>
                               <a:ext uri="{28A0092B-C50C-407E-A947-70E740481C1C}">
                                 <a14:useLocalDpi xmlns:a14="http://schemas.microsoft.com/office/drawing/2010/main" val="0"/>
@@ -4268,7 +5380,25 @@
                 <w:kern w:val="0"/>
                 <w:sz w:val="22"/>
               </w:rPr>
-              <w:t>（许多萌新使用我</w:t>
+              <w:t>（</w:t>
+            </w:r>
+            <w:proofErr w:type="gramStart"/>
+            <w:r>
+              <w:rPr>
+                <w:rFonts w:ascii="Tahoma" w:eastAsia="微软雅黑" w:hAnsi="Tahoma" w:hint="eastAsia"/>
+                <w:kern w:val="0"/>
+                <w:sz w:val="22"/>
+              </w:rPr>
+              <w:t>许多萌新使用</w:t>
+            </w:r>
+            <w:proofErr w:type="gramEnd"/>
+            <w:r>
+              <w:rPr>
+                <w:rFonts w:ascii="Tahoma" w:eastAsia="微软雅黑" w:hAnsi="Tahoma" w:hint="eastAsia"/>
+                <w:kern w:val="0"/>
+                <w:sz w:val="22"/>
+              </w:rPr>
+              <w:t>我</w:t>
             </w:r>
             <w:r>
               <w:rPr>
@@ -4690,7 +5820,7 @@
                           </pic:cNvPicPr>
                         </pic:nvPicPr>
                         <pic:blipFill>
-                          <a:blip r:embed="rId17" cstate="print">
+                          <a:blip r:embed="rId18" cstate="print">
                             <a:extLst>
                               <a:ext uri="{28A0092B-C50C-407E-A947-70E740481C1C}">
                                 <a14:useLocalDpi xmlns:a14="http://schemas.microsoft.com/office/drawing/2010/main" val="0"/>
@@ -4837,8 +5967,27 @@
                 <w:kern w:val="0"/>
                 <w:sz w:val="22"/>
               </w:rPr>
-              <w:t>”，许多萌新都习惯性地将第一个武器复制粘贴，于是，所有武器都被施加了这个神秘的</w:t>
-            </w:r>
+              <w:t>”，许多</w:t>
+            </w:r>
+            <w:proofErr w:type="gramStart"/>
+            <w:r>
+              <w:rPr>
+                <w:rFonts w:ascii="Tahoma" w:eastAsia="微软雅黑" w:hAnsi="Tahoma" w:hint="eastAsia"/>
+                <w:kern w:val="0"/>
+                <w:sz w:val="22"/>
+              </w:rPr>
+              <w:t>萌</w:t>
+            </w:r>
+            <w:proofErr w:type="gramEnd"/>
+            <w:r>
+              <w:rPr>
+                <w:rFonts w:ascii="Tahoma" w:eastAsia="微软雅黑" w:hAnsi="Tahoma" w:hint="eastAsia"/>
+                <w:kern w:val="0"/>
+                <w:sz w:val="22"/>
+              </w:rPr>
+              <w:t>新都习惯性地将第一个武器复制粘贴，于是，所有武器都被施加了这个神秘的</w:t>
+            </w:r>
+            <w:proofErr w:type="gramStart"/>
             <w:r>
               <w:rPr>
                 <w:rFonts w:ascii="Tahoma" w:eastAsia="微软雅黑" w:hAnsi="Tahoma"/>
@@ -4847,6 +5996,7 @@
               </w:rPr>
               <w:t>”</w:t>
             </w:r>
+            <w:proofErr w:type="gramEnd"/>
             <w:r>
               <w:rPr>
                 <w:rFonts w:ascii="Tahoma" w:eastAsia="微软雅黑" w:hAnsi="Tahoma" w:hint="eastAsia"/>
@@ -4855,6 +6005,7 @@
               </w:rPr>
               <w:t>诅咒</w:t>
             </w:r>
+            <w:proofErr w:type="gramStart"/>
             <w:r>
               <w:rPr>
                 <w:rFonts w:ascii="Tahoma" w:eastAsia="微软雅黑" w:hAnsi="Tahoma"/>
@@ -4863,6 +6014,7 @@
               </w:rPr>
               <w:t>”</w:t>
             </w:r>
+            <w:proofErr w:type="gramEnd"/>
             <w:r>
               <w:rPr>
                 <w:rFonts w:ascii="Tahoma" w:eastAsia="微软雅黑" w:hAnsi="Tahoma" w:hint="eastAsia"/>
@@ -5187,7 +6339,7 @@
                           </pic:cNvPicPr>
                         </pic:nvPicPr>
                         <pic:blipFill>
-                          <a:blip r:embed="rId18">
+                          <a:blip r:embed="rId19">
                             <a:extLst>
                               <a:ext uri="{28A0092B-C50C-407E-A947-70E740481C1C}">
                                 <a14:useLocalDpi xmlns:a14="http://schemas.microsoft.com/office/drawing/2010/main" val="0"/>
@@ -5254,7 +6406,7 @@
                           </pic:cNvPicPr>
                         </pic:nvPicPr>
                         <pic:blipFill>
-                          <a:blip r:embed="rId19">
+                          <a:blip r:embed="rId20">
                             <a:extLst>
                               <a:ext uri="{28A0092B-C50C-407E-A947-70E740481C1C}">
                                 <a14:useLocalDpi xmlns:a14="http://schemas.microsoft.com/office/drawing/2010/main" val="0"/>
@@ -5741,7 +6893,7 @@
                           </pic:cNvPicPr>
                         </pic:nvPicPr>
                         <pic:blipFill>
-                          <a:blip r:embed="rId20">
+                          <a:blip r:embed="rId21">
                             <a:extLst>
                               <a:ext uri="{28A0092B-C50C-407E-A947-70E740481C1C}">
                                 <a14:useLocalDpi xmlns:a14="http://schemas.microsoft.com/office/drawing/2010/main" val="0"/>
@@ -5809,7 +6961,7 @@
                           </pic:cNvPicPr>
                         </pic:nvPicPr>
                         <pic:blipFill>
-                          <a:blip r:embed="rId21">
+                          <a:blip r:embed="rId22">
                             <a:extLst>
                               <a:ext uri="{28A0092B-C50C-407E-A947-70E740481C1C}">
                                 <a14:useLocalDpi xmlns:a14="http://schemas.microsoft.com/office/drawing/2010/main" val="0"/>
@@ -5891,7 +7043,7 @@
                 <w:sz w:val="22"/>
               </w:rPr>
             </w:pPr>
-            <w:hyperlink r:id="rId22" w:history="1">
+            <w:hyperlink r:id="rId23" w:history="1">
               <w:r>
                 <w:rPr>
                   <w:rStyle w:val="a4"/>
@@ -6048,8 +7200,18 @@
                 <w:kern w:val="0"/>
                 <w:sz w:val="22"/>
               </w:rPr>
-              <w:t>该错位问题出现后，玩其他</w:t>
-            </w:r>
+              <w:t>该错位问题出现后，</w:t>
+            </w:r>
+            <w:proofErr w:type="gramStart"/>
+            <w:r>
+              <w:rPr>
+                <w:rFonts w:ascii="Tahoma" w:eastAsia="微软雅黑" w:hAnsi="Tahoma" w:hint="eastAsia"/>
+                <w:kern w:val="0"/>
+                <w:sz w:val="22"/>
+              </w:rPr>
+              <w:t>玩其他</w:t>
+            </w:r>
+            <w:proofErr w:type="gramEnd"/>
             <w:r>
               <w:rPr>
                 <w:rFonts w:ascii="Tahoma" w:eastAsia="微软雅黑" w:hAnsi="Tahoma" w:hint="eastAsia"/>
@@ -6975,7 +8137,7 @@
                           </pic:cNvPicPr>
                         </pic:nvPicPr>
                         <pic:blipFill>
-                          <a:blip r:embed="rId23">
+                          <a:blip r:embed="rId24">
                             <a:extLst>
                               <a:ext uri="{28A0092B-C50C-407E-A947-70E740481C1C}">
                                 <a14:useLocalDpi xmlns:a14="http://schemas.microsoft.com/office/drawing/2010/main" val="0"/>
@@ -7192,29 +8354,65 @@
                 <w:kern w:val="0"/>
                 <w:sz w:val="22"/>
               </w:rPr>
-              <w:t>仅仅是个启动环境）</w:t>
-            </w:r>
-          </w:p>
-          <w:p>
-            <w:pPr>
-              <w:widowControl/>
-              <w:adjustRightInd w:val="0"/>
-              <w:snapToGrid w:val="0"/>
-              <w:spacing w:line="276" w:lineRule="auto"/>
-              <w:jc w:val="left"/>
-              <w:rPr>
-                <w:rFonts w:ascii="Tahoma" w:eastAsia="微软雅黑" w:hAnsi="Tahoma"/>
-                <w:kern w:val="0"/>
-                <w:sz w:val="22"/>
-              </w:rPr>
-            </w:pPr>
-            <w:r>
-              <w:rPr>
-                <w:rFonts w:ascii="Tahoma" w:eastAsia="微软雅黑" w:hAnsi="Tahoma" w:hint="eastAsia"/>
-                <w:kern w:val="0"/>
-                <w:sz w:val="22"/>
-              </w:rPr>
-              <w:t>（可以换其它启动环境，可见：</w:t>
+              <w:t>仅仅是</w:t>
+            </w:r>
+            <w:proofErr w:type="gramStart"/>
+            <w:r>
+              <w:rPr>
+                <w:rFonts w:ascii="Tahoma" w:eastAsia="微软雅黑" w:hAnsi="Tahoma" w:hint="eastAsia"/>
+                <w:kern w:val="0"/>
+                <w:sz w:val="22"/>
+              </w:rPr>
+              <w:t>个启动</w:t>
+            </w:r>
+            <w:proofErr w:type="gramEnd"/>
+            <w:r>
+              <w:rPr>
+                <w:rFonts w:ascii="Tahoma" w:eastAsia="微软雅黑" w:hAnsi="Tahoma" w:hint="eastAsia"/>
+                <w:kern w:val="0"/>
+                <w:sz w:val="22"/>
+              </w:rPr>
+              <w:t>环境）</w:t>
+            </w:r>
+          </w:p>
+          <w:p>
+            <w:pPr>
+              <w:widowControl/>
+              <w:adjustRightInd w:val="0"/>
+              <w:snapToGrid w:val="0"/>
+              <w:spacing w:line="276" w:lineRule="auto"/>
+              <w:jc w:val="left"/>
+              <w:rPr>
+                <w:rFonts w:ascii="Tahoma" w:eastAsia="微软雅黑" w:hAnsi="Tahoma"/>
+                <w:kern w:val="0"/>
+                <w:sz w:val="22"/>
+              </w:rPr>
+            </w:pPr>
+            <w:r>
+              <w:rPr>
+                <w:rFonts w:ascii="Tahoma" w:eastAsia="微软雅黑" w:hAnsi="Tahoma" w:hint="eastAsia"/>
+                <w:kern w:val="0"/>
+                <w:sz w:val="22"/>
+              </w:rPr>
+              <w:t>（可以</w:t>
+            </w:r>
+            <w:proofErr w:type="gramStart"/>
+            <w:r>
+              <w:rPr>
+                <w:rFonts w:ascii="Tahoma" w:eastAsia="微软雅黑" w:hAnsi="Tahoma" w:hint="eastAsia"/>
+                <w:kern w:val="0"/>
+                <w:sz w:val="22"/>
+              </w:rPr>
+              <w:t>换其它</w:t>
+            </w:r>
+            <w:proofErr w:type="gramEnd"/>
+            <w:r>
+              <w:rPr>
+                <w:rFonts w:ascii="Tahoma" w:eastAsia="微软雅黑" w:hAnsi="Tahoma" w:hint="eastAsia"/>
+                <w:kern w:val="0"/>
+                <w:sz w:val="22"/>
+              </w:rPr>
+              <w:t>启动环境，可见：</w:t>
             </w:r>
             <w:r>
               <w:rPr>
@@ -7491,8 +8689,18 @@
                 <w:kern w:val="0"/>
                 <w:sz w:val="22"/>
               </w:rPr>
-              <w:t>渲染，并且帧率低下</w:t>
-            </w:r>
+              <w:t>渲染，</w:t>
+            </w:r>
+            <w:proofErr w:type="gramStart"/>
+            <w:r>
+              <w:rPr>
+                <w:rFonts w:ascii="Tahoma" w:eastAsia="微软雅黑" w:hAnsi="Tahoma" w:hint="eastAsia"/>
+                <w:kern w:val="0"/>
+                <w:sz w:val="22"/>
+              </w:rPr>
+              <w:t>并且帧率低下</w:t>
+            </w:r>
+            <w:proofErr w:type="gramEnd"/>
             <w:r>
               <w:rPr>
                 <w:rFonts w:ascii="Tahoma" w:eastAsia="微软雅黑" w:hAnsi="Tahoma" w:hint="eastAsia"/>
@@ -7585,7 +8793,7 @@
                           </pic:cNvPicPr>
                         </pic:nvPicPr>
                         <pic:blipFill>
-                          <a:blip r:embed="rId24">
+                          <a:blip r:embed="rId25">
                             <a:extLst>
                               <a:ext uri="{28A0092B-C50C-407E-A947-70E740481C1C}">
                                 <a14:useLocalDpi xmlns:a14="http://schemas.microsoft.com/office/drawing/2010/main" val="0"/>
@@ -7690,7 +8898,7 @@
                           </pic:cNvPicPr>
                         </pic:nvPicPr>
                         <pic:blipFill>
-                          <a:blip r:embed="rId25">
+                          <a:blip r:embed="rId26">
                             <a:extLst>
                               <a:ext uri="{28A0092B-C50C-407E-A947-70E740481C1C}">
                                 <a14:useLocalDpi xmlns:a14="http://schemas.microsoft.com/office/drawing/2010/main" val="0"/>
@@ -8957,7 +10165,7 @@
                           </pic:cNvPicPr>
                         </pic:nvPicPr>
                         <pic:blipFill>
-                          <a:blip r:embed="rId26">
+                          <a:blip r:embed="rId27">
                             <a:extLst>
                               <a:ext uri="{28A0092B-C50C-407E-A947-70E740481C1C}">
                                 <a14:useLocalDpi xmlns:a14="http://schemas.microsoft.com/office/drawing/2010/main" val="0"/>
@@ -9197,6 +10405,7 @@
               </w:rPr>
               <w:t>搜索</w:t>
             </w:r>
+            <w:proofErr w:type="gramStart"/>
             <w:r>
               <w:rPr>
                 <w:rFonts w:ascii="Tahoma" w:eastAsia="微软雅黑" w:hAnsi="Tahoma"/>
@@ -9205,6 +10414,7 @@
               </w:rPr>
               <w:t>”</w:t>
             </w:r>
+            <w:proofErr w:type="gramEnd"/>
             <w:r>
               <w:rPr>
                 <w:rFonts w:ascii="Tahoma" w:eastAsia="微软雅黑" w:hAnsi="Tahoma" w:hint="eastAsia"/>
@@ -9213,13 +10423,23 @@
               </w:rPr>
               <w:t>图形</w:t>
             </w:r>
-            <w:r>
-              <w:rPr>
-                <w:rFonts w:ascii="Tahoma" w:eastAsia="微软雅黑" w:hAnsi="Tahoma"/>
-                <w:kern w:val="0"/>
-                <w:sz w:val="22"/>
-              </w:rPr>
-              <w:t xml:space="preserve">” &gt; </w:t>
+            <w:proofErr w:type="gramStart"/>
+            <w:r>
+              <w:rPr>
+                <w:rFonts w:ascii="Tahoma" w:eastAsia="微软雅黑" w:hAnsi="Tahoma"/>
+                <w:kern w:val="0"/>
+                <w:sz w:val="22"/>
+              </w:rPr>
+              <w:t>”</w:t>
+            </w:r>
+            <w:proofErr w:type="gramEnd"/>
+            <w:r>
+              <w:rPr>
+                <w:rFonts w:ascii="Tahoma" w:eastAsia="微软雅黑" w:hAnsi="Tahoma"/>
+                <w:kern w:val="0"/>
+                <w:sz w:val="22"/>
+              </w:rPr>
+              <w:t xml:space="preserve"> &gt; </w:t>
             </w:r>
             <w:r>
               <w:rPr>
@@ -9304,7 +10524,7 @@
                           </pic:cNvPicPr>
                         </pic:nvPicPr>
                         <pic:blipFill>
-                          <a:blip r:embed="rId27">
+                          <a:blip r:embed="rId28">
                             <a:extLst>
                               <a:ext uri="{28A0092B-C50C-407E-A947-70E740481C1C}">
                                 <a14:useLocalDpi xmlns:a14="http://schemas.microsoft.com/office/drawing/2010/main" val="0"/>
@@ -9369,7 +10589,7 @@
                           </pic:cNvPicPr>
                         </pic:nvPicPr>
                         <pic:blipFill>
-                          <a:blip r:embed="rId28">
+                          <a:blip r:embed="rId29">
                             <a:extLst>
                               <a:ext uri="{28A0092B-C50C-407E-A947-70E740481C1C}">
                                 <a14:useLocalDpi xmlns:a14="http://schemas.microsoft.com/office/drawing/2010/main" val="0"/>
@@ -9436,7 +10656,7 @@
                           </pic:cNvPicPr>
                         </pic:nvPicPr>
                         <pic:blipFill>
-                          <a:blip r:embed="rId29">
+                          <a:blip r:embed="rId30">
                             <a:extLst>
                               <a:ext uri="{28A0092B-C50C-407E-A947-70E740481C1C}">
                                 <a14:useLocalDpi xmlns:a14="http://schemas.microsoft.com/office/drawing/2010/main" val="0"/>
@@ -9860,6 +11080,7 @@
               </w:rPr>
               <w:t>右键点击</w:t>
             </w:r>
+            <w:proofErr w:type="gramStart"/>
             <w:r>
               <w:rPr>
                 <w:rFonts w:ascii="Tahoma" w:eastAsia="微软雅黑" w:hAnsi="Tahoma"/>
@@ -9868,6 +11089,7 @@
               </w:rPr>
               <w:t>”</w:t>
             </w:r>
+            <w:proofErr w:type="gramEnd"/>
             <w:r>
               <w:rPr>
                 <w:rFonts w:ascii="Tahoma" w:eastAsia="微软雅黑" w:hAnsi="Tahoma" w:hint="eastAsia"/>
@@ -9876,6 +11098,7 @@
               </w:rPr>
               <w:t>此电脑</w:t>
             </w:r>
+            <w:proofErr w:type="gramStart"/>
             <w:r>
               <w:rPr>
                 <w:rFonts w:ascii="Tahoma" w:eastAsia="微软雅黑" w:hAnsi="Tahoma"/>
@@ -9884,6 +11107,7 @@
               </w:rPr>
               <w:t>”</w:t>
             </w:r>
+            <w:proofErr w:type="gramEnd"/>
             <w:r>
               <w:rPr>
                 <w:rFonts w:ascii="Tahoma" w:eastAsia="微软雅黑" w:hAnsi="Tahoma" w:hint="eastAsia"/>
@@ -9908,6 +11132,7 @@
               </w:rPr>
               <w:t>点击</w:t>
             </w:r>
+            <w:proofErr w:type="gramStart"/>
             <w:r>
               <w:rPr>
                 <w:rFonts w:ascii="Tahoma" w:eastAsia="微软雅黑" w:hAnsi="Tahoma"/>
@@ -9916,6 +11141,7 @@
               </w:rPr>
               <w:t>”</w:t>
             </w:r>
+            <w:proofErr w:type="gramEnd"/>
             <w:r>
               <w:rPr>
                 <w:rFonts w:ascii="Tahoma" w:eastAsia="微软雅黑" w:hAnsi="Tahoma" w:hint="eastAsia"/>
@@ -9924,13 +11150,23 @@
               </w:rPr>
               <w:t>管理</w:t>
             </w:r>
-            <w:r>
-              <w:rPr>
-                <w:rFonts w:ascii="Tahoma" w:eastAsia="微软雅黑" w:hAnsi="Tahoma"/>
-                <w:kern w:val="0"/>
-                <w:sz w:val="22"/>
-              </w:rPr>
-              <w:t xml:space="preserve">” &gt; </w:t>
+            <w:proofErr w:type="gramStart"/>
+            <w:r>
+              <w:rPr>
+                <w:rFonts w:ascii="Tahoma" w:eastAsia="微软雅黑" w:hAnsi="Tahoma"/>
+                <w:kern w:val="0"/>
+                <w:sz w:val="22"/>
+              </w:rPr>
+              <w:t>”</w:t>
+            </w:r>
+            <w:proofErr w:type="gramEnd"/>
+            <w:r>
+              <w:rPr>
+                <w:rFonts w:ascii="Tahoma" w:eastAsia="微软雅黑" w:hAnsi="Tahoma"/>
+                <w:kern w:val="0"/>
+                <w:sz w:val="22"/>
+              </w:rPr>
+              <w:t xml:space="preserve"> &gt; </w:t>
             </w:r>
             <w:r>
               <w:rPr>
@@ -9996,6 +11232,7 @@
               </w:rPr>
               <w:t xml:space="preserve"> </w:t>
             </w:r>
+            <w:proofErr w:type="gramStart"/>
             <w:r>
               <w:rPr>
                 <w:rFonts w:ascii="Tahoma" w:eastAsia="微软雅黑" w:hAnsi="Tahoma"/>
@@ -10004,6 +11241,7 @@
               </w:rPr>
               <w:t>”</w:t>
             </w:r>
+            <w:proofErr w:type="gramEnd"/>
             <w:r>
               <w:rPr>
                 <w:rFonts w:ascii="Tahoma" w:eastAsia="微软雅黑" w:hAnsi="Tahoma" w:hint="eastAsia"/>
@@ -10057,7 +11295,7 @@
                           </pic:cNvPicPr>
                         </pic:nvPicPr>
                         <pic:blipFill>
-                          <a:blip r:embed="rId30">
+                          <a:blip r:embed="rId31">
                             <a:extLst>
                               <a:ext uri="{28A0092B-C50C-407E-A947-70E740481C1C}">
                                 <a14:useLocalDpi xmlns:a14="http://schemas.microsoft.com/office/drawing/2010/main" val="0"/>
@@ -10125,7 +11363,7 @@
                           </pic:cNvPicPr>
                         </pic:nvPicPr>
                         <pic:blipFill>
-                          <a:blip r:embed="rId31">
+                          <a:blip r:embed="rId32">
                             <a:extLst>
                               <a:ext uri="{28A0092B-C50C-407E-A947-70E740481C1C}">
                                 <a14:useLocalDpi xmlns:a14="http://schemas.microsoft.com/office/drawing/2010/main" val="0"/>
@@ -10194,7 +11432,7 @@
                           </pic:cNvPicPr>
                         </pic:nvPicPr>
                         <pic:blipFill>
-                          <a:blip r:embed="rId32">
+                          <a:blip r:embed="rId33">
                             <a:extLst>
                               <a:ext uri="{28A0092B-C50C-407E-A947-70E740481C1C}">
                                 <a14:useLocalDpi xmlns:a14="http://schemas.microsoft.com/office/drawing/2010/main" val="0"/>
@@ -10729,7 +11967,7 @@
                           </pic:cNvPicPr>
                         </pic:nvPicPr>
                         <pic:blipFill>
-                          <a:blip r:embed="rId33">
+                          <a:blip r:embed="rId34">
                             <a:extLst>
                               <a:ext uri="{28A0092B-C50C-407E-A947-70E740481C1C}">
                                 <a14:useLocalDpi xmlns:a14="http://schemas.microsoft.com/office/drawing/2010/main" val="0"/>
@@ -10806,13 +12044,23 @@
               </w:rPr>
               <w:t>OpenGL</w:t>
             </w:r>
-            <w:r>
-              <w:rPr>
-                <w:rFonts w:ascii="Tahoma" w:eastAsia="微软雅黑" w:hAnsi="Tahoma" w:hint="eastAsia"/>
-                <w:kern w:val="0"/>
-                <w:sz w:val="22"/>
-              </w:rPr>
-              <w:t>不可用，可能是</w:t>
+            <w:proofErr w:type="gramStart"/>
+            <w:r>
+              <w:rPr>
+                <w:rFonts w:ascii="Tahoma" w:eastAsia="微软雅黑" w:hAnsi="Tahoma" w:hint="eastAsia"/>
+                <w:kern w:val="0"/>
+                <w:sz w:val="22"/>
+              </w:rPr>
+              <w:t>不</w:t>
+            </w:r>
+            <w:proofErr w:type="gramEnd"/>
+            <w:r>
+              <w:rPr>
+                <w:rFonts w:ascii="Tahoma" w:eastAsia="微软雅黑" w:hAnsi="Tahoma" w:hint="eastAsia"/>
+                <w:kern w:val="0"/>
+                <w:sz w:val="22"/>
+              </w:rPr>
+              <w:t>可用，可能是</w:t>
             </w:r>
             <w:r>
               <w:rPr>
@@ -10866,7 +12114,7 @@
                           </pic:cNvPicPr>
                         </pic:nvPicPr>
                         <pic:blipFill>
-                          <a:blip r:embed="rId34" cstate="print">
+                          <a:blip r:embed="rId35" cstate="print">
                             <a:extLst>
                               <a:ext uri="{28A0092B-C50C-407E-A947-70E740481C1C}">
                                 <a14:useLocalDpi xmlns:a14="http://schemas.microsoft.com/office/drawing/2010/main" val="0"/>
@@ -11020,7 +12268,7 @@
                           </pic:cNvPicPr>
                         </pic:nvPicPr>
                         <pic:blipFill>
-                          <a:blip r:embed="rId35">
+                          <a:blip r:embed="rId36">
                             <a:extLst>
                               <a:ext uri="{28A0092B-C50C-407E-A947-70E740481C1C}">
                                 <a14:useLocalDpi xmlns:a14="http://schemas.microsoft.com/office/drawing/2010/main" val="0"/>
@@ -11267,7 +12515,7 @@
                           </pic:cNvPicPr>
                         </pic:nvPicPr>
                         <pic:blipFill>
-                          <a:blip r:embed="rId36">
+                          <a:blip r:embed="rId37">
                             <a:extLst>
                               <a:ext uri="{28A0092B-C50C-407E-A947-70E740481C1C}">
                                 <a14:useLocalDpi xmlns:a14="http://schemas.microsoft.com/office/drawing/2010/main" val="0"/>
@@ -11334,7 +12582,7 @@
                           </pic:cNvPicPr>
                         </pic:nvPicPr>
                         <pic:blipFill>
-                          <a:blip r:embed="rId37">
+                          <a:blip r:embed="rId38">
                             <a:extLst>
                               <a:ext uri="{28A0092B-C50C-407E-A947-70E740481C1C}">
                                 <a14:useLocalDpi xmlns:a14="http://schemas.microsoft.com/office/drawing/2010/main" val="0"/>
@@ -11553,7 +12801,25 @@
                 <w:kern w:val="0"/>
                 <w:sz w:val="22"/>
               </w:rPr>
-              <w:t>两个一体化的事件行走图会出现此问题。（曾经以为是镜头插件的</w:t>
+              <w:t>两个一体化的事件</w:t>
+            </w:r>
+            <w:proofErr w:type="gramStart"/>
+            <w:r>
+              <w:rPr>
+                <w:rFonts w:ascii="Tahoma" w:eastAsia="微软雅黑" w:hAnsi="Tahoma" w:hint="eastAsia"/>
+                <w:kern w:val="0"/>
+                <w:sz w:val="22"/>
+              </w:rPr>
+              <w:t>行走图会出现</w:t>
+            </w:r>
+            <w:proofErr w:type="gramEnd"/>
+            <w:r>
+              <w:rPr>
+                <w:rFonts w:ascii="Tahoma" w:eastAsia="微软雅黑" w:hAnsi="Tahoma" w:hint="eastAsia"/>
+                <w:kern w:val="0"/>
+                <w:sz w:val="22"/>
+              </w:rPr>
+              <w:t>此问题。（曾经以为是镜头插件的</w:t>
             </w:r>
             <w:r>
               <w:rPr>
@@ -11892,7 +13158,7 @@
                           </pic:cNvPicPr>
                         </pic:nvPicPr>
                         <pic:blipFill>
-                          <a:blip r:embed="rId38">
+                          <a:blip r:embed="rId39">
                             <a:extLst>
                               <a:ext uri="{28A0092B-C50C-407E-A947-70E740481C1C}">
                                 <a14:useLocalDpi xmlns:a14="http://schemas.microsoft.com/office/drawing/2010/main" val="0"/>
@@ -12155,9 +13421,9 @@
                   <o:lock v:ext="edit" aspectratio="t"/>
                 </v:shapetype>
                 <v:shape id="_x0000_i1025" type="#_x0000_t75" style="width:312.6pt;height:312pt" o:ole="">
-                  <v:imagedata r:id="rId39" o:title=""/>
+                  <v:imagedata r:id="rId40" o:title=""/>
                 </v:shape>
-                <o:OLEObject Type="Embed" ProgID="Visio.Drawing.15" ShapeID="_x0000_i1025" DrawAspect="Content" ObjectID="_1814890313" r:id="rId40"/>
+                <o:OLEObject Type="Embed" ProgID="Visio.Drawing.15" ShapeID="_x0000_i1025" DrawAspect="Content" ObjectID="_1828338074" r:id="rId41"/>
               </w:object>
             </w:r>
           </w:p>
@@ -12536,7 +13802,7 @@
                           </pic:cNvPicPr>
                         </pic:nvPicPr>
                         <pic:blipFill>
-                          <a:blip r:embed="rId38">
+                          <a:blip r:embed="rId39">
                             <a:extLst>
                               <a:ext uri="{28A0092B-C50C-407E-A947-70E740481C1C}">
                                 <a14:useLocalDpi xmlns:a14="http://schemas.microsoft.com/office/drawing/2010/main" val="0"/>
@@ -13014,7 +14280,7 @@
                           </pic:cNvPicPr>
                         </pic:nvPicPr>
                         <pic:blipFill>
-                          <a:blip r:embed="rId41" cstate="print">
+                          <a:blip r:embed="rId42" cstate="print">
                             <a:extLst>
                               <a:ext uri="{28A0092B-C50C-407E-A947-70E740481C1C}">
                                 <a14:useLocalDpi xmlns:a14="http://schemas.microsoft.com/office/drawing/2010/main" val="0"/>
@@ -13073,7 +14339,7 @@
                           </pic:cNvPicPr>
                         </pic:nvPicPr>
                         <pic:blipFill>
-                          <a:blip r:embed="rId42" cstate="print">
+                          <a:blip r:embed="rId43" cstate="print">
                             <a:extLst>
                               <a:ext uri="{28A0092B-C50C-407E-A947-70E740481C1C}">
                                 <a14:useLocalDpi xmlns:a14="http://schemas.microsoft.com/office/drawing/2010/main" val="0"/>
@@ -13623,7 +14889,7 @@
                           </pic:cNvPicPr>
                         </pic:nvPicPr>
                         <pic:blipFill>
-                          <a:blip r:embed="rId43">
+                          <a:blip r:embed="rId44">
                             <a:extLst>
                               <a:ext uri="{28A0092B-C50C-407E-A947-70E740481C1C}">
                                 <a14:useLocalDpi xmlns:a14="http://schemas.microsoft.com/office/drawing/2010/main" val="0"/>
@@ -13691,7 +14957,7 @@
                           </pic:cNvPicPr>
                         </pic:nvPicPr>
                         <pic:blipFill>
-                          <a:blip r:embed="rId44">
+                          <a:blip r:embed="rId45">
                             <a:extLst>
                               <a:ext uri="{28A0092B-C50C-407E-A947-70E740481C1C}">
                                 <a14:useLocalDpi xmlns:a14="http://schemas.microsoft.com/office/drawing/2010/main" val="0"/>
@@ -13804,7 +15070,7 @@
                           </pic:cNvPicPr>
                         </pic:nvPicPr>
                         <pic:blipFill>
-                          <a:blip r:embed="rId45">
+                          <a:blip r:embed="rId46">
                             <a:extLst>
                               <a:ext uri="{28A0092B-C50C-407E-A947-70E740481C1C}">
                                 <a14:useLocalDpi xmlns:a14="http://schemas.microsoft.com/office/drawing/2010/main" val="0"/>
@@ -13880,7 +15146,43 @@
                 <w:kern w:val="0"/>
                 <w:sz w:val="22"/>
               </w:rPr>
-              <w:t>[0128/185106:WARNING:resource_bundle.cc(286)]</w:t>
+              <w:t>[0128/</w:t>
+            </w:r>
+            <w:proofErr w:type="gramStart"/>
+            <w:r>
+              <w:rPr>
+                <w:rFonts w:ascii="Tahoma" w:eastAsia="微软雅黑" w:hAnsi="Tahoma"/>
+                <w:kern w:val="0"/>
+                <w:sz w:val="22"/>
+              </w:rPr>
+              <w:t>185106:WARNING</w:t>
+            </w:r>
+            <w:proofErr w:type="gramEnd"/>
+            <w:r>
+              <w:rPr>
+                <w:rFonts w:ascii="Tahoma" w:eastAsia="微软雅黑" w:hAnsi="Tahoma"/>
+                <w:kern w:val="0"/>
+                <w:sz w:val="22"/>
+              </w:rPr>
+              <w:t>:</w:t>
+            </w:r>
+            <w:proofErr w:type="gramStart"/>
+            <w:r>
+              <w:rPr>
+                <w:rFonts w:ascii="Tahoma" w:eastAsia="微软雅黑" w:hAnsi="Tahoma"/>
+                <w:kern w:val="0"/>
+                <w:sz w:val="22"/>
+              </w:rPr>
+              <w:t>resource_bundle.cc(</w:t>
+            </w:r>
+            <w:proofErr w:type="gramEnd"/>
+            <w:r>
+              <w:rPr>
+                <w:rFonts w:ascii="Tahoma" w:eastAsia="微软雅黑" w:hAnsi="Tahoma"/>
+                <w:kern w:val="0"/>
+                <w:sz w:val="22"/>
+              </w:rPr>
+              <w:t>286)]</w:t>
             </w:r>
           </w:p>
           <w:p>
@@ -13918,7 +15220,25 @@
                 <w:kern w:val="0"/>
                 <w:sz w:val="22"/>
               </w:rPr>
-              <w:t>locale_file_path.empty()</w:t>
+              <w:t>locale_file_</w:t>
+            </w:r>
+            <w:proofErr w:type="gramStart"/>
+            <w:r>
+              <w:rPr>
+                <w:rFonts w:ascii="Tahoma" w:eastAsia="微软雅黑" w:hAnsi="Tahoma"/>
+                <w:kern w:val="0"/>
+                <w:sz w:val="22"/>
+              </w:rPr>
+              <w:t>path.empty</w:t>
+            </w:r>
+            <w:proofErr w:type="gramEnd"/>
+            <w:r>
+              <w:rPr>
+                <w:rFonts w:ascii="Tahoma" w:eastAsia="微软雅黑" w:hAnsi="Tahoma"/>
+                <w:kern w:val="0"/>
+                <w:sz w:val="22"/>
+              </w:rPr>
+              <w:t>()</w:t>
             </w:r>
           </w:p>
           <w:p>
@@ -13977,7 +15297,7 @@
                           </pic:cNvPicPr>
                         </pic:nvPicPr>
                         <pic:blipFill>
-                          <a:blip r:embed="rId46" cstate="print">
+                          <a:blip r:embed="rId47" cstate="print">
                             <a:extLst>
                               <a:ext uri="{28A0092B-C50C-407E-A947-70E740481C1C}">
                                 <a14:useLocalDpi xmlns:a14="http://schemas.microsoft.com/office/drawing/2010/main" val="0"/>
@@ -14188,6 +15508,7 @@
               </w:rPr>
               <w:t>右键点击</w:t>
             </w:r>
+            <w:proofErr w:type="gramStart"/>
             <w:r>
               <w:rPr>
                 <w:rFonts w:ascii="Tahoma" w:eastAsia="微软雅黑" w:hAnsi="Tahoma"/>
@@ -14196,6 +15517,7 @@
               </w:rPr>
               <w:t>”</w:t>
             </w:r>
+            <w:proofErr w:type="gramEnd"/>
             <w:r>
               <w:rPr>
                 <w:rFonts w:ascii="Tahoma" w:eastAsia="微软雅黑" w:hAnsi="Tahoma" w:hint="eastAsia"/>
@@ -14204,6 +15526,7 @@
               </w:rPr>
               <w:t>此电脑</w:t>
             </w:r>
+            <w:proofErr w:type="gramStart"/>
             <w:r>
               <w:rPr>
                 <w:rFonts w:ascii="Tahoma" w:eastAsia="微软雅黑" w:hAnsi="Tahoma"/>
@@ -14212,6 +15535,7 @@
               </w:rPr>
               <w:t>”</w:t>
             </w:r>
+            <w:proofErr w:type="gramEnd"/>
             <w:r>
               <w:rPr>
                 <w:rFonts w:ascii="Tahoma" w:eastAsia="微软雅黑" w:hAnsi="Tahoma" w:hint="eastAsia"/>
@@ -14236,6 +15560,7 @@
               </w:rPr>
               <w:t>点击</w:t>
             </w:r>
+            <w:proofErr w:type="gramStart"/>
             <w:r>
               <w:rPr>
                 <w:rFonts w:ascii="Tahoma" w:eastAsia="微软雅黑" w:hAnsi="Tahoma"/>
@@ -14244,6 +15569,7 @@
               </w:rPr>
               <w:t>”</w:t>
             </w:r>
+            <w:proofErr w:type="gramEnd"/>
             <w:r>
               <w:rPr>
                 <w:rFonts w:ascii="Tahoma" w:eastAsia="微软雅黑" w:hAnsi="Tahoma" w:hint="eastAsia"/>
@@ -14252,13 +15578,23 @@
               </w:rPr>
               <w:t>管理</w:t>
             </w:r>
-            <w:r>
-              <w:rPr>
-                <w:rFonts w:ascii="Tahoma" w:eastAsia="微软雅黑" w:hAnsi="Tahoma"/>
-                <w:kern w:val="0"/>
-                <w:sz w:val="22"/>
-              </w:rPr>
-              <w:t xml:space="preserve">” &gt; </w:t>
+            <w:proofErr w:type="gramStart"/>
+            <w:r>
+              <w:rPr>
+                <w:rFonts w:ascii="Tahoma" w:eastAsia="微软雅黑" w:hAnsi="Tahoma"/>
+                <w:kern w:val="0"/>
+                <w:sz w:val="22"/>
+              </w:rPr>
+              <w:t>”</w:t>
+            </w:r>
+            <w:proofErr w:type="gramEnd"/>
+            <w:r>
+              <w:rPr>
+                <w:rFonts w:ascii="Tahoma" w:eastAsia="微软雅黑" w:hAnsi="Tahoma"/>
+                <w:kern w:val="0"/>
+                <w:sz w:val="22"/>
+              </w:rPr>
+              <w:t xml:space="preserve"> &gt; </w:t>
             </w:r>
             <w:r>
               <w:rPr>
@@ -14324,6 +15660,7 @@
               </w:rPr>
               <w:t xml:space="preserve"> </w:t>
             </w:r>
+            <w:proofErr w:type="gramStart"/>
             <w:r>
               <w:rPr>
                 <w:rFonts w:ascii="Tahoma" w:eastAsia="微软雅黑" w:hAnsi="Tahoma"/>
@@ -14332,6 +15669,7 @@
               </w:rPr>
               <w:t>”</w:t>
             </w:r>
+            <w:proofErr w:type="gramEnd"/>
             <w:r>
               <w:rPr>
                 <w:rFonts w:ascii="Tahoma" w:eastAsia="微软雅黑" w:hAnsi="Tahoma" w:hint="eastAsia"/>
@@ -14385,7 +15723,7 @@
                           </pic:cNvPicPr>
                         </pic:nvPicPr>
                         <pic:blipFill>
-                          <a:blip r:embed="rId30">
+                          <a:blip r:embed="rId31">
                             <a:extLst>
                               <a:ext uri="{28A0092B-C50C-407E-A947-70E740481C1C}">
                                 <a14:useLocalDpi xmlns:a14="http://schemas.microsoft.com/office/drawing/2010/main" val="0"/>
@@ -14453,7 +15791,7 @@
                           </pic:cNvPicPr>
                         </pic:nvPicPr>
                         <pic:blipFill>
-                          <a:blip r:embed="rId31">
+                          <a:blip r:embed="rId32">
                             <a:extLst>
                               <a:ext uri="{28A0092B-C50C-407E-A947-70E740481C1C}">
                                 <a14:useLocalDpi xmlns:a14="http://schemas.microsoft.com/office/drawing/2010/main" val="0"/>
@@ -14522,7 +15860,7 @@
                           </pic:cNvPicPr>
                         </pic:nvPicPr>
                         <pic:blipFill>
-                          <a:blip r:embed="rId32">
+                          <a:blip r:embed="rId33">
                             <a:extLst>
                               <a:ext uri="{28A0092B-C50C-407E-A947-70E740481C1C}">
                                 <a14:useLocalDpi xmlns:a14="http://schemas.microsoft.com/office/drawing/2010/main" val="0"/>
@@ -14853,7 +16191,7 @@
               </w:rPr>
               <w:t>问题参考链接：</w:t>
             </w:r>
-            <w:hyperlink r:id="rId47" w:history="1">
+            <w:hyperlink r:id="rId48" w:history="1">
               <w:r>
                 <w:rPr>
                   <w:rStyle w:val="a4"/>
@@ -14906,7 +16244,7 @@
                           </pic:cNvPicPr>
                         </pic:nvPicPr>
                         <pic:blipFill>
-                          <a:blip r:embed="rId48" cstate="print">
+                          <a:blip r:embed="rId49" cstate="print">
                             <a:extLst>
                               <a:ext uri="{28A0092B-C50C-407E-A947-70E740481C1C}">
                                 <a14:useLocalDpi xmlns:a14="http://schemas.microsoft.com/office/drawing/2010/main" val="0"/>
@@ -15047,7 +16385,7 @@
       </w:pPr>
     </w:p>
     <w:sectPr>
-      <w:headerReference w:type="default" r:id="rId49"/>
+      <w:headerReference w:type="default" r:id="rId50"/>
       <w:pgSz w:w="11906" w:h="16838"/>
       <w:pgMar w:top="1440" w:right="1800" w:bottom="1440" w:left="1800" w:header="851" w:footer="992" w:gutter="0"/>
       <w:cols w:space="425"/>

--- a/插件详细手册/0.问题解答集合（FAQ）/Rmmv中的罕见问题.docx
+++ b/插件详细手册/0.问题解答集合（FAQ）/Rmmv中的罕见问题.docx
@@ -10,6 +10,12 @@
           <w:rFonts w:hint="eastAsia"/>
         </w:rPr>
       </w:pPr>
+      <w:r>
+        <w:rPr>
+          <w:rFonts w:hint="eastAsia"/>
+        </w:rPr>
+        <w:t>===</w:t>
+      </w:r>
       <w:r>
         <w:rPr>
           <w:rFonts w:hint="eastAsia"/>
@@ -38,6 +44,12 @@
           <w:rFonts w:hint="eastAsia"/>
         </w:rPr>
         <w:t>错</w:t>
+      </w:r>
+      <w:r>
+        <w:rPr>
+          <w:rFonts w:hint="eastAsia"/>
+        </w:rPr>
+        <w:t>===</w:t>
       </w:r>
     </w:p>
     <w:p>
@@ -320,7 +332,7 @@
               <w:spacing w:line="276" w:lineRule="auto"/>
               <w:jc w:val="left"/>
               <w:rPr>
-                <w:rFonts w:ascii="Tahoma" w:eastAsia="微软雅黑" w:hAnsi="Tahoma" w:hint="eastAsia"/>
+                <w:rFonts w:ascii="Tahoma" w:eastAsia="微软雅黑" w:hAnsi="Tahoma"/>
                 <w:kern w:val="0"/>
                 <w:sz w:val="22"/>
               </w:rPr>
@@ -470,7 +482,7 @@
               <w:spacing w:line="276" w:lineRule="auto"/>
               <w:jc w:val="left"/>
               <w:rPr>
-                <w:rFonts w:ascii="Tahoma" w:eastAsia="微软雅黑" w:hAnsi="Tahoma" w:hint="eastAsia"/>
+                <w:rFonts w:ascii="Tahoma" w:eastAsia="微软雅黑" w:hAnsi="Tahoma"/>
                 <w:kern w:val="0"/>
                 <w:sz w:val="22"/>
               </w:rPr>
@@ -655,6 +667,7 @@
               </w:rPr>
               <w:t>但是仔细排查后，发现是</w:t>
             </w:r>
+            <w:proofErr w:type="spellStart"/>
             <w:r>
               <w:rPr>
                 <w:rFonts w:ascii="Tahoma" w:eastAsia="微软雅黑" w:hAnsi="Tahoma" w:hint="eastAsia"/>
@@ -663,6 +676,7 @@
               </w:rPr>
               <w:t>js</w:t>
             </w:r>
+            <w:proofErr w:type="spellEnd"/>
             <w:r>
               <w:rPr>
                 <w:rFonts w:ascii="Tahoma" w:eastAsia="微软雅黑" w:hAnsi="Tahoma" w:hint="eastAsia"/>
@@ -715,7 +729,25 @@
                 <w:kern w:val="0"/>
                 <w:sz w:val="22"/>
               </w:rPr>
-              <w:t xml:space="preserve"> drill_timer.rpgsave </w:t>
+              <w:t xml:space="preserve"> </w:t>
+            </w:r>
+            <w:proofErr w:type="spellStart"/>
+            <w:r>
+              <w:rPr>
+                <w:rFonts w:ascii="Tahoma" w:eastAsia="微软雅黑" w:hAnsi="Tahoma" w:hint="eastAsia"/>
+                <w:kern w:val="0"/>
+                <w:sz w:val="22"/>
+              </w:rPr>
+              <w:t>drill_timer.rpgsave</w:t>
+            </w:r>
+            <w:proofErr w:type="spellEnd"/>
+            <w:r>
+              <w:rPr>
+                <w:rFonts w:ascii="Tahoma" w:eastAsia="微软雅黑" w:hAnsi="Tahoma" w:hint="eastAsia"/>
+                <w:kern w:val="0"/>
+                <w:sz w:val="22"/>
+              </w:rPr>
+              <w:t xml:space="preserve"> </w:t>
             </w:r>
             <w:r>
               <w:rPr>
@@ -810,7 +842,7 @@
               <w:spacing w:line="276" w:lineRule="auto"/>
               <w:jc w:val="left"/>
               <w:rPr>
-                <w:rFonts w:ascii="Tahoma" w:eastAsia="微软雅黑" w:hAnsi="Tahoma" w:hint="eastAsia"/>
+                <w:rFonts w:ascii="Tahoma" w:eastAsia="微软雅黑" w:hAnsi="Tahoma"/>
                 <w:kern w:val="0"/>
                 <w:sz w:val="22"/>
               </w:rPr>
@@ -901,6 +933,7 @@
               </w:rPr>
               <w:t>删掉报错中指定的那个文件“</w:t>
             </w:r>
+            <w:proofErr w:type="spellStart"/>
             <w:r>
               <w:rPr>
                 <w:rFonts w:ascii="Tahoma" w:eastAsia="微软雅黑" w:hAnsi="Tahoma" w:hint="eastAsia"/>
@@ -909,6 +942,7 @@
               </w:rPr>
               <w:t>drill_timer.rpgsave</w:t>
             </w:r>
+            <w:proofErr w:type="spellEnd"/>
             <w:r>
               <w:rPr>
                 <w:rFonts w:ascii="Tahoma" w:eastAsia="微软雅黑" w:hAnsi="Tahoma" w:hint="eastAsia"/>
@@ -948,7 +982,7 @@
               <w:spacing w:line="276" w:lineRule="auto"/>
               <w:jc w:val="left"/>
               <w:rPr>
-                <w:rFonts w:ascii="Tahoma" w:eastAsia="微软雅黑" w:hAnsi="Tahoma" w:hint="eastAsia"/>
+                <w:rFonts w:ascii="Tahoma" w:eastAsia="微软雅黑" w:hAnsi="Tahoma"/>
                 <w:kern w:val="0"/>
                 <w:sz w:val="22"/>
               </w:rPr>
@@ -961,6 +995,7 @@
               </w:rPr>
               <w:t>（并且新生成的</w:t>
             </w:r>
+            <w:proofErr w:type="spellStart"/>
             <w:r>
               <w:rPr>
                 <w:rFonts w:ascii="Tahoma" w:eastAsia="微软雅黑" w:hAnsi="Tahoma" w:hint="eastAsia"/>
@@ -969,6 +1004,7 @@
               </w:rPr>
               <w:t>drill_timer.rpgsave</w:t>
             </w:r>
+            <w:proofErr w:type="spellEnd"/>
             <w:r>
               <w:rPr>
                 <w:rFonts w:ascii="Tahoma" w:eastAsia="微软雅黑" w:hAnsi="Tahoma" w:hint="eastAsia"/>
@@ -987,6 +1023,963 @@
         <w:jc w:val="left"/>
         <w:rPr>
           <w:rFonts w:ascii="Tahoma" w:eastAsia="微软雅黑" w:hAnsi="Tahoma"/>
+          <w:kern w:val="0"/>
+          <w:sz w:val="22"/>
+        </w:rPr>
+      </w:pPr>
+    </w:p>
+    <w:p>
+      <w:pPr>
+        <w:widowControl/>
+        <w:jc w:val="left"/>
+        <w:rPr>
+          <w:rFonts w:ascii="Tahoma" w:eastAsia="微软雅黑" w:hAnsi="Tahoma"/>
+          <w:kern w:val="0"/>
+          <w:sz w:val="22"/>
+        </w:rPr>
+      </w:pPr>
+      <w:r>
+        <w:rPr>
+          <w:rFonts w:ascii="Tahoma" w:eastAsia="微软雅黑" w:hAnsi="Tahoma"/>
+          <w:kern w:val="0"/>
+          <w:sz w:val="22"/>
+        </w:rPr>
+        <w:br w:type="page"/>
+      </w:r>
+    </w:p>
+    <w:p>
+      <w:pPr>
+        <w:pStyle w:val="3"/>
+        <w:spacing w:before="240"/>
+        <w:rPr>
+          <w:rFonts w:ascii="等线" w:eastAsia="等线" w:hAnsi="等线" w:hint="eastAsia"/>
+        </w:rPr>
+      </w:pPr>
+      <w:proofErr w:type="spellStart"/>
+      <w:r>
+        <w:rPr>
+          <w:rFonts w:ascii="等线" w:eastAsia="等线" w:hAnsi="等线" w:hint="eastAsia"/>
+        </w:rPr>
+        <w:lastRenderedPageBreak/>
+        <w:t>FrameCount</w:t>
+      </w:r>
+      <w:proofErr w:type="spellEnd"/>
+      <w:r>
+        <w:rPr>
+          <w:rFonts w:ascii="等线" w:eastAsia="等线" w:hAnsi="等线" w:hint="eastAsia"/>
+        </w:rPr>
+        <w:t>错误</w:t>
+      </w:r>
+    </w:p>
+    <w:tbl>
+      <w:tblPr>
+        <w:tblStyle w:val="af"/>
+        <w:tblW w:w="8789" w:type="dxa"/>
+        <w:tblInd w:w="-176" w:type="dxa"/>
+        <w:tblBorders>
+          <w:top w:val="single" w:sz="4" w:space="0" w:color="D9D9D9" w:themeColor="background1" w:themeShade="D9"/>
+          <w:left w:val="none" w:sz="0" w:space="0" w:color="auto"/>
+          <w:bottom w:val="single" w:sz="4" w:space="0" w:color="D9D9D9" w:themeColor="background1" w:themeShade="D9"/>
+          <w:right w:val="none" w:sz="0" w:space="0" w:color="auto"/>
+          <w:insideH w:val="single" w:sz="4" w:space="0" w:color="D9D9D9" w:themeColor="background1" w:themeShade="D9"/>
+          <w:insideV w:val="none" w:sz="0" w:space="0" w:color="auto"/>
+        </w:tblBorders>
+        <w:tblLook w:val="04A0" w:firstRow="1" w:lastRow="0" w:firstColumn="1" w:lastColumn="0" w:noHBand="0" w:noVBand="1"/>
+      </w:tblPr>
+      <w:tblGrid>
+        <w:gridCol w:w="1418"/>
+        <w:gridCol w:w="7371"/>
+      </w:tblGrid>
+      <w:tr>
+        <w:tc>
+          <w:tcPr>
+            <w:tcW w:w="1418" w:type="dxa"/>
+          </w:tcPr>
+          <w:p>
+            <w:pPr>
+              <w:widowControl/>
+              <w:adjustRightInd w:val="0"/>
+              <w:snapToGrid w:val="0"/>
+              <w:spacing w:line="276" w:lineRule="auto"/>
+              <w:jc w:val="left"/>
+              <w:rPr>
+                <w:rFonts w:ascii="Tahoma" w:eastAsia="微软雅黑" w:hAnsi="Tahoma"/>
+                <w:kern w:val="0"/>
+                <w:sz w:val="22"/>
+              </w:rPr>
+            </w:pPr>
+            <w:r>
+              <w:rPr>
+                <w:rFonts w:ascii="Tahoma" w:eastAsia="微软雅黑" w:hAnsi="Tahoma" w:hint="eastAsia"/>
+                <w:b/>
+                <w:bCs/>
+                <w:kern w:val="0"/>
+                <w:sz w:val="22"/>
+              </w:rPr>
+              <w:t>问题名称</w:t>
+            </w:r>
+          </w:p>
+        </w:tc>
+        <w:tc>
+          <w:tcPr>
+            <w:tcW w:w="7371" w:type="dxa"/>
+          </w:tcPr>
+          <w:p>
+            <w:pPr>
+              <w:widowControl/>
+              <w:adjustRightInd w:val="0"/>
+              <w:snapToGrid w:val="0"/>
+              <w:spacing w:line="276" w:lineRule="auto"/>
+              <w:jc w:val="left"/>
+              <w:rPr>
+                <w:rFonts w:ascii="Tahoma" w:eastAsia="微软雅黑" w:hAnsi="Tahoma"/>
+                <w:kern w:val="0"/>
+                <w:sz w:val="22"/>
+              </w:rPr>
+            </w:pPr>
+            <w:proofErr w:type="spellStart"/>
+            <w:r>
+              <w:rPr>
+                <w:rFonts w:ascii="Tahoma" w:eastAsia="微软雅黑" w:hAnsi="Tahoma" w:hint="eastAsia"/>
+                <w:kern w:val="0"/>
+                <w:sz w:val="22"/>
+              </w:rPr>
+              <w:t>FrameCount</w:t>
+            </w:r>
+            <w:proofErr w:type="spellEnd"/>
+            <w:r>
+              <w:rPr>
+                <w:rFonts w:ascii="Tahoma" w:eastAsia="微软雅黑" w:hAnsi="Tahoma" w:hint="eastAsia"/>
+                <w:kern w:val="0"/>
+                <w:sz w:val="22"/>
+              </w:rPr>
+              <w:t>错误</w:t>
+            </w:r>
+          </w:p>
+        </w:tc>
+      </w:tr>
+      <w:tr>
+        <w:tc>
+          <w:tcPr>
+            <w:tcW w:w="1418" w:type="dxa"/>
+          </w:tcPr>
+          <w:p>
+            <w:pPr>
+              <w:widowControl/>
+              <w:adjustRightInd w:val="0"/>
+              <w:snapToGrid w:val="0"/>
+              <w:spacing w:line="276" w:lineRule="auto"/>
+              <w:jc w:val="left"/>
+              <w:rPr>
+                <w:rFonts w:ascii="Tahoma" w:eastAsia="微软雅黑" w:hAnsi="Tahoma"/>
+                <w:b/>
+                <w:bCs/>
+                <w:kern w:val="0"/>
+                <w:sz w:val="22"/>
+              </w:rPr>
+            </w:pPr>
+            <w:r>
+              <w:rPr>
+                <w:rFonts w:ascii="Tahoma" w:eastAsia="微软雅黑" w:hAnsi="Tahoma" w:hint="eastAsia"/>
+                <w:b/>
+                <w:bCs/>
+                <w:kern w:val="0"/>
+                <w:sz w:val="22"/>
+              </w:rPr>
+              <w:t>问题图示</w:t>
+            </w:r>
+          </w:p>
+        </w:tc>
+        <w:tc>
+          <w:tcPr>
+            <w:tcW w:w="7371" w:type="dxa"/>
+          </w:tcPr>
+          <w:p>
+            <w:pPr>
+              <w:widowControl/>
+              <w:jc w:val="left"/>
+              <w:rPr>
+                <w:rFonts w:ascii="宋体" w:hAnsi="宋体" w:cs="宋体" w:hint="eastAsia"/>
+                <w:kern w:val="0"/>
+                <w:szCs w:val="24"/>
+              </w:rPr>
+            </w:pPr>
+            <w:r>
+              <w:rPr>
+                <w:noProof/>
+              </w:rPr>
+              <w:drawing>
+                <wp:inline distT="0" distB="0" distL="0" distR="0" wp14:anchorId="522A806E" wp14:editId="438DE875">
+                  <wp:extent cx="3676658" cy="2948940"/>
+                  <wp:effectExtent l="0" t="0" r="0" b="3810"/>
+                  <wp:docPr id="728637420" name="图片 1"/>
+                  <wp:cNvGraphicFramePr>
+                    <a:graphicFrameLocks xmlns:a="http://schemas.openxmlformats.org/drawingml/2006/main" noChangeAspect="1"/>
+                  </wp:cNvGraphicFramePr>
+                  <a:graphic xmlns:a="http://schemas.openxmlformats.org/drawingml/2006/main">
+                    <a:graphicData uri="http://schemas.openxmlformats.org/drawingml/2006/picture">
+                      <pic:pic xmlns:pic="http://schemas.openxmlformats.org/drawingml/2006/picture">
+                        <pic:nvPicPr>
+                          <pic:cNvPr id="0" name="Picture 3"/>
+                          <pic:cNvPicPr>
+                            <a:picLocks noChangeAspect="1" noChangeArrowheads="1"/>
+                          </pic:cNvPicPr>
+                        </pic:nvPicPr>
+                        <pic:blipFill>
+                          <a:blip r:embed="rId9" cstate="print">
+                            <a:extLst>
+                              <a:ext uri="{28A0092B-C50C-407E-A947-70E740481C1C}">
+                                <a14:useLocalDpi xmlns:a14="http://schemas.microsoft.com/office/drawing/2010/main" val="0"/>
+                              </a:ext>
+                            </a:extLst>
+                          </a:blip>
+                          <a:srcRect/>
+                          <a:stretch>
+                            <a:fillRect/>
+                          </a:stretch>
+                        </pic:blipFill>
+                        <pic:spPr bwMode="auto">
+                          <a:xfrm>
+                            <a:off x="0" y="0"/>
+                            <a:ext cx="3685115" cy="2955723"/>
+                          </a:xfrm>
+                          <a:prstGeom prst="rect">
+                            <a:avLst/>
+                          </a:prstGeom>
+                          <a:noFill/>
+                          <a:ln>
+                            <a:noFill/>
+                          </a:ln>
+                        </pic:spPr>
+                      </pic:pic>
+                    </a:graphicData>
+                  </a:graphic>
+                </wp:inline>
+              </w:drawing>
+            </w:r>
+          </w:p>
+        </w:tc>
+      </w:tr>
+      <w:tr>
+        <w:tc>
+          <w:tcPr>
+            <w:tcW w:w="1418" w:type="dxa"/>
+          </w:tcPr>
+          <w:p>
+            <w:pPr>
+              <w:widowControl/>
+              <w:adjustRightInd w:val="0"/>
+              <w:snapToGrid w:val="0"/>
+              <w:spacing w:line="276" w:lineRule="auto"/>
+              <w:jc w:val="left"/>
+              <w:rPr>
+                <w:rFonts w:ascii="Tahoma" w:eastAsia="微软雅黑" w:hAnsi="Tahoma"/>
+                <w:b/>
+                <w:bCs/>
+                <w:kern w:val="0"/>
+                <w:sz w:val="22"/>
+              </w:rPr>
+            </w:pPr>
+            <w:r>
+              <w:rPr>
+                <w:rFonts w:ascii="Tahoma" w:eastAsia="微软雅黑" w:hAnsi="Tahoma" w:hint="eastAsia"/>
+                <w:b/>
+                <w:bCs/>
+                <w:kern w:val="0"/>
+                <w:sz w:val="22"/>
+              </w:rPr>
+              <w:t>问题描述</w:t>
+            </w:r>
+          </w:p>
+        </w:tc>
+        <w:tc>
+          <w:tcPr>
+            <w:tcW w:w="7371" w:type="dxa"/>
+          </w:tcPr>
+          <w:p>
+            <w:pPr>
+              <w:widowControl/>
+              <w:adjustRightInd w:val="0"/>
+              <w:snapToGrid w:val="0"/>
+              <w:spacing w:line="276" w:lineRule="auto"/>
+              <w:jc w:val="left"/>
+              <w:rPr>
+                <w:rFonts w:ascii="Tahoma" w:eastAsia="微软雅黑" w:hAnsi="Tahoma"/>
+                <w:kern w:val="0"/>
+                <w:sz w:val="22"/>
+              </w:rPr>
+            </w:pPr>
+            <w:r>
+              <w:rPr>
+                <w:rFonts w:ascii="Tahoma" w:eastAsia="微软雅黑" w:hAnsi="Tahoma" w:hint="eastAsia"/>
+                <w:kern w:val="0"/>
+                <w:sz w:val="22"/>
+              </w:rPr>
+              <w:t>比较罕见的问题，在玩家的电脑中出现。</w:t>
+            </w:r>
+          </w:p>
+          <w:p>
+            <w:pPr>
+              <w:widowControl/>
+              <w:adjustRightInd w:val="0"/>
+              <w:snapToGrid w:val="0"/>
+              <w:spacing w:line="276" w:lineRule="auto"/>
+              <w:jc w:val="left"/>
+              <w:rPr>
+                <w:rFonts w:ascii="Tahoma" w:eastAsia="微软雅黑" w:hAnsi="Tahoma" w:hint="eastAsia"/>
+                <w:kern w:val="0"/>
+                <w:sz w:val="22"/>
+              </w:rPr>
+            </w:pPr>
+            <w:r>
+              <w:rPr>
+                <w:rFonts w:ascii="Tahoma" w:eastAsia="微软雅黑" w:hAnsi="Tahoma" w:hint="eastAsia"/>
+                <w:kern w:val="0"/>
+                <w:sz w:val="22"/>
+              </w:rPr>
+              <w:t>只要打开游戏，就报上面的错误。</w:t>
+            </w:r>
+          </w:p>
+        </w:tc>
+      </w:tr>
+      <w:tr>
+        <w:tc>
+          <w:tcPr>
+            <w:tcW w:w="1418" w:type="dxa"/>
+          </w:tcPr>
+          <w:p>
+            <w:pPr>
+              <w:widowControl/>
+              <w:adjustRightInd w:val="0"/>
+              <w:snapToGrid w:val="0"/>
+              <w:spacing w:line="276" w:lineRule="auto"/>
+              <w:jc w:val="left"/>
+              <w:rPr>
+                <w:rFonts w:ascii="Tahoma" w:eastAsia="微软雅黑" w:hAnsi="Tahoma"/>
+                <w:b/>
+                <w:bCs/>
+                <w:kern w:val="0"/>
+                <w:sz w:val="22"/>
+              </w:rPr>
+            </w:pPr>
+            <w:r>
+              <w:rPr>
+                <w:rFonts w:ascii="Tahoma" w:eastAsia="微软雅黑" w:hAnsi="Tahoma" w:hint="eastAsia"/>
+                <w:b/>
+                <w:bCs/>
+                <w:kern w:val="0"/>
+                <w:sz w:val="22"/>
+              </w:rPr>
+              <w:t>出现时机</w:t>
+            </w:r>
+          </w:p>
+        </w:tc>
+        <w:tc>
+          <w:tcPr>
+            <w:tcW w:w="7371" w:type="dxa"/>
+          </w:tcPr>
+          <w:p>
+            <w:pPr>
+              <w:widowControl/>
+              <w:adjustRightInd w:val="0"/>
+              <w:snapToGrid w:val="0"/>
+              <w:spacing w:line="276" w:lineRule="auto"/>
+              <w:jc w:val="left"/>
+              <w:rPr>
+                <w:rFonts w:ascii="Tahoma" w:eastAsia="微软雅黑" w:hAnsi="Tahoma"/>
+                <w:kern w:val="0"/>
+                <w:sz w:val="22"/>
+              </w:rPr>
+            </w:pPr>
+            <w:r>
+              <w:rPr>
+                <w:rFonts w:ascii="Tahoma" w:eastAsia="微软雅黑" w:hAnsi="Tahoma" w:hint="eastAsia"/>
+                <w:kern w:val="0"/>
+                <w:sz w:val="22"/>
+              </w:rPr>
+              <w:t xml:space="preserve">&gt; </w:t>
+            </w:r>
+            <w:r>
+              <w:rPr>
+                <w:rFonts w:ascii="Tahoma" w:eastAsia="微软雅黑" w:hAnsi="Tahoma" w:hint="eastAsia"/>
+                <w:kern w:val="0"/>
+                <w:sz w:val="22"/>
+              </w:rPr>
+              <w:t>极小概率出现。</w:t>
+            </w:r>
+          </w:p>
+          <w:p>
+            <w:pPr>
+              <w:widowControl/>
+              <w:adjustRightInd w:val="0"/>
+              <w:snapToGrid w:val="0"/>
+              <w:spacing w:line="276" w:lineRule="auto"/>
+              <w:jc w:val="left"/>
+              <w:rPr>
+                <w:rFonts w:ascii="Tahoma" w:eastAsia="微软雅黑" w:hAnsi="Tahoma" w:hint="eastAsia"/>
+                <w:kern w:val="0"/>
+                <w:sz w:val="22"/>
+              </w:rPr>
+            </w:pPr>
+            <w:r>
+              <w:rPr>
+                <w:rFonts w:ascii="Tahoma" w:eastAsia="微软雅黑" w:hAnsi="Tahoma" w:hint="eastAsia"/>
+                <w:kern w:val="0"/>
+                <w:sz w:val="22"/>
+              </w:rPr>
+              <w:t xml:space="preserve">&gt; </w:t>
+            </w:r>
+            <w:r>
+              <w:rPr>
+                <w:rFonts w:ascii="Tahoma" w:eastAsia="微软雅黑" w:hAnsi="Tahoma" w:hint="eastAsia"/>
+                <w:kern w:val="0"/>
+                <w:sz w:val="22"/>
+              </w:rPr>
+              <w:t>猜测可能是在某一次系统崩溃或软件</w:t>
+            </w:r>
+            <w:proofErr w:type="gramStart"/>
+            <w:r>
+              <w:rPr>
+                <w:rFonts w:ascii="Tahoma" w:eastAsia="微软雅黑" w:hAnsi="Tahoma" w:hint="eastAsia"/>
+                <w:kern w:val="0"/>
+                <w:sz w:val="22"/>
+              </w:rPr>
+              <w:t>闪</w:t>
+            </w:r>
+            <w:proofErr w:type="gramEnd"/>
+            <w:r>
+              <w:rPr>
+                <w:rFonts w:ascii="Tahoma" w:eastAsia="微软雅黑" w:hAnsi="Tahoma" w:hint="eastAsia"/>
+                <w:kern w:val="0"/>
+                <w:sz w:val="22"/>
+              </w:rPr>
+              <w:t>退后，载体的数据发生了错误，所以打开游戏就会一直有这个问题。</w:t>
+            </w:r>
+          </w:p>
+        </w:tc>
+      </w:tr>
+      <w:tr>
+        <w:tc>
+          <w:tcPr>
+            <w:tcW w:w="1418" w:type="dxa"/>
+          </w:tcPr>
+          <w:p>
+            <w:pPr>
+              <w:widowControl/>
+              <w:adjustRightInd w:val="0"/>
+              <w:snapToGrid w:val="0"/>
+              <w:spacing w:line="276" w:lineRule="auto"/>
+              <w:jc w:val="left"/>
+              <w:rPr>
+                <w:rFonts w:ascii="Tahoma" w:eastAsia="微软雅黑" w:hAnsi="Tahoma"/>
+                <w:kern w:val="0"/>
+                <w:sz w:val="22"/>
+              </w:rPr>
+            </w:pPr>
+            <w:r>
+              <w:rPr>
+                <w:rFonts w:ascii="Tahoma" w:eastAsia="微软雅黑" w:hAnsi="Tahoma" w:hint="eastAsia"/>
+                <w:b/>
+                <w:bCs/>
+                <w:kern w:val="0"/>
+                <w:sz w:val="22"/>
+              </w:rPr>
+              <w:t>原理解析</w:t>
+            </w:r>
+          </w:p>
+        </w:tc>
+        <w:tc>
+          <w:tcPr>
+            <w:tcW w:w="7371" w:type="dxa"/>
+          </w:tcPr>
+          <w:p>
+            <w:pPr>
+              <w:widowControl/>
+              <w:snapToGrid w:val="0"/>
+              <w:jc w:val="left"/>
+              <w:rPr>
+                <w:rFonts w:ascii="Tahoma" w:eastAsia="微软雅黑" w:hAnsi="Tahoma"/>
+                <w:kern w:val="0"/>
+                <w:sz w:val="22"/>
+              </w:rPr>
+            </w:pPr>
+            <w:r>
+              <w:rPr>
+                <w:rFonts w:ascii="Tahoma" w:eastAsia="微软雅黑" w:hAnsi="Tahoma" w:hint="eastAsia"/>
+                <w:kern w:val="0"/>
+                <w:sz w:val="22"/>
+              </w:rPr>
+              <w:t>这个错误来自插件：</w:t>
+            </w:r>
+          </w:p>
+          <w:p>
+            <w:pPr>
+              <w:widowControl/>
+              <w:snapToGrid w:val="0"/>
+              <w:ind w:firstLineChars="200" w:firstLine="440"/>
+              <w:jc w:val="left"/>
+              <w:rPr>
+                <w:rFonts w:ascii="Tahoma" w:eastAsia="微软雅黑" w:hAnsi="Tahoma"/>
+                <w:kern w:val="0"/>
+                <w:sz w:val="22"/>
+              </w:rPr>
+            </w:pPr>
+            <w:proofErr w:type="spellStart"/>
+            <w:r>
+              <w:rPr>
+                <w:rFonts w:ascii="Tahoma" w:eastAsia="微软雅黑" w:hAnsi="Tahoma" w:hint="eastAsia"/>
+                <w:kern w:val="0"/>
+                <w:sz w:val="22"/>
+              </w:rPr>
+              <w:t>Drill_GlobalGameTimer</w:t>
+            </w:r>
+            <w:proofErr w:type="spellEnd"/>
+            <w:r>
+              <w:rPr>
+                <w:rFonts w:ascii="Tahoma" w:eastAsia="微软雅黑" w:hAnsi="Tahoma" w:hint="eastAsia"/>
+                <w:kern w:val="0"/>
+                <w:sz w:val="22"/>
+              </w:rPr>
+              <w:t xml:space="preserve">  </w:t>
+            </w:r>
+            <w:r>
+              <w:rPr>
+                <w:rFonts w:ascii="Tahoma" w:eastAsia="微软雅黑" w:hAnsi="Tahoma" w:hint="eastAsia"/>
+                <w:kern w:val="0"/>
+                <w:sz w:val="22"/>
+              </w:rPr>
+              <w:t>管理器</w:t>
+            </w:r>
+            <w:r>
+              <w:rPr>
+                <w:rFonts w:ascii="Tahoma" w:eastAsia="微软雅黑" w:hAnsi="Tahoma" w:hint="eastAsia"/>
+                <w:kern w:val="0"/>
+                <w:sz w:val="22"/>
+              </w:rPr>
+              <w:t xml:space="preserve"> - </w:t>
+            </w:r>
+            <w:r>
+              <w:rPr>
+                <w:rFonts w:ascii="Tahoma" w:eastAsia="微软雅黑" w:hAnsi="Tahoma" w:hint="eastAsia"/>
+                <w:kern w:val="0"/>
+                <w:sz w:val="22"/>
+              </w:rPr>
+              <w:t>累计游戏计时器</w:t>
+            </w:r>
+          </w:p>
+          <w:p>
+            <w:pPr>
+              <w:widowControl/>
+              <w:snapToGrid w:val="0"/>
+              <w:jc w:val="left"/>
+              <w:rPr>
+                <w:rFonts w:ascii="Tahoma" w:eastAsia="微软雅黑" w:hAnsi="Tahoma"/>
+                <w:kern w:val="0"/>
+                <w:sz w:val="22"/>
+              </w:rPr>
+            </w:pPr>
+            <w:r>
+              <w:rPr>
+                <w:rFonts w:ascii="Tahoma" w:eastAsia="微软雅黑" w:hAnsi="Tahoma" w:hint="eastAsia"/>
+                <w:kern w:val="0"/>
+                <w:sz w:val="22"/>
+              </w:rPr>
+              <w:t>从脚本中来看，这个</w:t>
+            </w:r>
+            <w:proofErr w:type="gramStart"/>
+            <w:r>
+              <w:rPr>
+                <w:rFonts w:ascii="Tahoma" w:eastAsia="微软雅黑" w:hAnsi="Tahoma" w:hint="eastAsia"/>
+                <w:kern w:val="0"/>
+                <w:sz w:val="22"/>
+              </w:rPr>
+              <w:t>错出现</w:t>
+            </w:r>
+            <w:proofErr w:type="gramEnd"/>
+            <w:r>
+              <w:rPr>
+                <w:rFonts w:ascii="Tahoma" w:eastAsia="微软雅黑" w:hAnsi="Tahoma" w:hint="eastAsia"/>
+                <w:kern w:val="0"/>
+                <w:sz w:val="22"/>
+              </w:rPr>
+              <w:t>在</w:t>
+            </w:r>
+            <w:r>
+              <w:rPr>
+                <w:rFonts w:ascii="Tahoma" w:eastAsia="微软雅黑" w:hAnsi="Tahoma" w:hint="eastAsia"/>
+                <w:kern w:val="0"/>
+                <w:sz w:val="22"/>
+              </w:rPr>
+              <w:t xml:space="preserve"> </w:t>
+            </w:r>
+            <w:r>
+              <w:rPr>
+                <w:rFonts w:ascii="Tahoma" w:eastAsia="微软雅黑" w:hAnsi="Tahoma" w:hint="eastAsia"/>
+                <w:kern w:val="0"/>
+                <w:sz w:val="22"/>
+              </w:rPr>
+              <w:t>从载体读取数据</w:t>
+            </w:r>
+            <w:r>
+              <w:rPr>
+                <w:rFonts w:ascii="Tahoma" w:eastAsia="微软雅黑" w:hAnsi="Tahoma" w:hint="eastAsia"/>
+                <w:kern w:val="0"/>
+                <w:sz w:val="22"/>
+              </w:rPr>
+              <w:t xml:space="preserve"> </w:t>
+            </w:r>
+            <w:r>
+              <w:rPr>
+                <w:rFonts w:ascii="Tahoma" w:eastAsia="微软雅黑" w:hAnsi="Tahoma" w:hint="eastAsia"/>
+                <w:kern w:val="0"/>
+                <w:sz w:val="22"/>
+              </w:rPr>
+              <w:t>的过程。</w:t>
+            </w:r>
+          </w:p>
+          <w:p>
+            <w:pPr>
+              <w:widowControl/>
+              <w:snapToGrid w:val="0"/>
+              <w:jc w:val="left"/>
+              <w:rPr>
+                <w:rFonts w:ascii="Tahoma" w:eastAsia="微软雅黑" w:hAnsi="Tahoma" w:hint="eastAsia"/>
+                <w:kern w:val="0"/>
+                <w:sz w:val="22"/>
+              </w:rPr>
+            </w:pPr>
+            <w:r>
+              <w:rPr>
+                <w:rFonts w:ascii="Tahoma" w:eastAsia="微软雅黑" w:hAnsi="Tahoma" w:hint="eastAsia"/>
+                <w:kern w:val="0"/>
+                <w:sz w:val="22"/>
+              </w:rPr>
+              <w:t>可能是数据缺失，也可能是载体格式错误。</w:t>
+            </w:r>
+          </w:p>
+        </w:tc>
+      </w:tr>
+      <w:tr>
+        <w:tc>
+          <w:tcPr>
+            <w:tcW w:w="1418" w:type="dxa"/>
+          </w:tcPr>
+          <w:p>
+            <w:pPr>
+              <w:widowControl/>
+              <w:adjustRightInd w:val="0"/>
+              <w:snapToGrid w:val="0"/>
+              <w:spacing w:line="276" w:lineRule="auto"/>
+              <w:jc w:val="left"/>
+              <w:rPr>
+                <w:rFonts w:ascii="Tahoma" w:eastAsia="微软雅黑" w:hAnsi="Tahoma"/>
+                <w:b/>
+                <w:bCs/>
+                <w:kern w:val="0"/>
+                <w:sz w:val="22"/>
+              </w:rPr>
+            </w:pPr>
+            <w:r>
+              <w:rPr>
+                <w:rFonts w:ascii="Tahoma" w:eastAsia="微软雅黑" w:hAnsi="Tahoma" w:hint="eastAsia"/>
+                <w:b/>
+                <w:bCs/>
+                <w:kern w:val="0"/>
+                <w:sz w:val="22"/>
+              </w:rPr>
+              <w:t>解决方案</w:t>
+            </w:r>
+            <w:r>
+              <w:rPr>
+                <w:rFonts w:ascii="Tahoma" w:eastAsia="微软雅黑" w:hAnsi="Tahoma" w:hint="eastAsia"/>
+                <w:b/>
+                <w:bCs/>
+                <w:kern w:val="0"/>
+                <w:sz w:val="22"/>
+              </w:rPr>
+              <w:t>1</w:t>
+            </w:r>
+          </w:p>
+        </w:tc>
+        <w:tc>
+          <w:tcPr>
+            <w:tcW w:w="7371" w:type="dxa"/>
+          </w:tcPr>
+          <w:p>
+            <w:pPr>
+              <w:widowControl/>
+              <w:adjustRightInd w:val="0"/>
+              <w:snapToGrid w:val="0"/>
+              <w:spacing w:line="276" w:lineRule="auto"/>
+              <w:jc w:val="left"/>
+              <w:rPr>
+                <w:rFonts w:ascii="Tahoma" w:eastAsia="微软雅黑" w:hAnsi="Tahoma"/>
+                <w:kern w:val="0"/>
+                <w:sz w:val="22"/>
+              </w:rPr>
+            </w:pPr>
+            <w:r>
+              <w:rPr>
+                <w:rFonts w:ascii="Tahoma" w:eastAsia="微软雅黑" w:hAnsi="Tahoma" w:hint="eastAsia"/>
+                <w:kern w:val="0"/>
+                <w:sz w:val="22"/>
+              </w:rPr>
+              <w:t>作者我重新调整了插件，更新插件</w:t>
+            </w:r>
+            <w:r>
+              <w:rPr>
+                <w:rFonts w:ascii="Tahoma" w:eastAsia="微软雅黑" w:hAnsi="Tahoma" w:hint="eastAsia"/>
+                <w:kern w:val="0"/>
+                <w:sz w:val="22"/>
+              </w:rPr>
+              <w:t>v1.4</w:t>
+            </w:r>
+            <w:r>
+              <w:rPr>
+                <w:rFonts w:ascii="Tahoma" w:eastAsia="微软雅黑" w:hAnsi="Tahoma" w:hint="eastAsia"/>
+                <w:kern w:val="0"/>
+                <w:sz w:val="22"/>
+              </w:rPr>
+              <w:t>即可。</w:t>
+            </w:r>
+          </w:p>
+        </w:tc>
+      </w:tr>
+      <w:tr>
+        <w:tc>
+          <w:tcPr>
+            <w:tcW w:w="1418" w:type="dxa"/>
+          </w:tcPr>
+          <w:p>
+            <w:pPr>
+              <w:widowControl/>
+              <w:adjustRightInd w:val="0"/>
+              <w:snapToGrid w:val="0"/>
+              <w:spacing w:line="276" w:lineRule="auto"/>
+              <w:jc w:val="left"/>
+              <w:rPr>
+                <w:rFonts w:ascii="Tahoma" w:eastAsia="微软雅黑" w:hAnsi="Tahoma" w:hint="eastAsia"/>
+                <w:b/>
+                <w:bCs/>
+                <w:kern w:val="0"/>
+                <w:sz w:val="22"/>
+              </w:rPr>
+            </w:pPr>
+            <w:r>
+              <w:rPr>
+                <w:rFonts w:ascii="Tahoma" w:eastAsia="微软雅黑" w:hAnsi="Tahoma" w:hint="eastAsia"/>
+                <w:b/>
+                <w:bCs/>
+                <w:kern w:val="0"/>
+                <w:sz w:val="22"/>
+              </w:rPr>
+              <w:t>解决方案</w:t>
+            </w:r>
+            <w:r>
+              <w:rPr>
+                <w:rFonts w:ascii="Tahoma" w:eastAsia="微软雅黑" w:hAnsi="Tahoma" w:hint="eastAsia"/>
+                <w:b/>
+                <w:bCs/>
+                <w:kern w:val="0"/>
+                <w:sz w:val="22"/>
+              </w:rPr>
+              <w:t>2</w:t>
+            </w:r>
+          </w:p>
+        </w:tc>
+        <w:tc>
+          <w:tcPr>
+            <w:tcW w:w="7371" w:type="dxa"/>
+          </w:tcPr>
+          <w:p>
+            <w:pPr>
+              <w:widowControl/>
+              <w:adjustRightInd w:val="0"/>
+              <w:snapToGrid w:val="0"/>
+              <w:spacing w:line="276" w:lineRule="auto"/>
+              <w:jc w:val="left"/>
+              <w:rPr>
+                <w:rFonts w:ascii="Tahoma" w:eastAsia="微软雅黑" w:hAnsi="Tahoma"/>
+                <w:kern w:val="0"/>
+                <w:sz w:val="22"/>
+              </w:rPr>
+            </w:pPr>
+            <w:r>
+              <w:rPr>
+                <w:rFonts w:ascii="Tahoma" w:eastAsia="微软雅黑" w:hAnsi="Tahoma" w:hint="eastAsia"/>
+                <w:kern w:val="0"/>
+                <w:sz w:val="22"/>
+              </w:rPr>
+              <w:t>如果是在玩家的电脑中，</w:t>
+            </w:r>
+          </w:p>
+          <w:p>
+            <w:pPr>
+              <w:widowControl/>
+              <w:adjustRightInd w:val="0"/>
+              <w:snapToGrid w:val="0"/>
+              <w:spacing w:line="276" w:lineRule="auto"/>
+              <w:jc w:val="left"/>
+              <w:rPr>
+                <w:rFonts w:ascii="Tahoma" w:eastAsia="微软雅黑" w:hAnsi="Tahoma"/>
+                <w:kern w:val="0"/>
+                <w:sz w:val="22"/>
+              </w:rPr>
+            </w:pPr>
+            <w:r>
+              <w:rPr>
+                <w:rFonts w:ascii="Tahoma" w:eastAsia="微软雅黑" w:hAnsi="Tahoma" w:hint="eastAsia"/>
+                <w:kern w:val="0"/>
+                <w:sz w:val="22"/>
+              </w:rPr>
+              <w:t>让玩家删除</w:t>
+            </w:r>
+            <w:r>
+              <w:rPr>
+                <w:rFonts w:ascii="Tahoma" w:eastAsia="微软雅黑" w:hAnsi="Tahoma" w:hint="eastAsia"/>
+                <w:kern w:val="0"/>
+                <w:sz w:val="22"/>
+              </w:rPr>
+              <w:t>save</w:t>
+            </w:r>
+            <w:r>
+              <w:rPr>
+                <w:rFonts w:ascii="Tahoma" w:eastAsia="微软雅黑" w:hAnsi="Tahoma" w:hint="eastAsia"/>
+                <w:kern w:val="0"/>
+                <w:sz w:val="22"/>
+              </w:rPr>
+              <w:t>文件夹下的</w:t>
+            </w:r>
+            <w:proofErr w:type="spellStart"/>
+            <w:r>
+              <w:rPr>
+                <w:rFonts w:ascii="Tahoma" w:eastAsia="微软雅黑" w:hAnsi="Tahoma" w:hint="eastAsia"/>
+                <w:kern w:val="0"/>
+                <w:sz w:val="22"/>
+              </w:rPr>
+              <w:t>global_timer</w:t>
+            </w:r>
+            <w:proofErr w:type="spellEnd"/>
+            <w:r>
+              <w:rPr>
+                <w:rFonts w:ascii="Tahoma" w:eastAsia="微软雅黑" w:hAnsi="Tahoma" w:hint="eastAsia"/>
+                <w:kern w:val="0"/>
+                <w:sz w:val="22"/>
+              </w:rPr>
+              <w:t>文件即可。</w:t>
+            </w:r>
+          </w:p>
+        </w:tc>
+      </w:tr>
+    </w:tbl>
+    <w:p>
+      <w:pPr>
+        <w:widowControl/>
+        <w:jc w:val="left"/>
+        <w:rPr>
+          <w:rFonts w:ascii="Tahoma" w:eastAsia="微软雅黑" w:hAnsi="Tahoma"/>
+          <w:kern w:val="0"/>
+          <w:sz w:val="22"/>
+        </w:rPr>
+      </w:pPr>
+    </w:p>
+    <w:tbl>
+      <w:tblPr>
+        <w:tblStyle w:val="af"/>
+        <w:tblW w:w="0" w:type="auto"/>
+        <w:shd w:val="clear" w:color="auto" w:fill="DEEAF6" w:themeFill="accent1" w:themeFillTint="33"/>
+        <w:tblLook w:val="04A0" w:firstRow="1" w:lastRow="0" w:firstColumn="1" w:lastColumn="0" w:noHBand="0" w:noVBand="1"/>
+      </w:tblPr>
+      <w:tblGrid>
+        <w:gridCol w:w="8522"/>
+      </w:tblGrid>
+      <w:tr>
+        <w:tc>
+          <w:tcPr>
+            <w:tcW w:w="8522" w:type="dxa"/>
+            <w:shd w:val="clear" w:color="auto" w:fill="DEEAF6" w:themeFill="accent1" w:themeFillTint="33"/>
+          </w:tcPr>
+          <w:p>
+            <w:pPr>
+              <w:widowControl/>
+              <w:jc w:val="left"/>
+              <w:rPr>
+                <w:rFonts w:ascii="Tahoma" w:eastAsia="微软雅黑" w:hAnsi="Tahoma" w:hint="eastAsia"/>
+                <w:kern w:val="0"/>
+                <w:sz w:val="22"/>
+              </w:rPr>
+            </w:pPr>
+            <w:r>
+              <w:rPr>
+                <w:rFonts w:ascii="Tahoma" w:eastAsia="微软雅黑" w:hAnsi="Tahoma" w:hint="eastAsia"/>
+                <w:kern w:val="0"/>
+                <w:sz w:val="22"/>
+              </w:rPr>
+              <w:t>载体的定义，可以去了解下文档：“</w:t>
+            </w:r>
+            <w:r>
+              <w:rPr>
+                <w:rFonts w:ascii="Tahoma" w:eastAsia="微软雅黑" w:hAnsi="Tahoma" w:hint="eastAsia"/>
+                <w:color w:val="0070C0"/>
+                <w:kern w:val="0"/>
+                <w:sz w:val="22"/>
+              </w:rPr>
+              <w:t>21.</w:t>
+            </w:r>
+            <w:r>
+              <w:rPr>
+                <w:rFonts w:ascii="Tahoma" w:eastAsia="微软雅黑" w:hAnsi="Tahoma" w:hint="eastAsia"/>
+                <w:color w:val="0070C0"/>
+                <w:kern w:val="0"/>
+                <w:sz w:val="22"/>
+              </w:rPr>
+              <w:t>管理器</w:t>
+            </w:r>
+            <w:r>
+              <w:rPr>
+                <w:rFonts w:ascii="Tahoma" w:eastAsia="微软雅黑" w:hAnsi="Tahoma" w:hint="eastAsia"/>
+                <w:color w:val="0070C0"/>
+                <w:kern w:val="0"/>
+                <w:sz w:val="22"/>
+              </w:rPr>
+              <w:t xml:space="preserve"> &gt; </w:t>
+            </w:r>
+            <w:r>
+              <w:rPr>
+                <w:rFonts w:ascii="Tahoma" w:eastAsia="微软雅黑" w:hAnsi="Tahoma" w:hint="eastAsia"/>
+                <w:color w:val="0070C0"/>
+                <w:kern w:val="0"/>
+                <w:sz w:val="22"/>
+              </w:rPr>
+              <w:t>数据存储的载体</w:t>
+            </w:r>
+            <w:r>
+              <w:rPr>
+                <w:rFonts w:ascii="Tahoma" w:eastAsia="微软雅黑" w:hAnsi="Tahoma" w:hint="eastAsia"/>
+                <w:color w:val="0070C0"/>
+                <w:kern w:val="0"/>
+                <w:sz w:val="22"/>
+              </w:rPr>
+              <w:t>.docx</w:t>
+            </w:r>
+            <w:r>
+              <w:rPr>
+                <w:rFonts w:ascii="Tahoma" w:eastAsia="微软雅黑" w:hAnsi="Tahoma" w:hint="eastAsia"/>
+                <w:kern w:val="0"/>
+                <w:sz w:val="22"/>
+              </w:rPr>
+              <w:t>”。</w:t>
+            </w:r>
+          </w:p>
+        </w:tc>
+      </w:tr>
+    </w:tbl>
+    <w:p>
+      <w:pPr>
+        <w:widowControl/>
+        <w:jc w:val="left"/>
+        <w:rPr>
+          <w:rFonts w:ascii="Tahoma" w:eastAsia="微软雅黑" w:hAnsi="Tahoma" w:hint="eastAsia"/>
           <w:kern w:val="0"/>
           <w:sz w:val="22"/>
         </w:rPr>
@@ -1176,7 +2169,7 @@
                           </pic:cNvPicPr>
                         </pic:nvPicPr>
                         <pic:blipFill>
-                          <a:blip r:embed="rId9">
+                          <a:blip r:embed="rId10">
                             <a:extLst>
                               <a:ext uri="{28A0092B-C50C-407E-A947-70E740481C1C}">
                                 <a14:useLocalDpi xmlns:a14="http://schemas.microsoft.com/office/drawing/2010/main" val="0"/>
@@ -1238,7 +2231,7 @@
                           </pic:cNvPicPr>
                         </pic:nvPicPr>
                         <pic:blipFill>
-                          <a:blip r:embed="rId10">
+                          <a:blip r:embed="rId11">
                             <a:extLst>
                               <a:ext uri="{28A0092B-C50C-407E-A947-70E740481C1C}">
                                 <a14:useLocalDpi xmlns:a14="http://schemas.microsoft.com/office/drawing/2010/main" val="0"/>
@@ -1306,7 +2299,7 @@
                           </pic:cNvPicPr>
                         </pic:nvPicPr>
                         <pic:blipFill>
-                          <a:blip r:embed="rId11">
+                          <a:blip r:embed="rId12">
                             <a:extLst>
                               <a:ext uri="{28A0092B-C50C-407E-A947-70E740481C1C}">
                                 <a14:useLocalDpi xmlns:a14="http://schemas.microsoft.com/office/drawing/2010/main" val="0"/>
@@ -1732,6 +2725,7 @@
                 <w:sz w:val="22"/>
               </w:rPr>
             </w:pPr>
+            <w:proofErr w:type="spellStart"/>
             <w:r>
               <w:rPr>
                 <w:rFonts w:ascii="Tahoma" w:eastAsia="微软雅黑" w:hAnsi="Tahoma"/>
@@ -1749,6 +2743,7 @@
               </w:rPr>
               <w:t>Load.prototype.reloadMapIfUpdated</w:t>
             </w:r>
+            <w:proofErr w:type="spellEnd"/>
             <w:proofErr w:type="gramEnd"/>
           </w:p>
           <w:p>
@@ -1972,6 +2967,7 @@
               </w:rPr>
               <w:t>添加插件：</w:t>
             </w:r>
+            <w:proofErr w:type="spellStart"/>
             <w:r>
               <w:rPr>
                 <w:rFonts w:ascii="Tahoma" w:eastAsia="微软雅黑" w:hAnsi="Tahoma"/>
@@ -1980,6 +2976,7 @@
               </w:rPr>
               <w:t>Drill_GlobalStorageManager</w:t>
             </w:r>
+            <w:proofErr w:type="spellEnd"/>
             <w:r>
               <w:rPr>
                 <w:rFonts w:ascii="Tahoma" w:eastAsia="微软雅黑" w:hAnsi="Tahoma"/>
@@ -2250,7 +3247,7 @@
                           </pic:cNvPicPr>
                         </pic:nvPicPr>
                         <pic:blipFill>
-                          <a:blip r:embed="rId12">
+                          <a:blip r:embed="rId13">
                             <a:extLst>
                               <a:ext uri="{28A0092B-C50C-407E-A947-70E740481C1C}">
                                 <a14:useLocalDpi xmlns:a14="http://schemas.microsoft.com/office/drawing/2010/main" val="0"/>
@@ -2929,6 +3926,7 @@
               </w:rPr>
               <w:tab/>
             </w:r>
+            <w:proofErr w:type="spellStart"/>
             <w:r>
               <w:rPr>
                 <w:rFonts w:ascii="Tahoma" w:eastAsia="微软雅黑" w:hAnsi="Tahoma"/>
@@ -2937,6 +3935,7 @@
               </w:rPr>
               <w:t>Drill_CoreOfMoveRoute</w:t>
             </w:r>
+            <w:proofErr w:type="spellEnd"/>
             <w:r>
               <w:rPr>
                 <w:rFonts w:ascii="Tahoma" w:eastAsia="微软雅黑" w:hAnsi="Tahoma"/>
@@ -3007,6 +4006,7 @@
               </w:rPr>
               <w:tab/>
             </w:r>
+            <w:proofErr w:type="spellStart"/>
             <w:r>
               <w:rPr>
                 <w:rFonts w:ascii="Tahoma" w:eastAsia="微软雅黑" w:hAnsi="Tahoma"/>
@@ -3015,6 +4015,7 @@
               </w:rPr>
               <w:t>Drill_MoveSpeed</w:t>
             </w:r>
+            <w:proofErr w:type="spellEnd"/>
             <w:r>
               <w:rPr>
                 <w:rFonts w:ascii="Tahoma" w:eastAsia="微软雅黑" w:hAnsi="Tahoma"/>
@@ -3101,6 +4102,7 @@
               </w:rPr>
               <w:tab/>
             </w:r>
+            <w:proofErr w:type="spellStart"/>
             <w:r>
               <w:rPr>
                 <w:rFonts w:ascii="Tahoma" w:eastAsia="微软雅黑" w:hAnsi="Tahoma"/>
@@ -3109,6 +4111,7 @@
               </w:rPr>
               <w:t>Drill_EventJump</w:t>
             </w:r>
+            <w:proofErr w:type="spellEnd"/>
             <w:r>
               <w:rPr>
                 <w:rFonts w:ascii="Tahoma" w:eastAsia="微软雅黑" w:hAnsi="Tahoma"/>
@@ -3195,6 +4198,7 @@
               </w:rPr>
               <w:tab/>
             </w:r>
+            <w:proofErr w:type="spellStart"/>
             <w:r>
               <w:rPr>
                 <w:rFonts w:ascii="Tahoma" w:eastAsia="微软雅黑" w:hAnsi="Tahoma"/>
@@ -3203,6 +4207,7 @@
               </w:rPr>
               <w:t>Drill_BombCore</w:t>
             </w:r>
+            <w:proofErr w:type="spellEnd"/>
             <w:r>
               <w:rPr>
                 <w:rFonts w:ascii="Tahoma" w:eastAsia="微软雅黑" w:hAnsi="Tahoma"/>
@@ -3290,7 +4295,7 @@
         <w:widowControl/>
         <w:jc w:val="left"/>
         <w:rPr>
-          <w:rFonts w:ascii="Tahoma" w:eastAsia="微软雅黑" w:hAnsi="Tahoma"/>
+          <w:rFonts w:ascii="Tahoma" w:eastAsia="微软雅黑" w:hAnsi="Tahoma" w:hint="eastAsia"/>
           <w:kern w:val="0"/>
           <w:sz w:val="22"/>
         </w:rPr>
@@ -3309,7 +4314,7 @@
         <w:pStyle w:val="2"/>
         <w:spacing w:line="276" w:lineRule="auto"/>
         <w:rPr>
-          <w:rFonts w:ascii="Tahoma" w:eastAsia="微软雅黑" w:hAnsi="Tahoma"/>
+          <w:rFonts w:ascii="Tahoma" w:eastAsia="微软雅黑" w:hAnsi="Tahoma" w:hint="eastAsia"/>
           <w:color w:val="FF0000"/>
           <w:kern w:val="0"/>
           <w:sz w:val="22"/>
@@ -3320,6 +4325,12 @@
           <w:rFonts w:hint="eastAsia"/>
         </w:rPr>
         <w:lastRenderedPageBreak/>
+        <w:t>===</w:t>
+      </w:r>
+      <w:r>
+        <w:rPr>
+          <w:rFonts w:hint="eastAsia"/>
+        </w:rPr>
         <w:t>罕见问题 -</w:t>
       </w:r>
       <w:r>
@@ -3330,6 +4341,12 @@
           <w:rFonts w:hint="eastAsia"/>
         </w:rPr>
         <w:t>游戏错误</w:t>
+      </w:r>
+      <w:r>
+        <w:rPr>
+          <w:rFonts w:hint="eastAsia"/>
+        </w:rPr>
+        <w:t>===</w:t>
       </w:r>
     </w:p>
     <w:p>
@@ -3512,7 +4529,7 @@
                           </pic:cNvPicPr>
                         </pic:nvPicPr>
                         <pic:blipFill>
-                          <a:blip r:embed="rId13">
+                          <a:blip r:embed="rId14">
                             <a:extLst>
                               <a:ext uri="{28A0092B-C50C-407E-A947-70E740481C1C}">
                                 <a14:useLocalDpi xmlns:a14="http://schemas.microsoft.com/office/drawing/2010/main" val="0"/>
@@ -3571,7 +4588,7 @@
                           </pic:cNvPicPr>
                         </pic:nvPicPr>
                         <pic:blipFill>
-                          <a:blip r:embed="rId14">
+                          <a:blip r:embed="rId15">
                             <a:extLst>
                               <a:ext uri="{28A0092B-C50C-407E-A947-70E740481C1C}">
                                 <a14:useLocalDpi xmlns:a14="http://schemas.microsoft.com/office/drawing/2010/main" val="0"/>
@@ -3790,6 +4807,7 @@
               </w:rPr>
               <w:t>所有</w:t>
             </w:r>
+            <w:proofErr w:type="spellStart"/>
             <w:r>
               <w:rPr>
                 <w:rFonts w:ascii="Tahoma" w:eastAsia="微软雅黑" w:hAnsi="Tahoma" w:hint="eastAsia"/>
@@ -3798,6 +4816,7 @@
               </w:rPr>
               <w:t>rmmv</w:t>
             </w:r>
+            <w:proofErr w:type="spellEnd"/>
             <w:r>
               <w:rPr>
                 <w:rFonts w:ascii="Tahoma" w:eastAsia="微软雅黑" w:hAnsi="Tahoma" w:hint="eastAsia"/>
@@ -3894,7 +4913,7 @@
                 <w:sz w:val="22"/>
               </w:rPr>
             </w:pPr>
-            <w:hyperlink r:id="rId15" w:history="1">
+            <w:hyperlink r:id="rId16" w:history="1">
               <w:r>
                 <w:rPr>
                   <w:rStyle w:val="a4"/>
@@ -4073,6 +5092,7 @@
               </w:rPr>
               <w:t>和</w:t>
             </w:r>
+            <w:proofErr w:type="spellStart"/>
             <w:r>
               <w:rPr>
                 <w:rFonts w:ascii="Tahoma" w:eastAsia="微软雅黑" w:hAnsi="Tahoma"/>
@@ -4081,6 +5101,7 @@
               </w:rPr>
               <w:t>scenemanager</w:t>
             </w:r>
+            <w:proofErr w:type="spellEnd"/>
             <w:r>
               <w:rPr>
                 <w:rFonts w:ascii="Tahoma" w:eastAsia="微软雅黑" w:hAnsi="Tahoma"/>
@@ -4261,7 +5282,7 @@
                           </pic:cNvPicPr>
                         </pic:nvPicPr>
                         <pic:blipFill>
-                          <a:blip r:embed="rId16">
+                          <a:blip r:embed="rId17">
                             <a:extLst>
                               <a:ext uri="{28A0092B-C50C-407E-A947-70E740481C1C}">
                                 <a14:useLocalDpi xmlns:a14="http://schemas.microsoft.com/office/drawing/2010/main" val="0"/>
@@ -4315,6 +5336,7 @@
               <w:lastRenderedPageBreak/>
               <w:t>这个漏洞在</w:t>
             </w:r>
+            <w:proofErr w:type="spellStart"/>
             <w:r>
               <w:rPr>
                 <w:rFonts w:ascii="Tahoma" w:eastAsia="微软雅黑" w:hAnsi="Tahoma"/>
@@ -4323,6 +5345,7 @@
               </w:rPr>
               <w:t>rpg_core</w:t>
             </w:r>
+            <w:proofErr w:type="spellEnd"/>
             <w:r>
               <w:rPr>
                 <w:rFonts w:ascii="Tahoma" w:eastAsia="微软雅黑" w:hAnsi="Tahoma"/>
@@ -4355,6 +5378,7 @@
               </w:rPr>
               <w:t>的</w:t>
             </w:r>
+            <w:proofErr w:type="spellStart"/>
             <w:r>
               <w:rPr>
                 <w:rFonts w:ascii="Tahoma" w:eastAsia="微软雅黑" w:hAnsi="Tahoma" w:hint="eastAsia"/>
@@ -4379,6 +5403,7 @@
               </w:rPr>
               <w:t>render</w:t>
             </w:r>
+            <w:proofErr w:type="spellEnd"/>
             <w:r>
               <w:rPr>
                 <w:rFonts w:ascii="Tahoma" w:eastAsia="微软雅黑" w:hAnsi="Tahoma" w:hint="eastAsia"/>
@@ -4571,8 +5596,18 @@
                 <w:kern w:val="0"/>
                 <w:sz w:val="22"/>
               </w:rPr>
-              <w:t>_skipCount</w:t>
-            </w:r>
+              <w:t>_</w:t>
+            </w:r>
+            <w:proofErr w:type="spellStart"/>
+            <w:r>
+              <w:rPr>
+                <w:rFonts w:ascii="Tahoma" w:eastAsia="微软雅黑" w:hAnsi="Tahoma"/>
+                <w:kern w:val="0"/>
+                <w:sz w:val="22"/>
+              </w:rPr>
+              <w:t>skipCount</w:t>
+            </w:r>
+            <w:proofErr w:type="spellEnd"/>
             <w:r>
               <w:rPr>
                 <w:rFonts w:ascii="Tahoma" w:eastAsia="微软雅黑" w:hAnsi="Tahoma"/>
@@ -4609,7 +5644,25 @@
                 <w:kern w:val="0"/>
                 <w:sz w:val="22"/>
               </w:rPr>
-              <w:t xml:space="preserve"> _skipCount-- </w:t>
+              <w:t xml:space="preserve"> _</w:t>
+            </w:r>
+            <w:proofErr w:type="spellStart"/>
+            <w:r>
+              <w:rPr>
+                <w:rFonts w:ascii="Tahoma" w:eastAsia="微软雅黑" w:hAnsi="Tahoma"/>
+                <w:kern w:val="0"/>
+                <w:sz w:val="22"/>
+              </w:rPr>
+              <w:t>skipCount</w:t>
+            </w:r>
+            <w:proofErr w:type="spellEnd"/>
+            <w:r>
+              <w:rPr>
+                <w:rFonts w:ascii="Tahoma" w:eastAsia="微软雅黑" w:hAnsi="Tahoma"/>
+                <w:kern w:val="0"/>
+                <w:sz w:val="22"/>
+              </w:rPr>
+              <w:t xml:space="preserve">-- </w:t>
             </w:r>
             <w:r>
               <w:rPr>
@@ -4774,6 +5827,7 @@
               </w:rPr>
               <w:t xml:space="preserve">    </w:t>
             </w:r>
+            <w:proofErr w:type="spellStart"/>
             <w:r>
               <w:rPr>
                 <w:rFonts w:ascii="Tahoma" w:eastAsia="微软雅黑" w:hAnsi="Tahoma"/>
@@ -4782,6 +5836,7 @@
               </w:rPr>
               <w:t>Drill_RmmvCoreFix</w:t>
             </w:r>
+            <w:proofErr w:type="spellEnd"/>
             <w:r>
               <w:rPr>
                 <w:rFonts w:ascii="Tahoma" w:eastAsia="微软雅黑" w:hAnsi="Tahoma"/>
@@ -4812,7 +5867,16 @@
                 <w:kern w:val="0"/>
                 <w:sz w:val="22"/>
               </w:rPr>
-              <w:t xml:space="preserve"> r</w:t>
+              <w:t xml:space="preserve"> </w:t>
+            </w:r>
+            <w:proofErr w:type="spellStart"/>
+            <w:r>
+              <w:rPr>
+                <w:rFonts w:ascii="Tahoma" w:eastAsia="微软雅黑" w:hAnsi="Tahoma"/>
+                <w:kern w:val="0"/>
+                <w:sz w:val="22"/>
+              </w:rPr>
+              <w:t>r</w:t>
             </w:r>
             <w:r>
               <w:rPr>
@@ -4822,6 +5886,7 @@
               </w:rPr>
               <w:t>mmv</w:t>
             </w:r>
+            <w:proofErr w:type="spellEnd"/>
             <w:r>
               <w:rPr>
                 <w:rFonts w:ascii="Tahoma" w:eastAsia="微软雅黑" w:hAnsi="Tahoma" w:hint="eastAsia"/>
@@ -5099,7 +6164,7 @@
                           </pic:cNvPicPr>
                         </pic:nvPicPr>
                         <pic:blipFill>
-                          <a:blip r:embed="rId17">
+                          <a:blip r:embed="rId18">
                             <a:extLst>
                               <a:ext uri="{28A0092B-C50C-407E-A947-70E740481C1C}">
                                 <a14:useLocalDpi xmlns:a14="http://schemas.microsoft.com/office/drawing/2010/main" val="0"/>
@@ -5400,6 +6465,7 @@
               </w:rPr>
               <w:t>我</w:t>
             </w:r>
+            <w:proofErr w:type="spellStart"/>
             <w:r>
               <w:rPr>
                 <w:rFonts w:ascii="Tahoma" w:eastAsia="微软雅黑" w:hAnsi="Tahoma" w:hint="eastAsia"/>
@@ -5416,6 +6482,7 @@
               </w:rPr>
               <w:t>up</w:t>
             </w:r>
+            <w:proofErr w:type="spellEnd"/>
             <w:r>
               <w:rPr>
                 <w:rFonts w:ascii="Tahoma" w:eastAsia="微软雅黑" w:hAnsi="Tahoma" w:hint="eastAsia"/>
@@ -5820,7 +6887,7 @@
                           </pic:cNvPicPr>
                         </pic:nvPicPr>
                         <pic:blipFill>
-                          <a:blip r:embed="rId18" cstate="print">
+                          <a:blip r:embed="rId19" cstate="print">
                             <a:extLst>
                               <a:ext uri="{28A0092B-C50C-407E-A947-70E740481C1C}">
                                 <a14:useLocalDpi xmlns:a14="http://schemas.microsoft.com/office/drawing/2010/main" val="0"/>
@@ -6339,7 +7406,7 @@
                           </pic:cNvPicPr>
                         </pic:nvPicPr>
                         <pic:blipFill>
-                          <a:blip r:embed="rId19">
+                          <a:blip r:embed="rId20">
                             <a:extLst>
                               <a:ext uri="{28A0092B-C50C-407E-A947-70E740481C1C}">
                                 <a14:useLocalDpi xmlns:a14="http://schemas.microsoft.com/office/drawing/2010/main" val="0"/>
@@ -6406,7 +7473,7 @@
                           </pic:cNvPicPr>
                         </pic:nvPicPr>
                         <pic:blipFill>
-                          <a:blip r:embed="rId20">
+                          <a:blip r:embed="rId21">
                             <a:extLst>
                               <a:ext uri="{28A0092B-C50C-407E-A947-70E740481C1C}">
                                 <a14:useLocalDpi xmlns:a14="http://schemas.microsoft.com/office/drawing/2010/main" val="0"/>
@@ -6893,7 +7960,7 @@
                           </pic:cNvPicPr>
                         </pic:nvPicPr>
                         <pic:blipFill>
-                          <a:blip r:embed="rId21">
+                          <a:blip r:embed="rId22">
                             <a:extLst>
                               <a:ext uri="{28A0092B-C50C-407E-A947-70E740481C1C}">
                                 <a14:useLocalDpi xmlns:a14="http://schemas.microsoft.com/office/drawing/2010/main" val="0"/>
@@ -6961,7 +8028,7 @@
                           </pic:cNvPicPr>
                         </pic:nvPicPr>
                         <pic:blipFill>
-                          <a:blip r:embed="rId22">
+                          <a:blip r:embed="rId23">
                             <a:extLst>
                               <a:ext uri="{28A0092B-C50C-407E-A947-70E740481C1C}">
                                 <a14:useLocalDpi xmlns:a14="http://schemas.microsoft.com/office/drawing/2010/main" val="0"/>
@@ -7043,7 +8110,7 @@
                 <w:sz w:val="22"/>
               </w:rPr>
             </w:pPr>
-            <w:hyperlink r:id="rId23" w:history="1">
+            <w:hyperlink r:id="rId24" w:history="1">
               <w:r>
                 <w:rPr>
                   <w:rStyle w:val="a4"/>
@@ -7211,6 +8278,7 @@
               </w:rPr>
               <w:t>玩其他</w:t>
             </w:r>
+            <w:proofErr w:type="spellStart"/>
             <w:proofErr w:type="gramEnd"/>
             <w:r>
               <w:rPr>
@@ -7220,6 +8288,7 @@
               </w:rPr>
               <w:t>rmmv</w:t>
             </w:r>
+            <w:proofErr w:type="spellEnd"/>
             <w:r>
               <w:rPr>
                 <w:rFonts w:ascii="Tahoma" w:eastAsia="微软雅黑" w:hAnsi="Tahoma" w:hint="eastAsia"/>
@@ -7384,6 +8453,7 @@
               </w:rPr>
               <w:t>很可能是</w:t>
             </w:r>
+            <w:proofErr w:type="spellStart"/>
             <w:r>
               <w:rPr>
                 <w:rFonts w:ascii="Tahoma" w:eastAsia="微软雅黑" w:hAnsi="Tahoma" w:hint="eastAsia"/>
@@ -7392,6 +8462,7 @@
               </w:rPr>
               <w:t>nwjs</w:t>
             </w:r>
+            <w:proofErr w:type="spellEnd"/>
             <w:r>
               <w:rPr>
                 <w:rFonts w:ascii="Tahoma" w:eastAsia="微软雅黑" w:hAnsi="Tahoma" w:hint="eastAsia"/>
@@ -7602,6 +8673,7 @@
               </w:rPr>
               <w:t>而</w:t>
             </w:r>
+            <w:proofErr w:type="spellStart"/>
             <w:r>
               <w:rPr>
                 <w:rFonts w:ascii="Tahoma" w:eastAsia="微软雅黑" w:hAnsi="Tahoma" w:hint="eastAsia"/>
@@ -7610,6 +8682,7 @@
               </w:rPr>
               <w:t>rmmv</w:t>
             </w:r>
+            <w:proofErr w:type="spellEnd"/>
             <w:r>
               <w:rPr>
                 <w:rFonts w:ascii="Tahoma" w:eastAsia="微软雅黑" w:hAnsi="Tahoma" w:hint="eastAsia"/>
@@ -7874,6 +8947,7 @@
               </w:rPr>
               <w:t xml:space="preserve">    </w:t>
             </w:r>
+            <w:proofErr w:type="spellStart"/>
             <w:r>
               <w:rPr>
                 <w:rFonts w:ascii="Tahoma" w:eastAsia="微软雅黑" w:hAnsi="Tahoma"/>
@@ -7882,6 +8956,7 @@
               </w:rPr>
               <w:t>Drill_RmmvCoreFix</w:t>
             </w:r>
+            <w:proofErr w:type="spellEnd"/>
             <w:r>
               <w:rPr>
                 <w:rFonts w:ascii="Tahoma" w:eastAsia="微软雅黑" w:hAnsi="Tahoma"/>
@@ -7912,7 +8987,16 @@
                 <w:kern w:val="0"/>
                 <w:sz w:val="22"/>
               </w:rPr>
-              <w:t xml:space="preserve"> r</w:t>
+              <w:t xml:space="preserve"> </w:t>
+            </w:r>
+            <w:proofErr w:type="spellStart"/>
+            <w:r>
+              <w:rPr>
+                <w:rFonts w:ascii="Tahoma" w:eastAsia="微软雅黑" w:hAnsi="Tahoma"/>
+                <w:kern w:val="0"/>
+                <w:sz w:val="22"/>
+              </w:rPr>
+              <w:t>r</w:t>
             </w:r>
             <w:r>
               <w:rPr>
@@ -7922,6 +9006,7 @@
               </w:rPr>
               <w:t>mmv</w:t>
             </w:r>
+            <w:proofErr w:type="spellEnd"/>
             <w:r>
               <w:rPr>
                 <w:rFonts w:ascii="Tahoma" w:eastAsia="微软雅黑" w:hAnsi="Tahoma" w:hint="eastAsia"/>
@@ -8137,7 +9222,7 @@
                           </pic:cNvPicPr>
                         </pic:nvPicPr>
                         <pic:blipFill>
-                          <a:blip r:embed="rId24">
+                          <a:blip r:embed="rId25">
                             <a:extLst>
                               <a:ext uri="{28A0092B-C50C-407E-A947-70E740481C1C}">
                                 <a14:useLocalDpi xmlns:a14="http://schemas.microsoft.com/office/drawing/2010/main" val="0"/>
@@ -8292,6 +9377,7 @@
               </w:rPr>
               <w:t>（启动</w:t>
             </w:r>
+            <w:proofErr w:type="spellStart"/>
             <w:r>
               <w:rPr>
                 <w:rFonts w:ascii="Tahoma" w:eastAsia="微软雅黑" w:hAnsi="Tahoma" w:hint="eastAsia"/>
@@ -8300,6 +9386,7 @@
               </w:rPr>
               <w:t>rmmv</w:t>
             </w:r>
+            <w:proofErr w:type="spellEnd"/>
             <w:r>
               <w:rPr>
                 <w:rFonts w:ascii="Tahoma" w:eastAsia="微软雅黑" w:hAnsi="Tahoma" w:hint="eastAsia"/>
@@ -8324,6 +9411,7 @@
               </w:rPr>
               <w:t>程序是</w:t>
             </w:r>
+            <w:proofErr w:type="spellStart"/>
             <w:r>
               <w:rPr>
                 <w:rFonts w:ascii="Tahoma" w:eastAsia="微软雅黑" w:hAnsi="Tahoma" w:hint="eastAsia"/>
@@ -8332,6 +9420,7 @@
               </w:rPr>
               <w:t>nwjs</w:t>
             </w:r>
+            <w:proofErr w:type="spellEnd"/>
             <w:r>
               <w:rPr>
                 <w:rFonts w:ascii="Tahoma" w:eastAsia="微软雅黑" w:hAnsi="Tahoma" w:hint="eastAsia"/>
@@ -8340,6 +9429,7 @@
               </w:rPr>
               <w:t>，而这个</w:t>
             </w:r>
+            <w:proofErr w:type="spellStart"/>
             <w:r>
               <w:rPr>
                 <w:rFonts w:ascii="Tahoma" w:eastAsia="微软雅黑" w:hAnsi="Tahoma" w:hint="eastAsia"/>
@@ -8348,6 +9438,7 @@
               </w:rPr>
               <w:t>nwjs</w:t>
             </w:r>
+            <w:proofErr w:type="spellEnd"/>
             <w:r>
               <w:rPr>
                 <w:rFonts w:ascii="Tahoma" w:eastAsia="微软雅黑" w:hAnsi="Tahoma" w:hint="eastAsia"/>
@@ -8793,7 +9884,7 @@
                           </pic:cNvPicPr>
                         </pic:nvPicPr>
                         <pic:blipFill>
-                          <a:blip r:embed="rId25">
+                          <a:blip r:embed="rId26">
                             <a:extLst>
                               <a:ext uri="{28A0092B-C50C-407E-A947-70E740481C1C}">
                                 <a14:useLocalDpi xmlns:a14="http://schemas.microsoft.com/office/drawing/2010/main" val="0"/>
@@ -8898,7 +9989,7 @@
                           </pic:cNvPicPr>
                         </pic:nvPicPr>
                         <pic:blipFill>
-                          <a:blip r:embed="rId26">
+                          <a:blip r:embed="rId27">
                             <a:extLst>
                               <a:ext uri="{28A0092B-C50C-407E-A947-70E740481C1C}">
                                 <a14:useLocalDpi xmlns:a14="http://schemas.microsoft.com/office/drawing/2010/main" val="0"/>
@@ -9807,6 +10898,7 @@
               </w:rPr>
               <w:t>系统默认浏览器仍然是</w:t>
             </w:r>
+            <w:proofErr w:type="spellStart"/>
             <w:r>
               <w:rPr>
                 <w:rFonts w:ascii="Tahoma" w:eastAsia="微软雅黑" w:hAnsi="Tahoma" w:hint="eastAsia"/>
@@ -9815,6 +10907,7 @@
               </w:rPr>
               <w:t>ie</w:t>
             </w:r>
+            <w:proofErr w:type="spellEnd"/>
             <w:r>
               <w:rPr>
                 <w:rFonts w:ascii="Tahoma" w:eastAsia="微软雅黑" w:hAnsi="Tahoma" w:hint="eastAsia"/>
@@ -9823,6 +10916,7 @@
               </w:rPr>
               <w:t>，</w:t>
             </w:r>
+            <w:proofErr w:type="spellStart"/>
             <w:r>
               <w:rPr>
                 <w:rFonts w:ascii="Tahoma" w:eastAsia="微软雅黑" w:hAnsi="Tahoma" w:hint="eastAsia"/>
@@ -9831,6 +10925,7 @@
               </w:rPr>
               <w:t>ie</w:t>
             </w:r>
+            <w:proofErr w:type="spellEnd"/>
             <w:r>
               <w:rPr>
                 <w:rFonts w:ascii="Tahoma" w:eastAsia="微软雅黑" w:hAnsi="Tahoma" w:hint="eastAsia"/>
@@ -10165,7 +11260,7 @@
                           </pic:cNvPicPr>
                         </pic:nvPicPr>
                         <pic:blipFill>
-                          <a:blip r:embed="rId27">
+                          <a:blip r:embed="rId28">
                             <a:extLst>
                               <a:ext uri="{28A0092B-C50C-407E-A947-70E740481C1C}">
                                 <a14:useLocalDpi xmlns:a14="http://schemas.microsoft.com/office/drawing/2010/main" val="0"/>
@@ -10524,7 +11619,7 @@
                           </pic:cNvPicPr>
                         </pic:nvPicPr>
                         <pic:blipFill>
-                          <a:blip r:embed="rId28">
+                          <a:blip r:embed="rId29">
                             <a:extLst>
                               <a:ext uri="{28A0092B-C50C-407E-A947-70E740481C1C}">
                                 <a14:useLocalDpi xmlns:a14="http://schemas.microsoft.com/office/drawing/2010/main" val="0"/>
@@ -10589,7 +11684,7 @@
                           </pic:cNvPicPr>
                         </pic:nvPicPr>
                         <pic:blipFill>
-                          <a:blip r:embed="rId29">
+                          <a:blip r:embed="rId30">
                             <a:extLst>
                               <a:ext uri="{28A0092B-C50C-407E-A947-70E740481C1C}">
                                 <a14:useLocalDpi xmlns:a14="http://schemas.microsoft.com/office/drawing/2010/main" val="0"/>
@@ -10656,7 +11751,7 @@
                           </pic:cNvPicPr>
                         </pic:nvPicPr>
                         <pic:blipFill>
-                          <a:blip r:embed="rId30">
+                          <a:blip r:embed="rId31">
                             <a:extLst>
                               <a:ext uri="{28A0092B-C50C-407E-A947-70E740481C1C}">
                                 <a14:useLocalDpi xmlns:a14="http://schemas.microsoft.com/office/drawing/2010/main" val="0"/>
@@ -11295,7 +12390,7 @@
                           </pic:cNvPicPr>
                         </pic:nvPicPr>
                         <pic:blipFill>
-                          <a:blip r:embed="rId31">
+                          <a:blip r:embed="rId32">
                             <a:extLst>
                               <a:ext uri="{28A0092B-C50C-407E-A947-70E740481C1C}">
                                 <a14:useLocalDpi xmlns:a14="http://schemas.microsoft.com/office/drawing/2010/main" val="0"/>
@@ -11363,7 +12458,7 @@
                           </pic:cNvPicPr>
                         </pic:nvPicPr>
                         <pic:blipFill>
-                          <a:blip r:embed="rId32">
+                          <a:blip r:embed="rId33">
                             <a:extLst>
                               <a:ext uri="{28A0092B-C50C-407E-A947-70E740481C1C}">
                                 <a14:useLocalDpi xmlns:a14="http://schemas.microsoft.com/office/drawing/2010/main" val="0"/>
@@ -11432,7 +12527,7 @@
                           </pic:cNvPicPr>
                         </pic:nvPicPr>
                         <pic:blipFill>
-                          <a:blip r:embed="rId33">
+                          <a:blip r:embed="rId34">
                             <a:extLst>
                               <a:ext uri="{28A0092B-C50C-407E-A947-70E740481C1C}">
                                 <a14:useLocalDpi xmlns:a14="http://schemas.microsoft.com/office/drawing/2010/main" val="0"/>
@@ -11967,7 +13062,7 @@
                           </pic:cNvPicPr>
                         </pic:nvPicPr>
                         <pic:blipFill>
-                          <a:blip r:embed="rId34">
+                          <a:blip r:embed="rId35">
                             <a:extLst>
                               <a:ext uri="{28A0092B-C50C-407E-A947-70E740481C1C}">
                                 <a14:useLocalDpi xmlns:a14="http://schemas.microsoft.com/office/drawing/2010/main" val="0"/>
@@ -12062,6 +13157,7 @@
               </w:rPr>
               <w:t>可用，可能是</w:t>
             </w:r>
+            <w:proofErr w:type="spellStart"/>
             <w:r>
               <w:rPr>
                 <w:rFonts w:ascii="Tahoma" w:eastAsia="微软雅黑" w:hAnsi="Tahoma" w:hint="eastAsia"/>
@@ -12070,6 +13166,7 @@
               </w:rPr>
               <w:t>gpu</w:t>
             </w:r>
+            <w:proofErr w:type="spellEnd"/>
             <w:r>
               <w:rPr>
                 <w:rFonts w:ascii="Tahoma" w:eastAsia="微软雅黑" w:hAnsi="Tahoma" w:hint="eastAsia"/>
@@ -12114,7 +13211,7 @@
                           </pic:cNvPicPr>
                         </pic:nvPicPr>
                         <pic:blipFill>
-                          <a:blip r:embed="rId35" cstate="print">
+                          <a:blip r:embed="rId36" cstate="print">
                             <a:extLst>
                               <a:ext uri="{28A0092B-C50C-407E-A947-70E740481C1C}">
                                 <a14:useLocalDpi xmlns:a14="http://schemas.microsoft.com/office/drawing/2010/main" val="0"/>
@@ -12268,7 +13365,7 @@
                           </pic:cNvPicPr>
                         </pic:nvPicPr>
                         <pic:blipFill>
-                          <a:blip r:embed="rId36">
+                          <a:blip r:embed="rId37">
                             <a:extLst>
                               <a:ext uri="{28A0092B-C50C-407E-A947-70E740481C1C}">
                                 <a14:useLocalDpi xmlns:a14="http://schemas.microsoft.com/office/drawing/2010/main" val="0"/>
@@ -12515,7 +13612,7 @@
                           </pic:cNvPicPr>
                         </pic:nvPicPr>
                         <pic:blipFill>
-                          <a:blip r:embed="rId37">
+                          <a:blip r:embed="rId38">
                             <a:extLst>
                               <a:ext uri="{28A0092B-C50C-407E-A947-70E740481C1C}">
                                 <a14:useLocalDpi xmlns:a14="http://schemas.microsoft.com/office/drawing/2010/main" val="0"/>
@@ -12582,7 +13679,7 @@
                           </pic:cNvPicPr>
                         </pic:nvPicPr>
                         <pic:blipFill>
-                          <a:blip r:embed="rId38">
+                          <a:blip r:embed="rId39">
                             <a:extLst>
                               <a:ext uri="{28A0092B-C50C-407E-A947-70E740481C1C}">
                                 <a14:useLocalDpi xmlns:a14="http://schemas.microsoft.com/office/drawing/2010/main" val="0"/>
@@ -13158,7 +14255,7 @@
                           </pic:cNvPicPr>
                         </pic:nvPicPr>
                         <pic:blipFill>
-                          <a:blip r:embed="rId39">
+                          <a:blip r:embed="rId40">
                             <a:extLst>
                               <a:ext uri="{28A0092B-C50C-407E-A947-70E740481C1C}">
                                 <a14:useLocalDpi xmlns:a14="http://schemas.microsoft.com/office/drawing/2010/main" val="0"/>
@@ -13366,6 +14463,7 @@
               </w:rPr>
               <w:t>坐标采用</w:t>
             </w:r>
+            <w:proofErr w:type="spellStart"/>
             <w:r>
               <w:rPr>
                 <w:rFonts w:ascii="Tahoma" w:eastAsia="微软雅黑" w:hAnsi="Tahoma" w:hint="eastAsia"/>
@@ -13374,6 +14472,7 @@
               </w:rPr>
               <w:t>Math.floor</w:t>
             </w:r>
+            <w:proofErr w:type="spellEnd"/>
             <w:r>
               <w:rPr>
                 <w:rFonts w:ascii="Tahoma" w:eastAsia="微软雅黑" w:hAnsi="Tahoma" w:hint="eastAsia"/>
@@ -13421,9 +14520,9 @@
                   <o:lock v:ext="edit" aspectratio="t"/>
                 </v:shapetype>
                 <v:shape id="_x0000_i1025" type="#_x0000_t75" style="width:312.6pt;height:312pt" o:ole="">
-                  <v:imagedata r:id="rId40" o:title=""/>
+                  <v:imagedata r:id="rId41" o:title=""/>
                 </v:shape>
-                <o:OLEObject Type="Embed" ProgID="Visio.Drawing.15" ShapeID="_x0000_i1025" DrawAspect="Content" ObjectID="_1828338074" r:id="rId41"/>
+                <o:OLEObject Type="Embed" ProgID="Visio.Drawing.15" ShapeID="_x0000_i1025" DrawAspect="Content" ObjectID="_1834896398" r:id="rId42"/>
               </w:object>
             </w:r>
           </w:p>
@@ -13595,6 +14694,7 @@
               </w:rPr>
               <w:t>更新示例中最新的</w:t>
             </w:r>
+            <w:proofErr w:type="spellStart"/>
             <w:r>
               <w:rPr>
                 <w:rFonts w:ascii="Tahoma" w:eastAsia="微软雅黑" w:hAnsi="Tahoma" w:hint="eastAsia"/>
@@ -13603,6 +14703,7 @@
               </w:rPr>
               <w:t>YEP_CoreEngine</w:t>
             </w:r>
+            <w:proofErr w:type="spellEnd"/>
             <w:r>
               <w:rPr>
                 <w:rFonts w:ascii="Tahoma" w:eastAsia="微软雅黑" w:hAnsi="Tahoma" w:hint="eastAsia"/>
@@ -13681,6 +14782,7 @@
               </w:rPr>
               <w:t>打开</w:t>
             </w:r>
+            <w:proofErr w:type="spellStart"/>
             <w:r>
               <w:rPr>
                 <w:rFonts w:ascii="Tahoma" w:eastAsia="微软雅黑" w:hAnsi="Tahoma" w:hint="eastAsia"/>
@@ -13689,6 +14791,7 @@
               </w:rPr>
               <w:t>YEP_CoreEngine</w:t>
             </w:r>
+            <w:proofErr w:type="spellEnd"/>
             <w:r>
               <w:rPr>
                 <w:rFonts w:ascii="Tahoma" w:eastAsia="微软雅黑" w:hAnsi="Tahoma" w:hint="eastAsia"/>
@@ -13727,6 +14830,7 @@
               </w:rPr>
               <w:t xml:space="preserve"> </w:t>
             </w:r>
+            <w:proofErr w:type="spellStart"/>
             <w:r>
               <w:rPr>
                 <w:rFonts w:ascii="Tahoma" w:eastAsia="微软雅黑" w:hAnsi="Tahoma" w:hint="eastAsia"/>
@@ -13735,6 +14839,7 @@
               </w:rPr>
               <w:t>Yanfly.Core.Sprite_updateTransform</w:t>
             </w:r>
+            <w:proofErr w:type="spellEnd"/>
             <w:r>
               <w:rPr>
                 <w:rFonts w:ascii="Tahoma" w:eastAsia="微软雅黑" w:hAnsi="Tahoma" w:hint="eastAsia"/>
@@ -13802,7 +14907,7 @@
                           </pic:cNvPicPr>
                         </pic:nvPicPr>
                         <pic:blipFill>
-                          <a:blip r:embed="rId39">
+                          <a:blip r:embed="rId40">
                             <a:extLst>
                               <a:ext uri="{28A0092B-C50C-407E-A947-70E740481C1C}">
                                 <a14:useLocalDpi xmlns:a14="http://schemas.microsoft.com/office/drawing/2010/main" val="0"/>
@@ -14024,7 +15129,7 @@
         <w:pStyle w:val="2"/>
         <w:spacing w:line="276" w:lineRule="auto"/>
         <w:rPr>
-          <w:rFonts w:ascii="Tahoma" w:eastAsia="微软雅黑" w:hAnsi="Tahoma"/>
+          <w:rFonts w:ascii="Tahoma" w:eastAsia="微软雅黑" w:hAnsi="Tahoma" w:hint="eastAsia"/>
           <w:color w:val="FF0000"/>
           <w:kern w:val="0"/>
           <w:sz w:val="22"/>
@@ -14035,6 +15140,12 @@
           <w:rFonts w:hint="eastAsia"/>
         </w:rPr>
         <w:lastRenderedPageBreak/>
+        <w:t>===</w:t>
+      </w:r>
+      <w:r>
+        <w:rPr>
+          <w:rFonts w:hint="eastAsia"/>
+        </w:rPr>
         <w:t xml:space="preserve">罕见问题 </w:t>
       </w:r>
       <w:r>
@@ -14046,6 +15157,12 @@
         </w:rPr>
         <w:t>软件错误</w:t>
       </w:r>
+      <w:r>
+        <w:rPr>
+          <w:rFonts w:hint="eastAsia"/>
+        </w:rPr>
+        <w:t>===</w:t>
+      </w:r>
     </w:p>
     <w:p>
       <w:pPr>
@@ -14055,6 +15172,7 @@
           <w:rFonts w:hint="eastAsia"/>
         </w:rPr>
       </w:pPr>
+      <w:proofErr w:type="spellStart"/>
       <w:r>
         <w:rPr>
           <w:rFonts w:hint="eastAsia"/>
@@ -14064,6 +15182,7 @@
       <w:r>
         <w:t>mmv</w:t>
       </w:r>
+      <w:proofErr w:type="spellEnd"/>
       <w:r>
         <w:rPr>
           <w:rFonts w:hint="eastAsia"/>
@@ -14137,6 +15256,7 @@
                 <w:sz w:val="22"/>
               </w:rPr>
             </w:pPr>
+            <w:proofErr w:type="spellStart"/>
             <w:r>
               <w:rPr>
                 <w:rFonts w:ascii="Tahoma" w:eastAsia="微软雅黑" w:hAnsi="Tahoma" w:hint="eastAsia"/>
@@ -14145,6 +15265,7 @@
               </w:rPr>
               <w:t>Rmmv</w:t>
             </w:r>
+            <w:proofErr w:type="spellEnd"/>
             <w:r>
               <w:rPr>
                 <w:rFonts w:ascii="Tahoma" w:eastAsia="微软雅黑" w:hAnsi="Tahoma" w:hint="eastAsia"/>
@@ -14280,7 +15401,7 @@
                           </pic:cNvPicPr>
                         </pic:nvPicPr>
                         <pic:blipFill>
-                          <a:blip r:embed="rId42" cstate="print">
+                          <a:blip r:embed="rId43" cstate="print">
                             <a:extLst>
                               <a:ext uri="{28A0092B-C50C-407E-A947-70E740481C1C}">
                                 <a14:useLocalDpi xmlns:a14="http://schemas.microsoft.com/office/drawing/2010/main" val="0"/>
@@ -14339,7 +15460,7 @@
                           </pic:cNvPicPr>
                         </pic:nvPicPr>
                         <pic:blipFill>
-                          <a:blip r:embed="rId43" cstate="print">
+                          <a:blip r:embed="rId44" cstate="print">
                             <a:extLst>
                               <a:ext uri="{28A0092B-C50C-407E-A947-70E740481C1C}">
                                 <a14:useLocalDpi xmlns:a14="http://schemas.microsoft.com/office/drawing/2010/main" val="0"/>
@@ -14837,6 +15958,7 @@
               </w:rPr>
               <w:t>中找到</w:t>
             </w:r>
+            <w:proofErr w:type="spellStart"/>
             <w:r>
               <w:rPr>
                 <w:rFonts w:ascii="Tahoma" w:eastAsia="微软雅黑" w:hAnsi="Tahoma" w:hint="eastAsia"/>
@@ -14845,6 +15967,7 @@
               </w:rPr>
               <w:t>rmmv</w:t>
             </w:r>
+            <w:proofErr w:type="spellEnd"/>
             <w:r>
               <w:rPr>
                 <w:rFonts w:ascii="Tahoma" w:eastAsia="微软雅黑" w:hAnsi="Tahoma" w:hint="eastAsia"/>
@@ -14889,7 +16012,7 @@
                           </pic:cNvPicPr>
                         </pic:nvPicPr>
                         <pic:blipFill>
-                          <a:blip r:embed="rId44">
+                          <a:blip r:embed="rId45">
                             <a:extLst>
                               <a:ext uri="{28A0092B-C50C-407E-A947-70E740481C1C}">
                                 <a14:useLocalDpi xmlns:a14="http://schemas.microsoft.com/office/drawing/2010/main" val="0"/>
@@ -14957,7 +16080,7 @@
                           </pic:cNvPicPr>
                         </pic:nvPicPr>
                         <pic:blipFill>
-                          <a:blip r:embed="rId45">
+                          <a:blip r:embed="rId46">
                             <a:extLst>
                               <a:ext uri="{28A0092B-C50C-407E-A947-70E740481C1C}">
                                 <a14:useLocalDpi xmlns:a14="http://schemas.microsoft.com/office/drawing/2010/main" val="0"/>
@@ -15070,7 +16193,7 @@
                           </pic:cNvPicPr>
                         </pic:nvPicPr>
                         <pic:blipFill>
-                          <a:blip r:embed="rId46">
+                          <a:blip r:embed="rId47">
                             <a:extLst>
                               <a:ext uri="{28A0092B-C50C-407E-A947-70E740481C1C}">
                                 <a14:useLocalDpi xmlns:a14="http://schemas.microsoft.com/office/drawing/2010/main" val="0"/>
@@ -15214,6 +16337,7 @@
               </w:rPr>
               <w:t xml:space="preserve"> </w:t>
             </w:r>
+            <w:proofErr w:type="spellStart"/>
             <w:r>
               <w:rPr>
                 <w:rFonts w:ascii="Tahoma" w:eastAsia="微软雅黑" w:hAnsi="Tahoma"/>
@@ -15231,6 +16355,7 @@
               </w:rPr>
               <w:t>path.empty</w:t>
             </w:r>
+            <w:proofErr w:type="spellEnd"/>
             <w:proofErr w:type="gramEnd"/>
             <w:r>
               <w:rPr>
@@ -15297,7 +16422,7 @@
                           </pic:cNvPicPr>
                         </pic:nvPicPr>
                         <pic:blipFill>
-                          <a:blip r:embed="rId47" cstate="print">
+                          <a:blip r:embed="rId48" cstate="print">
                             <a:extLst>
                               <a:ext uri="{28A0092B-C50C-407E-A947-70E740481C1C}">
                                 <a14:useLocalDpi xmlns:a14="http://schemas.microsoft.com/office/drawing/2010/main" val="0"/>
@@ -15379,7 +16504,25 @@
                 <w:kern w:val="0"/>
                 <w:sz w:val="22"/>
               </w:rPr>
-              <w:t xml:space="preserve"> openGL </w:t>
+              <w:t xml:space="preserve"> </w:t>
+            </w:r>
+            <w:proofErr w:type="spellStart"/>
+            <w:r>
+              <w:rPr>
+                <w:rFonts w:ascii="Tahoma" w:eastAsia="微软雅黑" w:hAnsi="Tahoma" w:hint="eastAsia"/>
+                <w:kern w:val="0"/>
+                <w:sz w:val="22"/>
+              </w:rPr>
+              <w:t>openGL</w:t>
+            </w:r>
+            <w:proofErr w:type="spellEnd"/>
+            <w:r>
+              <w:rPr>
+                <w:rFonts w:ascii="Tahoma" w:eastAsia="微软雅黑" w:hAnsi="Tahoma" w:hint="eastAsia"/>
+                <w:kern w:val="0"/>
+                <w:sz w:val="22"/>
+              </w:rPr>
+              <w:t xml:space="preserve"> </w:t>
             </w:r>
             <w:r>
               <w:rPr>
@@ -15723,7 +16866,7 @@
                           </pic:cNvPicPr>
                         </pic:nvPicPr>
                         <pic:blipFill>
-                          <a:blip r:embed="rId31">
+                          <a:blip r:embed="rId32">
                             <a:extLst>
                               <a:ext uri="{28A0092B-C50C-407E-A947-70E740481C1C}">
                                 <a14:useLocalDpi xmlns:a14="http://schemas.microsoft.com/office/drawing/2010/main" val="0"/>
@@ -15791,7 +16934,7 @@
                           </pic:cNvPicPr>
                         </pic:nvPicPr>
                         <pic:blipFill>
-                          <a:blip r:embed="rId32">
+                          <a:blip r:embed="rId33">
                             <a:extLst>
                               <a:ext uri="{28A0092B-C50C-407E-A947-70E740481C1C}">
                                 <a14:useLocalDpi xmlns:a14="http://schemas.microsoft.com/office/drawing/2010/main" val="0"/>
@@ -15860,7 +17003,7 @@
                           </pic:cNvPicPr>
                         </pic:nvPicPr>
                         <pic:blipFill>
-                          <a:blip r:embed="rId33">
+                          <a:blip r:embed="rId34">
                             <a:extLst>
                               <a:ext uri="{28A0092B-C50C-407E-A947-70E740481C1C}">
                                 <a14:useLocalDpi xmlns:a14="http://schemas.microsoft.com/office/drawing/2010/main" val="0"/>
@@ -16191,7 +17334,7 @@
               </w:rPr>
               <w:t>问题参考链接：</w:t>
             </w:r>
-            <w:hyperlink r:id="rId48" w:history="1">
+            <w:hyperlink r:id="rId49" w:history="1">
               <w:r>
                 <w:rPr>
                   <w:rStyle w:val="a4"/>
@@ -16244,7 +17387,7 @@
                           </pic:cNvPicPr>
                         </pic:nvPicPr>
                         <pic:blipFill>
-                          <a:blip r:embed="rId49" cstate="print">
+                          <a:blip r:embed="rId50" cstate="print">
                             <a:extLst>
                               <a:ext uri="{28A0092B-C50C-407E-A947-70E740481C1C}">
                                 <a14:useLocalDpi xmlns:a14="http://schemas.microsoft.com/office/drawing/2010/main" val="0"/>
@@ -16385,7 +17528,7 @@
       </w:pPr>
     </w:p>
     <w:sectPr>
-      <w:headerReference w:type="default" r:id="rId50"/>
+      <w:headerReference w:type="default" r:id="rId51"/>
       <w:pgSz w:w="11906" w:h="16838"/>
       <w:pgMar w:top="1440" w:right="1800" w:bottom="1440" w:left="1800" w:header="851" w:footer="992" w:gutter="0"/>
       <w:cols w:space="425"/>
@@ -16552,6 +17695,7 @@
       </w:rPr>
       <w:t xml:space="preserve">   </w:t>
     </w:r>
+    <w:proofErr w:type="spellStart"/>
     <w:r>
       <w:rPr>
         <w:rFonts w:ascii="微软雅黑" w:eastAsia="微软雅黑" w:hAnsi="微软雅黑"/>
@@ -16559,6 +17703,7 @@
       </w:rPr>
       <w:t>drill_up</w:t>
     </w:r>
+    <w:proofErr w:type="spellEnd"/>
   </w:p>
 </w:hdr>
 </file>
